--- a/Documentation/BeakerBreakers_SRS_IEEE29148 (1).docx
+++ b/Documentation/BeakerBreakers_SRS_IEEE29148 (1).docx
@@ -381,6 +381,7 @@
         <w:spacing w:before="320" w:after="160" w:line="240" w:lineRule="auto"/>
         <w:rPr>
           <w:rFonts w:asciiTheme="majorBidi" w:hAnsiTheme="majorBidi" w:cstheme="majorBidi"/>
+          <w:b/>
           <w:sz w:val="24"/>
           <w:szCs w:val="24"/>
         </w:rPr>
@@ -395,6 +396,3902 @@
         <w:lastRenderedPageBreak/>
         <w:t>Table of Contents</w:t>
       </w:r>
+    </w:p>
+    <w:sdt>
+      <w:sdtPr>
+        <w:rPr>
+          <w:rFonts w:asciiTheme="majorBidi" w:hAnsiTheme="majorBidi"/>
+          <w:sz w:val="24"/>
+          <w:szCs w:val="24"/>
+        </w:rPr>
+        <w:id w:val="-1441679531"/>
+        <w:docPartObj>
+          <w:docPartGallery w:val="Table of Contents"/>
+          <w:docPartUnique/>
+        </w:docPartObj>
+      </w:sdtPr>
+      <w:sdtEndPr>
+        <w:rPr>
+          <w:rFonts w:eastAsia="Arial"/>
+          <w:noProof/>
+          <w:color w:val="auto"/>
+        </w:rPr>
+      </w:sdtEndPr>
+      <w:sdtContent>
+        <w:p>
+          <w:pPr>
+            <w:pStyle w:val="TOCHeading"/>
+            <w:rPr>
+              <w:rFonts w:asciiTheme="majorBidi" w:hAnsiTheme="majorBidi"/>
+              <w:sz w:val="24"/>
+              <w:szCs w:val="24"/>
+            </w:rPr>
+          </w:pPr>
+          <w:r>
+            <w:rPr>
+              <w:rFonts w:asciiTheme="majorBidi" w:hAnsiTheme="majorBidi"/>
+              <w:sz w:val="24"/>
+              <w:szCs w:val="24"/>
+            </w:rPr>
+            <w:t>Table of Contents</w:t>
+          </w:r>
+        </w:p>
+        <w:p>
+          <w:pPr>
+            <w:pStyle w:val="TOC1"/>
+            <w:tabs>
+              <w:tab w:val="right" w:leader="dot" w:pos="9638"/>
+            </w:tabs>
+            <w:rPr>
+              <w:rFonts w:asciiTheme="majorBidi" w:hAnsiTheme="majorBidi" w:cstheme="majorBidi"/>
+              <w:noProof/>
+              <w:sz w:val="24"/>
+              <w:szCs w:val="24"/>
+            </w:rPr>
+          </w:pPr>
+          <w:r>
+            <w:rPr>
+              <w:rFonts w:asciiTheme="majorBidi" w:hAnsiTheme="majorBidi" w:cstheme="majorBidi"/>
+              <w:sz w:val="24"/>
+              <w:szCs w:val="24"/>
+            </w:rPr>
+            <w:fldChar w:fldCharType="begin"/>
+          </w:r>
+          <w:r>
+            <w:rPr>
+              <w:rFonts w:asciiTheme="majorBidi" w:hAnsiTheme="majorBidi" w:cstheme="majorBidi"/>
+              <w:sz w:val="24"/>
+              <w:szCs w:val="24"/>
+            </w:rPr>
+            <w:instrText xml:space="preserve"> TOC \o "1-3" \h \z \u </w:instrText>
+          </w:r>
+          <w:r>
+            <w:rPr>
+              <w:rFonts w:asciiTheme="majorBidi" w:hAnsiTheme="majorBidi" w:cstheme="majorBidi"/>
+              <w:sz w:val="24"/>
+              <w:szCs w:val="24"/>
+            </w:rPr>
+            <w:fldChar w:fldCharType="separate"/>
+          </w:r>
+          <w:hyperlink w:anchor="_Toc241649247" w:history="1">
+            <w:r>
+              <w:rPr>
+                <w:rStyle w:val="Hyperlink"/>
+                <w:rFonts w:asciiTheme="majorBidi" w:hAnsiTheme="majorBidi" w:cstheme="majorBidi"/>
+                <w:noProof/>
+                <w:sz w:val="24"/>
+                <w:szCs w:val="24"/>
+              </w:rPr>
+              <w:t>1. Introduction</w:t>
+            </w:r>
+            <w:r>
+              <w:rPr>
+                <w:rFonts w:asciiTheme="majorBidi" w:hAnsiTheme="majorBidi" w:cstheme="majorBidi"/>
+                <w:noProof/>
+                <w:webHidden/>
+                <w:sz w:val="24"/>
+                <w:szCs w:val="24"/>
+              </w:rPr>
+              <w:tab/>
+            </w:r>
+            <w:r>
+              <w:rPr>
+                <w:rFonts w:asciiTheme="majorBidi" w:hAnsiTheme="majorBidi" w:cstheme="majorBidi"/>
+                <w:noProof/>
+                <w:webHidden/>
+                <w:sz w:val="24"/>
+                <w:szCs w:val="24"/>
+              </w:rPr>
+              <w:fldChar w:fldCharType="begin"/>
+            </w:r>
+            <w:r>
+              <w:rPr>
+                <w:rFonts w:asciiTheme="majorBidi" w:hAnsiTheme="majorBidi" w:cstheme="majorBidi"/>
+                <w:noProof/>
+                <w:webHidden/>
+                <w:sz w:val="24"/>
+                <w:szCs w:val="24"/>
+              </w:rPr>
+              <w:instrText xml:space="preserve"> PAGEREF _Toc241649247 \h </w:instrText>
+            </w:r>
+            <w:r>
+              <w:rPr>
+                <w:rFonts w:asciiTheme="majorBidi" w:hAnsiTheme="majorBidi" w:cstheme="majorBidi"/>
+                <w:noProof/>
+                <w:webHidden/>
+                <w:sz w:val="24"/>
+                <w:szCs w:val="24"/>
+              </w:rPr>
+            </w:r>
+            <w:r>
+              <w:rPr>
+                <w:rFonts w:asciiTheme="majorBidi" w:hAnsiTheme="majorBidi" w:cstheme="majorBidi"/>
+                <w:noProof/>
+                <w:webHidden/>
+                <w:sz w:val="24"/>
+                <w:szCs w:val="24"/>
+              </w:rPr>
+              <w:fldChar w:fldCharType="separate"/>
+            </w:r>
+            <w:r>
+              <w:rPr>
+                <w:rFonts w:asciiTheme="majorBidi" w:hAnsiTheme="majorBidi" w:cstheme="majorBidi"/>
+                <w:noProof/>
+                <w:webHidden/>
+                <w:sz w:val="24"/>
+                <w:szCs w:val="24"/>
+              </w:rPr>
+              <w:t>3</w:t>
+            </w:r>
+            <w:r>
+              <w:rPr>
+                <w:rFonts w:asciiTheme="majorBidi" w:hAnsiTheme="majorBidi" w:cstheme="majorBidi"/>
+                <w:noProof/>
+                <w:webHidden/>
+                <w:sz w:val="24"/>
+                <w:szCs w:val="24"/>
+              </w:rPr>
+              <w:fldChar w:fldCharType="end"/>
+            </w:r>
+          </w:hyperlink>
+        </w:p>
+        <w:p>
+          <w:pPr>
+            <w:pStyle w:val="TOC2"/>
+            <w:tabs>
+              <w:tab w:val="right" w:leader="dot" w:pos="9638"/>
+            </w:tabs>
+            <w:rPr>
+              <w:rFonts w:asciiTheme="majorBidi" w:hAnsiTheme="majorBidi" w:cstheme="majorBidi"/>
+              <w:noProof/>
+              <w:sz w:val="24"/>
+              <w:szCs w:val="24"/>
+            </w:rPr>
+          </w:pPr>
+          <w:hyperlink w:anchor="_Toc241649248" w:history="1">
+            <w:r>
+              <w:rPr>
+                <w:rStyle w:val="Hyperlink"/>
+                <w:rFonts w:asciiTheme="majorBidi" w:hAnsiTheme="majorBidi" w:cstheme="majorBidi"/>
+                <w:noProof/>
+                <w:sz w:val="24"/>
+                <w:szCs w:val="24"/>
+              </w:rPr>
+              <w:t>1.1 Purpose</w:t>
+            </w:r>
+            <w:r>
+              <w:rPr>
+                <w:rFonts w:asciiTheme="majorBidi" w:hAnsiTheme="majorBidi" w:cstheme="majorBidi"/>
+                <w:noProof/>
+                <w:webHidden/>
+                <w:sz w:val="24"/>
+                <w:szCs w:val="24"/>
+              </w:rPr>
+              <w:tab/>
+            </w:r>
+            <w:r>
+              <w:rPr>
+                <w:rFonts w:asciiTheme="majorBidi" w:hAnsiTheme="majorBidi" w:cstheme="majorBidi"/>
+                <w:noProof/>
+                <w:webHidden/>
+                <w:sz w:val="24"/>
+                <w:szCs w:val="24"/>
+              </w:rPr>
+              <w:fldChar w:fldCharType="begin"/>
+            </w:r>
+            <w:r>
+              <w:rPr>
+                <w:rFonts w:asciiTheme="majorBidi" w:hAnsiTheme="majorBidi" w:cstheme="majorBidi"/>
+                <w:noProof/>
+                <w:webHidden/>
+                <w:sz w:val="24"/>
+                <w:szCs w:val="24"/>
+              </w:rPr>
+              <w:instrText xml:space="preserve"> PAGEREF _Toc241649248 \h </w:instrText>
+            </w:r>
+            <w:r>
+              <w:rPr>
+                <w:rFonts w:asciiTheme="majorBidi" w:hAnsiTheme="majorBidi" w:cstheme="majorBidi"/>
+                <w:noProof/>
+                <w:webHidden/>
+                <w:sz w:val="24"/>
+                <w:szCs w:val="24"/>
+              </w:rPr>
+            </w:r>
+            <w:r>
+              <w:rPr>
+                <w:rFonts w:asciiTheme="majorBidi" w:hAnsiTheme="majorBidi" w:cstheme="majorBidi"/>
+                <w:noProof/>
+                <w:webHidden/>
+                <w:sz w:val="24"/>
+                <w:szCs w:val="24"/>
+              </w:rPr>
+              <w:fldChar w:fldCharType="separate"/>
+            </w:r>
+            <w:r>
+              <w:rPr>
+                <w:rFonts w:asciiTheme="majorBidi" w:hAnsiTheme="majorBidi" w:cstheme="majorBidi"/>
+                <w:noProof/>
+                <w:webHidden/>
+                <w:sz w:val="24"/>
+                <w:szCs w:val="24"/>
+              </w:rPr>
+              <w:t>3</w:t>
+            </w:r>
+            <w:r>
+              <w:rPr>
+                <w:rFonts w:asciiTheme="majorBidi" w:hAnsiTheme="majorBidi" w:cstheme="majorBidi"/>
+                <w:noProof/>
+                <w:webHidden/>
+                <w:sz w:val="24"/>
+                <w:szCs w:val="24"/>
+              </w:rPr>
+              <w:fldChar w:fldCharType="end"/>
+            </w:r>
+          </w:hyperlink>
+        </w:p>
+        <w:p>
+          <w:pPr>
+            <w:pStyle w:val="TOC2"/>
+            <w:tabs>
+              <w:tab w:val="right" w:leader="dot" w:pos="9638"/>
+            </w:tabs>
+            <w:rPr>
+              <w:rFonts w:asciiTheme="majorBidi" w:hAnsiTheme="majorBidi" w:cstheme="majorBidi"/>
+              <w:noProof/>
+              <w:sz w:val="24"/>
+              <w:szCs w:val="24"/>
+            </w:rPr>
+          </w:pPr>
+          <w:hyperlink w:anchor="_Toc241649249" w:history="1">
+            <w:r>
+              <w:rPr>
+                <w:rStyle w:val="Hyperlink"/>
+                <w:rFonts w:asciiTheme="majorBidi" w:hAnsiTheme="majorBidi" w:cstheme="majorBidi"/>
+                <w:noProof/>
+                <w:sz w:val="24"/>
+                <w:szCs w:val="24"/>
+              </w:rPr>
+              <w:t>1.2 Scope</w:t>
+            </w:r>
+            <w:r>
+              <w:rPr>
+                <w:rFonts w:asciiTheme="majorBidi" w:hAnsiTheme="majorBidi" w:cstheme="majorBidi"/>
+                <w:noProof/>
+                <w:webHidden/>
+                <w:sz w:val="24"/>
+                <w:szCs w:val="24"/>
+              </w:rPr>
+              <w:tab/>
+            </w:r>
+            <w:r>
+              <w:rPr>
+                <w:rFonts w:asciiTheme="majorBidi" w:hAnsiTheme="majorBidi" w:cstheme="majorBidi"/>
+                <w:noProof/>
+                <w:webHidden/>
+                <w:sz w:val="24"/>
+                <w:szCs w:val="24"/>
+              </w:rPr>
+              <w:fldChar w:fldCharType="begin"/>
+            </w:r>
+            <w:r>
+              <w:rPr>
+                <w:rFonts w:asciiTheme="majorBidi" w:hAnsiTheme="majorBidi" w:cstheme="majorBidi"/>
+                <w:noProof/>
+                <w:webHidden/>
+                <w:sz w:val="24"/>
+                <w:szCs w:val="24"/>
+              </w:rPr>
+              <w:instrText xml:space="preserve"> PAGEREF _Toc241649249 \h </w:instrText>
+            </w:r>
+            <w:r>
+              <w:rPr>
+                <w:rFonts w:asciiTheme="majorBidi" w:hAnsiTheme="majorBidi" w:cstheme="majorBidi"/>
+                <w:noProof/>
+                <w:webHidden/>
+                <w:sz w:val="24"/>
+                <w:szCs w:val="24"/>
+              </w:rPr>
+            </w:r>
+            <w:r>
+              <w:rPr>
+                <w:rFonts w:asciiTheme="majorBidi" w:hAnsiTheme="majorBidi" w:cstheme="majorBidi"/>
+                <w:noProof/>
+                <w:webHidden/>
+                <w:sz w:val="24"/>
+                <w:szCs w:val="24"/>
+              </w:rPr>
+              <w:fldChar w:fldCharType="separate"/>
+            </w:r>
+            <w:r>
+              <w:rPr>
+                <w:rFonts w:asciiTheme="majorBidi" w:hAnsiTheme="majorBidi" w:cstheme="majorBidi"/>
+                <w:noProof/>
+                <w:webHidden/>
+                <w:sz w:val="24"/>
+                <w:szCs w:val="24"/>
+              </w:rPr>
+              <w:t>3</w:t>
+            </w:r>
+            <w:r>
+              <w:rPr>
+                <w:rFonts w:asciiTheme="majorBidi" w:hAnsiTheme="majorBidi" w:cstheme="majorBidi"/>
+                <w:noProof/>
+                <w:webHidden/>
+                <w:sz w:val="24"/>
+                <w:szCs w:val="24"/>
+              </w:rPr>
+              <w:fldChar w:fldCharType="end"/>
+            </w:r>
+          </w:hyperlink>
+        </w:p>
+        <w:p>
+          <w:pPr>
+            <w:pStyle w:val="TOC2"/>
+            <w:tabs>
+              <w:tab w:val="right" w:leader="dot" w:pos="9638"/>
+            </w:tabs>
+            <w:rPr>
+              <w:rFonts w:asciiTheme="majorBidi" w:hAnsiTheme="majorBidi" w:cstheme="majorBidi"/>
+              <w:noProof/>
+              <w:sz w:val="24"/>
+              <w:szCs w:val="24"/>
+            </w:rPr>
+          </w:pPr>
+          <w:hyperlink w:anchor="_Toc241649250" w:history="1">
+            <w:r>
+              <w:rPr>
+                <w:rStyle w:val="Hyperlink"/>
+                <w:rFonts w:asciiTheme="majorBidi" w:hAnsiTheme="majorBidi" w:cstheme="majorBidi"/>
+                <w:noProof/>
+                <w:sz w:val="24"/>
+                <w:szCs w:val="24"/>
+              </w:rPr>
+              <w:t>1.3 Definitions, Acronyms, and Abbreviations</w:t>
+            </w:r>
+            <w:r>
+              <w:rPr>
+                <w:rFonts w:asciiTheme="majorBidi" w:hAnsiTheme="majorBidi" w:cstheme="majorBidi"/>
+                <w:noProof/>
+                <w:webHidden/>
+                <w:sz w:val="24"/>
+                <w:szCs w:val="24"/>
+              </w:rPr>
+              <w:tab/>
+            </w:r>
+            <w:r>
+              <w:rPr>
+                <w:rFonts w:asciiTheme="majorBidi" w:hAnsiTheme="majorBidi" w:cstheme="majorBidi"/>
+                <w:noProof/>
+                <w:webHidden/>
+                <w:sz w:val="24"/>
+                <w:szCs w:val="24"/>
+              </w:rPr>
+              <w:fldChar w:fldCharType="begin"/>
+            </w:r>
+            <w:r>
+              <w:rPr>
+                <w:rFonts w:asciiTheme="majorBidi" w:hAnsiTheme="majorBidi" w:cstheme="majorBidi"/>
+                <w:noProof/>
+                <w:webHidden/>
+                <w:sz w:val="24"/>
+                <w:szCs w:val="24"/>
+              </w:rPr>
+              <w:instrText xml:space="preserve"> PAGEREF _Toc241649250 \h </w:instrText>
+            </w:r>
+            <w:r>
+              <w:rPr>
+                <w:rFonts w:asciiTheme="majorBidi" w:hAnsiTheme="majorBidi" w:cstheme="majorBidi"/>
+                <w:noProof/>
+                <w:webHidden/>
+                <w:sz w:val="24"/>
+                <w:szCs w:val="24"/>
+              </w:rPr>
+            </w:r>
+            <w:r>
+              <w:rPr>
+                <w:rFonts w:asciiTheme="majorBidi" w:hAnsiTheme="majorBidi" w:cstheme="majorBidi"/>
+                <w:noProof/>
+                <w:webHidden/>
+                <w:sz w:val="24"/>
+                <w:szCs w:val="24"/>
+              </w:rPr>
+              <w:fldChar w:fldCharType="separate"/>
+            </w:r>
+            <w:r>
+              <w:rPr>
+                <w:rFonts w:asciiTheme="majorBidi" w:hAnsiTheme="majorBidi" w:cstheme="majorBidi"/>
+                <w:noProof/>
+                <w:webHidden/>
+                <w:sz w:val="24"/>
+                <w:szCs w:val="24"/>
+              </w:rPr>
+              <w:t>3</w:t>
+            </w:r>
+            <w:r>
+              <w:rPr>
+                <w:rFonts w:asciiTheme="majorBidi" w:hAnsiTheme="majorBidi" w:cstheme="majorBidi"/>
+                <w:noProof/>
+                <w:webHidden/>
+                <w:sz w:val="24"/>
+                <w:szCs w:val="24"/>
+              </w:rPr>
+              <w:fldChar w:fldCharType="end"/>
+            </w:r>
+          </w:hyperlink>
+        </w:p>
+        <w:p>
+          <w:pPr>
+            <w:pStyle w:val="TOC1"/>
+            <w:tabs>
+              <w:tab w:val="right" w:leader="dot" w:pos="9638"/>
+            </w:tabs>
+            <w:rPr>
+              <w:rFonts w:asciiTheme="majorBidi" w:hAnsiTheme="majorBidi" w:cstheme="majorBidi"/>
+              <w:noProof/>
+              <w:sz w:val="24"/>
+              <w:szCs w:val="24"/>
+            </w:rPr>
+          </w:pPr>
+          <w:hyperlink w:anchor="_Toc241649251" w:history="1">
+            <w:r>
+              <w:rPr>
+                <w:rStyle w:val="Hyperlink"/>
+                <w:rFonts w:asciiTheme="majorBidi" w:hAnsiTheme="majorBidi" w:cstheme="majorBidi"/>
+                <w:noProof/>
+                <w:sz w:val="24"/>
+                <w:szCs w:val="24"/>
+              </w:rPr>
+              <w:t>2. Stakeholders</w:t>
+            </w:r>
+            <w:r>
+              <w:rPr>
+                <w:rFonts w:asciiTheme="majorBidi" w:hAnsiTheme="majorBidi" w:cstheme="majorBidi"/>
+                <w:noProof/>
+                <w:webHidden/>
+                <w:sz w:val="24"/>
+                <w:szCs w:val="24"/>
+              </w:rPr>
+              <w:tab/>
+            </w:r>
+            <w:r>
+              <w:rPr>
+                <w:rFonts w:asciiTheme="majorBidi" w:hAnsiTheme="majorBidi" w:cstheme="majorBidi"/>
+                <w:noProof/>
+                <w:webHidden/>
+                <w:sz w:val="24"/>
+                <w:szCs w:val="24"/>
+              </w:rPr>
+              <w:fldChar w:fldCharType="begin"/>
+            </w:r>
+            <w:r>
+              <w:rPr>
+                <w:rFonts w:asciiTheme="majorBidi" w:hAnsiTheme="majorBidi" w:cstheme="majorBidi"/>
+                <w:noProof/>
+                <w:webHidden/>
+                <w:sz w:val="24"/>
+                <w:szCs w:val="24"/>
+              </w:rPr>
+              <w:instrText xml:space="preserve"> PAGEREF _Toc241649251 \h </w:instrText>
+            </w:r>
+            <w:r>
+              <w:rPr>
+                <w:rFonts w:asciiTheme="majorBidi" w:hAnsiTheme="majorBidi" w:cstheme="majorBidi"/>
+                <w:noProof/>
+                <w:webHidden/>
+                <w:sz w:val="24"/>
+                <w:szCs w:val="24"/>
+              </w:rPr>
+            </w:r>
+            <w:r>
+              <w:rPr>
+                <w:rFonts w:asciiTheme="majorBidi" w:hAnsiTheme="majorBidi" w:cstheme="majorBidi"/>
+                <w:noProof/>
+                <w:webHidden/>
+                <w:sz w:val="24"/>
+                <w:szCs w:val="24"/>
+              </w:rPr>
+              <w:fldChar w:fldCharType="separate"/>
+            </w:r>
+            <w:r>
+              <w:rPr>
+                <w:rFonts w:asciiTheme="majorBidi" w:hAnsiTheme="majorBidi" w:cstheme="majorBidi"/>
+                <w:noProof/>
+                <w:webHidden/>
+                <w:sz w:val="24"/>
+                <w:szCs w:val="24"/>
+              </w:rPr>
+              <w:t>5</w:t>
+            </w:r>
+            <w:r>
+              <w:rPr>
+                <w:rFonts w:asciiTheme="majorBidi" w:hAnsiTheme="majorBidi" w:cstheme="majorBidi"/>
+                <w:noProof/>
+                <w:webHidden/>
+                <w:sz w:val="24"/>
+                <w:szCs w:val="24"/>
+              </w:rPr>
+              <w:fldChar w:fldCharType="end"/>
+            </w:r>
+          </w:hyperlink>
+        </w:p>
+        <w:p>
+          <w:pPr>
+            <w:pStyle w:val="TOC1"/>
+            <w:tabs>
+              <w:tab w:val="right" w:leader="dot" w:pos="9638"/>
+            </w:tabs>
+            <w:rPr>
+              <w:rFonts w:asciiTheme="majorBidi" w:hAnsiTheme="majorBidi" w:cstheme="majorBidi"/>
+              <w:noProof/>
+              <w:sz w:val="24"/>
+              <w:szCs w:val="24"/>
+            </w:rPr>
+          </w:pPr>
+          <w:hyperlink w:anchor="_Toc241649252" w:history="1">
+            <w:r>
+              <w:rPr>
+                <w:rStyle w:val="Hyperlink"/>
+                <w:rFonts w:asciiTheme="majorBidi" w:hAnsiTheme="majorBidi" w:cstheme="majorBidi"/>
+                <w:noProof/>
+                <w:sz w:val="24"/>
+                <w:szCs w:val="24"/>
+              </w:rPr>
+              <w:t>3. Product Perspective</w:t>
+            </w:r>
+            <w:r>
+              <w:rPr>
+                <w:rFonts w:asciiTheme="majorBidi" w:hAnsiTheme="majorBidi" w:cstheme="majorBidi"/>
+                <w:noProof/>
+                <w:webHidden/>
+                <w:sz w:val="24"/>
+                <w:szCs w:val="24"/>
+              </w:rPr>
+              <w:tab/>
+            </w:r>
+            <w:r>
+              <w:rPr>
+                <w:rFonts w:asciiTheme="majorBidi" w:hAnsiTheme="majorBidi" w:cstheme="majorBidi"/>
+                <w:noProof/>
+                <w:webHidden/>
+                <w:sz w:val="24"/>
+                <w:szCs w:val="24"/>
+              </w:rPr>
+              <w:fldChar w:fldCharType="begin"/>
+            </w:r>
+            <w:r>
+              <w:rPr>
+                <w:rFonts w:asciiTheme="majorBidi" w:hAnsiTheme="majorBidi" w:cstheme="majorBidi"/>
+                <w:noProof/>
+                <w:webHidden/>
+                <w:sz w:val="24"/>
+                <w:szCs w:val="24"/>
+              </w:rPr>
+              <w:instrText xml:space="preserve"> PAGEREF _Toc241649252 \h </w:instrText>
+            </w:r>
+            <w:r>
+              <w:rPr>
+                <w:rFonts w:asciiTheme="majorBidi" w:hAnsiTheme="majorBidi" w:cstheme="majorBidi"/>
+                <w:noProof/>
+                <w:webHidden/>
+                <w:sz w:val="24"/>
+                <w:szCs w:val="24"/>
+              </w:rPr>
+            </w:r>
+            <w:r>
+              <w:rPr>
+                <w:rFonts w:asciiTheme="majorBidi" w:hAnsiTheme="majorBidi" w:cstheme="majorBidi"/>
+                <w:noProof/>
+                <w:webHidden/>
+                <w:sz w:val="24"/>
+                <w:szCs w:val="24"/>
+              </w:rPr>
+              <w:fldChar w:fldCharType="separate"/>
+            </w:r>
+            <w:r>
+              <w:rPr>
+                <w:rFonts w:asciiTheme="majorBidi" w:hAnsiTheme="majorBidi" w:cstheme="majorBidi"/>
+                <w:noProof/>
+                <w:webHidden/>
+                <w:sz w:val="24"/>
+                <w:szCs w:val="24"/>
+              </w:rPr>
+              <w:t>5</w:t>
+            </w:r>
+            <w:r>
+              <w:rPr>
+                <w:rFonts w:asciiTheme="majorBidi" w:hAnsiTheme="majorBidi" w:cstheme="majorBidi"/>
+                <w:noProof/>
+                <w:webHidden/>
+                <w:sz w:val="24"/>
+                <w:szCs w:val="24"/>
+              </w:rPr>
+              <w:fldChar w:fldCharType="end"/>
+            </w:r>
+          </w:hyperlink>
+        </w:p>
+        <w:p>
+          <w:pPr>
+            <w:pStyle w:val="TOC2"/>
+            <w:tabs>
+              <w:tab w:val="right" w:leader="dot" w:pos="9638"/>
+            </w:tabs>
+            <w:rPr>
+              <w:rFonts w:asciiTheme="majorBidi" w:hAnsiTheme="majorBidi" w:cstheme="majorBidi"/>
+              <w:noProof/>
+              <w:sz w:val="24"/>
+              <w:szCs w:val="24"/>
+            </w:rPr>
+          </w:pPr>
+          <w:hyperlink w:anchor="_Toc241649253" w:history="1">
+            <w:r>
+              <w:rPr>
+                <w:rStyle w:val="Hyperlink"/>
+                <w:rFonts w:asciiTheme="majorBidi" w:hAnsiTheme="majorBidi" w:cstheme="majorBidi"/>
+                <w:noProof/>
+                <w:sz w:val="24"/>
+                <w:szCs w:val="24"/>
+              </w:rPr>
+              <w:t>3.1 System Context</w:t>
+            </w:r>
+            <w:r>
+              <w:rPr>
+                <w:rFonts w:asciiTheme="majorBidi" w:hAnsiTheme="majorBidi" w:cstheme="majorBidi"/>
+                <w:noProof/>
+                <w:webHidden/>
+                <w:sz w:val="24"/>
+                <w:szCs w:val="24"/>
+              </w:rPr>
+              <w:tab/>
+            </w:r>
+            <w:r>
+              <w:rPr>
+                <w:rFonts w:asciiTheme="majorBidi" w:hAnsiTheme="majorBidi" w:cstheme="majorBidi"/>
+                <w:noProof/>
+                <w:webHidden/>
+                <w:sz w:val="24"/>
+                <w:szCs w:val="24"/>
+              </w:rPr>
+              <w:fldChar w:fldCharType="begin"/>
+            </w:r>
+            <w:r>
+              <w:rPr>
+                <w:rFonts w:asciiTheme="majorBidi" w:hAnsiTheme="majorBidi" w:cstheme="majorBidi"/>
+                <w:noProof/>
+                <w:webHidden/>
+                <w:sz w:val="24"/>
+                <w:szCs w:val="24"/>
+              </w:rPr>
+              <w:instrText xml:space="preserve"> PAGEREF _Toc241649253 \h </w:instrText>
+            </w:r>
+            <w:r>
+              <w:rPr>
+                <w:rFonts w:asciiTheme="majorBidi" w:hAnsiTheme="majorBidi" w:cstheme="majorBidi"/>
+                <w:noProof/>
+                <w:webHidden/>
+                <w:sz w:val="24"/>
+                <w:szCs w:val="24"/>
+              </w:rPr>
+            </w:r>
+            <w:r>
+              <w:rPr>
+                <w:rFonts w:asciiTheme="majorBidi" w:hAnsiTheme="majorBidi" w:cstheme="majorBidi"/>
+                <w:noProof/>
+                <w:webHidden/>
+                <w:sz w:val="24"/>
+                <w:szCs w:val="24"/>
+              </w:rPr>
+              <w:fldChar w:fldCharType="separate"/>
+            </w:r>
+            <w:r>
+              <w:rPr>
+                <w:rFonts w:asciiTheme="majorBidi" w:hAnsiTheme="majorBidi" w:cstheme="majorBidi"/>
+                <w:noProof/>
+                <w:webHidden/>
+                <w:sz w:val="24"/>
+                <w:szCs w:val="24"/>
+              </w:rPr>
+              <w:t>5</w:t>
+            </w:r>
+            <w:r>
+              <w:rPr>
+                <w:rFonts w:asciiTheme="majorBidi" w:hAnsiTheme="majorBidi" w:cstheme="majorBidi"/>
+                <w:noProof/>
+                <w:webHidden/>
+                <w:sz w:val="24"/>
+                <w:szCs w:val="24"/>
+              </w:rPr>
+              <w:fldChar w:fldCharType="end"/>
+            </w:r>
+          </w:hyperlink>
+        </w:p>
+        <w:p>
+          <w:pPr>
+            <w:pStyle w:val="TOC1"/>
+            <w:tabs>
+              <w:tab w:val="right" w:leader="dot" w:pos="9638"/>
+            </w:tabs>
+            <w:rPr>
+              <w:rFonts w:asciiTheme="majorBidi" w:hAnsiTheme="majorBidi" w:cstheme="majorBidi"/>
+              <w:noProof/>
+              <w:sz w:val="24"/>
+              <w:szCs w:val="24"/>
+            </w:rPr>
+          </w:pPr>
+          <w:hyperlink w:anchor="_Toc241649254" w:history="1">
+            <w:r>
+              <w:rPr>
+                <w:rStyle w:val="Hyperlink"/>
+                <w:rFonts w:asciiTheme="majorBidi" w:hAnsiTheme="majorBidi" w:cstheme="majorBidi"/>
+                <w:noProof/>
+                <w:sz w:val="24"/>
+                <w:szCs w:val="24"/>
+              </w:rPr>
+              <w:t>4. Product Functions</w:t>
+            </w:r>
+            <w:r>
+              <w:rPr>
+                <w:rFonts w:asciiTheme="majorBidi" w:hAnsiTheme="majorBidi" w:cstheme="majorBidi"/>
+                <w:noProof/>
+                <w:webHidden/>
+                <w:sz w:val="24"/>
+                <w:szCs w:val="24"/>
+              </w:rPr>
+              <w:tab/>
+            </w:r>
+            <w:r>
+              <w:rPr>
+                <w:rFonts w:asciiTheme="majorBidi" w:hAnsiTheme="majorBidi" w:cstheme="majorBidi"/>
+                <w:noProof/>
+                <w:webHidden/>
+                <w:sz w:val="24"/>
+                <w:szCs w:val="24"/>
+              </w:rPr>
+              <w:fldChar w:fldCharType="begin"/>
+            </w:r>
+            <w:r>
+              <w:rPr>
+                <w:rFonts w:asciiTheme="majorBidi" w:hAnsiTheme="majorBidi" w:cstheme="majorBidi"/>
+                <w:noProof/>
+                <w:webHidden/>
+                <w:sz w:val="24"/>
+                <w:szCs w:val="24"/>
+              </w:rPr>
+              <w:instrText xml:space="preserve"> PAGEREF _Toc241649254 \h </w:instrText>
+            </w:r>
+            <w:r>
+              <w:rPr>
+                <w:rFonts w:asciiTheme="majorBidi" w:hAnsiTheme="majorBidi" w:cstheme="majorBidi"/>
+                <w:noProof/>
+                <w:webHidden/>
+                <w:sz w:val="24"/>
+                <w:szCs w:val="24"/>
+              </w:rPr>
+            </w:r>
+            <w:r>
+              <w:rPr>
+                <w:rFonts w:asciiTheme="majorBidi" w:hAnsiTheme="majorBidi" w:cstheme="majorBidi"/>
+                <w:noProof/>
+                <w:webHidden/>
+                <w:sz w:val="24"/>
+                <w:szCs w:val="24"/>
+              </w:rPr>
+              <w:fldChar w:fldCharType="separate"/>
+            </w:r>
+            <w:r>
+              <w:rPr>
+                <w:rFonts w:asciiTheme="majorBidi" w:hAnsiTheme="majorBidi" w:cstheme="majorBidi"/>
+                <w:noProof/>
+                <w:webHidden/>
+                <w:sz w:val="24"/>
+                <w:szCs w:val="24"/>
+              </w:rPr>
+              <w:t>6</w:t>
+            </w:r>
+            <w:r>
+              <w:rPr>
+                <w:rFonts w:asciiTheme="majorBidi" w:hAnsiTheme="majorBidi" w:cstheme="majorBidi"/>
+                <w:noProof/>
+                <w:webHidden/>
+                <w:sz w:val="24"/>
+                <w:szCs w:val="24"/>
+              </w:rPr>
+              <w:fldChar w:fldCharType="end"/>
+            </w:r>
+          </w:hyperlink>
+        </w:p>
+        <w:p>
+          <w:pPr>
+            <w:pStyle w:val="TOC1"/>
+            <w:tabs>
+              <w:tab w:val="right" w:leader="dot" w:pos="9638"/>
+            </w:tabs>
+            <w:rPr>
+              <w:rFonts w:asciiTheme="majorBidi" w:hAnsiTheme="majorBidi" w:cstheme="majorBidi"/>
+              <w:noProof/>
+              <w:sz w:val="24"/>
+              <w:szCs w:val="24"/>
+            </w:rPr>
+          </w:pPr>
+          <w:hyperlink w:anchor="_Toc241649255" w:history="1">
+            <w:r>
+              <w:rPr>
+                <w:rStyle w:val="Hyperlink"/>
+                <w:rFonts w:asciiTheme="majorBidi" w:hAnsiTheme="majorBidi" w:cstheme="majorBidi"/>
+                <w:noProof/>
+                <w:sz w:val="24"/>
+                <w:szCs w:val="24"/>
+              </w:rPr>
+              <w:t>5. User Classes and Characteristics</w:t>
+            </w:r>
+            <w:r>
+              <w:rPr>
+                <w:rFonts w:asciiTheme="majorBidi" w:hAnsiTheme="majorBidi" w:cstheme="majorBidi"/>
+                <w:noProof/>
+                <w:webHidden/>
+                <w:sz w:val="24"/>
+                <w:szCs w:val="24"/>
+              </w:rPr>
+              <w:tab/>
+            </w:r>
+            <w:r>
+              <w:rPr>
+                <w:rFonts w:asciiTheme="majorBidi" w:hAnsiTheme="majorBidi" w:cstheme="majorBidi"/>
+                <w:noProof/>
+                <w:webHidden/>
+                <w:sz w:val="24"/>
+                <w:szCs w:val="24"/>
+              </w:rPr>
+              <w:fldChar w:fldCharType="begin"/>
+            </w:r>
+            <w:r>
+              <w:rPr>
+                <w:rFonts w:asciiTheme="majorBidi" w:hAnsiTheme="majorBidi" w:cstheme="majorBidi"/>
+                <w:noProof/>
+                <w:webHidden/>
+                <w:sz w:val="24"/>
+                <w:szCs w:val="24"/>
+              </w:rPr>
+              <w:instrText xml:space="preserve"> PAGEREF _Toc241649255 \h </w:instrText>
+            </w:r>
+            <w:r>
+              <w:rPr>
+                <w:rFonts w:asciiTheme="majorBidi" w:hAnsiTheme="majorBidi" w:cstheme="majorBidi"/>
+                <w:noProof/>
+                <w:webHidden/>
+                <w:sz w:val="24"/>
+                <w:szCs w:val="24"/>
+              </w:rPr>
+            </w:r>
+            <w:r>
+              <w:rPr>
+                <w:rFonts w:asciiTheme="majorBidi" w:hAnsiTheme="majorBidi" w:cstheme="majorBidi"/>
+                <w:noProof/>
+                <w:webHidden/>
+                <w:sz w:val="24"/>
+                <w:szCs w:val="24"/>
+              </w:rPr>
+              <w:fldChar w:fldCharType="separate"/>
+            </w:r>
+            <w:r>
+              <w:rPr>
+                <w:rFonts w:asciiTheme="majorBidi" w:hAnsiTheme="majorBidi" w:cstheme="majorBidi"/>
+                <w:noProof/>
+                <w:webHidden/>
+                <w:sz w:val="24"/>
+                <w:szCs w:val="24"/>
+              </w:rPr>
+              <w:t>8</w:t>
+            </w:r>
+            <w:r>
+              <w:rPr>
+                <w:rFonts w:asciiTheme="majorBidi" w:hAnsiTheme="majorBidi" w:cstheme="majorBidi"/>
+                <w:noProof/>
+                <w:webHidden/>
+                <w:sz w:val="24"/>
+                <w:szCs w:val="24"/>
+              </w:rPr>
+              <w:fldChar w:fldCharType="end"/>
+            </w:r>
+          </w:hyperlink>
+        </w:p>
+        <w:p>
+          <w:pPr>
+            <w:pStyle w:val="TOC1"/>
+            <w:tabs>
+              <w:tab w:val="right" w:leader="dot" w:pos="9638"/>
+            </w:tabs>
+            <w:rPr>
+              <w:rFonts w:asciiTheme="majorBidi" w:hAnsiTheme="majorBidi" w:cstheme="majorBidi"/>
+              <w:noProof/>
+              <w:sz w:val="24"/>
+              <w:szCs w:val="24"/>
+            </w:rPr>
+          </w:pPr>
+          <w:hyperlink w:anchor="_Toc241649256" w:history="1">
+            <w:r>
+              <w:rPr>
+                <w:rStyle w:val="Hyperlink"/>
+                <w:rFonts w:asciiTheme="majorBidi" w:hAnsiTheme="majorBidi" w:cstheme="majorBidi"/>
+                <w:noProof/>
+                <w:sz w:val="24"/>
+                <w:szCs w:val="24"/>
+              </w:rPr>
+              <w:t>6. Operating Environment</w:t>
+            </w:r>
+            <w:r>
+              <w:rPr>
+                <w:rFonts w:asciiTheme="majorBidi" w:hAnsiTheme="majorBidi" w:cstheme="majorBidi"/>
+                <w:noProof/>
+                <w:webHidden/>
+                <w:sz w:val="24"/>
+                <w:szCs w:val="24"/>
+              </w:rPr>
+              <w:tab/>
+            </w:r>
+            <w:r>
+              <w:rPr>
+                <w:rFonts w:asciiTheme="majorBidi" w:hAnsiTheme="majorBidi" w:cstheme="majorBidi"/>
+                <w:noProof/>
+                <w:webHidden/>
+                <w:sz w:val="24"/>
+                <w:szCs w:val="24"/>
+              </w:rPr>
+              <w:fldChar w:fldCharType="begin"/>
+            </w:r>
+            <w:r>
+              <w:rPr>
+                <w:rFonts w:asciiTheme="majorBidi" w:hAnsiTheme="majorBidi" w:cstheme="majorBidi"/>
+                <w:noProof/>
+                <w:webHidden/>
+                <w:sz w:val="24"/>
+                <w:szCs w:val="24"/>
+              </w:rPr>
+              <w:instrText xml:space="preserve"> PAGEREF _Toc241649256 \h </w:instrText>
+            </w:r>
+            <w:r>
+              <w:rPr>
+                <w:rFonts w:asciiTheme="majorBidi" w:hAnsiTheme="majorBidi" w:cstheme="majorBidi"/>
+                <w:noProof/>
+                <w:webHidden/>
+                <w:sz w:val="24"/>
+                <w:szCs w:val="24"/>
+              </w:rPr>
+            </w:r>
+            <w:r>
+              <w:rPr>
+                <w:rFonts w:asciiTheme="majorBidi" w:hAnsiTheme="majorBidi" w:cstheme="majorBidi"/>
+                <w:noProof/>
+                <w:webHidden/>
+                <w:sz w:val="24"/>
+                <w:szCs w:val="24"/>
+              </w:rPr>
+              <w:fldChar w:fldCharType="separate"/>
+            </w:r>
+            <w:r>
+              <w:rPr>
+                <w:rFonts w:asciiTheme="majorBidi" w:hAnsiTheme="majorBidi" w:cstheme="majorBidi"/>
+                <w:noProof/>
+                <w:webHidden/>
+                <w:sz w:val="24"/>
+                <w:szCs w:val="24"/>
+              </w:rPr>
+              <w:t>8</w:t>
+            </w:r>
+            <w:r>
+              <w:rPr>
+                <w:rFonts w:asciiTheme="majorBidi" w:hAnsiTheme="majorBidi" w:cstheme="majorBidi"/>
+                <w:noProof/>
+                <w:webHidden/>
+                <w:sz w:val="24"/>
+                <w:szCs w:val="24"/>
+              </w:rPr>
+              <w:fldChar w:fldCharType="end"/>
+            </w:r>
+          </w:hyperlink>
+        </w:p>
+        <w:p>
+          <w:pPr>
+            <w:pStyle w:val="TOC1"/>
+            <w:tabs>
+              <w:tab w:val="right" w:leader="dot" w:pos="9638"/>
+            </w:tabs>
+            <w:rPr>
+              <w:rFonts w:asciiTheme="majorBidi" w:hAnsiTheme="majorBidi" w:cstheme="majorBidi"/>
+              <w:noProof/>
+              <w:sz w:val="24"/>
+              <w:szCs w:val="24"/>
+            </w:rPr>
+          </w:pPr>
+          <w:hyperlink w:anchor="_Toc241649257" w:history="1">
+            <w:r>
+              <w:rPr>
+                <w:rStyle w:val="Hyperlink"/>
+                <w:rFonts w:asciiTheme="majorBidi" w:hAnsiTheme="majorBidi" w:cstheme="majorBidi"/>
+                <w:noProof/>
+                <w:sz w:val="24"/>
+                <w:szCs w:val="24"/>
+              </w:rPr>
+              <w:t>7. Assumptions and Dependencies</w:t>
+            </w:r>
+            <w:r>
+              <w:rPr>
+                <w:rFonts w:asciiTheme="majorBidi" w:hAnsiTheme="majorBidi" w:cstheme="majorBidi"/>
+                <w:noProof/>
+                <w:webHidden/>
+                <w:sz w:val="24"/>
+                <w:szCs w:val="24"/>
+              </w:rPr>
+              <w:tab/>
+            </w:r>
+            <w:r>
+              <w:rPr>
+                <w:rFonts w:asciiTheme="majorBidi" w:hAnsiTheme="majorBidi" w:cstheme="majorBidi"/>
+                <w:noProof/>
+                <w:webHidden/>
+                <w:sz w:val="24"/>
+                <w:szCs w:val="24"/>
+              </w:rPr>
+              <w:fldChar w:fldCharType="begin"/>
+            </w:r>
+            <w:r>
+              <w:rPr>
+                <w:rFonts w:asciiTheme="majorBidi" w:hAnsiTheme="majorBidi" w:cstheme="majorBidi"/>
+                <w:noProof/>
+                <w:webHidden/>
+                <w:sz w:val="24"/>
+                <w:szCs w:val="24"/>
+              </w:rPr>
+              <w:instrText xml:space="preserve"> PAGEREF _Toc241649257 \h </w:instrText>
+            </w:r>
+            <w:r>
+              <w:rPr>
+                <w:rFonts w:asciiTheme="majorBidi" w:hAnsiTheme="majorBidi" w:cstheme="majorBidi"/>
+                <w:noProof/>
+                <w:webHidden/>
+                <w:sz w:val="24"/>
+                <w:szCs w:val="24"/>
+              </w:rPr>
+            </w:r>
+            <w:r>
+              <w:rPr>
+                <w:rFonts w:asciiTheme="majorBidi" w:hAnsiTheme="majorBidi" w:cstheme="majorBidi"/>
+                <w:noProof/>
+                <w:webHidden/>
+                <w:sz w:val="24"/>
+                <w:szCs w:val="24"/>
+              </w:rPr>
+              <w:fldChar w:fldCharType="separate"/>
+            </w:r>
+            <w:r>
+              <w:rPr>
+                <w:rFonts w:asciiTheme="majorBidi" w:hAnsiTheme="majorBidi" w:cstheme="majorBidi"/>
+                <w:noProof/>
+                <w:webHidden/>
+                <w:sz w:val="24"/>
+                <w:szCs w:val="24"/>
+              </w:rPr>
+              <w:t>9</w:t>
+            </w:r>
+            <w:r>
+              <w:rPr>
+                <w:rFonts w:asciiTheme="majorBidi" w:hAnsiTheme="majorBidi" w:cstheme="majorBidi"/>
+                <w:noProof/>
+                <w:webHidden/>
+                <w:sz w:val="24"/>
+                <w:szCs w:val="24"/>
+              </w:rPr>
+              <w:fldChar w:fldCharType="end"/>
+            </w:r>
+          </w:hyperlink>
+        </w:p>
+        <w:p>
+          <w:pPr>
+            <w:pStyle w:val="TOC1"/>
+            <w:tabs>
+              <w:tab w:val="right" w:leader="dot" w:pos="9638"/>
+            </w:tabs>
+            <w:rPr>
+              <w:rFonts w:asciiTheme="majorBidi" w:hAnsiTheme="majorBidi" w:cstheme="majorBidi"/>
+              <w:noProof/>
+              <w:sz w:val="24"/>
+              <w:szCs w:val="24"/>
+            </w:rPr>
+          </w:pPr>
+          <w:hyperlink w:anchor="_Toc241649258" w:history="1">
+            <w:r>
+              <w:rPr>
+                <w:rStyle w:val="Hyperlink"/>
+                <w:rFonts w:asciiTheme="majorBidi" w:hAnsiTheme="majorBidi" w:cstheme="majorBidi"/>
+                <w:noProof/>
+                <w:sz w:val="24"/>
+                <w:szCs w:val="24"/>
+              </w:rPr>
+              <w:t>8. External Interface Requirements</w:t>
+            </w:r>
+            <w:r>
+              <w:rPr>
+                <w:rFonts w:asciiTheme="majorBidi" w:hAnsiTheme="majorBidi" w:cstheme="majorBidi"/>
+                <w:noProof/>
+                <w:webHidden/>
+                <w:sz w:val="24"/>
+                <w:szCs w:val="24"/>
+              </w:rPr>
+              <w:tab/>
+            </w:r>
+            <w:r>
+              <w:rPr>
+                <w:rFonts w:asciiTheme="majorBidi" w:hAnsiTheme="majorBidi" w:cstheme="majorBidi"/>
+                <w:noProof/>
+                <w:webHidden/>
+                <w:sz w:val="24"/>
+                <w:szCs w:val="24"/>
+              </w:rPr>
+              <w:fldChar w:fldCharType="begin"/>
+            </w:r>
+            <w:r>
+              <w:rPr>
+                <w:rFonts w:asciiTheme="majorBidi" w:hAnsiTheme="majorBidi" w:cstheme="majorBidi"/>
+                <w:noProof/>
+                <w:webHidden/>
+                <w:sz w:val="24"/>
+                <w:szCs w:val="24"/>
+              </w:rPr>
+              <w:instrText xml:space="preserve"> PAGEREF _Toc241649258 \h </w:instrText>
+            </w:r>
+            <w:r>
+              <w:rPr>
+                <w:rFonts w:asciiTheme="majorBidi" w:hAnsiTheme="majorBidi" w:cstheme="majorBidi"/>
+                <w:noProof/>
+                <w:webHidden/>
+                <w:sz w:val="24"/>
+                <w:szCs w:val="24"/>
+              </w:rPr>
+            </w:r>
+            <w:r>
+              <w:rPr>
+                <w:rFonts w:asciiTheme="majorBidi" w:hAnsiTheme="majorBidi" w:cstheme="majorBidi"/>
+                <w:noProof/>
+                <w:webHidden/>
+                <w:sz w:val="24"/>
+                <w:szCs w:val="24"/>
+              </w:rPr>
+              <w:fldChar w:fldCharType="separate"/>
+            </w:r>
+            <w:r>
+              <w:rPr>
+                <w:rFonts w:asciiTheme="majorBidi" w:hAnsiTheme="majorBidi" w:cstheme="majorBidi"/>
+                <w:noProof/>
+                <w:webHidden/>
+                <w:sz w:val="24"/>
+                <w:szCs w:val="24"/>
+              </w:rPr>
+              <w:t>9</w:t>
+            </w:r>
+            <w:r>
+              <w:rPr>
+                <w:rFonts w:asciiTheme="majorBidi" w:hAnsiTheme="majorBidi" w:cstheme="majorBidi"/>
+                <w:noProof/>
+                <w:webHidden/>
+                <w:sz w:val="24"/>
+                <w:szCs w:val="24"/>
+              </w:rPr>
+              <w:fldChar w:fldCharType="end"/>
+            </w:r>
+          </w:hyperlink>
+        </w:p>
+        <w:p>
+          <w:pPr>
+            <w:pStyle w:val="TOC2"/>
+            <w:tabs>
+              <w:tab w:val="right" w:leader="dot" w:pos="9638"/>
+            </w:tabs>
+            <w:rPr>
+              <w:rFonts w:asciiTheme="majorBidi" w:hAnsiTheme="majorBidi" w:cstheme="majorBidi"/>
+              <w:noProof/>
+              <w:sz w:val="24"/>
+              <w:szCs w:val="24"/>
+            </w:rPr>
+          </w:pPr>
+          <w:hyperlink w:anchor="_Toc241649259" w:history="1">
+            <w:r>
+              <w:rPr>
+                <w:rStyle w:val="Hyperlink"/>
+                <w:rFonts w:asciiTheme="majorBidi" w:hAnsiTheme="majorBidi" w:cstheme="majorBidi"/>
+                <w:noProof/>
+                <w:sz w:val="24"/>
+                <w:szCs w:val="24"/>
+              </w:rPr>
+              <w:t>8.1 User Interfaces</w:t>
+            </w:r>
+            <w:r>
+              <w:rPr>
+                <w:rFonts w:asciiTheme="majorBidi" w:hAnsiTheme="majorBidi" w:cstheme="majorBidi"/>
+                <w:noProof/>
+                <w:webHidden/>
+                <w:sz w:val="24"/>
+                <w:szCs w:val="24"/>
+              </w:rPr>
+              <w:tab/>
+            </w:r>
+            <w:r>
+              <w:rPr>
+                <w:rFonts w:asciiTheme="majorBidi" w:hAnsiTheme="majorBidi" w:cstheme="majorBidi"/>
+                <w:noProof/>
+                <w:webHidden/>
+                <w:sz w:val="24"/>
+                <w:szCs w:val="24"/>
+              </w:rPr>
+              <w:fldChar w:fldCharType="begin"/>
+            </w:r>
+            <w:r>
+              <w:rPr>
+                <w:rFonts w:asciiTheme="majorBidi" w:hAnsiTheme="majorBidi" w:cstheme="majorBidi"/>
+                <w:noProof/>
+                <w:webHidden/>
+                <w:sz w:val="24"/>
+                <w:szCs w:val="24"/>
+              </w:rPr>
+              <w:instrText xml:space="preserve"> PAGEREF _Toc241649259 \h </w:instrText>
+            </w:r>
+            <w:r>
+              <w:rPr>
+                <w:rFonts w:asciiTheme="majorBidi" w:hAnsiTheme="majorBidi" w:cstheme="majorBidi"/>
+                <w:noProof/>
+                <w:webHidden/>
+                <w:sz w:val="24"/>
+                <w:szCs w:val="24"/>
+              </w:rPr>
+            </w:r>
+            <w:r>
+              <w:rPr>
+                <w:rFonts w:asciiTheme="majorBidi" w:hAnsiTheme="majorBidi" w:cstheme="majorBidi"/>
+                <w:noProof/>
+                <w:webHidden/>
+                <w:sz w:val="24"/>
+                <w:szCs w:val="24"/>
+              </w:rPr>
+              <w:fldChar w:fldCharType="separate"/>
+            </w:r>
+            <w:r>
+              <w:rPr>
+                <w:rFonts w:asciiTheme="majorBidi" w:hAnsiTheme="majorBidi" w:cstheme="majorBidi"/>
+                <w:noProof/>
+                <w:webHidden/>
+                <w:sz w:val="24"/>
+                <w:szCs w:val="24"/>
+              </w:rPr>
+              <w:t>9</w:t>
+            </w:r>
+            <w:r>
+              <w:rPr>
+                <w:rFonts w:asciiTheme="majorBidi" w:hAnsiTheme="majorBidi" w:cstheme="majorBidi"/>
+                <w:noProof/>
+                <w:webHidden/>
+                <w:sz w:val="24"/>
+                <w:szCs w:val="24"/>
+              </w:rPr>
+              <w:fldChar w:fldCharType="end"/>
+            </w:r>
+          </w:hyperlink>
+        </w:p>
+        <w:p>
+          <w:pPr>
+            <w:pStyle w:val="TOC2"/>
+            <w:tabs>
+              <w:tab w:val="right" w:leader="dot" w:pos="9638"/>
+            </w:tabs>
+            <w:rPr>
+              <w:rFonts w:asciiTheme="majorBidi" w:hAnsiTheme="majorBidi" w:cstheme="majorBidi"/>
+              <w:noProof/>
+              <w:sz w:val="24"/>
+              <w:szCs w:val="24"/>
+            </w:rPr>
+          </w:pPr>
+          <w:hyperlink w:anchor="_Toc241649260" w:history="1">
+            <w:r>
+              <w:rPr>
+                <w:rStyle w:val="Hyperlink"/>
+                <w:rFonts w:asciiTheme="majorBidi" w:hAnsiTheme="majorBidi" w:cstheme="majorBidi"/>
+                <w:noProof/>
+                <w:sz w:val="24"/>
+                <w:szCs w:val="24"/>
+              </w:rPr>
+              <w:t>8.2 Hardware Interfaces</w:t>
+            </w:r>
+            <w:r>
+              <w:rPr>
+                <w:rFonts w:asciiTheme="majorBidi" w:hAnsiTheme="majorBidi" w:cstheme="majorBidi"/>
+                <w:noProof/>
+                <w:webHidden/>
+                <w:sz w:val="24"/>
+                <w:szCs w:val="24"/>
+              </w:rPr>
+              <w:tab/>
+            </w:r>
+            <w:r>
+              <w:rPr>
+                <w:rFonts w:asciiTheme="majorBidi" w:hAnsiTheme="majorBidi" w:cstheme="majorBidi"/>
+                <w:noProof/>
+                <w:webHidden/>
+                <w:sz w:val="24"/>
+                <w:szCs w:val="24"/>
+              </w:rPr>
+              <w:fldChar w:fldCharType="begin"/>
+            </w:r>
+            <w:r>
+              <w:rPr>
+                <w:rFonts w:asciiTheme="majorBidi" w:hAnsiTheme="majorBidi" w:cstheme="majorBidi"/>
+                <w:noProof/>
+                <w:webHidden/>
+                <w:sz w:val="24"/>
+                <w:szCs w:val="24"/>
+              </w:rPr>
+              <w:instrText xml:space="preserve"> PAGEREF _Toc241649260 \h </w:instrText>
+            </w:r>
+            <w:r>
+              <w:rPr>
+                <w:rFonts w:asciiTheme="majorBidi" w:hAnsiTheme="majorBidi" w:cstheme="majorBidi"/>
+                <w:noProof/>
+                <w:webHidden/>
+                <w:sz w:val="24"/>
+                <w:szCs w:val="24"/>
+              </w:rPr>
+            </w:r>
+            <w:r>
+              <w:rPr>
+                <w:rFonts w:asciiTheme="majorBidi" w:hAnsiTheme="majorBidi" w:cstheme="majorBidi"/>
+                <w:noProof/>
+                <w:webHidden/>
+                <w:sz w:val="24"/>
+                <w:szCs w:val="24"/>
+              </w:rPr>
+              <w:fldChar w:fldCharType="separate"/>
+            </w:r>
+            <w:r>
+              <w:rPr>
+                <w:rFonts w:asciiTheme="majorBidi" w:hAnsiTheme="majorBidi" w:cstheme="majorBidi"/>
+                <w:noProof/>
+                <w:webHidden/>
+                <w:sz w:val="24"/>
+                <w:szCs w:val="24"/>
+              </w:rPr>
+              <w:t>10</w:t>
+            </w:r>
+            <w:r>
+              <w:rPr>
+                <w:rFonts w:asciiTheme="majorBidi" w:hAnsiTheme="majorBidi" w:cstheme="majorBidi"/>
+                <w:noProof/>
+                <w:webHidden/>
+                <w:sz w:val="24"/>
+                <w:szCs w:val="24"/>
+              </w:rPr>
+              <w:fldChar w:fldCharType="end"/>
+            </w:r>
+          </w:hyperlink>
+        </w:p>
+        <w:p>
+          <w:pPr>
+            <w:pStyle w:val="TOC2"/>
+            <w:tabs>
+              <w:tab w:val="right" w:leader="dot" w:pos="9638"/>
+            </w:tabs>
+            <w:rPr>
+              <w:rFonts w:asciiTheme="majorBidi" w:hAnsiTheme="majorBidi" w:cstheme="majorBidi"/>
+              <w:noProof/>
+              <w:sz w:val="24"/>
+              <w:szCs w:val="24"/>
+            </w:rPr>
+          </w:pPr>
+          <w:hyperlink w:anchor="_Toc241649261" w:history="1">
+            <w:r>
+              <w:rPr>
+                <w:rStyle w:val="Hyperlink"/>
+                <w:rFonts w:asciiTheme="majorBidi" w:hAnsiTheme="majorBidi" w:cstheme="majorBidi"/>
+                <w:noProof/>
+                <w:sz w:val="24"/>
+                <w:szCs w:val="24"/>
+              </w:rPr>
+              <w:t>8.3 Software Interfaces</w:t>
+            </w:r>
+            <w:r>
+              <w:rPr>
+                <w:rFonts w:asciiTheme="majorBidi" w:hAnsiTheme="majorBidi" w:cstheme="majorBidi"/>
+                <w:noProof/>
+                <w:webHidden/>
+                <w:sz w:val="24"/>
+                <w:szCs w:val="24"/>
+              </w:rPr>
+              <w:tab/>
+            </w:r>
+            <w:r>
+              <w:rPr>
+                <w:rFonts w:asciiTheme="majorBidi" w:hAnsiTheme="majorBidi" w:cstheme="majorBidi"/>
+                <w:noProof/>
+                <w:webHidden/>
+                <w:sz w:val="24"/>
+                <w:szCs w:val="24"/>
+              </w:rPr>
+              <w:fldChar w:fldCharType="begin"/>
+            </w:r>
+            <w:r>
+              <w:rPr>
+                <w:rFonts w:asciiTheme="majorBidi" w:hAnsiTheme="majorBidi" w:cstheme="majorBidi"/>
+                <w:noProof/>
+                <w:webHidden/>
+                <w:sz w:val="24"/>
+                <w:szCs w:val="24"/>
+              </w:rPr>
+              <w:instrText xml:space="preserve"> PAGEREF _Toc241649261 \h </w:instrText>
+            </w:r>
+            <w:r>
+              <w:rPr>
+                <w:rFonts w:asciiTheme="majorBidi" w:hAnsiTheme="majorBidi" w:cstheme="majorBidi"/>
+                <w:noProof/>
+                <w:webHidden/>
+                <w:sz w:val="24"/>
+                <w:szCs w:val="24"/>
+              </w:rPr>
+            </w:r>
+            <w:r>
+              <w:rPr>
+                <w:rFonts w:asciiTheme="majorBidi" w:hAnsiTheme="majorBidi" w:cstheme="majorBidi"/>
+                <w:noProof/>
+                <w:webHidden/>
+                <w:sz w:val="24"/>
+                <w:szCs w:val="24"/>
+              </w:rPr>
+              <w:fldChar w:fldCharType="separate"/>
+            </w:r>
+            <w:r>
+              <w:rPr>
+                <w:rFonts w:asciiTheme="majorBidi" w:hAnsiTheme="majorBidi" w:cstheme="majorBidi"/>
+                <w:noProof/>
+                <w:webHidden/>
+                <w:sz w:val="24"/>
+                <w:szCs w:val="24"/>
+              </w:rPr>
+              <w:t>10</w:t>
+            </w:r>
+            <w:r>
+              <w:rPr>
+                <w:rFonts w:asciiTheme="majorBidi" w:hAnsiTheme="majorBidi" w:cstheme="majorBidi"/>
+                <w:noProof/>
+                <w:webHidden/>
+                <w:sz w:val="24"/>
+                <w:szCs w:val="24"/>
+              </w:rPr>
+              <w:fldChar w:fldCharType="end"/>
+            </w:r>
+          </w:hyperlink>
+        </w:p>
+        <w:p>
+          <w:pPr>
+            <w:pStyle w:val="TOC2"/>
+            <w:tabs>
+              <w:tab w:val="right" w:leader="dot" w:pos="9638"/>
+            </w:tabs>
+            <w:rPr>
+              <w:rFonts w:asciiTheme="majorBidi" w:hAnsiTheme="majorBidi" w:cstheme="majorBidi"/>
+              <w:noProof/>
+              <w:sz w:val="24"/>
+              <w:szCs w:val="24"/>
+            </w:rPr>
+          </w:pPr>
+          <w:hyperlink w:anchor="_Toc241649262" w:history="1">
+            <w:r>
+              <w:rPr>
+                <w:rStyle w:val="Hyperlink"/>
+                <w:rFonts w:asciiTheme="majorBidi" w:hAnsiTheme="majorBidi" w:cstheme="majorBidi"/>
+                <w:noProof/>
+                <w:sz w:val="24"/>
+                <w:szCs w:val="24"/>
+              </w:rPr>
+              <w:t>8.4 Communication Interfaces</w:t>
+            </w:r>
+            <w:r>
+              <w:rPr>
+                <w:rFonts w:asciiTheme="majorBidi" w:hAnsiTheme="majorBidi" w:cstheme="majorBidi"/>
+                <w:noProof/>
+                <w:webHidden/>
+                <w:sz w:val="24"/>
+                <w:szCs w:val="24"/>
+              </w:rPr>
+              <w:tab/>
+            </w:r>
+            <w:r>
+              <w:rPr>
+                <w:rFonts w:asciiTheme="majorBidi" w:hAnsiTheme="majorBidi" w:cstheme="majorBidi"/>
+                <w:noProof/>
+                <w:webHidden/>
+                <w:sz w:val="24"/>
+                <w:szCs w:val="24"/>
+              </w:rPr>
+              <w:fldChar w:fldCharType="begin"/>
+            </w:r>
+            <w:r>
+              <w:rPr>
+                <w:rFonts w:asciiTheme="majorBidi" w:hAnsiTheme="majorBidi" w:cstheme="majorBidi"/>
+                <w:noProof/>
+                <w:webHidden/>
+                <w:sz w:val="24"/>
+                <w:szCs w:val="24"/>
+              </w:rPr>
+              <w:instrText xml:space="preserve"> PAGEREF _Toc241649262 \h </w:instrText>
+            </w:r>
+            <w:r>
+              <w:rPr>
+                <w:rFonts w:asciiTheme="majorBidi" w:hAnsiTheme="majorBidi" w:cstheme="majorBidi"/>
+                <w:noProof/>
+                <w:webHidden/>
+                <w:sz w:val="24"/>
+                <w:szCs w:val="24"/>
+              </w:rPr>
+            </w:r>
+            <w:r>
+              <w:rPr>
+                <w:rFonts w:asciiTheme="majorBidi" w:hAnsiTheme="majorBidi" w:cstheme="majorBidi"/>
+                <w:noProof/>
+                <w:webHidden/>
+                <w:sz w:val="24"/>
+                <w:szCs w:val="24"/>
+              </w:rPr>
+              <w:fldChar w:fldCharType="separate"/>
+            </w:r>
+            <w:r>
+              <w:rPr>
+                <w:rFonts w:asciiTheme="majorBidi" w:hAnsiTheme="majorBidi" w:cstheme="majorBidi"/>
+                <w:noProof/>
+                <w:webHidden/>
+                <w:sz w:val="24"/>
+                <w:szCs w:val="24"/>
+              </w:rPr>
+              <w:t>10</w:t>
+            </w:r>
+            <w:r>
+              <w:rPr>
+                <w:rFonts w:asciiTheme="majorBidi" w:hAnsiTheme="majorBidi" w:cstheme="majorBidi"/>
+                <w:noProof/>
+                <w:webHidden/>
+                <w:sz w:val="24"/>
+                <w:szCs w:val="24"/>
+              </w:rPr>
+              <w:fldChar w:fldCharType="end"/>
+            </w:r>
+          </w:hyperlink>
+        </w:p>
+        <w:p>
+          <w:pPr>
+            <w:pStyle w:val="TOC1"/>
+            <w:tabs>
+              <w:tab w:val="right" w:leader="dot" w:pos="9638"/>
+            </w:tabs>
+            <w:rPr>
+              <w:rFonts w:asciiTheme="majorBidi" w:hAnsiTheme="majorBidi" w:cstheme="majorBidi"/>
+              <w:noProof/>
+              <w:sz w:val="24"/>
+              <w:szCs w:val="24"/>
+            </w:rPr>
+          </w:pPr>
+          <w:hyperlink w:anchor="_Toc241649263" w:history="1">
+            <w:r>
+              <w:rPr>
+                <w:rStyle w:val="Hyperlink"/>
+                <w:rFonts w:asciiTheme="majorBidi" w:hAnsiTheme="majorBidi" w:cstheme="majorBidi"/>
+                <w:noProof/>
+                <w:sz w:val="24"/>
+                <w:szCs w:val="24"/>
+              </w:rPr>
+              <w:t>9. Role-Permission Matrix</w:t>
+            </w:r>
+            <w:r>
+              <w:rPr>
+                <w:rFonts w:asciiTheme="majorBidi" w:hAnsiTheme="majorBidi" w:cstheme="majorBidi"/>
+                <w:noProof/>
+                <w:webHidden/>
+                <w:sz w:val="24"/>
+                <w:szCs w:val="24"/>
+              </w:rPr>
+              <w:tab/>
+            </w:r>
+            <w:r>
+              <w:rPr>
+                <w:rFonts w:asciiTheme="majorBidi" w:hAnsiTheme="majorBidi" w:cstheme="majorBidi"/>
+                <w:noProof/>
+                <w:webHidden/>
+                <w:sz w:val="24"/>
+                <w:szCs w:val="24"/>
+              </w:rPr>
+              <w:fldChar w:fldCharType="begin"/>
+            </w:r>
+            <w:r>
+              <w:rPr>
+                <w:rFonts w:asciiTheme="majorBidi" w:hAnsiTheme="majorBidi" w:cstheme="majorBidi"/>
+                <w:noProof/>
+                <w:webHidden/>
+                <w:sz w:val="24"/>
+                <w:szCs w:val="24"/>
+              </w:rPr>
+              <w:instrText xml:space="preserve"> PAGEREF _Toc241649263 \h </w:instrText>
+            </w:r>
+            <w:r>
+              <w:rPr>
+                <w:rFonts w:asciiTheme="majorBidi" w:hAnsiTheme="majorBidi" w:cstheme="majorBidi"/>
+                <w:noProof/>
+                <w:webHidden/>
+                <w:sz w:val="24"/>
+                <w:szCs w:val="24"/>
+              </w:rPr>
+            </w:r>
+            <w:r>
+              <w:rPr>
+                <w:rFonts w:asciiTheme="majorBidi" w:hAnsiTheme="majorBidi" w:cstheme="majorBidi"/>
+                <w:noProof/>
+                <w:webHidden/>
+                <w:sz w:val="24"/>
+                <w:szCs w:val="24"/>
+              </w:rPr>
+              <w:fldChar w:fldCharType="separate"/>
+            </w:r>
+            <w:r>
+              <w:rPr>
+                <w:rFonts w:asciiTheme="majorBidi" w:hAnsiTheme="majorBidi" w:cstheme="majorBidi"/>
+                <w:noProof/>
+                <w:webHidden/>
+                <w:sz w:val="24"/>
+                <w:szCs w:val="24"/>
+              </w:rPr>
+              <w:t>11</w:t>
+            </w:r>
+            <w:r>
+              <w:rPr>
+                <w:rFonts w:asciiTheme="majorBidi" w:hAnsiTheme="majorBidi" w:cstheme="majorBidi"/>
+                <w:noProof/>
+                <w:webHidden/>
+                <w:sz w:val="24"/>
+                <w:szCs w:val="24"/>
+              </w:rPr>
+              <w:fldChar w:fldCharType="end"/>
+            </w:r>
+          </w:hyperlink>
+        </w:p>
+        <w:p>
+          <w:pPr>
+            <w:pStyle w:val="TOC1"/>
+            <w:tabs>
+              <w:tab w:val="right" w:leader="dot" w:pos="9638"/>
+            </w:tabs>
+            <w:rPr>
+              <w:rFonts w:asciiTheme="majorBidi" w:hAnsiTheme="majorBidi" w:cstheme="majorBidi"/>
+              <w:noProof/>
+              <w:sz w:val="24"/>
+              <w:szCs w:val="24"/>
+            </w:rPr>
+          </w:pPr>
+          <w:hyperlink w:anchor="_Toc241649264" w:history="1">
+            <w:r>
+              <w:rPr>
+                <w:rStyle w:val="Hyperlink"/>
+                <w:rFonts w:asciiTheme="majorBidi" w:hAnsiTheme="majorBidi" w:cstheme="majorBidi"/>
+                <w:noProof/>
+                <w:sz w:val="24"/>
+                <w:szCs w:val="24"/>
+              </w:rPr>
+              <w:t>10. Design Constraints</w:t>
+            </w:r>
+            <w:r>
+              <w:rPr>
+                <w:rFonts w:asciiTheme="majorBidi" w:hAnsiTheme="majorBidi" w:cstheme="majorBidi"/>
+                <w:noProof/>
+                <w:webHidden/>
+                <w:sz w:val="24"/>
+                <w:szCs w:val="24"/>
+              </w:rPr>
+              <w:tab/>
+            </w:r>
+            <w:r>
+              <w:rPr>
+                <w:rFonts w:asciiTheme="majorBidi" w:hAnsiTheme="majorBidi" w:cstheme="majorBidi"/>
+                <w:noProof/>
+                <w:webHidden/>
+                <w:sz w:val="24"/>
+                <w:szCs w:val="24"/>
+              </w:rPr>
+              <w:fldChar w:fldCharType="begin"/>
+            </w:r>
+            <w:r>
+              <w:rPr>
+                <w:rFonts w:asciiTheme="majorBidi" w:hAnsiTheme="majorBidi" w:cstheme="majorBidi"/>
+                <w:noProof/>
+                <w:webHidden/>
+                <w:sz w:val="24"/>
+                <w:szCs w:val="24"/>
+              </w:rPr>
+              <w:instrText xml:space="preserve"> PAGEREF _Toc241649264 \h </w:instrText>
+            </w:r>
+            <w:r>
+              <w:rPr>
+                <w:rFonts w:asciiTheme="majorBidi" w:hAnsiTheme="majorBidi" w:cstheme="majorBidi"/>
+                <w:noProof/>
+                <w:webHidden/>
+                <w:sz w:val="24"/>
+                <w:szCs w:val="24"/>
+              </w:rPr>
+            </w:r>
+            <w:r>
+              <w:rPr>
+                <w:rFonts w:asciiTheme="majorBidi" w:hAnsiTheme="majorBidi" w:cstheme="majorBidi"/>
+                <w:noProof/>
+                <w:webHidden/>
+                <w:sz w:val="24"/>
+                <w:szCs w:val="24"/>
+              </w:rPr>
+              <w:fldChar w:fldCharType="separate"/>
+            </w:r>
+            <w:r>
+              <w:rPr>
+                <w:rFonts w:asciiTheme="majorBidi" w:hAnsiTheme="majorBidi" w:cstheme="majorBidi"/>
+                <w:noProof/>
+                <w:webHidden/>
+                <w:sz w:val="24"/>
+                <w:szCs w:val="24"/>
+              </w:rPr>
+              <w:t>11</w:t>
+            </w:r>
+            <w:r>
+              <w:rPr>
+                <w:rFonts w:asciiTheme="majorBidi" w:hAnsiTheme="majorBidi" w:cstheme="majorBidi"/>
+                <w:noProof/>
+                <w:webHidden/>
+                <w:sz w:val="24"/>
+                <w:szCs w:val="24"/>
+              </w:rPr>
+              <w:fldChar w:fldCharType="end"/>
+            </w:r>
+          </w:hyperlink>
+        </w:p>
+        <w:p>
+          <w:pPr>
+            <w:pStyle w:val="TOC1"/>
+            <w:tabs>
+              <w:tab w:val="right" w:leader="dot" w:pos="9638"/>
+            </w:tabs>
+            <w:rPr>
+              <w:rFonts w:asciiTheme="majorBidi" w:hAnsiTheme="majorBidi" w:cstheme="majorBidi"/>
+              <w:noProof/>
+              <w:sz w:val="24"/>
+              <w:szCs w:val="24"/>
+            </w:rPr>
+          </w:pPr>
+          <w:hyperlink w:anchor="_Toc241649265" w:history="1">
+            <w:r>
+              <w:rPr>
+                <w:rStyle w:val="Hyperlink"/>
+                <w:rFonts w:asciiTheme="majorBidi" w:hAnsiTheme="majorBidi" w:cstheme="majorBidi"/>
+                <w:noProof/>
+                <w:sz w:val="24"/>
+                <w:szCs w:val="24"/>
+              </w:rPr>
+              <w:t>11. Functional Requirements</w:t>
+            </w:r>
+            <w:r>
+              <w:rPr>
+                <w:rFonts w:asciiTheme="majorBidi" w:hAnsiTheme="majorBidi" w:cstheme="majorBidi"/>
+                <w:noProof/>
+                <w:webHidden/>
+                <w:sz w:val="24"/>
+                <w:szCs w:val="24"/>
+              </w:rPr>
+              <w:tab/>
+            </w:r>
+            <w:r>
+              <w:rPr>
+                <w:rFonts w:asciiTheme="majorBidi" w:hAnsiTheme="majorBidi" w:cstheme="majorBidi"/>
+                <w:noProof/>
+                <w:webHidden/>
+                <w:sz w:val="24"/>
+                <w:szCs w:val="24"/>
+              </w:rPr>
+              <w:fldChar w:fldCharType="begin"/>
+            </w:r>
+            <w:r>
+              <w:rPr>
+                <w:rFonts w:asciiTheme="majorBidi" w:hAnsiTheme="majorBidi" w:cstheme="majorBidi"/>
+                <w:noProof/>
+                <w:webHidden/>
+                <w:sz w:val="24"/>
+                <w:szCs w:val="24"/>
+              </w:rPr>
+              <w:instrText xml:space="preserve"> PAGEREF _Toc241649265 \h </w:instrText>
+            </w:r>
+            <w:r>
+              <w:rPr>
+                <w:rFonts w:asciiTheme="majorBidi" w:hAnsiTheme="majorBidi" w:cstheme="majorBidi"/>
+                <w:noProof/>
+                <w:webHidden/>
+                <w:sz w:val="24"/>
+                <w:szCs w:val="24"/>
+              </w:rPr>
+            </w:r>
+            <w:r>
+              <w:rPr>
+                <w:rFonts w:asciiTheme="majorBidi" w:hAnsiTheme="majorBidi" w:cstheme="majorBidi"/>
+                <w:noProof/>
+                <w:webHidden/>
+                <w:sz w:val="24"/>
+                <w:szCs w:val="24"/>
+              </w:rPr>
+              <w:fldChar w:fldCharType="separate"/>
+            </w:r>
+            <w:r>
+              <w:rPr>
+                <w:rFonts w:asciiTheme="majorBidi" w:hAnsiTheme="majorBidi" w:cstheme="majorBidi"/>
+                <w:noProof/>
+                <w:webHidden/>
+                <w:sz w:val="24"/>
+                <w:szCs w:val="24"/>
+              </w:rPr>
+              <w:t>13</w:t>
+            </w:r>
+            <w:r>
+              <w:rPr>
+                <w:rFonts w:asciiTheme="majorBidi" w:hAnsiTheme="majorBidi" w:cstheme="majorBidi"/>
+                <w:noProof/>
+                <w:webHidden/>
+                <w:sz w:val="24"/>
+                <w:szCs w:val="24"/>
+              </w:rPr>
+              <w:fldChar w:fldCharType="end"/>
+            </w:r>
+          </w:hyperlink>
+        </w:p>
+        <w:p>
+          <w:pPr>
+            <w:pStyle w:val="TOC2"/>
+            <w:tabs>
+              <w:tab w:val="right" w:leader="dot" w:pos="9638"/>
+            </w:tabs>
+            <w:rPr>
+              <w:rFonts w:asciiTheme="majorBidi" w:hAnsiTheme="majorBidi" w:cstheme="majorBidi"/>
+              <w:noProof/>
+              <w:sz w:val="24"/>
+              <w:szCs w:val="24"/>
+            </w:rPr>
+          </w:pPr>
+          <w:hyperlink w:anchor="_Toc241649266" w:history="1">
+            <w:r>
+              <w:rPr>
+                <w:rStyle w:val="Hyperlink"/>
+                <w:rFonts w:asciiTheme="majorBidi" w:hAnsiTheme="majorBidi" w:cstheme="majorBidi"/>
+                <w:noProof/>
+                <w:sz w:val="24"/>
+                <w:szCs w:val="24"/>
+              </w:rPr>
+              <w:t>11.1 Authentication and Account Management</w:t>
+            </w:r>
+            <w:r>
+              <w:rPr>
+                <w:rFonts w:asciiTheme="majorBidi" w:hAnsiTheme="majorBidi" w:cstheme="majorBidi"/>
+                <w:noProof/>
+                <w:webHidden/>
+                <w:sz w:val="24"/>
+                <w:szCs w:val="24"/>
+              </w:rPr>
+              <w:tab/>
+            </w:r>
+            <w:r>
+              <w:rPr>
+                <w:rFonts w:asciiTheme="majorBidi" w:hAnsiTheme="majorBidi" w:cstheme="majorBidi"/>
+                <w:noProof/>
+                <w:webHidden/>
+                <w:sz w:val="24"/>
+                <w:szCs w:val="24"/>
+              </w:rPr>
+              <w:fldChar w:fldCharType="begin"/>
+            </w:r>
+            <w:r>
+              <w:rPr>
+                <w:rFonts w:asciiTheme="majorBidi" w:hAnsiTheme="majorBidi" w:cstheme="majorBidi"/>
+                <w:noProof/>
+                <w:webHidden/>
+                <w:sz w:val="24"/>
+                <w:szCs w:val="24"/>
+              </w:rPr>
+              <w:instrText xml:space="preserve"> PAGEREF _Toc241649266 \h </w:instrText>
+            </w:r>
+            <w:r>
+              <w:rPr>
+                <w:rFonts w:asciiTheme="majorBidi" w:hAnsiTheme="majorBidi" w:cstheme="majorBidi"/>
+                <w:noProof/>
+                <w:webHidden/>
+                <w:sz w:val="24"/>
+                <w:szCs w:val="24"/>
+              </w:rPr>
+            </w:r>
+            <w:r>
+              <w:rPr>
+                <w:rFonts w:asciiTheme="majorBidi" w:hAnsiTheme="majorBidi" w:cstheme="majorBidi"/>
+                <w:noProof/>
+                <w:webHidden/>
+                <w:sz w:val="24"/>
+                <w:szCs w:val="24"/>
+              </w:rPr>
+              <w:fldChar w:fldCharType="separate"/>
+            </w:r>
+            <w:r>
+              <w:rPr>
+                <w:rFonts w:asciiTheme="majorBidi" w:hAnsiTheme="majorBidi" w:cstheme="majorBidi"/>
+                <w:noProof/>
+                <w:webHidden/>
+                <w:sz w:val="24"/>
+                <w:szCs w:val="24"/>
+              </w:rPr>
+              <w:t>13</w:t>
+            </w:r>
+            <w:r>
+              <w:rPr>
+                <w:rFonts w:asciiTheme="majorBidi" w:hAnsiTheme="majorBidi" w:cstheme="majorBidi"/>
+                <w:noProof/>
+                <w:webHidden/>
+                <w:sz w:val="24"/>
+                <w:szCs w:val="24"/>
+              </w:rPr>
+              <w:fldChar w:fldCharType="end"/>
+            </w:r>
+          </w:hyperlink>
+        </w:p>
+        <w:p>
+          <w:pPr>
+            <w:pStyle w:val="TOC2"/>
+            <w:tabs>
+              <w:tab w:val="right" w:leader="dot" w:pos="9638"/>
+            </w:tabs>
+            <w:rPr>
+              <w:rFonts w:asciiTheme="majorBidi" w:hAnsiTheme="majorBidi" w:cstheme="majorBidi"/>
+              <w:noProof/>
+              <w:sz w:val="24"/>
+              <w:szCs w:val="24"/>
+            </w:rPr>
+          </w:pPr>
+          <w:hyperlink w:anchor="_Toc241649267" w:history="1">
+            <w:r>
+              <w:rPr>
+                <w:rStyle w:val="Hyperlink"/>
+                <w:rFonts w:asciiTheme="majorBidi" w:hAnsiTheme="majorBidi" w:cstheme="majorBidi"/>
+                <w:noProof/>
+                <w:sz w:val="24"/>
+                <w:szCs w:val="24"/>
+              </w:rPr>
+              <w:t>11.2 Safety Certification</w:t>
+            </w:r>
+            <w:r>
+              <w:rPr>
+                <w:rFonts w:asciiTheme="majorBidi" w:hAnsiTheme="majorBidi" w:cstheme="majorBidi"/>
+                <w:noProof/>
+                <w:webHidden/>
+                <w:sz w:val="24"/>
+                <w:szCs w:val="24"/>
+              </w:rPr>
+              <w:tab/>
+            </w:r>
+            <w:r>
+              <w:rPr>
+                <w:rFonts w:asciiTheme="majorBidi" w:hAnsiTheme="majorBidi" w:cstheme="majorBidi"/>
+                <w:noProof/>
+                <w:webHidden/>
+                <w:sz w:val="24"/>
+                <w:szCs w:val="24"/>
+              </w:rPr>
+              <w:fldChar w:fldCharType="begin"/>
+            </w:r>
+            <w:r>
+              <w:rPr>
+                <w:rFonts w:asciiTheme="majorBidi" w:hAnsiTheme="majorBidi" w:cstheme="majorBidi"/>
+                <w:noProof/>
+                <w:webHidden/>
+                <w:sz w:val="24"/>
+                <w:szCs w:val="24"/>
+              </w:rPr>
+              <w:instrText xml:space="preserve"> PAGEREF _Toc241649267 \h </w:instrText>
+            </w:r>
+            <w:r>
+              <w:rPr>
+                <w:rFonts w:asciiTheme="majorBidi" w:hAnsiTheme="majorBidi" w:cstheme="majorBidi"/>
+                <w:noProof/>
+                <w:webHidden/>
+                <w:sz w:val="24"/>
+                <w:szCs w:val="24"/>
+              </w:rPr>
+            </w:r>
+            <w:r>
+              <w:rPr>
+                <w:rFonts w:asciiTheme="majorBidi" w:hAnsiTheme="majorBidi" w:cstheme="majorBidi"/>
+                <w:noProof/>
+                <w:webHidden/>
+                <w:sz w:val="24"/>
+                <w:szCs w:val="24"/>
+              </w:rPr>
+              <w:fldChar w:fldCharType="separate"/>
+            </w:r>
+            <w:r>
+              <w:rPr>
+                <w:rFonts w:asciiTheme="majorBidi" w:hAnsiTheme="majorBidi" w:cstheme="majorBidi"/>
+                <w:noProof/>
+                <w:webHidden/>
+                <w:sz w:val="24"/>
+                <w:szCs w:val="24"/>
+              </w:rPr>
+              <w:t>13</w:t>
+            </w:r>
+            <w:r>
+              <w:rPr>
+                <w:rFonts w:asciiTheme="majorBidi" w:hAnsiTheme="majorBidi" w:cstheme="majorBidi"/>
+                <w:noProof/>
+                <w:webHidden/>
+                <w:sz w:val="24"/>
+                <w:szCs w:val="24"/>
+              </w:rPr>
+              <w:fldChar w:fldCharType="end"/>
+            </w:r>
+          </w:hyperlink>
+        </w:p>
+        <w:p>
+          <w:pPr>
+            <w:pStyle w:val="TOC2"/>
+            <w:tabs>
+              <w:tab w:val="right" w:leader="dot" w:pos="9638"/>
+            </w:tabs>
+            <w:rPr>
+              <w:rFonts w:asciiTheme="majorBidi" w:hAnsiTheme="majorBidi" w:cstheme="majorBidi"/>
+              <w:noProof/>
+              <w:sz w:val="24"/>
+              <w:szCs w:val="24"/>
+            </w:rPr>
+          </w:pPr>
+          <w:hyperlink w:anchor="_Toc241649268" w:history="1">
+            <w:r>
+              <w:rPr>
+                <w:rStyle w:val="Hyperlink"/>
+                <w:rFonts w:asciiTheme="majorBidi" w:hAnsiTheme="majorBidi" w:cstheme="majorBidi"/>
+                <w:noProof/>
+                <w:sz w:val="24"/>
+                <w:szCs w:val="24"/>
+              </w:rPr>
+              <w:t>11.3 Experiment Management</w:t>
+            </w:r>
+            <w:r>
+              <w:rPr>
+                <w:rFonts w:asciiTheme="majorBidi" w:hAnsiTheme="majorBidi" w:cstheme="majorBidi"/>
+                <w:noProof/>
+                <w:webHidden/>
+                <w:sz w:val="24"/>
+                <w:szCs w:val="24"/>
+              </w:rPr>
+              <w:tab/>
+            </w:r>
+            <w:r>
+              <w:rPr>
+                <w:rFonts w:asciiTheme="majorBidi" w:hAnsiTheme="majorBidi" w:cstheme="majorBidi"/>
+                <w:noProof/>
+                <w:webHidden/>
+                <w:sz w:val="24"/>
+                <w:szCs w:val="24"/>
+              </w:rPr>
+              <w:fldChar w:fldCharType="begin"/>
+            </w:r>
+            <w:r>
+              <w:rPr>
+                <w:rFonts w:asciiTheme="majorBidi" w:hAnsiTheme="majorBidi" w:cstheme="majorBidi"/>
+                <w:noProof/>
+                <w:webHidden/>
+                <w:sz w:val="24"/>
+                <w:szCs w:val="24"/>
+              </w:rPr>
+              <w:instrText xml:space="preserve"> PAGEREF _Toc241649268 \h </w:instrText>
+            </w:r>
+            <w:r>
+              <w:rPr>
+                <w:rFonts w:asciiTheme="majorBidi" w:hAnsiTheme="majorBidi" w:cstheme="majorBidi"/>
+                <w:noProof/>
+                <w:webHidden/>
+                <w:sz w:val="24"/>
+                <w:szCs w:val="24"/>
+              </w:rPr>
+            </w:r>
+            <w:r>
+              <w:rPr>
+                <w:rFonts w:asciiTheme="majorBidi" w:hAnsiTheme="majorBidi" w:cstheme="majorBidi"/>
+                <w:noProof/>
+                <w:webHidden/>
+                <w:sz w:val="24"/>
+                <w:szCs w:val="24"/>
+              </w:rPr>
+              <w:fldChar w:fldCharType="separate"/>
+            </w:r>
+            <w:r>
+              <w:rPr>
+                <w:rFonts w:asciiTheme="majorBidi" w:hAnsiTheme="majorBidi" w:cstheme="majorBidi"/>
+                <w:noProof/>
+                <w:webHidden/>
+                <w:sz w:val="24"/>
+                <w:szCs w:val="24"/>
+              </w:rPr>
+              <w:t>14</w:t>
+            </w:r>
+            <w:r>
+              <w:rPr>
+                <w:rFonts w:asciiTheme="majorBidi" w:hAnsiTheme="majorBidi" w:cstheme="majorBidi"/>
+                <w:noProof/>
+                <w:webHidden/>
+                <w:sz w:val="24"/>
+                <w:szCs w:val="24"/>
+              </w:rPr>
+              <w:fldChar w:fldCharType="end"/>
+            </w:r>
+          </w:hyperlink>
+        </w:p>
+        <w:p>
+          <w:pPr>
+            <w:pStyle w:val="TOC2"/>
+            <w:tabs>
+              <w:tab w:val="right" w:leader="dot" w:pos="9638"/>
+            </w:tabs>
+            <w:rPr>
+              <w:rFonts w:asciiTheme="majorBidi" w:hAnsiTheme="majorBidi" w:cstheme="majorBidi"/>
+              <w:noProof/>
+              <w:sz w:val="24"/>
+              <w:szCs w:val="24"/>
+            </w:rPr>
+          </w:pPr>
+          <w:hyperlink w:anchor="_Toc241649269" w:history="1">
+            <w:r>
+              <w:rPr>
+                <w:rStyle w:val="Hyperlink"/>
+                <w:rFonts w:asciiTheme="majorBidi" w:hAnsiTheme="majorBidi" w:cstheme="majorBidi"/>
+                <w:noProof/>
+                <w:sz w:val="24"/>
+                <w:szCs w:val="24"/>
+              </w:rPr>
+              <w:t>11.4 Knowledge Assessment</w:t>
+            </w:r>
+            <w:r>
+              <w:rPr>
+                <w:rFonts w:asciiTheme="majorBidi" w:hAnsiTheme="majorBidi" w:cstheme="majorBidi"/>
+                <w:noProof/>
+                <w:webHidden/>
+                <w:sz w:val="24"/>
+                <w:szCs w:val="24"/>
+              </w:rPr>
+              <w:tab/>
+            </w:r>
+            <w:r>
+              <w:rPr>
+                <w:rFonts w:asciiTheme="majorBidi" w:hAnsiTheme="majorBidi" w:cstheme="majorBidi"/>
+                <w:noProof/>
+                <w:webHidden/>
+                <w:sz w:val="24"/>
+                <w:szCs w:val="24"/>
+              </w:rPr>
+              <w:fldChar w:fldCharType="begin"/>
+            </w:r>
+            <w:r>
+              <w:rPr>
+                <w:rFonts w:asciiTheme="majorBidi" w:hAnsiTheme="majorBidi" w:cstheme="majorBidi"/>
+                <w:noProof/>
+                <w:webHidden/>
+                <w:sz w:val="24"/>
+                <w:szCs w:val="24"/>
+              </w:rPr>
+              <w:instrText xml:space="preserve"> PAGEREF _Toc241649269 \h </w:instrText>
+            </w:r>
+            <w:r>
+              <w:rPr>
+                <w:rFonts w:asciiTheme="majorBidi" w:hAnsiTheme="majorBidi" w:cstheme="majorBidi"/>
+                <w:noProof/>
+                <w:webHidden/>
+                <w:sz w:val="24"/>
+                <w:szCs w:val="24"/>
+              </w:rPr>
+            </w:r>
+            <w:r>
+              <w:rPr>
+                <w:rFonts w:asciiTheme="majorBidi" w:hAnsiTheme="majorBidi" w:cstheme="majorBidi"/>
+                <w:noProof/>
+                <w:webHidden/>
+                <w:sz w:val="24"/>
+                <w:szCs w:val="24"/>
+              </w:rPr>
+              <w:fldChar w:fldCharType="separate"/>
+            </w:r>
+            <w:r>
+              <w:rPr>
+                <w:rFonts w:asciiTheme="majorBidi" w:hAnsiTheme="majorBidi" w:cstheme="majorBidi"/>
+                <w:noProof/>
+                <w:webHidden/>
+                <w:sz w:val="24"/>
+                <w:szCs w:val="24"/>
+              </w:rPr>
+              <w:t>14</w:t>
+            </w:r>
+            <w:r>
+              <w:rPr>
+                <w:rFonts w:asciiTheme="majorBidi" w:hAnsiTheme="majorBidi" w:cstheme="majorBidi"/>
+                <w:noProof/>
+                <w:webHidden/>
+                <w:sz w:val="24"/>
+                <w:szCs w:val="24"/>
+              </w:rPr>
+              <w:fldChar w:fldCharType="end"/>
+            </w:r>
+          </w:hyperlink>
+        </w:p>
+        <w:p>
+          <w:pPr>
+            <w:pStyle w:val="TOC2"/>
+            <w:tabs>
+              <w:tab w:val="right" w:leader="dot" w:pos="9638"/>
+            </w:tabs>
+            <w:rPr>
+              <w:rFonts w:asciiTheme="majorBidi" w:hAnsiTheme="majorBidi" w:cstheme="majorBidi"/>
+              <w:noProof/>
+              <w:sz w:val="24"/>
+              <w:szCs w:val="24"/>
+            </w:rPr>
+          </w:pPr>
+          <w:hyperlink w:anchor="_Toc241649270" w:history="1">
+            <w:r>
+              <w:rPr>
+                <w:rStyle w:val="Hyperlink"/>
+                <w:rFonts w:asciiTheme="majorBidi" w:hAnsiTheme="majorBidi" w:cstheme="majorBidi"/>
+                <w:noProof/>
+                <w:sz w:val="24"/>
+                <w:szCs w:val="24"/>
+              </w:rPr>
+              <w:t>11.5 Augmented Reality Mode</w:t>
+            </w:r>
+            <w:r>
+              <w:rPr>
+                <w:rFonts w:asciiTheme="majorBidi" w:hAnsiTheme="majorBidi" w:cstheme="majorBidi"/>
+                <w:noProof/>
+                <w:webHidden/>
+                <w:sz w:val="24"/>
+                <w:szCs w:val="24"/>
+              </w:rPr>
+              <w:tab/>
+            </w:r>
+            <w:r>
+              <w:rPr>
+                <w:rFonts w:asciiTheme="majorBidi" w:hAnsiTheme="majorBidi" w:cstheme="majorBidi"/>
+                <w:noProof/>
+                <w:webHidden/>
+                <w:sz w:val="24"/>
+                <w:szCs w:val="24"/>
+              </w:rPr>
+              <w:fldChar w:fldCharType="begin"/>
+            </w:r>
+            <w:r>
+              <w:rPr>
+                <w:rFonts w:asciiTheme="majorBidi" w:hAnsiTheme="majorBidi" w:cstheme="majorBidi"/>
+                <w:noProof/>
+                <w:webHidden/>
+                <w:sz w:val="24"/>
+                <w:szCs w:val="24"/>
+              </w:rPr>
+              <w:instrText xml:space="preserve"> PAGEREF _Toc241649270 \h </w:instrText>
+            </w:r>
+            <w:r>
+              <w:rPr>
+                <w:rFonts w:asciiTheme="majorBidi" w:hAnsiTheme="majorBidi" w:cstheme="majorBidi"/>
+                <w:noProof/>
+                <w:webHidden/>
+                <w:sz w:val="24"/>
+                <w:szCs w:val="24"/>
+              </w:rPr>
+            </w:r>
+            <w:r>
+              <w:rPr>
+                <w:rFonts w:asciiTheme="majorBidi" w:hAnsiTheme="majorBidi" w:cstheme="majorBidi"/>
+                <w:noProof/>
+                <w:webHidden/>
+                <w:sz w:val="24"/>
+                <w:szCs w:val="24"/>
+              </w:rPr>
+              <w:fldChar w:fldCharType="separate"/>
+            </w:r>
+            <w:r>
+              <w:rPr>
+                <w:rFonts w:asciiTheme="majorBidi" w:hAnsiTheme="majorBidi" w:cstheme="majorBidi"/>
+                <w:noProof/>
+                <w:webHidden/>
+                <w:sz w:val="24"/>
+                <w:szCs w:val="24"/>
+              </w:rPr>
+              <w:t>15</w:t>
+            </w:r>
+            <w:r>
+              <w:rPr>
+                <w:rFonts w:asciiTheme="majorBidi" w:hAnsiTheme="majorBidi" w:cstheme="majorBidi"/>
+                <w:noProof/>
+                <w:webHidden/>
+                <w:sz w:val="24"/>
+                <w:szCs w:val="24"/>
+              </w:rPr>
+              <w:fldChar w:fldCharType="end"/>
+            </w:r>
+          </w:hyperlink>
+        </w:p>
+        <w:p>
+          <w:pPr>
+            <w:pStyle w:val="TOC2"/>
+            <w:tabs>
+              <w:tab w:val="right" w:leader="dot" w:pos="9638"/>
+            </w:tabs>
+            <w:rPr>
+              <w:rFonts w:asciiTheme="majorBidi" w:hAnsiTheme="majorBidi" w:cstheme="majorBidi"/>
+              <w:noProof/>
+              <w:sz w:val="24"/>
+              <w:szCs w:val="24"/>
+            </w:rPr>
+          </w:pPr>
+          <w:hyperlink w:anchor="_Toc241649271" w:history="1">
+            <w:r>
+              <w:rPr>
+                <w:rStyle w:val="Hyperlink"/>
+                <w:rFonts w:asciiTheme="majorBidi" w:hAnsiTheme="majorBidi" w:cstheme="majorBidi"/>
+                <w:noProof/>
+                <w:sz w:val="24"/>
+                <w:szCs w:val="24"/>
+              </w:rPr>
+              <w:t>11.6 Gamification</w:t>
+            </w:r>
+            <w:r>
+              <w:rPr>
+                <w:rFonts w:asciiTheme="majorBidi" w:hAnsiTheme="majorBidi" w:cstheme="majorBidi"/>
+                <w:noProof/>
+                <w:webHidden/>
+                <w:sz w:val="24"/>
+                <w:szCs w:val="24"/>
+              </w:rPr>
+              <w:tab/>
+            </w:r>
+            <w:r>
+              <w:rPr>
+                <w:rFonts w:asciiTheme="majorBidi" w:hAnsiTheme="majorBidi" w:cstheme="majorBidi"/>
+                <w:noProof/>
+                <w:webHidden/>
+                <w:sz w:val="24"/>
+                <w:szCs w:val="24"/>
+              </w:rPr>
+              <w:fldChar w:fldCharType="begin"/>
+            </w:r>
+            <w:r>
+              <w:rPr>
+                <w:rFonts w:asciiTheme="majorBidi" w:hAnsiTheme="majorBidi" w:cstheme="majorBidi"/>
+                <w:noProof/>
+                <w:webHidden/>
+                <w:sz w:val="24"/>
+                <w:szCs w:val="24"/>
+              </w:rPr>
+              <w:instrText xml:space="preserve"> PAGEREF _Toc241649271 \h </w:instrText>
+            </w:r>
+            <w:r>
+              <w:rPr>
+                <w:rFonts w:asciiTheme="majorBidi" w:hAnsiTheme="majorBidi" w:cstheme="majorBidi"/>
+                <w:noProof/>
+                <w:webHidden/>
+                <w:sz w:val="24"/>
+                <w:szCs w:val="24"/>
+              </w:rPr>
+            </w:r>
+            <w:r>
+              <w:rPr>
+                <w:rFonts w:asciiTheme="majorBidi" w:hAnsiTheme="majorBidi" w:cstheme="majorBidi"/>
+                <w:noProof/>
+                <w:webHidden/>
+                <w:sz w:val="24"/>
+                <w:szCs w:val="24"/>
+              </w:rPr>
+              <w:fldChar w:fldCharType="separate"/>
+            </w:r>
+            <w:r>
+              <w:rPr>
+                <w:rFonts w:asciiTheme="majorBidi" w:hAnsiTheme="majorBidi" w:cstheme="majorBidi"/>
+                <w:noProof/>
+                <w:webHidden/>
+                <w:sz w:val="24"/>
+                <w:szCs w:val="24"/>
+              </w:rPr>
+              <w:t>15</w:t>
+            </w:r>
+            <w:r>
+              <w:rPr>
+                <w:rFonts w:asciiTheme="majorBidi" w:hAnsiTheme="majorBidi" w:cstheme="majorBidi"/>
+                <w:noProof/>
+                <w:webHidden/>
+                <w:sz w:val="24"/>
+                <w:szCs w:val="24"/>
+              </w:rPr>
+              <w:fldChar w:fldCharType="end"/>
+            </w:r>
+          </w:hyperlink>
+        </w:p>
+        <w:p>
+          <w:pPr>
+            <w:pStyle w:val="TOC2"/>
+            <w:tabs>
+              <w:tab w:val="right" w:leader="dot" w:pos="9638"/>
+            </w:tabs>
+            <w:rPr>
+              <w:rFonts w:asciiTheme="majorBidi" w:hAnsiTheme="majorBidi" w:cstheme="majorBidi"/>
+              <w:noProof/>
+              <w:sz w:val="24"/>
+              <w:szCs w:val="24"/>
+            </w:rPr>
+          </w:pPr>
+          <w:hyperlink w:anchor="_Toc241649272" w:history="1">
+            <w:r>
+              <w:rPr>
+                <w:rStyle w:val="Hyperlink"/>
+                <w:rFonts w:asciiTheme="majorBidi" w:hAnsiTheme="majorBidi" w:cstheme="majorBidi"/>
+                <w:noProof/>
+                <w:sz w:val="24"/>
+                <w:szCs w:val="24"/>
+              </w:rPr>
+              <w:t>11.7 Leaderboard and Daily Missions</w:t>
+            </w:r>
+            <w:r>
+              <w:rPr>
+                <w:rFonts w:asciiTheme="majorBidi" w:hAnsiTheme="majorBidi" w:cstheme="majorBidi"/>
+                <w:noProof/>
+                <w:webHidden/>
+                <w:sz w:val="24"/>
+                <w:szCs w:val="24"/>
+              </w:rPr>
+              <w:tab/>
+            </w:r>
+            <w:r>
+              <w:rPr>
+                <w:rFonts w:asciiTheme="majorBidi" w:hAnsiTheme="majorBidi" w:cstheme="majorBidi"/>
+                <w:noProof/>
+                <w:webHidden/>
+                <w:sz w:val="24"/>
+                <w:szCs w:val="24"/>
+              </w:rPr>
+              <w:fldChar w:fldCharType="begin"/>
+            </w:r>
+            <w:r>
+              <w:rPr>
+                <w:rFonts w:asciiTheme="majorBidi" w:hAnsiTheme="majorBidi" w:cstheme="majorBidi"/>
+                <w:noProof/>
+                <w:webHidden/>
+                <w:sz w:val="24"/>
+                <w:szCs w:val="24"/>
+              </w:rPr>
+              <w:instrText xml:space="preserve"> PAGEREF _Toc241649272 \h </w:instrText>
+            </w:r>
+            <w:r>
+              <w:rPr>
+                <w:rFonts w:asciiTheme="majorBidi" w:hAnsiTheme="majorBidi" w:cstheme="majorBidi"/>
+                <w:noProof/>
+                <w:webHidden/>
+                <w:sz w:val="24"/>
+                <w:szCs w:val="24"/>
+              </w:rPr>
+            </w:r>
+            <w:r>
+              <w:rPr>
+                <w:rFonts w:asciiTheme="majorBidi" w:hAnsiTheme="majorBidi" w:cstheme="majorBidi"/>
+                <w:noProof/>
+                <w:webHidden/>
+                <w:sz w:val="24"/>
+                <w:szCs w:val="24"/>
+              </w:rPr>
+              <w:fldChar w:fldCharType="separate"/>
+            </w:r>
+            <w:r>
+              <w:rPr>
+                <w:rFonts w:asciiTheme="majorBidi" w:hAnsiTheme="majorBidi" w:cstheme="majorBidi"/>
+                <w:noProof/>
+                <w:webHidden/>
+                <w:sz w:val="24"/>
+                <w:szCs w:val="24"/>
+              </w:rPr>
+              <w:t>16</w:t>
+            </w:r>
+            <w:r>
+              <w:rPr>
+                <w:rFonts w:asciiTheme="majorBidi" w:hAnsiTheme="majorBidi" w:cstheme="majorBidi"/>
+                <w:noProof/>
+                <w:webHidden/>
+                <w:sz w:val="24"/>
+                <w:szCs w:val="24"/>
+              </w:rPr>
+              <w:fldChar w:fldCharType="end"/>
+            </w:r>
+          </w:hyperlink>
+        </w:p>
+        <w:p>
+          <w:pPr>
+            <w:pStyle w:val="TOC2"/>
+            <w:tabs>
+              <w:tab w:val="right" w:leader="dot" w:pos="9638"/>
+            </w:tabs>
+            <w:rPr>
+              <w:rFonts w:asciiTheme="majorBidi" w:hAnsiTheme="majorBidi" w:cstheme="majorBidi"/>
+              <w:noProof/>
+              <w:sz w:val="24"/>
+              <w:szCs w:val="24"/>
+            </w:rPr>
+          </w:pPr>
+          <w:hyperlink w:anchor="_Toc241649273" w:history="1">
+            <w:r>
+              <w:rPr>
+                <w:rStyle w:val="Hyperlink"/>
+                <w:rFonts w:asciiTheme="majorBidi" w:hAnsiTheme="majorBidi" w:cstheme="majorBidi"/>
+                <w:noProof/>
+                <w:sz w:val="24"/>
+                <w:szCs w:val="24"/>
+              </w:rPr>
+              <w:t>11.8 AI Readiness Reporting</w:t>
+            </w:r>
+            <w:r>
+              <w:rPr>
+                <w:rFonts w:asciiTheme="majorBidi" w:hAnsiTheme="majorBidi" w:cstheme="majorBidi"/>
+                <w:noProof/>
+                <w:webHidden/>
+                <w:sz w:val="24"/>
+                <w:szCs w:val="24"/>
+              </w:rPr>
+              <w:tab/>
+            </w:r>
+            <w:r>
+              <w:rPr>
+                <w:rFonts w:asciiTheme="majorBidi" w:hAnsiTheme="majorBidi" w:cstheme="majorBidi"/>
+                <w:noProof/>
+                <w:webHidden/>
+                <w:sz w:val="24"/>
+                <w:szCs w:val="24"/>
+              </w:rPr>
+              <w:fldChar w:fldCharType="begin"/>
+            </w:r>
+            <w:r>
+              <w:rPr>
+                <w:rFonts w:asciiTheme="majorBidi" w:hAnsiTheme="majorBidi" w:cstheme="majorBidi"/>
+                <w:noProof/>
+                <w:webHidden/>
+                <w:sz w:val="24"/>
+                <w:szCs w:val="24"/>
+              </w:rPr>
+              <w:instrText xml:space="preserve"> PAGEREF _Toc241649273 \h </w:instrText>
+            </w:r>
+            <w:r>
+              <w:rPr>
+                <w:rFonts w:asciiTheme="majorBidi" w:hAnsiTheme="majorBidi" w:cstheme="majorBidi"/>
+                <w:noProof/>
+                <w:webHidden/>
+                <w:sz w:val="24"/>
+                <w:szCs w:val="24"/>
+              </w:rPr>
+            </w:r>
+            <w:r>
+              <w:rPr>
+                <w:rFonts w:asciiTheme="majorBidi" w:hAnsiTheme="majorBidi" w:cstheme="majorBidi"/>
+                <w:noProof/>
+                <w:webHidden/>
+                <w:sz w:val="24"/>
+                <w:szCs w:val="24"/>
+              </w:rPr>
+              <w:fldChar w:fldCharType="separate"/>
+            </w:r>
+            <w:r>
+              <w:rPr>
+                <w:rFonts w:asciiTheme="majorBidi" w:hAnsiTheme="majorBidi" w:cstheme="majorBidi"/>
+                <w:noProof/>
+                <w:webHidden/>
+                <w:sz w:val="24"/>
+                <w:szCs w:val="24"/>
+              </w:rPr>
+              <w:t>16</w:t>
+            </w:r>
+            <w:r>
+              <w:rPr>
+                <w:rFonts w:asciiTheme="majorBidi" w:hAnsiTheme="majorBidi" w:cstheme="majorBidi"/>
+                <w:noProof/>
+                <w:webHidden/>
+                <w:sz w:val="24"/>
+                <w:szCs w:val="24"/>
+              </w:rPr>
+              <w:fldChar w:fldCharType="end"/>
+            </w:r>
+          </w:hyperlink>
+        </w:p>
+        <w:p>
+          <w:pPr>
+            <w:pStyle w:val="TOC2"/>
+            <w:tabs>
+              <w:tab w:val="right" w:leader="dot" w:pos="9638"/>
+            </w:tabs>
+            <w:rPr>
+              <w:rFonts w:asciiTheme="majorBidi" w:hAnsiTheme="majorBidi" w:cstheme="majorBidi"/>
+              <w:noProof/>
+              <w:sz w:val="24"/>
+              <w:szCs w:val="24"/>
+            </w:rPr>
+          </w:pPr>
+          <w:hyperlink w:anchor="_Toc241649274" w:history="1">
+            <w:r>
+              <w:rPr>
+                <w:rStyle w:val="Hyperlink"/>
+                <w:rFonts w:asciiTheme="majorBidi" w:hAnsiTheme="majorBidi" w:cstheme="majorBidi"/>
+                <w:noProof/>
+                <w:sz w:val="24"/>
+                <w:szCs w:val="24"/>
+              </w:rPr>
+              <w:t>11.9 Teacher Class Management</w:t>
+            </w:r>
+            <w:r>
+              <w:rPr>
+                <w:rFonts w:asciiTheme="majorBidi" w:hAnsiTheme="majorBidi" w:cstheme="majorBidi"/>
+                <w:noProof/>
+                <w:webHidden/>
+                <w:sz w:val="24"/>
+                <w:szCs w:val="24"/>
+              </w:rPr>
+              <w:tab/>
+            </w:r>
+            <w:r>
+              <w:rPr>
+                <w:rFonts w:asciiTheme="majorBidi" w:hAnsiTheme="majorBidi" w:cstheme="majorBidi"/>
+                <w:noProof/>
+                <w:webHidden/>
+                <w:sz w:val="24"/>
+                <w:szCs w:val="24"/>
+              </w:rPr>
+              <w:fldChar w:fldCharType="begin"/>
+            </w:r>
+            <w:r>
+              <w:rPr>
+                <w:rFonts w:asciiTheme="majorBidi" w:hAnsiTheme="majorBidi" w:cstheme="majorBidi"/>
+                <w:noProof/>
+                <w:webHidden/>
+                <w:sz w:val="24"/>
+                <w:szCs w:val="24"/>
+              </w:rPr>
+              <w:instrText xml:space="preserve"> PAGEREF _Toc241649274 \h </w:instrText>
+            </w:r>
+            <w:r>
+              <w:rPr>
+                <w:rFonts w:asciiTheme="majorBidi" w:hAnsiTheme="majorBidi" w:cstheme="majorBidi"/>
+                <w:noProof/>
+                <w:webHidden/>
+                <w:sz w:val="24"/>
+                <w:szCs w:val="24"/>
+              </w:rPr>
+            </w:r>
+            <w:r>
+              <w:rPr>
+                <w:rFonts w:asciiTheme="majorBidi" w:hAnsiTheme="majorBidi" w:cstheme="majorBidi"/>
+                <w:noProof/>
+                <w:webHidden/>
+                <w:sz w:val="24"/>
+                <w:szCs w:val="24"/>
+              </w:rPr>
+              <w:fldChar w:fldCharType="separate"/>
+            </w:r>
+            <w:r>
+              <w:rPr>
+                <w:rFonts w:asciiTheme="majorBidi" w:hAnsiTheme="majorBidi" w:cstheme="majorBidi"/>
+                <w:noProof/>
+                <w:webHidden/>
+                <w:sz w:val="24"/>
+                <w:szCs w:val="24"/>
+              </w:rPr>
+              <w:t>16</w:t>
+            </w:r>
+            <w:r>
+              <w:rPr>
+                <w:rFonts w:asciiTheme="majorBidi" w:hAnsiTheme="majorBidi" w:cstheme="majorBidi"/>
+                <w:noProof/>
+                <w:webHidden/>
+                <w:sz w:val="24"/>
+                <w:szCs w:val="24"/>
+              </w:rPr>
+              <w:fldChar w:fldCharType="end"/>
+            </w:r>
+          </w:hyperlink>
+        </w:p>
+        <w:p>
+          <w:pPr>
+            <w:pStyle w:val="TOC2"/>
+            <w:tabs>
+              <w:tab w:val="right" w:leader="dot" w:pos="9638"/>
+            </w:tabs>
+            <w:rPr>
+              <w:rFonts w:asciiTheme="majorBidi" w:hAnsiTheme="majorBidi" w:cstheme="majorBidi"/>
+              <w:noProof/>
+              <w:sz w:val="24"/>
+              <w:szCs w:val="24"/>
+            </w:rPr>
+          </w:pPr>
+          <w:hyperlink w:anchor="_Toc241649275" w:history="1">
+            <w:r>
+              <w:rPr>
+                <w:rStyle w:val="Hyperlink"/>
+                <w:rFonts w:asciiTheme="majorBidi" w:hAnsiTheme="majorBidi" w:cstheme="majorBidi"/>
+                <w:noProof/>
+                <w:sz w:val="24"/>
+                <w:szCs w:val="24"/>
+              </w:rPr>
+              <w:t>11.10 Administration and Reporting</w:t>
+            </w:r>
+            <w:r>
+              <w:rPr>
+                <w:rFonts w:asciiTheme="majorBidi" w:hAnsiTheme="majorBidi" w:cstheme="majorBidi"/>
+                <w:noProof/>
+                <w:webHidden/>
+                <w:sz w:val="24"/>
+                <w:szCs w:val="24"/>
+              </w:rPr>
+              <w:tab/>
+            </w:r>
+            <w:r>
+              <w:rPr>
+                <w:rFonts w:asciiTheme="majorBidi" w:hAnsiTheme="majorBidi" w:cstheme="majorBidi"/>
+                <w:noProof/>
+                <w:webHidden/>
+                <w:sz w:val="24"/>
+                <w:szCs w:val="24"/>
+              </w:rPr>
+              <w:fldChar w:fldCharType="begin"/>
+            </w:r>
+            <w:r>
+              <w:rPr>
+                <w:rFonts w:asciiTheme="majorBidi" w:hAnsiTheme="majorBidi" w:cstheme="majorBidi"/>
+                <w:noProof/>
+                <w:webHidden/>
+                <w:sz w:val="24"/>
+                <w:szCs w:val="24"/>
+              </w:rPr>
+              <w:instrText xml:space="preserve"> PAGEREF _Toc241649275 \h </w:instrText>
+            </w:r>
+            <w:r>
+              <w:rPr>
+                <w:rFonts w:asciiTheme="majorBidi" w:hAnsiTheme="majorBidi" w:cstheme="majorBidi"/>
+                <w:noProof/>
+                <w:webHidden/>
+                <w:sz w:val="24"/>
+                <w:szCs w:val="24"/>
+              </w:rPr>
+            </w:r>
+            <w:r>
+              <w:rPr>
+                <w:rFonts w:asciiTheme="majorBidi" w:hAnsiTheme="majorBidi" w:cstheme="majorBidi"/>
+                <w:noProof/>
+                <w:webHidden/>
+                <w:sz w:val="24"/>
+                <w:szCs w:val="24"/>
+              </w:rPr>
+              <w:fldChar w:fldCharType="separate"/>
+            </w:r>
+            <w:r>
+              <w:rPr>
+                <w:rFonts w:asciiTheme="majorBidi" w:hAnsiTheme="majorBidi" w:cstheme="majorBidi"/>
+                <w:noProof/>
+                <w:webHidden/>
+                <w:sz w:val="24"/>
+                <w:szCs w:val="24"/>
+              </w:rPr>
+              <w:t>17</w:t>
+            </w:r>
+            <w:r>
+              <w:rPr>
+                <w:rFonts w:asciiTheme="majorBidi" w:hAnsiTheme="majorBidi" w:cstheme="majorBidi"/>
+                <w:noProof/>
+                <w:webHidden/>
+                <w:sz w:val="24"/>
+                <w:szCs w:val="24"/>
+              </w:rPr>
+              <w:fldChar w:fldCharType="end"/>
+            </w:r>
+          </w:hyperlink>
+        </w:p>
+        <w:p>
+          <w:pPr>
+            <w:pStyle w:val="TOC1"/>
+            <w:tabs>
+              <w:tab w:val="right" w:leader="dot" w:pos="9638"/>
+            </w:tabs>
+            <w:rPr>
+              <w:rFonts w:asciiTheme="majorBidi" w:hAnsiTheme="majorBidi" w:cstheme="majorBidi"/>
+              <w:noProof/>
+              <w:sz w:val="24"/>
+              <w:szCs w:val="24"/>
+            </w:rPr>
+          </w:pPr>
+          <w:hyperlink w:anchor="_Toc241649276" w:history="1">
+            <w:r>
+              <w:rPr>
+                <w:rStyle w:val="Hyperlink"/>
+                <w:rFonts w:asciiTheme="majorBidi" w:hAnsiTheme="majorBidi" w:cstheme="majorBidi"/>
+                <w:noProof/>
+                <w:sz w:val="24"/>
+                <w:szCs w:val="24"/>
+              </w:rPr>
+              <w:t>12. Non-Functional Requirements</w:t>
+            </w:r>
+            <w:r>
+              <w:rPr>
+                <w:rFonts w:asciiTheme="majorBidi" w:hAnsiTheme="majorBidi" w:cstheme="majorBidi"/>
+                <w:noProof/>
+                <w:webHidden/>
+                <w:sz w:val="24"/>
+                <w:szCs w:val="24"/>
+              </w:rPr>
+              <w:tab/>
+            </w:r>
+            <w:r>
+              <w:rPr>
+                <w:rFonts w:asciiTheme="majorBidi" w:hAnsiTheme="majorBidi" w:cstheme="majorBidi"/>
+                <w:noProof/>
+                <w:webHidden/>
+                <w:sz w:val="24"/>
+                <w:szCs w:val="24"/>
+              </w:rPr>
+              <w:fldChar w:fldCharType="begin"/>
+            </w:r>
+            <w:r>
+              <w:rPr>
+                <w:rFonts w:asciiTheme="majorBidi" w:hAnsiTheme="majorBidi" w:cstheme="majorBidi"/>
+                <w:noProof/>
+                <w:webHidden/>
+                <w:sz w:val="24"/>
+                <w:szCs w:val="24"/>
+              </w:rPr>
+              <w:instrText xml:space="preserve"> PAGEREF _Toc241649276 \h </w:instrText>
+            </w:r>
+            <w:r>
+              <w:rPr>
+                <w:rFonts w:asciiTheme="majorBidi" w:hAnsiTheme="majorBidi" w:cstheme="majorBidi"/>
+                <w:noProof/>
+                <w:webHidden/>
+                <w:sz w:val="24"/>
+                <w:szCs w:val="24"/>
+              </w:rPr>
+            </w:r>
+            <w:r>
+              <w:rPr>
+                <w:rFonts w:asciiTheme="majorBidi" w:hAnsiTheme="majorBidi" w:cstheme="majorBidi"/>
+                <w:noProof/>
+                <w:webHidden/>
+                <w:sz w:val="24"/>
+                <w:szCs w:val="24"/>
+              </w:rPr>
+              <w:fldChar w:fldCharType="separate"/>
+            </w:r>
+            <w:r>
+              <w:rPr>
+                <w:rFonts w:asciiTheme="majorBidi" w:hAnsiTheme="majorBidi" w:cstheme="majorBidi"/>
+                <w:noProof/>
+                <w:webHidden/>
+                <w:sz w:val="24"/>
+                <w:szCs w:val="24"/>
+              </w:rPr>
+              <w:t>18</w:t>
+            </w:r>
+            <w:r>
+              <w:rPr>
+                <w:rFonts w:asciiTheme="majorBidi" w:hAnsiTheme="majorBidi" w:cstheme="majorBidi"/>
+                <w:noProof/>
+                <w:webHidden/>
+                <w:sz w:val="24"/>
+                <w:szCs w:val="24"/>
+              </w:rPr>
+              <w:fldChar w:fldCharType="end"/>
+            </w:r>
+          </w:hyperlink>
+        </w:p>
+        <w:p>
+          <w:pPr>
+            <w:pStyle w:val="TOC1"/>
+            <w:tabs>
+              <w:tab w:val="right" w:leader="dot" w:pos="9638"/>
+            </w:tabs>
+            <w:rPr>
+              <w:rFonts w:asciiTheme="majorBidi" w:hAnsiTheme="majorBidi" w:cstheme="majorBidi"/>
+              <w:noProof/>
+              <w:sz w:val="24"/>
+              <w:szCs w:val="24"/>
+            </w:rPr>
+          </w:pPr>
+          <w:hyperlink w:anchor="_Toc241649277" w:history="1">
+            <w:r>
+              <w:rPr>
+                <w:rStyle w:val="Hyperlink"/>
+                <w:rFonts w:asciiTheme="majorBidi" w:hAnsiTheme="majorBidi" w:cstheme="majorBidi"/>
+                <w:noProof/>
+                <w:sz w:val="24"/>
+                <w:szCs w:val="24"/>
+              </w:rPr>
+              <w:t>13. Security Requirements</w:t>
+            </w:r>
+            <w:r>
+              <w:rPr>
+                <w:rFonts w:asciiTheme="majorBidi" w:hAnsiTheme="majorBidi" w:cstheme="majorBidi"/>
+                <w:noProof/>
+                <w:webHidden/>
+                <w:sz w:val="24"/>
+                <w:szCs w:val="24"/>
+              </w:rPr>
+              <w:tab/>
+            </w:r>
+            <w:r>
+              <w:rPr>
+                <w:rFonts w:asciiTheme="majorBidi" w:hAnsiTheme="majorBidi" w:cstheme="majorBidi"/>
+                <w:noProof/>
+                <w:webHidden/>
+                <w:sz w:val="24"/>
+                <w:szCs w:val="24"/>
+              </w:rPr>
+              <w:fldChar w:fldCharType="begin"/>
+            </w:r>
+            <w:r>
+              <w:rPr>
+                <w:rFonts w:asciiTheme="majorBidi" w:hAnsiTheme="majorBidi" w:cstheme="majorBidi"/>
+                <w:noProof/>
+                <w:webHidden/>
+                <w:sz w:val="24"/>
+                <w:szCs w:val="24"/>
+              </w:rPr>
+              <w:instrText xml:space="preserve"> PAGEREF _Toc241649277 \h </w:instrText>
+            </w:r>
+            <w:r>
+              <w:rPr>
+                <w:rFonts w:asciiTheme="majorBidi" w:hAnsiTheme="majorBidi" w:cstheme="majorBidi"/>
+                <w:noProof/>
+                <w:webHidden/>
+                <w:sz w:val="24"/>
+                <w:szCs w:val="24"/>
+              </w:rPr>
+            </w:r>
+            <w:r>
+              <w:rPr>
+                <w:rFonts w:asciiTheme="majorBidi" w:hAnsiTheme="majorBidi" w:cstheme="majorBidi"/>
+                <w:noProof/>
+                <w:webHidden/>
+                <w:sz w:val="24"/>
+                <w:szCs w:val="24"/>
+              </w:rPr>
+              <w:fldChar w:fldCharType="separate"/>
+            </w:r>
+            <w:r>
+              <w:rPr>
+                <w:rFonts w:asciiTheme="majorBidi" w:hAnsiTheme="majorBidi" w:cstheme="majorBidi"/>
+                <w:noProof/>
+                <w:webHidden/>
+                <w:sz w:val="24"/>
+                <w:szCs w:val="24"/>
+              </w:rPr>
+              <w:t>18</w:t>
+            </w:r>
+            <w:r>
+              <w:rPr>
+                <w:rFonts w:asciiTheme="majorBidi" w:hAnsiTheme="majorBidi" w:cstheme="majorBidi"/>
+                <w:noProof/>
+                <w:webHidden/>
+                <w:sz w:val="24"/>
+                <w:szCs w:val="24"/>
+              </w:rPr>
+              <w:fldChar w:fldCharType="end"/>
+            </w:r>
+          </w:hyperlink>
+        </w:p>
+        <w:p>
+          <w:pPr>
+            <w:pStyle w:val="TOC1"/>
+            <w:tabs>
+              <w:tab w:val="right" w:leader="dot" w:pos="9638"/>
+            </w:tabs>
+            <w:rPr>
+              <w:rFonts w:asciiTheme="majorBidi" w:hAnsiTheme="majorBidi" w:cstheme="majorBidi"/>
+              <w:noProof/>
+              <w:sz w:val="24"/>
+              <w:szCs w:val="24"/>
+            </w:rPr>
+          </w:pPr>
+          <w:hyperlink w:anchor="_Toc241649278" w:history="1">
+            <w:r>
+              <w:rPr>
+                <w:rStyle w:val="Hyperlink"/>
+                <w:rFonts w:asciiTheme="majorBidi" w:hAnsiTheme="majorBidi" w:cstheme="majorBidi"/>
+                <w:noProof/>
+                <w:sz w:val="24"/>
+                <w:szCs w:val="24"/>
+              </w:rPr>
+              <w:t>14. Domain Requirements</w:t>
+            </w:r>
+            <w:r>
+              <w:rPr>
+                <w:rFonts w:asciiTheme="majorBidi" w:hAnsiTheme="majorBidi" w:cstheme="majorBidi"/>
+                <w:noProof/>
+                <w:webHidden/>
+                <w:sz w:val="24"/>
+                <w:szCs w:val="24"/>
+              </w:rPr>
+              <w:tab/>
+            </w:r>
+            <w:r>
+              <w:rPr>
+                <w:rFonts w:asciiTheme="majorBidi" w:hAnsiTheme="majorBidi" w:cstheme="majorBidi"/>
+                <w:noProof/>
+                <w:webHidden/>
+                <w:sz w:val="24"/>
+                <w:szCs w:val="24"/>
+              </w:rPr>
+              <w:fldChar w:fldCharType="begin"/>
+            </w:r>
+            <w:r>
+              <w:rPr>
+                <w:rFonts w:asciiTheme="majorBidi" w:hAnsiTheme="majorBidi" w:cstheme="majorBidi"/>
+                <w:noProof/>
+                <w:webHidden/>
+                <w:sz w:val="24"/>
+                <w:szCs w:val="24"/>
+              </w:rPr>
+              <w:instrText xml:space="preserve"> PAGEREF _Toc241649278 \h </w:instrText>
+            </w:r>
+            <w:r>
+              <w:rPr>
+                <w:rFonts w:asciiTheme="majorBidi" w:hAnsiTheme="majorBidi" w:cstheme="majorBidi"/>
+                <w:noProof/>
+                <w:webHidden/>
+                <w:sz w:val="24"/>
+                <w:szCs w:val="24"/>
+              </w:rPr>
+            </w:r>
+            <w:r>
+              <w:rPr>
+                <w:rFonts w:asciiTheme="majorBidi" w:hAnsiTheme="majorBidi" w:cstheme="majorBidi"/>
+                <w:noProof/>
+                <w:webHidden/>
+                <w:sz w:val="24"/>
+                <w:szCs w:val="24"/>
+              </w:rPr>
+              <w:fldChar w:fldCharType="separate"/>
+            </w:r>
+            <w:r>
+              <w:rPr>
+                <w:rFonts w:asciiTheme="majorBidi" w:hAnsiTheme="majorBidi" w:cstheme="majorBidi"/>
+                <w:noProof/>
+                <w:webHidden/>
+                <w:sz w:val="24"/>
+                <w:szCs w:val="24"/>
+              </w:rPr>
+              <w:t>19</w:t>
+            </w:r>
+            <w:r>
+              <w:rPr>
+                <w:rFonts w:asciiTheme="majorBidi" w:hAnsiTheme="majorBidi" w:cstheme="majorBidi"/>
+                <w:noProof/>
+                <w:webHidden/>
+                <w:sz w:val="24"/>
+                <w:szCs w:val="24"/>
+              </w:rPr>
+              <w:fldChar w:fldCharType="end"/>
+            </w:r>
+          </w:hyperlink>
+        </w:p>
+        <w:p>
+          <w:pPr>
+            <w:pStyle w:val="TOC1"/>
+            <w:tabs>
+              <w:tab w:val="right" w:leader="dot" w:pos="9638"/>
+            </w:tabs>
+            <w:rPr>
+              <w:rFonts w:asciiTheme="majorBidi" w:hAnsiTheme="majorBidi" w:cstheme="majorBidi"/>
+              <w:noProof/>
+              <w:sz w:val="24"/>
+              <w:szCs w:val="24"/>
+            </w:rPr>
+          </w:pPr>
+          <w:hyperlink w:anchor="_Toc241649279" w:history="1">
+            <w:r>
+              <w:rPr>
+                <w:rStyle w:val="Hyperlink"/>
+                <w:rFonts w:asciiTheme="majorBidi" w:hAnsiTheme="majorBidi" w:cstheme="majorBidi"/>
+                <w:noProof/>
+                <w:sz w:val="24"/>
+                <w:szCs w:val="24"/>
+              </w:rPr>
+              <w:t>15. Inverse Requirements</w:t>
+            </w:r>
+            <w:r>
+              <w:rPr>
+                <w:rFonts w:asciiTheme="majorBidi" w:hAnsiTheme="majorBidi" w:cstheme="majorBidi"/>
+                <w:noProof/>
+                <w:webHidden/>
+                <w:sz w:val="24"/>
+                <w:szCs w:val="24"/>
+              </w:rPr>
+              <w:tab/>
+            </w:r>
+            <w:r>
+              <w:rPr>
+                <w:rFonts w:asciiTheme="majorBidi" w:hAnsiTheme="majorBidi" w:cstheme="majorBidi"/>
+                <w:noProof/>
+                <w:webHidden/>
+                <w:sz w:val="24"/>
+                <w:szCs w:val="24"/>
+              </w:rPr>
+              <w:fldChar w:fldCharType="begin"/>
+            </w:r>
+            <w:r>
+              <w:rPr>
+                <w:rFonts w:asciiTheme="majorBidi" w:hAnsiTheme="majorBidi" w:cstheme="majorBidi"/>
+                <w:noProof/>
+                <w:webHidden/>
+                <w:sz w:val="24"/>
+                <w:szCs w:val="24"/>
+              </w:rPr>
+              <w:instrText xml:space="preserve"> PAGEREF _Toc241649279 \h </w:instrText>
+            </w:r>
+            <w:r>
+              <w:rPr>
+                <w:rFonts w:asciiTheme="majorBidi" w:hAnsiTheme="majorBidi" w:cstheme="majorBidi"/>
+                <w:noProof/>
+                <w:webHidden/>
+                <w:sz w:val="24"/>
+                <w:szCs w:val="24"/>
+              </w:rPr>
+            </w:r>
+            <w:r>
+              <w:rPr>
+                <w:rFonts w:asciiTheme="majorBidi" w:hAnsiTheme="majorBidi" w:cstheme="majorBidi"/>
+                <w:noProof/>
+                <w:webHidden/>
+                <w:sz w:val="24"/>
+                <w:szCs w:val="24"/>
+              </w:rPr>
+              <w:fldChar w:fldCharType="separate"/>
+            </w:r>
+            <w:r>
+              <w:rPr>
+                <w:rFonts w:asciiTheme="majorBidi" w:hAnsiTheme="majorBidi" w:cstheme="majorBidi"/>
+                <w:noProof/>
+                <w:webHidden/>
+                <w:sz w:val="24"/>
+                <w:szCs w:val="24"/>
+              </w:rPr>
+              <w:t>20</w:t>
+            </w:r>
+            <w:r>
+              <w:rPr>
+                <w:rFonts w:asciiTheme="majorBidi" w:hAnsiTheme="majorBidi" w:cstheme="majorBidi"/>
+                <w:noProof/>
+                <w:webHidden/>
+                <w:sz w:val="24"/>
+                <w:szCs w:val="24"/>
+              </w:rPr>
+              <w:fldChar w:fldCharType="end"/>
+            </w:r>
+          </w:hyperlink>
+        </w:p>
+        <w:p>
+          <w:pPr>
+            <w:pStyle w:val="TOC1"/>
+            <w:tabs>
+              <w:tab w:val="right" w:leader="dot" w:pos="9638"/>
+            </w:tabs>
+            <w:rPr>
+              <w:rFonts w:asciiTheme="majorBidi" w:hAnsiTheme="majorBidi" w:cstheme="majorBidi"/>
+              <w:noProof/>
+              <w:sz w:val="24"/>
+              <w:szCs w:val="24"/>
+            </w:rPr>
+          </w:pPr>
+          <w:hyperlink w:anchor="_Toc241649280" w:history="1">
+            <w:r>
+              <w:rPr>
+                <w:rStyle w:val="Hyperlink"/>
+                <w:rFonts w:asciiTheme="majorBidi" w:hAnsiTheme="majorBidi" w:cstheme="majorBidi"/>
+                <w:noProof/>
+                <w:sz w:val="24"/>
+                <w:szCs w:val="24"/>
+              </w:rPr>
+              <w:t>16. Data Requirements, Entity List</w:t>
+            </w:r>
+            <w:r>
+              <w:rPr>
+                <w:rFonts w:asciiTheme="majorBidi" w:hAnsiTheme="majorBidi" w:cstheme="majorBidi"/>
+                <w:noProof/>
+                <w:webHidden/>
+                <w:sz w:val="24"/>
+                <w:szCs w:val="24"/>
+              </w:rPr>
+              <w:tab/>
+            </w:r>
+            <w:r>
+              <w:rPr>
+                <w:rFonts w:asciiTheme="majorBidi" w:hAnsiTheme="majorBidi" w:cstheme="majorBidi"/>
+                <w:noProof/>
+                <w:webHidden/>
+                <w:sz w:val="24"/>
+                <w:szCs w:val="24"/>
+              </w:rPr>
+              <w:fldChar w:fldCharType="begin"/>
+            </w:r>
+            <w:r>
+              <w:rPr>
+                <w:rFonts w:asciiTheme="majorBidi" w:hAnsiTheme="majorBidi" w:cstheme="majorBidi"/>
+                <w:noProof/>
+                <w:webHidden/>
+                <w:sz w:val="24"/>
+                <w:szCs w:val="24"/>
+              </w:rPr>
+              <w:instrText xml:space="preserve"> PAGEREF _Toc241649280 \h </w:instrText>
+            </w:r>
+            <w:r>
+              <w:rPr>
+                <w:rFonts w:asciiTheme="majorBidi" w:hAnsiTheme="majorBidi" w:cstheme="majorBidi"/>
+                <w:noProof/>
+                <w:webHidden/>
+                <w:sz w:val="24"/>
+                <w:szCs w:val="24"/>
+              </w:rPr>
+            </w:r>
+            <w:r>
+              <w:rPr>
+                <w:rFonts w:asciiTheme="majorBidi" w:hAnsiTheme="majorBidi" w:cstheme="majorBidi"/>
+                <w:noProof/>
+                <w:webHidden/>
+                <w:sz w:val="24"/>
+                <w:szCs w:val="24"/>
+              </w:rPr>
+              <w:fldChar w:fldCharType="separate"/>
+            </w:r>
+            <w:r>
+              <w:rPr>
+                <w:rFonts w:asciiTheme="majorBidi" w:hAnsiTheme="majorBidi" w:cstheme="majorBidi"/>
+                <w:noProof/>
+                <w:webHidden/>
+                <w:sz w:val="24"/>
+                <w:szCs w:val="24"/>
+              </w:rPr>
+              <w:t>21</w:t>
+            </w:r>
+            <w:r>
+              <w:rPr>
+                <w:rFonts w:asciiTheme="majorBidi" w:hAnsiTheme="majorBidi" w:cstheme="majorBidi"/>
+                <w:noProof/>
+                <w:webHidden/>
+                <w:sz w:val="24"/>
+                <w:szCs w:val="24"/>
+              </w:rPr>
+              <w:fldChar w:fldCharType="end"/>
+            </w:r>
+          </w:hyperlink>
+        </w:p>
+        <w:p>
+          <w:pPr>
+            <w:pStyle w:val="TOC1"/>
+            <w:tabs>
+              <w:tab w:val="right" w:leader="dot" w:pos="9638"/>
+            </w:tabs>
+            <w:rPr>
+              <w:rFonts w:asciiTheme="majorBidi" w:hAnsiTheme="majorBidi" w:cstheme="majorBidi"/>
+              <w:noProof/>
+              <w:sz w:val="24"/>
+              <w:szCs w:val="24"/>
+            </w:rPr>
+          </w:pPr>
+          <w:hyperlink w:anchor="_Toc241649281" w:history="1">
+            <w:r>
+              <w:rPr>
+                <w:rStyle w:val="Hyperlink"/>
+                <w:rFonts w:asciiTheme="majorBidi" w:hAnsiTheme="majorBidi" w:cstheme="majorBidi"/>
+                <w:noProof/>
+                <w:sz w:val="24"/>
+                <w:szCs w:val="24"/>
+              </w:rPr>
+              <w:t>17. Reporting Requirements</w:t>
+            </w:r>
+            <w:r>
+              <w:rPr>
+                <w:rFonts w:asciiTheme="majorBidi" w:hAnsiTheme="majorBidi" w:cstheme="majorBidi"/>
+                <w:noProof/>
+                <w:webHidden/>
+                <w:sz w:val="24"/>
+                <w:szCs w:val="24"/>
+              </w:rPr>
+              <w:tab/>
+            </w:r>
+            <w:r>
+              <w:rPr>
+                <w:rFonts w:asciiTheme="majorBidi" w:hAnsiTheme="majorBidi" w:cstheme="majorBidi"/>
+                <w:noProof/>
+                <w:webHidden/>
+                <w:sz w:val="24"/>
+                <w:szCs w:val="24"/>
+              </w:rPr>
+              <w:fldChar w:fldCharType="begin"/>
+            </w:r>
+            <w:r>
+              <w:rPr>
+                <w:rFonts w:asciiTheme="majorBidi" w:hAnsiTheme="majorBidi" w:cstheme="majorBidi"/>
+                <w:noProof/>
+                <w:webHidden/>
+                <w:sz w:val="24"/>
+                <w:szCs w:val="24"/>
+              </w:rPr>
+              <w:instrText xml:space="preserve"> PAGEREF _Toc241649281 \h </w:instrText>
+            </w:r>
+            <w:r>
+              <w:rPr>
+                <w:rFonts w:asciiTheme="majorBidi" w:hAnsiTheme="majorBidi" w:cstheme="majorBidi"/>
+                <w:noProof/>
+                <w:webHidden/>
+                <w:sz w:val="24"/>
+                <w:szCs w:val="24"/>
+              </w:rPr>
+            </w:r>
+            <w:r>
+              <w:rPr>
+                <w:rFonts w:asciiTheme="majorBidi" w:hAnsiTheme="majorBidi" w:cstheme="majorBidi"/>
+                <w:noProof/>
+                <w:webHidden/>
+                <w:sz w:val="24"/>
+                <w:szCs w:val="24"/>
+              </w:rPr>
+              <w:fldChar w:fldCharType="separate"/>
+            </w:r>
+            <w:r>
+              <w:rPr>
+                <w:rFonts w:asciiTheme="majorBidi" w:hAnsiTheme="majorBidi" w:cstheme="majorBidi"/>
+                <w:noProof/>
+                <w:webHidden/>
+                <w:sz w:val="24"/>
+                <w:szCs w:val="24"/>
+              </w:rPr>
+              <w:t>23</w:t>
+            </w:r>
+            <w:r>
+              <w:rPr>
+                <w:rFonts w:asciiTheme="majorBidi" w:hAnsiTheme="majorBidi" w:cstheme="majorBidi"/>
+                <w:noProof/>
+                <w:webHidden/>
+                <w:sz w:val="24"/>
+                <w:szCs w:val="24"/>
+              </w:rPr>
+              <w:fldChar w:fldCharType="end"/>
+            </w:r>
+          </w:hyperlink>
+        </w:p>
+        <w:p>
+          <w:pPr>
+            <w:pStyle w:val="TOC1"/>
+            <w:tabs>
+              <w:tab w:val="right" w:leader="dot" w:pos="9638"/>
+            </w:tabs>
+            <w:rPr>
+              <w:rFonts w:asciiTheme="majorBidi" w:hAnsiTheme="majorBidi" w:cstheme="majorBidi"/>
+              <w:noProof/>
+              <w:sz w:val="24"/>
+              <w:szCs w:val="24"/>
+            </w:rPr>
+          </w:pPr>
+          <w:hyperlink w:anchor="_Toc241649282" w:history="1">
+            <w:r>
+              <w:rPr>
+                <w:rStyle w:val="Hyperlink"/>
+                <w:rFonts w:asciiTheme="majorBidi" w:hAnsiTheme="majorBidi" w:cstheme="majorBidi"/>
+                <w:noProof/>
+                <w:sz w:val="24"/>
+                <w:szCs w:val="24"/>
+              </w:rPr>
+              <w:t>18. Backup and Disaster Recovery Requirements</w:t>
+            </w:r>
+            <w:r>
+              <w:rPr>
+                <w:rFonts w:asciiTheme="majorBidi" w:hAnsiTheme="majorBidi" w:cstheme="majorBidi"/>
+                <w:noProof/>
+                <w:webHidden/>
+                <w:sz w:val="24"/>
+                <w:szCs w:val="24"/>
+              </w:rPr>
+              <w:tab/>
+            </w:r>
+            <w:r>
+              <w:rPr>
+                <w:rFonts w:asciiTheme="majorBidi" w:hAnsiTheme="majorBidi" w:cstheme="majorBidi"/>
+                <w:noProof/>
+                <w:webHidden/>
+                <w:sz w:val="24"/>
+                <w:szCs w:val="24"/>
+              </w:rPr>
+              <w:fldChar w:fldCharType="begin"/>
+            </w:r>
+            <w:r>
+              <w:rPr>
+                <w:rFonts w:asciiTheme="majorBidi" w:hAnsiTheme="majorBidi" w:cstheme="majorBidi"/>
+                <w:noProof/>
+                <w:webHidden/>
+                <w:sz w:val="24"/>
+                <w:szCs w:val="24"/>
+              </w:rPr>
+              <w:instrText xml:space="preserve"> PAGEREF _Toc241649282 \h </w:instrText>
+            </w:r>
+            <w:r>
+              <w:rPr>
+                <w:rFonts w:asciiTheme="majorBidi" w:hAnsiTheme="majorBidi" w:cstheme="majorBidi"/>
+                <w:noProof/>
+                <w:webHidden/>
+                <w:sz w:val="24"/>
+                <w:szCs w:val="24"/>
+              </w:rPr>
+            </w:r>
+            <w:r>
+              <w:rPr>
+                <w:rFonts w:asciiTheme="majorBidi" w:hAnsiTheme="majorBidi" w:cstheme="majorBidi"/>
+                <w:noProof/>
+                <w:webHidden/>
+                <w:sz w:val="24"/>
+                <w:szCs w:val="24"/>
+              </w:rPr>
+              <w:fldChar w:fldCharType="separate"/>
+            </w:r>
+            <w:r>
+              <w:rPr>
+                <w:rFonts w:asciiTheme="majorBidi" w:hAnsiTheme="majorBidi" w:cstheme="majorBidi"/>
+                <w:noProof/>
+                <w:webHidden/>
+                <w:sz w:val="24"/>
+                <w:szCs w:val="24"/>
+              </w:rPr>
+              <w:t>23</w:t>
+            </w:r>
+            <w:r>
+              <w:rPr>
+                <w:rFonts w:asciiTheme="majorBidi" w:hAnsiTheme="majorBidi" w:cstheme="majorBidi"/>
+                <w:noProof/>
+                <w:webHidden/>
+                <w:sz w:val="24"/>
+                <w:szCs w:val="24"/>
+              </w:rPr>
+              <w:fldChar w:fldCharType="end"/>
+            </w:r>
+          </w:hyperlink>
+        </w:p>
+        <w:p>
+          <w:pPr>
+            <w:pStyle w:val="TOC1"/>
+            <w:tabs>
+              <w:tab w:val="right" w:leader="dot" w:pos="9638"/>
+            </w:tabs>
+            <w:rPr>
+              <w:rFonts w:asciiTheme="majorBidi" w:hAnsiTheme="majorBidi" w:cstheme="majorBidi"/>
+              <w:noProof/>
+              <w:sz w:val="24"/>
+              <w:szCs w:val="24"/>
+            </w:rPr>
+          </w:pPr>
+          <w:hyperlink w:anchor="_Toc241649283" w:history="1">
+            <w:r>
+              <w:rPr>
+                <w:rStyle w:val="Hyperlink"/>
+                <w:rFonts w:asciiTheme="majorBidi" w:hAnsiTheme="majorBidi" w:cstheme="majorBidi"/>
+                <w:noProof/>
+                <w:sz w:val="24"/>
+                <w:szCs w:val="24"/>
+              </w:rPr>
+              <w:t>19. Audit and Logging Requirements</w:t>
+            </w:r>
+            <w:r>
+              <w:rPr>
+                <w:rFonts w:asciiTheme="majorBidi" w:hAnsiTheme="majorBidi" w:cstheme="majorBidi"/>
+                <w:noProof/>
+                <w:webHidden/>
+                <w:sz w:val="24"/>
+                <w:szCs w:val="24"/>
+              </w:rPr>
+              <w:tab/>
+            </w:r>
+            <w:r>
+              <w:rPr>
+                <w:rFonts w:asciiTheme="majorBidi" w:hAnsiTheme="majorBidi" w:cstheme="majorBidi"/>
+                <w:noProof/>
+                <w:webHidden/>
+                <w:sz w:val="24"/>
+                <w:szCs w:val="24"/>
+              </w:rPr>
+              <w:fldChar w:fldCharType="begin"/>
+            </w:r>
+            <w:r>
+              <w:rPr>
+                <w:rFonts w:asciiTheme="majorBidi" w:hAnsiTheme="majorBidi" w:cstheme="majorBidi"/>
+                <w:noProof/>
+                <w:webHidden/>
+                <w:sz w:val="24"/>
+                <w:szCs w:val="24"/>
+              </w:rPr>
+              <w:instrText xml:space="preserve"> PAGEREF _Toc241649283 \h </w:instrText>
+            </w:r>
+            <w:r>
+              <w:rPr>
+                <w:rFonts w:asciiTheme="majorBidi" w:hAnsiTheme="majorBidi" w:cstheme="majorBidi"/>
+                <w:noProof/>
+                <w:webHidden/>
+                <w:sz w:val="24"/>
+                <w:szCs w:val="24"/>
+              </w:rPr>
+            </w:r>
+            <w:r>
+              <w:rPr>
+                <w:rFonts w:asciiTheme="majorBidi" w:hAnsiTheme="majorBidi" w:cstheme="majorBidi"/>
+                <w:noProof/>
+                <w:webHidden/>
+                <w:sz w:val="24"/>
+                <w:szCs w:val="24"/>
+              </w:rPr>
+              <w:fldChar w:fldCharType="separate"/>
+            </w:r>
+            <w:r>
+              <w:rPr>
+                <w:rFonts w:asciiTheme="majorBidi" w:hAnsiTheme="majorBidi" w:cstheme="majorBidi"/>
+                <w:noProof/>
+                <w:webHidden/>
+                <w:sz w:val="24"/>
+                <w:szCs w:val="24"/>
+              </w:rPr>
+              <w:t>23</w:t>
+            </w:r>
+            <w:r>
+              <w:rPr>
+                <w:rFonts w:asciiTheme="majorBidi" w:hAnsiTheme="majorBidi" w:cstheme="majorBidi"/>
+                <w:noProof/>
+                <w:webHidden/>
+                <w:sz w:val="24"/>
+                <w:szCs w:val="24"/>
+              </w:rPr>
+              <w:fldChar w:fldCharType="end"/>
+            </w:r>
+          </w:hyperlink>
+        </w:p>
+        <w:p>
+          <w:pPr>
+            <w:pStyle w:val="TOC1"/>
+            <w:tabs>
+              <w:tab w:val="right" w:leader="dot" w:pos="9638"/>
+            </w:tabs>
+            <w:rPr>
+              <w:rFonts w:asciiTheme="majorBidi" w:hAnsiTheme="majorBidi" w:cstheme="majorBidi"/>
+              <w:noProof/>
+              <w:sz w:val="24"/>
+              <w:szCs w:val="24"/>
+            </w:rPr>
+          </w:pPr>
+          <w:hyperlink w:anchor="_Toc241649284" w:history="1">
+            <w:r>
+              <w:rPr>
+                <w:rStyle w:val="Hyperlink"/>
+                <w:rFonts w:asciiTheme="majorBidi" w:hAnsiTheme="majorBidi" w:cstheme="majorBidi"/>
+                <w:noProof/>
+                <w:sz w:val="24"/>
+                <w:szCs w:val="24"/>
+              </w:rPr>
+              <w:t>20. Use Cases</w:t>
+            </w:r>
+            <w:r>
+              <w:rPr>
+                <w:rFonts w:asciiTheme="majorBidi" w:hAnsiTheme="majorBidi" w:cstheme="majorBidi"/>
+                <w:noProof/>
+                <w:webHidden/>
+                <w:sz w:val="24"/>
+                <w:szCs w:val="24"/>
+              </w:rPr>
+              <w:tab/>
+            </w:r>
+            <w:r>
+              <w:rPr>
+                <w:rFonts w:asciiTheme="majorBidi" w:hAnsiTheme="majorBidi" w:cstheme="majorBidi"/>
+                <w:noProof/>
+                <w:webHidden/>
+                <w:sz w:val="24"/>
+                <w:szCs w:val="24"/>
+              </w:rPr>
+              <w:fldChar w:fldCharType="begin"/>
+            </w:r>
+            <w:r>
+              <w:rPr>
+                <w:rFonts w:asciiTheme="majorBidi" w:hAnsiTheme="majorBidi" w:cstheme="majorBidi"/>
+                <w:noProof/>
+                <w:webHidden/>
+                <w:sz w:val="24"/>
+                <w:szCs w:val="24"/>
+              </w:rPr>
+              <w:instrText xml:space="preserve"> PAGEREF _Toc241649284 \h </w:instrText>
+            </w:r>
+            <w:r>
+              <w:rPr>
+                <w:rFonts w:asciiTheme="majorBidi" w:hAnsiTheme="majorBidi" w:cstheme="majorBidi"/>
+                <w:noProof/>
+                <w:webHidden/>
+                <w:sz w:val="24"/>
+                <w:szCs w:val="24"/>
+              </w:rPr>
+            </w:r>
+            <w:r>
+              <w:rPr>
+                <w:rFonts w:asciiTheme="majorBidi" w:hAnsiTheme="majorBidi" w:cstheme="majorBidi"/>
+                <w:noProof/>
+                <w:webHidden/>
+                <w:sz w:val="24"/>
+                <w:szCs w:val="24"/>
+              </w:rPr>
+              <w:fldChar w:fldCharType="separate"/>
+            </w:r>
+            <w:r>
+              <w:rPr>
+                <w:rFonts w:asciiTheme="majorBidi" w:hAnsiTheme="majorBidi" w:cstheme="majorBidi"/>
+                <w:noProof/>
+                <w:webHidden/>
+                <w:sz w:val="24"/>
+                <w:szCs w:val="24"/>
+              </w:rPr>
+              <w:t>25</w:t>
+            </w:r>
+            <w:r>
+              <w:rPr>
+                <w:rFonts w:asciiTheme="majorBidi" w:hAnsiTheme="majorBidi" w:cstheme="majorBidi"/>
+                <w:noProof/>
+                <w:webHidden/>
+                <w:sz w:val="24"/>
+                <w:szCs w:val="24"/>
+              </w:rPr>
+              <w:fldChar w:fldCharType="end"/>
+            </w:r>
+          </w:hyperlink>
+        </w:p>
+        <w:p>
+          <w:pPr>
+            <w:pStyle w:val="TOC1"/>
+            <w:tabs>
+              <w:tab w:val="right" w:leader="dot" w:pos="9638"/>
+            </w:tabs>
+            <w:rPr>
+              <w:rFonts w:asciiTheme="majorBidi" w:hAnsiTheme="majorBidi" w:cstheme="majorBidi"/>
+              <w:noProof/>
+              <w:sz w:val="24"/>
+              <w:szCs w:val="24"/>
+            </w:rPr>
+          </w:pPr>
+          <w:hyperlink w:anchor="_Toc241649285" w:history="1">
+            <w:r>
+              <w:rPr>
+                <w:rStyle w:val="Hyperlink"/>
+                <w:rFonts w:asciiTheme="majorBidi" w:hAnsiTheme="majorBidi" w:cstheme="majorBidi"/>
+                <w:noProof/>
+                <w:sz w:val="24"/>
+                <w:szCs w:val="24"/>
+              </w:rPr>
+              <w:t>21. Acceptance Criteria</w:t>
+            </w:r>
+            <w:r>
+              <w:rPr>
+                <w:rFonts w:asciiTheme="majorBidi" w:hAnsiTheme="majorBidi" w:cstheme="majorBidi"/>
+                <w:noProof/>
+                <w:webHidden/>
+                <w:sz w:val="24"/>
+                <w:szCs w:val="24"/>
+              </w:rPr>
+              <w:tab/>
+            </w:r>
+            <w:r>
+              <w:rPr>
+                <w:rFonts w:asciiTheme="majorBidi" w:hAnsiTheme="majorBidi" w:cstheme="majorBidi"/>
+                <w:noProof/>
+                <w:webHidden/>
+                <w:sz w:val="24"/>
+                <w:szCs w:val="24"/>
+              </w:rPr>
+              <w:fldChar w:fldCharType="begin"/>
+            </w:r>
+            <w:r>
+              <w:rPr>
+                <w:rFonts w:asciiTheme="majorBidi" w:hAnsiTheme="majorBidi" w:cstheme="majorBidi"/>
+                <w:noProof/>
+                <w:webHidden/>
+                <w:sz w:val="24"/>
+                <w:szCs w:val="24"/>
+              </w:rPr>
+              <w:instrText xml:space="preserve"> PAGEREF _Toc241649285 \h </w:instrText>
+            </w:r>
+            <w:r>
+              <w:rPr>
+                <w:rFonts w:asciiTheme="majorBidi" w:hAnsiTheme="majorBidi" w:cstheme="majorBidi"/>
+                <w:noProof/>
+                <w:webHidden/>
+                <w:sz w:val="24"/>
+                <w:szCs w:val="24"/>
+              </w:rPr>
+            </w:r>
+            <w:r>
+              <w:rPr>
+                <w:rFonts w:asciiTheme="majorBidi" w:hAnsiTheme="majorBidi" w:cstheme="majorBidi"/>
+                <w:noProof/>
+                <w:webHidden/>
+                <w:sz w:val="24"/>
+                <w:szCs w:val="24"/>
+              </w:rPr>
+              <w:fldChar w:fldCharType="separate"/>
+            </w:r>
+            <w:r>
+              <w:rPr>
+                <w:rFonts w:asciiTheme="majorBidi" w:hAnsiTheme="majorBidi" w:cstheme="majorBidi"/>
+                <w:noProof/>
+                <w:webHidden/>
+                <w:sz w:val="24"/>
+                <w:szCs w:val="24"/>
+              </w:rPr>
+              <w:t>30</w:t>
+            </w:r>
+            <w:r>
+              <w:rPr>
+                <w:rFonts w:asciiTheme="majorBidi" w:hAnsiTheme="majorBidi" w:cstheme="majorBidi"/>
+                <w:noProof/>
+                <w:webHidden/>
+                <w:sz w:val="24"/>
+                <w:szCs w:val="24"/>
+              </w:rPr>
+              <w:fldChar w:fldCharType="end"/>
+            </w:r>
+          </w:hyperlink>
+        </w:p>
+        <w:p>
+          <w:pPr>
+            <w:pStyle w:val="TOC1"/>
+            <w:tabs>
+              <w:tab w:val="right" w:leader="dot" w:pos="9638"/>
+            </w:tabs>
+            <w:rPr>
+              <w:rFonts w:asciiTheme="majorBidi" w:hAnsiTheme="majorBidi" w:cstheme="majorBidi"/>
+              <w:noProof/>
+              <w:sz w:val="24"/>
+              <w:szCs w:val="24"/>
+            </w:rPr>
+          </w:pPr>
+          <w:hyperlink w:anchor="_Toc241649286" w:history="1">
+            <w:r>
+              <w:rPr>
+                <w:rStyle w:val="Hyperlink"/>
+                <w:rFonts w:asciiTheme="majorBidi" w:hAnsiTheme="majorBidi" w:cstheme="majorBidi"/>
+                <w:noProof/>
+                <w:sz w:val="24"/>
+                <w:szCs w:val="24"/>
+              </w:rPr>
+              <w:t>22. Future Enhancements</w:t>
+            </w:r>
+            <w:r>
+              <w:rPr>
+                <w:rFonts w:asciiTheme="majorBidi" w:hAnsiTheme="majorBidi" w:cstheme="majorBidi"/>
+                <w:noProof/>
+                <w:webHidden/>
+                <w:sz w:val="24"/>
+                <w:szCs w:val="24"/>
+              </w:rPr>
+              <w:tab/>
+            </w:r>
+            <w:r>
+              <w:rPr>
+                <w:rFonts w:asciiTheme="majorBidi" w:hAnsiTheme="majorBidi" w:cstheme="majorBidi"/>
+                <w:noProof/>
+                <w:webHidden/>
+                <w:sz w:val="24"/>
+                <w:szCs w:val="24"/>
+              </w:rPr>
+              <w:fldChar w:fldCharType="begin"/>
+            </w:r>
+            <w:r>
+              <w:rPr>
+                <w:rFonts w:asciiTheme="majorBidi" w:hAnsiTheme="majorBidi" w:cstheme="majorBidi"/>
+                <w:noProof/>
+                <w:webHidden/>
+                <w:sz w:val="24"/>
+                <w:szCs w:val="24"/>
+              </w:rPr>
+              <w:instrText xml:space="preserve"> PAGEREF _Toc241649286 \h </w:instrText>
+            </w:r>
+            <w:r>
+              <w:rPr>
+                <w:rFonts w:asciiTheme="majorBidi" w:hAnsiTheme="majorBidi" w:cstheme="majorBidi"/>
+                <w:noProof/>
+                <w:webHidden/>
+                <w:sz w:val="24"/>
+                <w:szCs w:val="24"/>
+              </w:rPr>
+            </w:r>
+            <w:r>
+              <w:rPr>
+                <w:rFonts w:asciiTheme="majorBidi" w:hAnsiTheme="majorBidi" w:cstheme="majorBidi"/>
+                <w:noProof/>
+                <w:webHidden/>
+                <w:sz w:val="24"/>
+                <w:szCs w:val="24"/>
+              </w:rPr>
+              <w:fldChar w:fldCharType="separate"/>
+            </w:r>
+            <w:r>
+              <w:rPr>
+                <w:rFonts w:asciiTheme="majorBidi" w:hAnsiTheme="majorBidi" w:cstheme="majorBidi"/>
+                <w:noProof/>
+                <w:webHidden/>
+                <w:sz w:val="24"/>
+                <w:szCs w:val="24"/>
+              </w:rPr>
+              <w:t>30</w:t>
+            </w:r>
+            <w:r>
+              <w:rPr>
+                <w:rFonts w:asciiTheme="majorBidi" w:hAnsiTheme="majorBidi" w:cstheme="majorBidi"/>
+                <w:noProof/>
+                <w:webHidden/>
+                <w:sz w:val="24"/>
+                <w:szCs w:val="24"/>
+              </w:rPr>
+              <w:fldChar w:fldCharType="end"/>
+            </w:r>
+          </w:hyperlink>
+        </w:p>
+        <w:p>
+          <w:pPr>
+            <w:rPr>
+              <w:rFonts w:asciiTheme="majorBidi" w:hAnsiTheme="majorBidi" w:cstheme="majorBidi"/>
+              <w:sz w:val="24"/>
+              <w:szCs w:val="24"/>
+            </w:rPr>
+          </w:pPr>
+          <w:r>
+            <w:rPr>
+              <w:rFonts w:asciiTheme="majorBidi" w:hAnsiTheme="majorBidi" w:cstheme="majorBidi"/>
+              <w:b/>
+              <w:bCs/>
+              <w:noProof/>
+              <w:sz w:val="24"/>
+              <w:szCs w:val="24"/>
+            </w:rPr>
+            <w:fldChar w:fldCharType="end"/>
+          </w:r>
+        </w:p>
+      </w:sdtContent>
+    </w:sdt>
+    <w:p>
+      <w:pPr>
+        <w:keepNext/>
+        <w:spacing w:before="320" w:after="160" w:line="240" w:lineRule="auto"/>
+        <w:rPr>
+          <w:rFonts w:asciiTheme="majorBidi" w:hAnsiTheme="majorBidi" w:cstheme="majorBidi"/>
+          <w:sz w:val="24"/>
+          <w:szCs w:val="24"/>
+        </w:rPr>
+      </w:pPr>
     </w:p>
     <w:p>
       <w:pPr>
@@ -425,6 +4322,7 @@
           <w:szCs w:val="24"/>
         </w:rPr>
       </w:pPr>
+      <w:bookmarkStart w:id="0" w:name="_Toc241649247"/>
       <w:r>
         <w:rPr>
           <w:rFonts w:asciiTheme="majorBidi" w:hAnsiTheme="majorBidi"/>
@@ -435,6 +4333,7 @@
         <w:lastRenderedPageBreak/>
         <w:t>1. Introduction</w:t>
       </w:r>
+      <w:bookmarkEnd w:id="0"/>
     </w:p>
     <w:p>
       <w:pPr>
@@ -446,6 +4345,7 @@
           <w:szCs w:val="24"/>
         </w:rPr>
       </w:pPr>
+      <w:bookmarkStart w:id="1" w:name="_Toc241649248"/>
       <w:r>
         <w:rPr>
           <w:rFonts w:asciiTheme="majorBidi" w:hAnsiTheme="majorBidi"/>
@@ -455,6 +4355,7 @@
         </w:rPr>
         <w:t>1.1 Purpose</w:t>
       </w:r>
+      <w:bookmarkEnd w:id="1"/>
     </w:p>
     <w:p>
       <w:pPr>
@@ -504,25 +4405,7 @@
           <w:sz w:val="24"/>
           <w:szCs w:val="24"/>
         </w:rPr>
-        <w:t xml:space="preserve">The software has not yet been built. Every requirement in this document therefore states an obligation </w:t>
-      </w:r>
-      <w:proofErr w:type="gramStart"/>
-      <w:r>
-        <w:rPr>
-          <w:rFonts w:asciiTheme="majorBidi" w:hAnsiTheme="majorBidi" w:cstheme="majorBidi"/>
-          <w:sz w:val="24"/>
-          <w:szCs w:val="24"/>
-        </w:rPr>
-        <w:t>on</w:t>
-      </w:r>
-      <w:proofErr w:type="gramEnd"/>
-      <w:r>
-        <w:rPr>
-          <w:rFonts w:asciiTheme="majorBidi" w:hAnsiTheme="majorBidi" w:cstheme="majorBidi"/>
-          <w:sz w:val="24"/>
-          <w:szCs w:val="24"/>
-        </w:rPr>
-        <w:t xml:space="preserve"> the system that is to be built, rather than describing behaviour that already exists.</w:t>
+        <w:t>The software has not yet been built. Every requirement in this document therefore states an obligation on the system that is to be built, rather than describing behaviour that already exists.</w:t>
       </w:r>
     </w:p>
     <w:p>
@@ -535,6 +4418,7 @@
           <w:szCs w:val="24"/>
         </w:rPr>
       </w:pPr>
+      <w:bookmarkStart w:id="2" w:name="_Toc241649249"/>
       <w:r>
         <w:rPr>
           <w:rFonts w:asciiTheme="majorBidi" w:hAnsiTheme="majorBidi"/>
@@ -544,6 +4428,7 @@
         </w:rPr>
         <w:t>1.2 Scope</w:t>
       </w:r>
+      <w:bookmarkEnd w:id="2"/>
     </w:p>
     <w:p>
       <w:pPr>
@@ -559,25 +4444,7 @@
           <w:sz w:val="24"/>
           <w:szCs w:val="24"/>
         </w:rPr>
-        <w:t xml:space="preserve">Beaker Breakers Studio will deliver the practical component of the secondary chemistry syllabus through software. Students will perform curriculum aligned experiments in a virtual laboratory, complete a mandatory four tier safety certification before gaining access to those experiments, receive contextual guidance from an AI assistant while working, and view selected experiments in augmented reality on an ordinary smartphone. Teachers will monitor their classes, assign experiment tasks, and obtain an AI generated assessment of each </w:t>
-      </w:r>
-      <w:proofErr w:type="gramStart"/>
-      <w:r>
-        <w:rPr>
-          <w:rFonts w:asciiTheme="majorBidi" w:hAnsiTheme="majorBidi" w:cstheme="majorBidi"/>
-          <w:sz w:val="24"/>
-          <w:szCs w:val="24"/>
-        </w:rPr>
-        <w:t>student</w:t>
-      </w:r>
-      <w:proofErr w:type="gramEnd"/>
-      <w:r>
-        <w:rPr>
-          <w:rFonts w:asciiTheme="majorBidi" w:hAnsiTheme="majorBidi" w:cstheme="majorBidi"/>
-          <w:sz w:val="24"/>
-          <w:szCs w:val="24"/>
-        </w:rPr>
-        <w:t xml:space="preserve"> readiness for real laboratory work. Administrators will manage enrolment, classes, the experiment library, certificates, and school level reporting.</w:t>
+        <w:t>Beaker Breakers Studio will deliver the practical component of the secondary chemistry syllabus through software. Students will perform curriculum aligned experiments in a virtual laboratory, complete a mandatory four tier safety certification before gaining access to those experiments, receive contextual guidance from an AI assistant while working, and view selected experiments in augmented reality on an ordinary smartphone. Teachers will monitor their classes, assign experiment tasks, and obtain an AI generated assessment of each student readiness for real laboratory work. Administrators will manage enrolment, classes, the experiment library, certificates, and school level reporting.</w:t>
       </w:r>
     </w:p>
     <w:p>
@@ -607,6 +4474,7 @@
           <w:szCs w:val="24"/>
         </w:rPr>
       </w:pPr>
+      <w:bookmarkStart w:id="3" w:name="_Toc241649250"/>
       <w:r>
         <w:rPr>
           <w:rFonts w:asciiTheme="majorBidi" w:hAnsiTheme="majorBidi"/>
@@ -616,6 +4484,7 @@
         </w:rPr>
         <w:t>1.3 Definitions, Acronyms, and Abbreviations</w:t>
       </w:r>
+      <w:bookmarkEnd w:id="3"/>
     </w:p>
     <w:tbl>
       <w:tblPr>
@@ -726,25 +4595,7 @@
                 <w:sz w:val="24"/>
                 <w:szCs w:val="24"/>
               </w:rPr>
-              <w:t xml:space="preserve">Augmented Reality. A view in which </w:t>
-            </w:r>
-            <w:proofErr w:type="gramStart"/>
-            <w:r>
-              <w:rPr>
-                <w:rFonts w:asciiTheme="majorBidi" w:hAnsiTheme="majorBidi" w:cstheme="majorBidi"/>
-                <w:sz w:val="24"/>
-                <w:szCs w:val="24"/>
-              </w:rPr>
-              <w:t>computer generated</w:t>
-            </w:r>
-            <w:proofErr w:type="gramEnd"/>
-            <w:r>
-              <w:rPr>
-                <w:rFonts w:asciiTheme="majorBidi" w:hAnsiTheme="majorBidi" w:cstheme="majorBidi"/>
-                <w:sz w:val="24"/>
-                <w:szCs w:val="24"/>
-              </w:rPr>
-              <w:t xml:space="preserve"> content is overlaid on the live camera image of the real surroundings.</w:t>
+              <w:t>Augmented Reality. A view in which computer generated content is overlaid on the live camera image of the real surroundings.</w:t>
             </w:r>
           </w:p>
         </w:tc>
@@ -1039,23 +4890,13 @@
                 <w:szCs w:val="24"/>
               </w:rPr>
             </w:pPr>
-            <w:proofErr w:type="gramStart"/>
-            <w:r>
-              <w:rPr>
-                <w:rFonts w:asciiTheme="majorBidi" w:hAnsiTheme="majorBidi" w:cstheme="majorBidi"/>
-                <w:sz w:val="24"/>
-                <w:szCs w:val="24"/>
-              </w:rPr>
-              <w:t>Non Functional</w:t>
-            </w:r>
-            <w:proofErr w:type="gramEnd"/>
-            <w:r>
-              <w:rPr>
-                <w:rFonts w:asciiTheme="majorBidi" w:hAnsiTheme="majorBidi" w:cstheme="majorBidi"/>
-                <w:sz w:val="24"/>
-                <w:szCs w:val="24"/>
-              </w:rPr>
-              <w:t xml:space="preserve"> Requirement.</w:t>
+            <w:r>
+              <w:rPr>
+                <w:rFonts w:asciiTheme="majorBidi" w:hAnsiTheme="majorBidi" w:cstheme="majorBidi"/>
+                <w:sz w:val="24"/>
+                <w:szCs w:val="24"/>
+              </w:rPr>
+              <w:t>Non Functional Requirement.</w:t>
             </w:r>
           </w:p>
         </w:tc>
@@ -1105,25 +4946,7 @@
                 <w:sz w:val="24"/>
                 <w:szCs w:val="24"/>
               </w:rPr>
-              <w:t xml:space="preserve">One of the six aspects of student </w:t>
-            </w:r>
-            <w:proofErr w:type="gramStart"/>
-            <w:r>
-              <w:rPr>
-                <w:rFonts w:asciiTheme="majorBidi" w:hAnsiTheme="majorBidi" w:cstheme="majorBidi"/>
-                <w:sz w:val="24"/>
-                <w:szCs w:val="24"/>
-              </w:rPr>
-              <w:t>performance the system</w:t>
-            </w:r>
-            <w:proofErr w:type="gramEnd"/>
-            <w:r>
-              <w:rPr>
-                <w:rFonts w:asciiTheme="majorBidi" w:hAnsiTheme="majorBidi" w:cstheme="majorBidi"/>
-                <w:sz w:val="24"/>
-                <w:szCs w:val="24"/>
-              </w:rPr>
-              <w:t xml:space="preserve"> measures: procedural accuracy, safety compliance, reagent management, time efficiency, conceptual understanding, and error recovery.</w:t>
+              <w:t>One of the six aspects of student performance the system measures: procedural accuracy, safety compliance, reagent management, time efficiency, conceptual understanding, and error recovery.</w:t>
             </w:r>
           </w:p>
         </w:tc>
@@ -1803,25 +5626,7 @@
           <w:sz w:val="24"/>
           <w:szCs w:val="24"/>
         </w:rPr>
-        <w:t xml:space="preserve">Requirement identifiers used in this document are identical to those used in Chapter 3 of the Final Year Project report. FR-02.7, for example, refers to the issuing of the safety certificate in both documents. The modal verb "shall" </w:t>
-      </w:r>
-      <w:proofErr w:type="gramStart"/>
-      <w:r>
-        <w:rPr>
-          <w:rFonts w:asciiTheme="majorBidi" w:hAnsiTheme="majorBidi" w:cstheme="majorBidi"/>
-          <w:sz w:val="24"/>
-          <w:szCs w:val="24"/>
-        </w:rPr>
-        <w:t>marks</w:t>
-      </w:r>
-      <w:proofErr w:type="gramEnd"/>
-      <w:r>
-        <w:rPr>
-          <w:rFonts w:asciiTheme="majorBidi" w:hAnsiTheme="majorBidi" w:cstheme="majorBidi"/>
-          <w:sz w:val="24"/>
-          <w:szCs w:val="24"/>
-        </w:rPr>
-        <w:t xml:space="preserve"> a binding requirement, "will" a statement of expected behaviour, and "should" a recommendation that is not a condition of acceptance.</w:t>
+        <w:t>Requirement identifiers used in this document are identical to those used in Chapter 3 of the Final Year Project report. FR-02.7, for example, refers to the issuing of the safety certificate in both documents. The modal verb "shall" marks a binding requirement, "will" a statement of expected behaviour, and "should" a recommendation that is not a condition of acceptance.</w:t>
       </w:r>
     </w:p>
     <w:p>
@@ -1851,6 +5656,7 @@
           <w:szCs w:val="24"/>
         </w:rPr>
       </w:pPr>
+      <w:bookmarkStart w:id="4" w:name="_Toc241649251"/>
       <w:r>
         <w:rPr>
           <w:rFonts w:asciiTheme="majorBidi" w:hAnsiTheme="majorBidi"/>
@@ -1861,6 +5667,7 @@
         <w:lastRenderedPageBreak/>
         <w:t>2. Stakeholders</w:t>
       </w:r>
+      <w:bookmarkEnd w:id="4"/>
     </w:p>
     <w:tbl>
       <w:tblPr>
@@ -2397,6 +6204,7 @@
           <w:szCs w:val="24"/>
         </w:rPr>
       </w:pPr>
+      <w:bookmarkStart w:id="5" w:name="_Toc241649252"/>
       <w:r>
         <w:rPr>
           <w:rFonts w:asciiTheme="majorBidi" w:hAnsiTheme="majorBidi"/>
@@ -2405,6 +6213,24 @@
           <w:szCs w:val="24"/>
         </w:rPr>
         <w:t>3. Product Perspective</w:t>
+      </w:r>
+      <w:bookmarkEnd w:id="5"/>
+    </w:p>
+    <w:p>
+      <w:pPr>
+        <w:rPr>
+          <w:rFonts w:asciiTheme="majorBidi" w:hAnsiTheme="majorBidi" w:cstheme="majorBidi"/>
+          <w:sz w:val="24"/>
+          <w:szCs w:val="24"/>
+        </w:rPr>
+      </w:pPr>
+      <w:r>
+        <w:rPr>
+          <w:rFonts w:asciiTheme="majorBidi" w:hAnsiTheme="majorBidi" w:cstheme="majorBidi"/>
+          <w:sz w:val="24"/>
+          <w:szCs w:val="24"/>
+        </w:rPr>
+        <w:t>Beaker Breakers Studio is a new and self contained product. It does not replace any existing system in the institutions that will adopt it, and it does not require any school system to be present in order to operate.</w:t>
       </w:r>
     </w:p>
     <w:p>
@@ -2421,78 +6247,7 @@
           <w:sz w:val="24"/>
           <w:szCs w:val="24"/>
         </w:rPr>
-        <w:t xml:space="preserve">Beaker Breakers Studio is a new and </w:t>
-      </w:r>
-      <w:proofErr w:type="gramStart"/>
-      <w:r>
-        <w:rPr>
-          <w:rFonts w:asciiTheme="majorBidi" w:hAnsiTheme="majorBidi" w:cstheme="majorBidi"/>
-          <w:sz w:val="24"/>
-          <w:szCs w:val="24"/>
-        </w:rPr>
-        <w:t>self contained</w:t>
-      </w:r>
-      <w:proofErr w:type="gramEnd"/>
-      <w:r>
-        <w:rPr>
-          <w:rFonts w:asciiTheme="majorBidi" w:hAnsiTheme="majorBidi" w:cstheme="majorBidi"/>
-          <w:sz w:val="24"/>
-          <w:szCs w:val="24"/>
-        </w:rPr>
-        <w:t xml:space="preserve"> product. It does not replace any existing system in the institutions that will adopt it, and it does not require any school system to be present </w:t>
-      </w:r>
-      <w:proofErr w:type="gramStart"/>
-      <w:r>
-        <w:rPr>
-          <w:rFonts w:asciiTheme="majorBidi" w:hAnsiTheme="majorBidi" w:cstheme="majorBidi"/>
-          <w:sz w:val="24"/>
-          <w:szCs w:val="24"/>
-        </w:rPr>
-        <w:t>in order to</w:t>
-      </w:r>
-      <w:proofErr w:type="gramEnd"/>
-      <w:r>
-        <w:rPr>
-          <w:rFonts w:asciiTheme="majorBidi" w:hAnsiTheme="majorBidi" w:cstheme="majorBidi"/>
-          <w:sz w:val="24"/>
-          <w:szCs w:val="24"/>
-        </w:rPr>
-        <w:t xml:space="preserve"> operate.</w:t>
-      </w:r>
-    </w:p>
-    <w:p>
-      <w:pPr>
-        <w:rPr>
-          <w:rFonts w:asciiTheme="majorBidi" w:hAnsiTheme="majorBidi" w:cstheme="majorBidi"/>
-          <w:sz w:val="24"/>
-          <w:szCs w:val="24"/>
-        </w:rPr>
-      </w:pPr>
-      <w:r>
-        <w:rPr>
-          <w:rFonts w:asciiTheme="majorBidi" w:hAnsiTheme="majorBidi" w:cstheme="majorBidi"/>
-          <w:sz w:val="24"/>
-          <w:szCs w:val="24"/>
-        </w:rPr>
-        <w:t xml:space="preserve">The product is an institutional platform rather than a consumer application. Accounts are created by a school administrator, students are organised into classes, and all data is scoped to the school that owns it. The product operates in three tiers. Presentation takes place on the client device, all business logic and authority reside on the server, and persistent data is held in </w:t>
-      </w:r>
-      <w:proofErr w:type="gramStart"/>
-      <w:r>
-        <w:rPr>
-          <w:rFonts w:asciiTheme="majorBidi" w:hAnsiTheme="majorBidi" w:cstheme="majorBidi"/>
-          <w:sz w:val="24"/>
-          <w:szCs w:val="24"/>
-        </w:rPr>
-        <w:t>server side</w:t>
-      </w:r>
-      <w:proofErr w:type="gramEnd"/>
-      <w:r>
-        <w:rPr>
-          <w:rFonts w:asciiTheme="majorBidi" w:hAnsiTheme="majorBidi" w:cstheme="majorBidi"/>
-          <w:sz w:val="24"/>
-          <w:szCs w:val="24"/>
-        </w:rPr>
-        <w:t xml:space="preserve"> stores. This arrangement is a constraint on the requirements rather than a design preference, because several requirements in Section 11 depend on the server remaining the sole authority for scoring and certification.</w:t>
+        <w:t>The product is an institutional platform rather than a consumer application. Accounts are created by a school administrator, students are organised into classes, and all data is scoped to the school that owns it. The product operates in three tiers. Presentation takes place on the client device, all business logic and authority reside on the server, and persistent data is held in server side stores. This arrangement is a constraint on the requirements rather than a design preference, because several requirements in Section 11 depend on the server remaining the sole authority for scoring and certification.</w:t>
       </w:r>
     </w:p>
     <w:p>
@@ -2505,6 +6260,7 @@
           <w:szCs w:val="24"/>
         </w:rPr>
       </w:pPr>
+      <w:bookmarkStart w:id="6" w:name="_Toc241649253"/>
       <w:r>
         <w:rPr>
           <w:rFonts w:asciiTheme="majorBidi" w:hAnsiTheme="majorBidi"/>
@@ -2514,6 +6270,7 @@
         </w:rPr>
         <w:t>3.1 System Context</w:t>
       </w:r>
+      <w:bookmarkEnd w:id="6"/>
     </w:p>
     <w:p>
       <w:pPr>
@@ -2539,7 +6296,7 @@
         <w:tblLook w:val="04A0" w:firstRow="1" w:lastRow="0" w:firstColumn="1" w:lastColumn="0" w:noHBand="0" w:noVBand="1"/>
       </w:tblPr>
       <w:tblGrid>
-        <w:gridCol w:w="9648"/>
+        <w:gridCol w:w="9864"/>
       </w:tblGrid>
       <w:tr>
         <w:tc>
@@ -2554,30 +6311,75 @@
                 <w:szCs w:val="24"/>
               </w:rPr>
             </w:pPr>
-          </w:p>
-          <w:p>
-            <w:pPr>
-              <w:spacing w:after="0"/>
-              <w:rPr>
-                <w:rFonts w:asciiTheme="majorBidi" w:hAnsiTheme="majorBidi" w:cstheme="majorBidi"/>
-                <w:sz w:val="24"/>
-                <w:szCs w:val="24"/>
-              </w:rPr>
-            </w:pPr>
-          </w:p>
-          <w:p>
-            <w:pPr>
-              <w:spacing w:after="0"/>
-              <w:rPr>
-                <w:rFonts w:asciiTheme="majorBidi" w:hAnsiTheme="majorBidi" w:cstheme="majorBidi"/>
-                <w:sz w:val="24"/>
-                <w:szCs w:val="24"/>
-              </w:rPr>
-            </w:pPr>
-          </w:p>
-          <w:p>
-            <w:pPr>
-              <w:spacing w:after="0"/>
+            <w:r>
+              <w:rPr>
+                <w:rFonts w:asciiTheme="majorBidi" w:hAnsiTheme="majorBidi" w:cstheme="majorBidi"/>
+                <w:noProof/>
+                <w:sz w:val="24"/>
+                <w:szCs w:val="24"/>
+              </w:rPr>
+              <w:lastRenderedPageBreak/>
+              <w:drawing>
+                <wp:inline distT="0" distB="0" distL="0" distR="0" wp14:anchorId="09E3144A" wp14:editId="7F003F04">
+                  <wp:extent cx="6126480" cy="3102610"/>
+                  <wp:effectExtent l="0" t="0" r="7620" b="2540"/>
+                  <wp:docPr id="1865117405" name="Picture 17"/>
+                  <wp:cNvGraphicFramePr>
+                    <a:graphicFrameLocks xmlns:a="http://schemas.openxmlformats.org/drawingml/2006/main" noChangeAspect="1"/>
+                  </wp:cNvGraphicFramePr>
+                  <a:graphic xmlns:a="http://schemas.openxmlformats.org/drawingml/2006/main">
+                    <a:graphicData uri="http://schemas.openxmlformats.org/drawingml/2006/picture">
+                      <pic:pic xmlns:pic="http://schemas.openxmlformats.org/drawingml/2006/picture">
+                        <pic:nvPicPr>
+                          <pic:cNvPr id="0" name="Picture 87"/>
+                          <pic:cNvPicPr>
+                            <a:picLocks noChangeAspect="1" noChangeArrowheads="1"/>
+                          </pic:cNvPicPr>
+                        </pic:nvPicPr>
+                        <pic:blipFill>
+                          <a:blip r:embed="rId8">
+                            <a:extLst>
+                              <a:ext uri="{28A0092B-C50C-407E-A947-70E740481C1C}">
+                                <a14:useLocalDpi xmlns:a14="http://schemas.microsoft.com/office/drawing/2010/main" val="0"/>
+                              </a:ext>
+                            </a:extLst>
+                          </a:blip>
+                          <a:srcRect/>
+                          <a:stretch>
+                            <a:fillRect/>
+                          </a:stretch>
+                        </pic:blipFill>
+                        <pic:spPr bwMode="auto">
+                          <a:xfrm>
+                            <a:off x="0" y="0"/>
+                            <a:ext cx="6126480" cy="3102610"/>
+                          </a:xfrm>
+                          <a:prstGeom prst="rect">
+                            <a:avLst/>
+                          </a:prstGeom>
+                          <a:noFill/>
+                          <a:ln>
+                            <a:noFill/>
+                          </a:ln>
+                        </pic:spPr>
+                      </pic:pic>
+                    </a:graphicData>
+                  </a:graphic>
+                </wp:inline>
+              </w:drawing>
+            </w:r>
+          </w:p>
+        </w:tc>
+      </w:tr>
+      <w:tr>
+        <w:tc>
+          <w:tcPr>
+            <w:tcW w:w="9648" w:type="dxa"/>
+            <w:shd w:val="clear" w:color="auto" w:fill="FAFAFA"/>
+          </w:tcPr>
+          <w:p>
+            <w:pPr>
+              <w:spacing w:after="40"/>
               <w:jc w:val="center"/>
               <w:rPr>
                 <w:rFonts w:asciiTheme="majorBidi" w:hAnsiTheme="majorBidi" w:cstheme="majorBidi"/>
@@ -2585,7 +6387,6 @@
                 <w:szCs w:val="24"/>
               </w:rPr>
             </w:pPr>
-            <w:proofErr w:type="gramStart"/>
             <w:r>
               <w:rPr>
                 <w:rFonts w:asciiTheme="majorBidi" w:hAnsiTheme="majorBidi" w:cstheme="majorBidi"/>
@@ -2594,99 +6395,6 @@
                 <w:sz w:val="24"/>
                 <w:szCs w:val="24"/>
               </w:rPr>
-              <w:t>[ Insert</w:t>
-            </w:r>
-            <w:proofErr w:type="gramEnd"/>
-            <w:r>
-              <w:rPr>
-                <w:rFonts w:asciiTheme="majorBidi" w:hAnsiTheme="majorBidi" w:cstheme="majorBidi"/>
-                <w:i/>
-                <w:color w:val="808080"/>
-                <w:sz w:val="24"/>
-                <w:szCs w:val="24"/>
-              </w:rPr>
-              <w:t xml:space="preserve"> System Context Diagram </w:t>
-            </w:r>
-            <w:proofErr w:type="gramStart"/>
-            <w:r>
-              <w:rPr>
-                <w:rFonts w:asciiTheme="majorBidi" w:hAnsiTheme="majorBidi" w:cstheme="majorBidi"/>
-                <w:i/>
-                <w:color w:val="808080"/>
-                <w:sz w:val="24"/>
-                <w:szCs w:val="24"/>
-              </w:rPr>
-              <w:t>here ]</w:t>
-            </w:r>
-            <w:proofErr w:type="gramEnd"/>
-          </w:p>
-          <w:p>
-            <w:pPr>
-              <w:spacing w:after="0"/>
-              <w:rPr>
-                <w:rFonts w:asciiTheme="majorBidi" w:hAnsiTheme="majorBidi" w:cstheme="majorBidi"/>
-                <w:sz w:val="24"/>
-                <w:szCs w:val="24"/>
-              </w:rPr>
-            </w:pPr>
-          </w:p>
-          <w:p>
-            <w:pPr>
-              <w:spacing w:after="0"/>
-              <w:rPr>
-                <w:rFonts w:asciiTheme="majorBidi" w:hAnsiTheme="majorBidi" w:cstheme="majorBidi"/>
-                <w:sz w:val="24"/>
-                <w:szCs w:val="24"/>
-              </w:rPr>
-            </w:pPr>
-          </w:p>
-          <w:p>
-            <w:pPr>
-              <w:spacing w:after="0"/>
-              <w:rPr>
-                <w:rFonts w:asciiTheme="majorBidi" w:hAnsiTheme="majorBidi" w:cstheme="majorBidi"/>
-                <w:sz w:val="24"/>
-                <w:szCs w:val="24"/>
-              </w:rPr>
-            </w:pPr>
-          </w:p>
-          <w:p>
-            <w:pPr>
-              <w:spacing w:after="0"/>
-              <w:rPr>
-                <w:rFonts w:asciiTheme="majorBidi" w:hAnsiTheme="majorBidi" w:cstheme="majorBidi"/>
-                <w:sz w:val="24"/>
-                <w:szCs w:val="24"/>
-              </w:rPr>
-            </w:pPr>
-          </w:p>
-        </w:tc>
-      </w:tr>
-      <w:tr>
-        <w:tc>
-          <w:tcPr>
-            <w:tcW w:w="9648" w:type="dxa"/>
-            <w:shd w:val="clear" w:color="auto" w:fill="FAFAFA"/>
-          </w:tcPr>
-          <w:p>
-            <w:pPr>
-              <w:spacing w:after="40"/>
-              <w:jc w:val="center"/>
-              <w:rPr>
-                <w:rFonts w:asciiTheme="majorBidi" w:hAnsiTheme="majorBidi" w:cstheme="majorBidi"/>
-                <w:sz w:val="24"/>
-                <w:szCs w:val="24"/>
-              </w:rPr>
-            </w:pPr>
-            <w:r>
-              <w:rPr>
-                <w:rFonts w:asciiTheme="majorBidi" w:hAnsiTheme="majorBidi" w:cstheme="majorBidi"/>
-                <w:i/>
-                <w:color w:val="808080"/>
-                <w:sz w:val="24"/>
-                <w:szCs w:val="24"/>
-              </w:rPr>
-              <w:lastRenderedPageBreak/>
               <w:t>Figure 3.1: System Context Diagram</w:t>
             </w:r>
           </w:p>
@@ -2713,6 +6421,7 @@
           <w:szCs w:val="24"/>
         </w:rPr>
       </w:pPr>
+      <w:bookmarkStart w:id="7" w:name="_Toc241649254"/>
       <w:r>
         <w:rPr>
           <w:rFonts w:asciiTheme="majorBidi" w:hAnsiTheme="majorBidi"/>
@@ -2722,6 +6431,7 @@
         </w:rPr>
         <w:t>4. Product Functions</w:t>
       </w:r>
+      <w:bookmarkEnd w:id="7"/>
     </w:p>
     <w:p>
       <w:pPr>
@@ -2775,25 +6485,7 @@
           <w:sz w:val="24"/>
           <w:szCs w:val="24"/>
         </w:rPr>
-        <w:t xml:space="preserve">Deliver </w:t>
-      </w:r>
-      <w:proofErr w:type="gramStart"/>
-      <w:r>
-        <w:rPr>
-          <w:rFonts w:asciiTheme="majorBidi" w:hAnsiTheme="majorBidi" w:cstheme="majorBidi"/>
-          <w:sz w:val="24"/>
-          <w:szCs w:val="24"/>
-        </w:rPr>
-        <w:t>four tier</w:t>
-      </w:r>
-      <w:proofErr w:type="gramEnd"/>
-      <w:r>
-        <w:rPr>
-          <w:rFonts w:asciiTheme="majorBidi" w:hAnsiTheme="majorBidi" w:cstheme="majorBidi"/>
-          <w:sz w:val="24"/>
-          <w:szCs w:val="24"/>
-        </w:rPr>
-        <w:t xml:space="preserve"> safety training and issue a digital safety certificate on completion.</w:t>
+        <w:t>Deliver four tier safety training and issue a digital safety certificate on completion.</w:t>
       </w:r>
     </w:p>
     <w:p>
@@ -2993,22 +6685,13 @@
         <w:tblLook w:val="04A0" w:firstRow="1" w:lastRow="0" w:firstColumn="1" w:lastColumn="0" w:noHBand="0" w:noVBand="1"/>
       </w:tblPr>
       <w:tblGrid>
-        <w:gridCol w:w="9648"/>
+        <w:gridCol w:w="9864"/>
       </w:tblGrid>
       <w:tr>
         <w:tc>
           <w:tcPr>
-            <w:tcW w:w="9648" w:type="dxa"/>
-          </w:tcPr>
-          <w:p>
-            <w:pPr>
-              <w:rPr>
-                <w:rFonts w:asciiTheme="majorBidi" w:hAnsiTheme="majorBidi" w:cstheme="majorBidi"/>
-                <w:sz w:val="24"/>
-                <w:szCs w:val="24"/>
-              </w:rPr>
-            </w:pPr>
-          </w:p>
+            <w:tcW w:w="9864" w:type="dxa"/>
+          </w:tcPr>
           <w:p>
             <w:pPr>
               <w:spacing w:after="0"/>
@@ -3018,108 +6701,70 @@
                 <w:szCs w:val="24"/>
               </w:rPr>
             </w:pPr>
-          </w:p>
-          <w:p>
-            <w:pPr>
-              <w:spacing w:after="0"/>
-              <w:rPr>
-                <w:rFonts w:asciiTheme="majorBidi" w:hAnsiTheme="majorBidi" w:cstheme="majorBidi"/>
-                <w:sz w:val="24"/>
-                <w:szCs w:val="24"/>
-              </w:rPr>
-            </w:pPr>
-          </w:p>
-          <w:p>
-            <w:pPr>
-              <w:spacing w:after="0"/>
-              <w:jc w:val="center"/>
-              <w:rPr>
-                <w:rFonts w:asciiTheme="majorBidi" w:hAnsiTheme="majorBidi" w:cstheme="majorBidi"/>
-                <w:sz w:val="24"/>
-                <w:szCs w:val="24"/>
-              </w:rPr>
-            </w:pPr>
-            <w:proofErr w:type="gramStart"/>
-            <w:r>
-              <w:rPr>
-                <w:rFonts w:asciiTheme="majorBidi" w:hAnsiTheme="majorBidi" w:cstheme="majorBidi"/>
-                <w:i/>
-                <w:color w:val="808080"/>
-                <w:sz w:val="24"/>
-                <w:szCs w:val="24"/>
-              </w:rPr>
-              <w:t>[ Insert</w:t>
-            </w:r>
-            <w:proofErr w:type="gramEnd"/>
-            <w:r>
-              <w:rPr>
-                <w:rFonts w:asciiTheme="majorBidi" w:hAnsiTheme="majorBidi" w:cstheme="majorBidi"/>
-                <w:i/>
-                <w:color w:val="808080"/>
-                <w:sz w:val="24"/>
-                <w:szCs w:val="24"/>
-              </w:rPr>
-              <w:t xml:space="preserve"> Use Case Diagram </w:t>
-            </w:r>
-            <w:proofErr w:type="gramStart"/>
-            <w:r>
-              <w:rPr>
-                <w:rFonts w:asciiTheme="majorBidi" w:hAnsiTheme="majorBidi" w:cstheme="majorBidi"/>
-                <w:i/>
-                <w:color w:val="808080"/>
-                <w:sz w:val="24"/>
-                <w:szCs w:val="24"/>
-              </w:rPr>
-              <w:t>here ]</w:t>
-            </w:r>
-            <w:proofErr w:type="gramEnd"/>
-          </w:p>
-          <w:p>
-            <w:pPr>
-              <w:spacing w:after="0"/>
-              <w:rPr>
-                <w:rFonts w:asciiTheme="majorBidi" w:hAnsiTheme="majorBidi" w:cstheme="majorBidi"/>
-                <w:sz w:val="24"/>
-                <w:szCs w:val="24"/>
-              </w:rPr>
-            </w:pPr>
-          </w:p>
-          <w:p>
-            <w:pPr>
-              <w:spacing w:after="0"/>
-              <w:rPr>
-                <w:rFonts w:asciiTheme="majorBidi" w:hAnsiTheme="majorBidi" w:cstheme="majorBidi"/>
-                <w:sz w:val="24"/>
-                <w:szCs w:val="24"/>
-              </w:rPr>
-            </w:pPr>
-          </w:p>
-          <w:p>
-            <w:pPr>
-              <w:spacing w:after="0"/>
-              <w:rPr>
-                <w:rFonts w:asciiTheme="majorBidi" w:hAnsiTheme="majorBidi" w:cstheme="majorBidi"/>
-                <w:sz w:val="24"/>
-                <w:szCs w:val="24"/>
-              </w:rPr>
-            </w:pPr>
-          </w:p>
-          <w:p>
-            <w:pPr>
-              <w:spacing w:after="0"/>
-              <w:rPr>
-                <w:rFonts w:asciiTheme="majorBidi" w:hAnsiTheme="majorBidi" w:cstheme="majorBidi"/>
-                <w:sz w:val="24"/>
-                <w:szCs w:val="24"/>
-              </w:rPr>
-            </w:pPr>
+            <w:r>
+              <w:rPr>
+                <w:rFonts w:asciiTheme="majorBidi" w:hAnsiTheme="majorBidi" w:cstheme="majorBidi"/>
+                <w:noProof/>
+                <w:sz w:val="24"/>
+                <w:szCs w:val="24"/>
+              </w:rPr>
+              <w:lastRenderedPageBreak/>
+              <w:drawing>
+                <wp:inline distT="0" distB="0" distL="0" distR="0" wp14:anchorId="28401BF9" wp14:editId="11BEA880">
+                  <wp:extent cx="6126480" cy="4161155"/>
+                  <wp:effectExtent l="0" t="0" r="7620" b="0"/>
+                  <wp:docPr id="667779304" name="Picture 18"/>
+                  <wp:cNvGraphicFramePr>
+                    <a:graphicFrameLocks xmlns:a="http://schemas.openxmlformats.org/drawingml/2006/main" noChangeAspect="1"/>
+                  </wp:cNvGraphicFramePr>
+                  <a:graphic xmlns:a="http://schemas.openxmlformats.org/drawingml/2006/main">
+                    <a:graphicData uri="http://schemas.openxmlformats.org/drawingml/2006/picture">
+                      <pic:pic xmlns:pic="http://schemas.openxmlformats.org/drawingml/2006/picture">
+                        <pic:nvPicPr>
+                          <pic:cNvPr id="0" name="Picture 89"/>
+                          <pic:cNvPicPr>
+                            <a:picLocks noChangeAspect="1" noChangeArrowheads="1"/>
+                          </pic:cNvPicPr>
+                        </pic:nvPicPr>
+                        <pic:blipFill>
+                          <a:blip r:embed="rId9">
+                            <a:extLst>
+                              <a:ext uri="{28A0092B-C50C-407E-A947-70E740481C1C}">
+                                <a14:useLocalDpi xmlns:a14="http://schemas.microsoft.com/office/drawing/2010/main" val="0"/>
+                              </a:ext>
+                            </a:extLst>
+                          </a:blip>
+                          <a:srcRect/>
+                          <a:stretch>
+                            <a:fillRect/>
+                          </a:stretch>
+                        </pic:blipFill>
+                        <pic:spPr bwMode="auto">
+                          <a:xfrm>
+                            <a:off x="0" y="0"/>
+                            <a:ext cx="6126480" cy="4161155"/>
+                          </a:xfrm>
+                          <a:prstGeom prst="rect">
+                            <a:avLst/>
+                          </a:prstGeom>
+                          <a:noFill/>
+                          <a:ln>
+                            <a:noFill/>
+                          </a:ln>
+                        </pic:spPr>
+                      </pic:pic>
+                    </a:graphicData>
+                  </a:graphic>
+                </wp:inline>
+              </w:drawing>
+            </w:r>
           </w:p>
         </w:tc>
       </w:tr>
       <w:tr>
         <w:tc>
           <w:tcPr>
-            <w:tcW w:w="9648" w:type="dxa"/>
+            <w:tcW w:w="9864" w:type="dxa"/>
             <w:shd w:val="clear" w:color="auto" w:fill="FAFAFA"/>
           </w:tcPr>
           <w:p>
@@ -3170,7 +6815,6 @@
           <w:sz w:val="24"/>
           <w:szCs w:val="24"/>
         </w:rPr>
-        <w:lastRenderedPageBreak/>
         <w:br w:type="page"/>
       </w:r>
     </w:p>
@@ -3184,6 +6828,7 @@
           <w:szCs w:val="24"/>
         </w:rPr>
       </w:pPr>
+      <w:bookmarkStart w:id="8" w:name="_Toc241649255"/>
       <w:r>
         <w:rPr>
           <w:rFonts w:asciiTheme="majorBidi" w:hAnsiTheme="majorBidi"/>
@@ -3194,6 +6839,7 @@
         <w:lastRenderedPageBreak/>
         <w:t>5. User Classes and Characteristics</w:t>
       </w:r>
+      <w:bookmarkEnd w:id="8"/>
     </w:p>
     <w:tbl>
       <w:tblPr>
@@ -3454,25 +7100,7 @@
                 <w:sz w:val="24"/>
                 <w:szCs w:val="24"/>
               </w:rPr>
-              <w:t xml:space="preserve">Technical operator who will be responsible after </w:t>
-            </w:r>
-            <w:proofErr w:type="gramStart"/>
-            <w:r>
-              <w:rPr>
-                <w:rFonts w:asciiTheme="majorBidi" w:hAnsiTheme="majorBidi" w:cstheme="majorBidi"/>
-                <w:sz w:val="24"/>
-                <w:szCs w:val="24"/>
-              </w:rPr>
-              <w:t>deployment for</w:t>
-            </w:r>
-            <w:proofErr w:type="gramEnd"/>
-            <w:r>
-              <w:rPr>
-                <w:rFonts w:asciiTheme="majorBidi" w:hAnsiTheme="majorBidi" w:cstheme="majorBidi"/>
-                <w:sz w:val="24"/>
-                <w:szCs w:val="24"/>
-              </w:rPr>
-              <w:t xml:space="preserve"> backups, monitoring and updates on the cloud infrastructure.</w:t>
+              <w:t>Technical operator who will be responsible after deployment for backups, monitoring and updates on the cloud infrastructure.</w:t>
             </w:r>
           </w:p>
         </w:tc>
@@ -3515,6 +7143,7 @@
           <w:szCs w:val="24"/>
         </w:rPr>
       </w:pPr>
+      <w:bookmarkStart w:id="9" w:name="_Toc241649256"/>
       <w:r>
         <w:rPr>
           <w:rFonts w:asciiTheme="majorBidi" w:hAnsiTheme="majorBidi"/>
@@ -3524,6 +7153,7 @@
         </w:rPr>
         <w:t>6. Operating Environment</w:t>
       </w:r>
+      <w:bookmarkEnd w:id="9"/>
     </w:p>
     <w:tbl>
       <w:tblPr>
@@ -3960,6 +7590,7 @@
           <w:szCs w:val="24"/>
         </w:rPr>
       </w:pPr>
+      <w:bookmarkStart w:id="10" w:name="_Toc241649257"/>
       <w:r>
         <w:rPr>
           <w:rFonts w:asciiTheme="majorBidi" w:hAnsiTheme="majorBidi"/>
@@ -3970,6 +7601,7 @@
         <w:lastRenderedPageBreak/>
         <w:t>7. Assumptions and Dependencies</w:t>
       </w:r>
+      <w:bookmarkEnd w:id="10"/>
     </w:p>
     <w:p>
       <w:pPr>
@@ -3985,25 +7617,7 @@
           <w:sz w:val="24"/>
           <w:szCs w:val="24"/>
         </w:rPr>
-        <w:t xml:space="preserve">The requirements in this document </w:t>
-      </w:r>
-      <w:proofErr w:type="gramStart"/>
-      <w:r>
-        <w:rPr>
-          <w:rFonts w:asciiTheme="majorBidi" w:hAnsiTheme="majorBidi" w:cstheme="majorBidi"/>
-          <w:sz w:val="24"/>
-          <w:szCs w:val="24"/>
-        </w:rPr>
-        <w:t>hold</w:t>
-      </w:r>
-      <w:proofErr w:type="gramEnd"/>
-      <w:r>
-        <w:rPr>
-          <w:rFonts w:asciiTheme="majorBidi" w:hAnsiTheme="majorBidi" w:cstheme="majorBidi"/>
-          <w:sz w:val="24"/>
-          <w:szCs w:val="24"/>
-        </w:rPr>
-        <w:t xml:space="preserve"> only while the following remain true. If any of them ceases to hold, the affected requirements will need to be reviewed.</w:t>
+        <w:t>The requirements in this document hold only while the following remain true. If any of them ceases to hold, the affected requirements will need to be reviewed.</w:t>
       </w:r>
     </w:p>
     <w:p>
@@ -4118,43 +7732,7 @@
           <w:sz w:val="24"/>
           <w:szCs w:val="24"/>
         </w:rPr>
-        <w:t xml:space="preserve">The adopting school permits </w:t>
-      </w:r>
-      <w:proofErr w:type="gramStart"/>
-      <w:r>
-        <w:rPr>
-          <w:rFonts w:asciiTheme="majorBidi" w:hAnsiTheme="majorBidi" w:cstheme="majorBidi"/>
-          <w:sz w:val="24"/>
-          <w:szCs w:val="24"/>
-        </w:rPr>
-        <w:t>student</w:t>
-      </w:r>
-      <w:proofErr w:type="gramEnd"/>
-      <w:r>
-        <w:rPr>
-          <w:rFonts w:asciiTheme="majorBidi" w:hAnsiTheme="majorBidi" w:cstheme="majorBidi"/>
-          <w:sz w:val="24"/>
-          <w:szCs w:val="24"/>
-        </w:rPr>
-        <w:t xml:space="preserve"> </w:t>
-      </w:r>
-      <w:proofErr w:type="gramStart"/>
-      <w:r>
-        <w:rPr>
-          <w:rFonts w:asciiTheme="majorBidi" w:hAnsiTheme="majorBidi" w:cstheme="majorBidi"/>
-          <w:sz w:val="24"/>
-          <w:szCs w:val="24"/>
-        </w:rPr>
-        <w:t>use of</w:t>
-      </w:r>
-      <w:proofErr w:type="gramEnd"/>
-      <w:r>
-        <w:rPr>
-          <w:rFonts w:asciiTheme="majorBidi" w:hAnsiTheme="majorBidi" w:cstheme="majorBidi"/>
-          <w:sz w:val="24"/>
-          <w:szCs w:val="24"/>
-        </w:rPr>
-        <w:t xml:space="preserve"> a smartphone or computer for the purposes of the subject.</w:t>
+        <w:t>The adopting school permits student use of a smartphone or computer for the purposes of the subject.</w:t>
       </w:r>
     </w:p>
     <w:p>
@@ -4250,25 +7828,7 @@
           <w:sz w:val="24"/>
           <w:szCs w:val="24"/>
         </w:rPr>
-        <w:t xml:space="preserve">Task and broadcast notifications depend on external push notification and email services. Where either is unavailable, the notification is delivered through the </w:t>
-      </w:r>
-      <w:proofErr w:type="gramStart"/>
-      <w:r>
-        <w:rPr>
-          <w:rFonts w:asciiTheme="majorBidi" w:hAnsiTheme="majorBidi" w:cstheme="majorBidi"/>
-          <w:sz w:val="24"/>
-          <w:szCs w:val="24"/>
-        </w:rPr>
-        <w:t>in application</w:t>
-      </w:r>
-      <w:proofErr w:type="gramEnd"/>
-      <w:r>
-        <w:rPr>
-          <w:rFonts w:asciiTheme="majorBidi" w:hAnsiTheme="majorBidi" w:cstheme="majorBidi"/>
-          <w:sz w:val="24"/>
-          <w:szCs w:val="24"/>
-        </w:rPr>
-        <w:t xml:space="preserve"> list.</w:t>
+        <w:t>Task and broadcast notifications depend on external push notification and email services. Where either is unavailable, the notification is delivered through the in application list.</w:t>
       </w:r>
     </w:p>
     <w:p>
@@ -4287,25 +7847,7 @@
           <w:sz w:val="24"/>
           <w:szCs w:val="24"/>
         </w:rPr>
-        <w:t xml:space="preserve">Live class monitoring depends on an external real time event service. Where it is unavailable, the </w:t>
-      </w:r>
-      <w:proofErr w:type="gramStart"/>
-      <w:r>
-        <w:rPr>
-          <w:rFonts w:asciiTheme="majorBidi" w:hAnsiTheme="majorBidi" w:cstheme="majorBidi"/>
-          <w:sz w:val="24"/>
-          <w:szCs w:val="24"/>
-        </w:rPr>
-        <w:t>teacher</w:t>
-      </w:r>
-      <w:proofErr w:type="gramEnd"/>
-      <w:r>
-        <w:rPr>
-          <w:rFonts w:asciiTheme="majorBidi" w:hAnsiTheme="majorBidi" w:cstheme="majorBidi"/>
-          <w:sz w:val="24"/>
-          <w:szCs w:val="24"/>
-        </w:rPr>
-        <w:t xml:space="preserve"> view refreshes by polling.</w:t>
+        <w:t>Live class monitoring depends on an external real time event service. Where it is unavailable, the teacher view refreshes by polling.</w:t>
       </w:r>
     </w:p>
     <w:p>
@@ -4337,6 +7879,7 @@
           <w:szCs w:val="24"/>
         </w:rPr>
       </w:pPr>
+      <w:bookmarkStart w:id="11" w:name="_Toc241649258"/>
       <w:r>
         <w:rPr>
           <w:rFonts w:asciiTheme="majorBidi" w:hAnsiTheme="majorBidi"/>
@@ -4346,6 +7889,7 @@
         </w:rPr>
         <w:t>8. External Interface Requirements</w:t>
       </w:r>
+      <w:bookmarkEnd w:id="11"/>
     </w:p>
     <w:p>
       <w:pPr>
@@ -4357,6 +7901,7 @@
           <w:szCs w:val="24"/>
         </w:rPr>
       </w:pPr>
+      <w:bookmarkStart w:id="12" w:name="_Toc241649259"/>
       <w:r>
         <w:rPr>
           <w:rFonts w:asciiTheme="majorBidi" w:hAnsiTheme="majorBidi"/>
@@ -4366,6 +7911,7 @@
         </w:rPr>
         <w:t>8.1 User Interfaces</w:t>
       </w:r>
+      <w:bookmarkEnd w:id="12"/>
     </w:p>
     <w:p>
       <w:pPr>
@@ -4394,6 +7940,7 @@
           <w:szCs w:val="24"/>
         </w:rPr>
       </w:pPr>
+      <w:bookmarkStart w:id="13" w:name="_Toc241649260"/>
       <w:r>
         <w:rPr>
           <w:rFonts w:asciiTheme="majorBidi" w:hAnsiTheme="majorBidi"/>
@@ -4404,6 +7951,7 @@
         <w:lastRenderedPageBreak/>
         <w:t>8.2 Hardware Interfaces</w:t>
       </w:r>
+      <w:bookmarkEnd w:id="13"/>
     </w:p>
     <w:p>
       <w:pPr>
@@ -4432,6 +7980,7 @@
           <w:szCs w:val="24"/>
         </w:rPr>
       </w:pPr>
+      <w:bookmarkStart w:id="14" w:name="_Toc241649261"/>
       <w:r>
         <w:rPr>
           <w:rFonts w:asciiTheme="majorBidi" w:hAnsiTheme="majorBidi"/>
@@ -4441,6 +7990,7 @@
         </w:rPr>
         <w:t>8.3 Software Interfaces</w:t>
       </w:r>
+      <w:bookmarkEnd w:id="14"/>
     </w:p>
     <w:tbl>
       <w:tblPr>
@@ -4596,23 +8146,13 @@
                 <w:szCs w:val="24"/>
               </w:rPr>
             </w:pPr>
-            <w:proofErr w:type="gramStart"/>
-            <w:r>
-              <w:rPr>
-                <w:rFonts w:asciiTheme="majorBidi" w:hAnsiTheme="majorBidi" w:cstheme="majorBidi"/>
-                <w:sz w:val="24"/>
-                <w:szCs w:val="24"/>
-              </w:rPr>
-              <w:t>Pre authored</w:t>
-            </w:r>
-            <w:proofErr w:type="gramEnd"/>
-            <w:r>
-              <w:rPr>
-                <w:rFonts w:asciiTheme="majorBidi" w:hAnsiTheme="majorBidi" w:cstheme="majorBidi"/>
-                <w:sz w:val="24"/>
-                <w:szCs w:val="24"/>
-              </w:rPr>
-              <w:t xml:space="preserve"> guidance is presented and every experiment remains completable (NFR-06).</w:t>
+            <w:r>
+              <w:rPr>
+                <w:rFonts w:asciiTheme="majorBidi" w:hAnsiTheme="majorBidi" w:cstheme="majorBidi"/>
+                <w:sz w:val="24"/>
+                <w:szCs w:val="24"/>
+              </w:rPr>
+              <w:t>Pre authored guidance is presented and every experiment remains completable (NFR-06).</w:t>
             </w:r>
           </w:p>
         </w:tc>
@@ -4760,25 +8300,7 @@
                 <w:sz w:val="24"/>
                 <w:szCs w:val="24"/>
               </w:rPr>
-              <w:t xml:space="preserve">The notification is delivered through the </w:t>
-            </w:r>
-            <w:proofErr w:type="gramStart"/>
-            <w:r>
-              <w:rPr>
-                <w:rFonts w:asciiTheme="majorBidi" w:hAnsiTheme="majorBidi" w:cstheme="majorBidi"/>
-                <w:sz w:val="24"/>
-                <w:szCs w:val="24"/>
-              </w:rPr>
-              <w:t>in application</w:t>
-            </w:r>
-            <w:proofErr w:type="gramEnd"/>
-            <w:r>
-              <w:rPr>
-                <w:rFonts w:asciiTheme="majorBidi" w:hAnsiTheme="majorBidi" w:cstheme="majorBidi"/>
-                <w:sz w:val="24"/>
-                <w:szCs w:val="24"/>
-              </w:rPr>
-              <w:t xml:space="preserve"> notification list.</w:t>
+              <w:t>The notification is delivered through the in application notification list.</w:t>
             </w:r>
           </w:p>
         </w:tc>
@@ -4902,25 +8424,7 @@
                 <w:sz w:val="24"/>
                 <w:szCs w:val="24"/>
               </w:rPr>
-              <w:t xml:space="preserve">Delivers live class events to the </w:t>
-            </w:r>
-            <w:proofErr w:type="gramStart"/>
-            <w:r>
-              <w:rPr>
-                <w:rFonts w:asciiTheme="majorBidi" w:hAnsiTheme="majorBidi" w:cstheme="majorBidi"/>
-                <w:sz w:val="24"/>
-                <w:szCs w:val="24"/>
-              </w:rPr>
-              <w:t>teacher</w:t>
-            </w:r>
-            <w:proofErr w:type="gramEnd"/>
-            <w:r>
-              <w:rPr>
-                <w:rFonts w:asciiTheme="majorBidi" w:hAnsiTheme="majorBidi" w:cstheme="majorBidi"/>
-                <w:sz w:val="24"/>
-                <w:szCs w:val="24"/>
-              </w:rPr>
-              <w:t xml:space="preserve"> view (FR-09.3).</w:t>
+              <w:t>Delivers live class events to the teacher view (FR-09.3).</w:t>
             </w:r>
           </w:p>
         </w:tc>
@@ -4944,25 +8448,7 @@
                 <w:sz w:val="24"/>
                 <w:szCs w:val="24"/>
               </w:rPr>
-              <w:t xml:space="preserve">The </w:t>
-            </w:r>
-            <w:proofErr w:type="gramStart"/>
-            <w:r>
-              <w:rPr>
-                <w:rFonts w:asciiTheme="majorBidi" w:hAnsiTheme="majorBidi" w:cstheme="majorBidi"/>
-                <w:sz w:val="24"/>
-                <w:szCs w:val="24"/>
-              </w:rPr>
-              <w:t>teacher</w:t>
-            </w:r>
-            <w:proofErr w:type="gramEnd"/>
-            <w:r>
-              <w:rPr>
-                <w:rFonts w:asciiTheme="majorBidi" w:hAnsiTheme="majorBidi" w:cstheme="majorBidi"/>
-                <w:sz w:val="24"/>
-                <w:szCs w:val="24"/>
-              </w:rPr>
-              <w:t xml:space="preserve"> view refreshes by polling at an interval not exceeding 30 seconds.</w:t>
+              <w:t>The teacher view refreshes by polling at an interval not exceeding 30 seconds.</w:t>
             </w:r>
           </w:p>
         </w:tc>
@@ -4988,6 +8474,7 @@
           <w:szCs w:val="24"/>
         </w:rPr>
       </w:pPr>
+      <w:bookmarkStart w:id="15" w:name="_Toc241649262"/>
       <w:r>
         <w:rPr>
           <w:rFonts w:asciiTheme="majorBidi" w:hAnsiTheme="majorBidi"/>
@@ -4997,6 +8484,7 @@
         </w:rPr>
         <w:t>8.4 Communication Interfaces</w:t>
       </w:r>
+      <w:bookmarkEnd w:id="15"/>
     </w:p>
     <w:p>
       <w:pPr>
@@ -5012,25 +8500,7 @@
           <w:sz w:val="24"/>
           <w:szCs w:val="24"/>
         </w:rPr>
-        <w:t xml:space="preserve">All communication between client and server uses HTTPS with TLS 1.3 or later. Server functions are exposed through a REST interface returning JSON. Every request to a protected endpoint carries a signed access token, and any request without a valid token is rejected. </w:t>
-      </w:r>
-      <w:proofErr w:type="gramStart"/>
-      <w:r>
-        <w:rPr>
-          <w:rFonts w:asciiTheme="majorBidi" w:hAnsiTheme="majorBidi" w:cstheme="majorBidi"/>
-          <w:sz w:val="24"/>
-          <w:szCs w:val="24"/>
-        </w:rPr>
-        <w:t>Student</w:t>
-      </w:r>
-      <w:proofErr w:type="gramEnd"/>
-      <w:r>
-        <w:rPr>
-          <w:rFonts w:asciiTheme="majorBidi" w:hAnsiTheme="majorBidi" w:cstheme="majorBidi"/>
-          <w:sz w:val="24"/>
-          <w:szCs w:val="24"/>
-        </w:rPr>
-        <w:t xml:space="preserve"> personally identifiable information is not transmitted to any external service.</w:t>
+        <w:t>All communication between client and server uses HTTPS with TLS 1.3 or later. Server functions are exposed through a REST interface returning JSON. Every request to a protected endpoint carries a signed access token, and any request without a valid token is rejected. Student personally identifiable information is not transmitted to any external service.</w:t>
       </w:r>
     </w:p>
     <w:p>
@@ -5060,6 +8530,7 @@
           <w:szCs w:val="24"/>
         </w:rPr>
       </w:pPr>
+      <w:bookmarkStart w:id="16" w:name="_Toc241649263"/>
       <w:r>
         <w:rPr>
           <w:rFonts w:asciiTheme="majorBidi" w:hAnsiTheme="majorBidi"/>
@@ -5070,6 +8541,7 @@
         <w:lastRenderedPageBreak/>
         <w:t>9. Role-Permission Matrix</w:t>
       </w:r>
+      <w:bookmarkEnd w:id="16"/>
     </w:p>
     <w:p>
       <w:pPr>
@@ -6795,6 +10267,7 @@
           <w:szCs w:val="24"/>
         </w:rPr>
       </w:pPr>
+      <w:bookmarkStart w:id="17" w:name="_Toc241649264"/>
       <w:r>
         <w:rPr>
           <w:rFonts w:asciiTheme="majorBidi" w:hAnsiTheme="majorBidi"/>
@@ -6804,6 +10277,7 @@
         </w:rPr>
         <w:t>10. Design Constraints</w:t>
       </w:r>
+      <w:bookmarkEnd w:id="17"/>
     </w:p>
     <w:tbl>
       <w:tblPr>
@@ -6914,25 +10388,7 @@
                 <w:sz w:val="24"/>
                 <w:szCs w:val="24"/>
               </w:rPr>
-              <w:t xml:space="preserve">All scores, </w:t>
-            </w:r>
-            <w:proofErr w:type="gramStart"/>
-            <w:r>
-              <w:rPr>
-                <w:rFonts w:asciiTheme="majorBidi" w:hAnsiTheme="majorBidi" w:cstheme="majorBidi"/>
-                <w:sz w:val="24"/>
-                <w:szCs w:val="24"/>
-              </w:rPr>
-              <w:t>pass</w:t>
-            </w:r>
-            <w:proofErr w:type="gramEnd"/>
-            <w:r>
-              <w:rPr>
-                <w:rFonts w:asciiTheme="majorBidi" w:hAnsiTheme="majorBidi" w:cstheme="majorBidi"/>
-                <w:sz w:val="24"/>
-                <w:szCs w:val="24"/>
-              </w:rPr>
-              <w:t xml:space="preserve"> determinations, certificate issue decisions, and reward awards shall be computed on the server. No such value computed by a client shall be accepted.</w:t>
+              <w:t>All scores, pass determinations, certificate issue decisions, and reward awards shall be computed on the server. No such value computed by a client shall be accepted.</w:t>
             </w:r>
           </w:p>
         </w:tc>
@@ -6976,23 +10432,13 @@
                 <w:szCs w:val="24"/>
               </w:rPr>
             </w:pPr>
-            <w:proofErr w:type="gramStart"/>
-            <w:r>
-              <w:rPr>
-                <w:rFonts w:asciiTheme="majorBidi" w:hAnsiTheme="majorBidi" w:cstheme="majorBidi"/>
-                <w:sz w:val="24"/>
-                <w:szCs w:val="24"/>
-              </w:rPr>
-              <w:t>Role based</w:t>
-            </w:r>
-            <w:proofErr w:type="gramEnd"/>
-            <w:r>
-              <w:rPr>
-                <w:rFonts w:asciiTheme="majorBidi" w:hAnsiTheme="majorBidi" w:cstheme="majorBidi"/>
-                <w:sz w:val="24"/>
-                <w:szCs w:val="24"/>
-              </w:rPr>
-              <w:t xml:space="preserve"> access control shall be enforced on the server for every protected request, independently of any restriction applied in the client interface.</w:t>
+            <w:r>
+              <w:rPr>
+                <w:rFonts w:asciiTheme="majorBidi" w:hAnsiTheme="majorBidi" w:cstheme="majorBidi"/>
+                <w:sz w:val="24"/>
+                <w:szCs w:val="24"/>
+              </w:rPr>
+              <w:t>Role based access control shall be enforced on the server for every protected request, independently of any restriction applied in the client interface.</w:t>
             </w:r>
           </w:p>
         </w:tc>
@@ -7092,25 +10538,7 @@
                 <w:sz w:val="24"/>
                 <w:szCs w:val="24"/>
               </w:rPr>
-              <w:t xml:space="preserve">The system </w:t>
-            </w:r>
-            <w:proofErr w:type="gramStart"/>
-            <w:r>
-              <w:rPr>
-                <w:rFonts w:asciiTheme="majorBidi" w:hAnsiTheme="majorBidi" w:cstheme="majorBidi"/>
-                <w:sz w:val="24"/>
-                <w:szCs w:val="24"/>
-              </w:rPr>
-              <w:t>shall</w:t>
-            </w:r>
-            <w:proofErr w:type="gramEnd"/>
-            <w:r>
-              <w:rPr>
-                <w:rFonts w:asciiTheme="majorBidi" w:hAnsiTheme="majorBidi" w:cstheme="majorBidi"/>
-                <w:sz w:val="24"/>
-                <w:szCs w:val="24"/>
-              </w:rPr>
-              <w:t xml:space="preserve"> be delivered as a web application and a mobile application. No additional component shall be required to be installed on a school computer.</w:t>
+              <w:t>The system shall be delivered as a web application and a mobile application. No additional component shall be required to be installed on a school computer.</w:t>
             </w:r>
           </w:p>
         </w:tc>
@@ -7260,25 +10688,7 @@
                 <w:sz w:val="24"/>
                 <w:szCs w:val="24"/>
               </w:rPr>
-              <w:t xml:space="preserve">The first release shall be completed within a </w:t>
-            </w:r>
-            <w:proofErr w:type="gramStart"/>
-            <w:r>
-              <w:rPr>
-                <w:rFonts w:asciiTheme="majorBidi" w:hAnsiTheme="majorBidi" w:cstheme="majorBidi"/>
-                <w:sz w:val="24"/>
-                <w:szCs w:val="24"/>
-              </w:rPr>
-              <w:t>nine month</w:t>
-            </w:r>
-            <w:proofErr w:type="gramEnd"/>
-            <w:r>
-              <w:rPr>
-                <w:rFonts w:asciiTheme="majorBidi" w:hAnsiTheme="majorBidi" w:cstheme="majorBidi"/>
-                <w:sz w:val="24"/>
-                <w:szCs w:val="24"/>
-              </w:rPr>
-              <w:t xml:space="preserve"> development schedule.</w:t>
+              <w:t>The first release shall be completed within a nine month development schedule.</w:t>
             </w:r>
           </w:p>
         </w:tc>
@@ -7329,25 +10739,7 @@
                 <w:sz w:val="24"/>
                 <w:szCs w:val="24"/>
               </w:rPr>
-              <w:t xml:space="preserve">The system </w:t>
-            </w:r>
-            <w:proofErr w:type="gramStart"/>
-            <w:r>
-              <w:rPr>
-                <w:rFonts w:asciiTheme="majorBidi" w:hAnsiTheme="majorBidi" w:cstheme="majorBidi"/>
-                <w:sz w:val="24"/>
-                <w:szCs w:val="24"/>
-              </w:rPr>
-              <w:t>shall</w:t>
-            </w:r>
-            <w:proofErr w:type="gramEnd"/>
-            <w:r>
-              <w:rPr>
-                <w:rFonts w:asciiTheme="majorBidi" w:hAnsiTheme="majorBidi" w:cstheme="majorBidi"/>
-                <w:sz w:val="24"/>
-                <w:szCs w:val="24"/>
-              </w:rPr>
-              <w:t xml:space="preserve"> not require specialist augmented reality hardware.</w:t>
+              <w:t>The system shall not require specialist augmented reality hardware.</w:t>
             </w:r>
           </w:p>
         </w:tc>
@@ -7390,6 +10782,7 @@
           <w:szCs w:val="24"/>
         </w:rPr>
       </w:pPr>
+      <w:bookmarkStart w:id="18" w:name="_Toc241649265"/>
       <w:r>
         <w:rPr>
           <w:rFonts w:asciiTheme="majorBidi" w:hAnsiTheme="majorBidi"/>
@@ -7400,6 +10793,7 @@
         <w:lastRenderedPageBreak/>
         <w:t>11. Functional Requirements</w:t>
       </w:r>
+      <w:bookmarkEnd w:id="18"/>
     </w:p>
     <w:p>
       <w:pPr>
@@ -7428,6 +10822,7 @@
           <w:szCs w:val="24"/>
         </w:rPr>
       </w:pPr>
+      <w:bookmarkStart w:id="19" w:name="_Toc241649266"/>
       <w:r>
         <w:rPr>
           <w:rFonts w:asciiTheme="majorBidi" w:hAnsiTheme="majorBidi"/>
@@ -7437,6 +10832,7 @@
         </w:rPr>
         <w:t>11.1 Authentication and Account Management</w:t>
       </w:r>
+      <w:bookmarkEnd w:id="19"/>
     </w:p>
     <w:p>
       <w:pPr>
@@ -7840,6 +11236,7 @@
           <w:szCs w:val="24"/>
         </w:rPr>
       </w:pPr>
+      <w:bookmarkStart w:id="20" w:name="_Toc241649267"/>
       <w:r>
         <w:rPr>
           <w:rFonts w:asciiTheme="majorBidi" w:hAnsiTheme="majorBidi"/>
@@ -7849,6 +11246,7 @@
         </w:rPr>
         <w:t>11.2 Safety Certification</w:t>
       </w:r>
+      <w:bookmarkEnd w:id="20"/>
     </w:p>
     <w:p>
       <w:pPr>
@@ -7864,25 +11262,7 @@
           <w:sz w:val="24"/>
           <w:szCs w:val="24"/>
         </w:rPr>
-        <w:t xml:space="preserve">The </w:t>
-      </w:r>
-      <w:proofErr w:type="gramStart"/>
-      <w:r>
-        <w:rPr>
-          <w:rFonts w:asciiTheme="majorBidi" w:hAnsiTheme="majorBidi" w:cstheme="majorBidi"/>
-          <w:sz w:val="24"/>
-          <w:szCs w:val="24"/>
-        </w:rPr>
-        <w:t>four tier</w:t>
-      </w:r>
-      <w:proofErr w:type="gramEnd"/>
-      <w:r>
-        <w:rPr>
-          <w:rFonts w:asciiTheme="majorBidi" w:hAnsiTheme="majorBidi" w:cstheme="majorBidi"/>
-          <w:sz w:val="24"/>
-          <w:szCs w:val="24"/>
-        </w:rPr>
-        <w:t xml:space="preserve"> safety training programme, the assessment at the end of each tier, and the certificate issued once all four have been passed.</w:t>
+        <w:t>The four tier safety training programme, the assessment at the end of each tier, and the certificate issued once all four have been passed.</w:t>
       </w:r>
     </w:p>
     <w:tbl>
@@ -8044,25 +11424,7 @@
                 <w:sz w:val="24"/>
                 <w:szCs w:val="24"/>
               </w:rPr>
-              <w:t xml:space="preserve">The system </w:t>
-            </w:r>
-            <w:proofErr w:type="gramStart"/>
-            <w:r>
-              <w:rPr>
-                <w:rFonts w:asciiTheme="majorBidi" w:hAnsiTheme="majorBidi" w:cstheme="majorBidi"/>
-                <w:sz w:val="24"/>
-                <w:szCs w:val="24"/>
-              </w:rPr>
-              <w:t>shall</w:t>
-            </w:r>
-            <w:proofErr w:type="gramEnd"/>
-            <w:r>
-              <w:rPr>
-                <w:rFonts w:asciiTheme="majorBidi" w:hAnsiTheme="majorBidi" w:cstheme="majorBidi"/>
-                <w:sz w:val="24"/>
-                <w:szCs w:val="24"/>
-              </w:rPr>
-              <w:t xml:space="preserve"> make a tier available to a student only after the preceding tier has been passed with a score of at least 80 percent.</w:t>
+              <w:t>The system shall make a tier available to a student only after the preceding tier has been passed with a score of at least 80 percent.</w:t>
             </w:r>
           </w:p>
         </w:tc>
@@ -8364,7 +11726,6 @@
               </w:rPr>
               <w:t xml:space="preserve">The system shall not issue a certificate to a student whose score in any tier is below </w:t>
             </w:r>
-            <w:proofErr w:type="gramStart"/>
             <w:r>
               <w:rPr>
                 <w:rFonts w:asciiTheme="majorBidi" w:hAnsiTheme="majorBidi" w:cstheme="majorBidi"/>
@@ -8372,16 +11733,7 @@
                 <w:szCs w:val="24"/>
               </w:rPr>
               <w:lastRenderedPageBreak/>
-              <w:t>80 percent, and</w:t>
-            </w:r>
-            <w:proofErr w:type="gramEnd"/>
-            <w:r>
-              <w:rPr>
-                <w:rFonts w:asciiTheme="majorBidi" w:hAnsiTheme="majorBidi" w:cstheme="majorBidi"/>
-                <w:sz w:val="24"/>
-                <w:szCs w:val="24"/>
-              </w:rPr>
-              <w:t xml:space="preserve"> shall not delete or revoke an issued certificate.</w:t>
+              <w:t>80 percent, and shall not delete or revoke an issued certificate.</w:t>
             </w:r>
           </w:p>
         </w:tc>
@@ -8458,6 +11810,7 @@
           <w:szCs w:val="24"/>
         </w:rPr>
       </w:pPr>
+      <w:bookmarkStart w:id="21" w:name="_Toc241649268"/>
       <w:r>
         <w:rPr>
           <w:rFonts w:asciiTheme="majorBidi" w:hAnsiTheme="majorBidi"/>
@@ -8467,6 +11820,7 @@
         </w:rPr>
         <w:t>11.3 Experiment Management</w:t>
       </w:r>
+      <w:bookmarkEnd w:id="21"/>
     </w:p>
     <w:p>
       <w:pPr>
@@ -8694,25 +12048,7 @@
                 <w:sz w:val="24"/>
                 <w:szCs w:val="24"/>
               </w:rPr>
-              <w:t xml:space="preserve">The system shall prevent a student from opening an experiment whose prerequisite experiment has not been </w:t>
-            </w:r>
-            <w:proofErr w:type="gramStart"/>
-            <w:r>
-              <w:rPr>
-                <w:rFonts w:asciiTheme="majorBidi" w:hAnsiTheme="majorBidi" w:cstheme="majorBidi"/>
-                <w:sz w:val="24"/>
-                <w:szCs w:val="24"/>
-              </w:rPr>
-              <w:t>completed, and</w:t>
-            </w:r>
-            <w:proofErr w:type="gramEnd"/>
-            <w:r>
-              <w:rPr>
-                <w:rFonts w:asciiTheme="majorBidi" w:hAnsiTheme="majorBidi" w:cstheme="majorBidi"/>
-                <w:sz w:val="24"/>
-                <w:szCs w:val="24"/>
-              </w:rPr>
-              <w:t xml:space="preserve"> shall display the reason.</w:t>
+              <w:t>The system shall prevent a student from opening an experiment whose prerequisite experiment has not been completed, and shall display the reason.</w:t>
             </w:r>
           </w:p>
         </w:tc>
@@ -8812,25 +12148,7 @@
                 <w:sz w:val="24"/>
                 <w:szCs w:val="24"/>
               </w:rPr>
-              <w:t xml:space="preserve">The system shall record the completion of each step to persistent storage at the time of </w:t>
-            </w:r>
-            <w:proofErr w:type="gramStart"/>
-            <w:r>
-              <w:rPr>
-                <w:rFonts w:asciiTheme="majorBidi" w:hAnsiTheme="majorBidi" w:cstheme="majorBidi"/>
-                <w:sz w:val="24"/>
-                <w:szCs w:val="24"/>
-              </w:rPr>
-              <w:t>completion, and</w:t>
-            </w:r>
-            <w:proofErr w:type="gramEnd"/>
-            <w:r>
-              <w:rPr>
-                <w:rFonts w:asciiTheme="majorBidi" w:hAnsiTheme="majorBidi" w:cstheme="majorBidi"/>
-                <w:sz w:val="24"/>
-                <w:szCs w:val="24"/>
-              </w:rPr>
-              <w:t xml:space="preserve"> shall restore completed steps when a student resumes an incomplete experiment.</w:t>
+              <w:t>The system shall record the completion of each step to persistent storage at the time of completion, and shall restore completed steps when a student resumes an incomplete experiment.</w:t>
             </w:r>
           </w:p>
         </w:tc>
@@ -9006,6 +12324,7 @@
           <w:szCs w:val="24"/>
         </w:rPr>
       </w:pPr>
+      <w:bookmarkStart w:id="22" w:name="_Toc241649269"/>
       <w:r>
         <w:rPr>
           <w:rFonts w:asciiTheme="majorBidi" w:hAnsiTheme="majorBidi"/>
@@ -9015,6 +12334,7 @@
         </w:rPr>
         <w:t>11.4 Knowledge Assessment</w:t>
       </w:r>
+      <w:bookmarkEnd w:id="22"/>
     </w:p>
     <w:p>
       <w:pPr>
@@ -9192,25 +12512,7 @@
                 <w:sz w:val="24"/>
                 <w:szCs w:val="24"/>
               </w:rPr>
-              <w:t xml:space="preserve">The system shall indicate whether each submitted answer is correct or incorrect </w:t>
-            </w:r>
-            <w:proofErr w:type="gramStart"/>
-            <w:r>
-              <w:rPr>
-                <w:rFonts w:asciiTheme="majorBidi" w:hAnsiTheme="majorBidi" w:cstheme="majorBidi"/>
-                <w:sz w:val="24"/>
-                <w:szCs w:val="24"/>
-              </w:rPr>
-              <w:t>immediately, and</w:t>
-            </w:r>
-            <w:proofErr w:type="gramEnd"/>
-            <w:r>
-              <w:rPr>
-                <w:rFonts w:asciiTheme="majorBidi" w:hAnsiTheme="majorBidi" w:cstheme="majorBidi"/>
-                <w:sz w:val="24"/>
-                <w:szCs w:val="24"/>
-              </w:rPr>
-              <w:t xml:space="preserve"> shall present an explanatory note where the answer is incorrect.</w:t>
+              <w:t>The system shall indicate whether each submitted answer is correct or incorrect immediately, and shall present an explanatory note where the answer is incorrect.</w:t>
             </w:r>
           </w:p>
         </w:tc>
@@ -9395,6 +12697,7 @@
           <w:szCs w:val="24"/>
         </w:rPr>
       </w:pPr>
+      <w:bookmarkStart w:id="23" w:name="_Toc241649270"/>
       <w:r>
         <w:rPr>
           <w:rFonts w:asciiTheme="majorBidi" w:hAnsiTheme="majorBidi"/>
@@ -9404,6 +12707,7 @@
         </w:rPr>
         <w:t>11.5 Augmented Reality Mode</w:t>
       </w:r>
+      <w:bookmarkEnd w:id="23"/>
     </w:p>
     <w:p>
       <w:pPr>
@@ -9531,25 +12835,7 @@
                 <w:sz w:val="24"/>
                 <w:szCs w:val="24"/>
               </w:rPr>
-              <w:t xml:space="preserve">The system shall provide augmented reality </w:t>
-            </w:r>
-            <w:proofErr w:type="gramStart"/>
-            <w:r>
-              <w:rPr>
-                <w:rFonts w:asciiTheme="majorBidi" w:hAnsiTheme="majorBidi" w:cstheme="majorBidi"/>
-                <w:sz w:val="24"/>
-                <w:szCs w:val="24"/>
-              </w:rPr>
-              <w:t>presentation</w:t>
-            </w:r>
-            <w:proofErr w:type="gramEnd"/>
-            <w:r>
-              <w:rPr>
-                <w:rFonts w:asciiTheme="majorBidi" w:hAnsiTheme="majorBidi" w:cstheme="majorBidi"/>
-                <w:sz w:val="24"/>
-                <w:szCs w:val="24"/>
-              </w:rPr>
-              <w:t xml:space="preserve"> for no fewer than 4 experiments.</w:t>
+              <w:t>The system shall provide augmented reality presentation for no fewer than 4 experiments.</w:t>
             </w:r>
           </w:p>
         </w:tc>
@@ -9599,25 +12885,7 @@
                 <w:sz w:val="24"/>
                 <w:szCs w:val="24"/>
               </w:rPr>
-              <w:t xml:space="preserve">The system </w:t>
-            </w:r>
-            <w:proofErr w:type="gramStart"/>
-            <w:r>
-              <w:rPr>
-                <w:rFonts w:asciiTheme="majorBidi" w:hAnsiTheme="majorBidi" w:cstheme="majorBidi"/>
-                <w:sz w:val="24"/>
-                <w:szCs w:val="24"/>
-              </w:rPr>
-              <w:t>shall</w:t>
-            </w:r>
-            <w:proofErr w:type="gramEnd"/>
-            <w:r>
-              <w:rPr>
-                <w:rFonts w:asciiTheme="majorBidi" w:hAnsiTheme="majorBidi" w:cstheme="majorBidi"/>
-                <w:sz w:val="24"/>
-                <w:szCs w:val="24"/>
-              </w:rPr>
-              <w:t xml:space="preserve"> request camera permission before initiating augmented reality presentation.</w:t>
+              <w:t>The system shall request camera permission before initiating augmented reality presentation.</w:t>
             </w:r>
           </w:p>
         </w:tc>
@@ -9667,25 +12935,7 @@
                 <w:sz w:val="24"/>
                 <w:szCs w:val="24"/>
               </w:rPr>
-              <w:t xml:space="preserve">The system shall detect a horizontal surface within 3 seconds on a supported device under normal indoor </w:t>
-            </w:r>
-            <w:proofErr w:type="gramStart"/>
-            <w:r>
-              <w:rPr>
-                <w:rFonts w:asciiTheme="majorBidi" w:hAnsiTheme="majorBidi" w:cstheme="majorBidi"/>
-                <w:sz w:val="24"/>
-                <w:szCs w:val="24"/>
-              </w:rPr>
-              <w:t>lighting, and</w:t>
-            </w:r>
-            <w:proofErr w:type="gramEnd"/>
-            <w:r>
-              <w:rPr>
-                <w:rFonts w:asciiTheme="majorBidi" w:hAnsiTheme="majorBidi" w:cstheme="majorBidi"/>
-                <w:sz w:val="24"/>
-                <w:szCs w:val="24"/>
-              </w:rPr>
-              <w:t xml:space="preserve"> shall anchor the experiment overlay to that surface.</w:t>
+              <w:t>The system shall detect a horizontal surface within 3 seconds on a supported device under normal indoor lighting, and shall anchor the experiment overlay to that surface.</w:t>
             </w:r>
           </w:p>
         </w:tc>
@@ -9861,6 +13111,7 @@
           <w:szCs w:val="24"/>
         </w:rPr>
       </w:pPr>
+      <w:bookmarkStart w:id="24" w:name="_Toc241649271"/>
       <w:r>
         <w:rPr>
           <w:rFonts w:asciiTheme="majorBidi" w:hAnsiTheme="majorBidi"/>
@@ -9870,6 +13121,7 @@
         </w:rPr>
         <w:t>11.6 Gamification</w:t>
       </w:r>
+      <w:bookmarkEnd w:id="24"/>
     </w:p>
     <w:p>
       <w:pPr>
@@ -9997,25 +13249,7 @@
                 <w:sz w:val="24"/>
                 <w:szCs w:val="24"/>
               </w:rPr>
-              <w:t xml:space="preserve">The system </w:t>
-            </w:r>
-            <w:proofErr w:type="gramStart"/>
-            <w:r>
-              <w:rPr>
-                <w:rFonts w:asciiTheme="majorBidi" w:hAnsiTheme="majorBidi" w:cstheme="majorBidi"/>
-                <w:sz w:val="24"/>
-                <w:szCs w:val="24"/>
-              </w:rPr>
-              <w:t>shall</w:t>
-            </w:r>
-            <w:proofErr w:type="gramEnd"/>
-            <w:r>
-              <w:rPr>
-                <w:rFonts w:asciiTheme="majorBidi" w:hAnsiTheme="majorBidi" w:cstheme="majorBidi"/>
-                <w:sz w:val="24"/>
-                <w:szCs w:val="24"/>
-              </w:rPr>
-              <w:t xml:space="preserve"> award experience points on completion of an experiment according to its difficulty, and on the passing of a safety tier.</w:t>
+              <w:t>The system shall award experience points on completion of an experiment according to its difficulty, and on the passing of a safety tier.</w:t>
             </w:r>
           </w:p>
         </w:tc>
@@ -10065,25 +13299,7 @@
                 <w:sz w:val="24"/>
                 <w:szCs w:val="24"/>
               </w:rPr>
-              <w:t xml:space="preserve">The system </w:t>
-            </w:r>
-            <w:proofErr w:type="gramStart"/>
-            <w:r>
-              <w:rPr>
-                <w:rFonts w:asciiTheme="majorBidi" w:hAnsiTheme="majorBidi" w:cstheme="majorBidi"/>
-                <w:sz w:val="24"/>
-                <w:szCs w:val="24"/>
-              </w:rPr>
-              <w:t>shall</w:t>
-            </w:r>
-            <w:proofErr w:type="gramEnd"/>
-            <w:r>
-              <w:rPr>
-                <w:rFonts w:asciiTheme="majorBidi" w:hAnsiTheme="majorBidi" w:cstheme="majorBidi"/>
-                <w:sz w:val="24"/>
-                <w:szCs w:val="24"/>
-              </w:rPr>
-              <w:t xml:space="preserve"> not award experience points for the speed at which a student completes an experiment or a quiz.</w:t>
+              <w:t>The system shall not award experience points for the speed at which a student completes an experiment or a quiz.</w:t>
             </w:r>
           </w:p>
         </w:tc>
@@ -10183,25 +13399,7 @@
                 <w:sz w:val="24"/>
                 <w:szCs w:val="24"/>
               </w:rPr>
-              <w:t xml:space="preserve">The system shall assign a student to one of 8 rank levels according to cumulative experience </w:t>
-            </w:r>
-            <w:proofErr w:type="gramStart"/>
-            <w:r>
-              <w:rPr>
-                <w:rFonts w:asciiTheme="majorBidi" w:hAnsiTheme="majorBidi" w:cstheme="majorBidi"/>
-                <w:sz w:val="24"/>
-                <w:szCs w:val="24"/>
-              </w:rPr>
-              <w:t>points, and</w:t>
-            </w:r>
-            <w:proofErr w:type="gramEnd"/>
-            <w:r>
-              <w:rPr>
-                <w:rFonts w:asciiTheme="majorBidi" w:hAnsiTheme="majorBidi" w:cstheme="majorBidi"/>
-                <w:sz w:val="24"/>
-                <w:szCs w:val="24"/>
-              </w:rPr>
-              <w:t xml:space="preserve"> shall not reduce a student’s points or rank level under any operation.</w:t>
+              <w:t>The system shall assign a student to one of 8 rank levels according to cumulative experience points, and shall not reduce a student’s points or rank level under any operation.</w:t>
             </w:r>
           </w:p>
         </w:tc>
@@ -10251,25 +13449,7 @@
                 <w:sz w:val="24"/>
                 <w:szCs w:val="24"/>
               </w:rPr>
-              <w:t xml:space="preserve">The system shall record consecutive days of activity and shall award a badge </w:t>
-            </w:r>
-            <w:proofErr w:type="gramStart"/>
-            <w:r>
-              <w:rPr>
-                <w:rFonts w:asciiTheme="majorBidi" w:hAnsiTheme="majorBidi" w:cstheme="majorBidi"/>
-                <w:sz w:val="24"/>
-                <w:szCs w:val="24"/>
-              </w:rPr>
-              <w:t>at</w:t>
-            </w:r>
-            <w:proofErr w:type="gramEnd"/>
-            <w:r>
-              <w:rPr>
-                <w:rFonts w:asciiTheme="majorBidi" w:hAnsiTheme="majorBidi" w:cstheme="majorBidi"/>
-                <w:sz w:val="24"/>
-                <w:szCs w:val="24"/>
-              </w:rPr>
-              <w:t xml:space="preserve"> 7, 30 and 100 consecutive days.</w:t>
+              <w:t>The system shall record consecutive days of activity and shall award a badge at 7, 30 and 100 consecutive days.</w:t>
             </w:r>
           </w:p>
         </w:tc>
@@ -10295,6 +13475,7 @@
           <w:szCs w:val="24"/>
         </w:rPr>
       </w:pPr>
+      <w:bookmarkStart w:id="25" w:name="_Toc241649272"/>
       <w:r>
         <w:rPr>
           <w:rFonts w:asciiTheme="majorBidi" w:hAnsiTheme="majorBidi"/>
@@ -10305,6 +13486,7 @@
         <w:lastRenderedPageBreak/>
         <w:t>11.7 Leaderboard and Daily Missions</w:t>
       </w:r>
+      <w:bookmarkEnd w:id="25"/>
     </w:p>
     <w:p>
       <w:pPr>
@@ -10432,25 +13614,7 @@
                 <w:sz w:val="24"/>
                 <w:szCs w:val="24"/>
               </w:rPr>
-              <w:t xml:space="preserve">The system </w:t>
-            </w:r>
-            <w:proofErr w:type="gramStart"/>
-            <w:r>
-              <w:rPr>
-                <w:rFonts w:asciiTheme="majorBidi" w:hAnsiTheme="majorBidi" w:cstheme="majorBidi"/>
-                <w:sz w:val="24"/>
-                <w:szCs w:val="24"/>
-              </w:rPr>
-              <w:t>shall</w:t>
-            </w:r>
-            <w:proofErr w:type="gramEnd"/>
-            <w:r>
-              <w:rPr>
-                <w:rFonts w:asciiTheme="majorBidi" w:hAnsiTheme="majorBidi" w:cstheme="majorBidi"/>
-                <w:sz w:val="24"/>
-                <w:szCs w:val="24"/>
-              </w:rPr>
-              <w:t xml:space="preserve"> present a class leaderboard showing only display name, avatar, rank level and cumulative experience points.</w:t>
+              <w:t>The system shall present a class leaderboard showing only display name, avatar, rank level and cumulative experience points.</w:t>
             </w:r>
           </w:p>
         </w:tc>
@@ -10576,6 +13740,7 @@
           <w:szCs w:val="24"/>
         </w:rPr>
       </w:pPr>
+      <w:bookmarkStart w:id="26" w:name="_Toc241649273"/>
       <w:r>
         <w:rPr>
           <w:rFonts w:asciiTheme="majorBidi" w:hAnsiTheme="majorBidi"/>
@@ -10585,6 +13750,7 @@
         </w:rPr>
         <w:t>11.8 AI Readiness Reporting</w:t>
       </w:r>
+      <w:bookmarkEnd w:id="26"/>
     </w:p>
     <w:p>
       <w:pPr>
@@ -10762,25 +13928,7 @@
                 <w:sz w:val="24"/>
                 <w:szCs w:val="24"/>
               </w:rPr>
-              <w:t xml:space="preserve">The system shall generate a readiness report </w:t>
-            </w:r>
-            <w:proofErr w:type="gramStart"/>
-            <w:r>
-              <w:rPr>
-                <w:rFonts w:asciiTheme="majorBidi" w:hAnsiTheme="majorBidi" w:cstheme="majorBidi"/>
-                <w:sz w:val="24"/>
-                <w:szCs w:val="24"/>
-              </w:rPr>
-              <w:t>on</w:t>
-            </w:r>
-            <w:proofErr w:type="gramEnd"/>
-            <w:r>
-              <w:rPr>
-                <w:rFonts w:asciiTheme="majorBidi" w:hAnsiTheme="majorBidi" w:cstheme="majorBidi"/>
-                <w:sz w:val="24"/>
-                <w:szCs w:val="24"/>
-              </w:rPr>
-              <w:t xml:space="preserve"> a teacher’s request and shall present it within 5 seconds.</w:t>
+              <w:t>The system shall generate a readiness report on a teacher’s request and shall present it within 5 seconds.</w:t>
             </w:r>
           </w:p>
         </w:tc>
@@ -10880,25 +14028,7 @@
                 <w:sz w:val="24"/>
                 <w:szCs w:val="24"/>
               </w:rPr>
-              <w:t xml:space="preserve">The system shall decline to generate a report for a student who has completed fewer than 3 </w:t>
-            </w:r>
-            <w:proofErr w:type="gramStart"/>
-            <w:r>
-              <w:rPr>
-                <w:rFonts w:asciiTheme="majorBidi" w:hAnsiTheme="majorBidi" w:cstheme="majorBidi"/>
-                <w:sz w:val="24"/>
-                <w:szCs w:val="24"/>
-              </w:rPr>
-              <w:t>experiments, and</w:t>
-            </w:r>
-            <w:proofErr w:type="gramEnd"/>
-            <w:r>
-              <w:rPr>
-                <w:rFonts w:asciiTheme="majorBidi" w:hAnsiTheme="majorBidi" w:cstheme="majorBidi"/>
-                <w:sz w:val="24"/>
-                <w:szCs w:val="24"/>
-              </w:rPr>
-              <w:t xml:space="preserve"> shall state the reason.</w:t>
+              <w:t>The system shall decline to generate a report for a student who has completed fewer than 3 experiments, and shall state the reason.</w:t>
             </w:r>
           </w:p>
         </w:tc>
@@ -10998,25 +14128,7 @@
                 <w:sz w:val="24"/>
                 <w:szCs w:val="24"/>
               </w:rPr>
-              <w:t xml:space="preserve">The system shall present to a student their own dimension values and </w:t>
-            </w:r>
-            <w:proofErr w:type="gramStart"/>
-            <w:r>
-              <w:rPr>
-                <w:rFonts w:asciiTheme="majorBidi" w:hAnsiTheme="majorBidi" w:cstheme="majorBidi"/>
-                <w:sz w:val="24"/>
-                <w:szCs w:val="24"/>
-              </w:rPr>
-              <w:t>classification, and</w:t>
-            </w:r>
-            <w:proofErr w:type="gramEnd"/>
-            <w:r>
-              <w:rPr>
-                <w:rFonts w:asciiTheme="majorBidi" w:hAnsiTheme="majorBidi" w:cstheme="majorBidi"/>
-                <w:sz w:val="24"/>
-                <w:szCs w:val="24"/>
-              </w:rPr>
-              <w:t xml:space="preserve"> shall not present those of any other student.</w:t>
+              <w:t>The system shall present to a student their own dimension values and classification, and shall not present those of any other student.</w:t>
             </w:r>
           </w:p>
         </w:tc>
@@ -11042,6 +14154,7 @@
           <w:szCs w:val="24"/>
         </w:rPr>
       </w:pPr>
+      <w:bookmarkStart w:id="27" w:name="_Toc241649274"/>
       <w:r>
         <w:rPr>
           <w:rFonts w:asciiTheme="majorBidi" w:hAnsiTheme="majorBidi"/>
@@ -11051,6 +14164,7 @@
         </w:rPr>
         <w:t>11.9 Teacher Class Management</w:t>
       </w:r>
+      <w:bookmarkEnd w:id="27"/>
     </w:p>
     <w:p>
       <w:pPr>
@@ -11178,25 +14292,7 @@
                 <w:sz w:val="24"/>
                 <w:szCs w:val="24"/>
               </w:rPr>
-              <w:t xml:space="preserve">The system shall restrict every teacher action to students of a class to which that teacher is formally </w:t>
-            </w:r>
-            <w:proofErr w:type="gramStart"/>
-            <w:r>
-              <w:rPr>
-                <w:rFonts w:asciiTheme="majorBidi" w:hAnsiTheme="majorBidi" w:cstheme="majorBidi"/>
-                <w:sz w:val="24"/>
-                <w:szCs w:val="24"/>
-              </w:rPr>
-              <w:t>assigned, and</w:t>
-            </w:r>
-            <w:proofErr w:type="gramEnd"/>
-            <w:r>
-              <w:rPr>
-                <w:rFonts w:asciiTheme="majorBidi" w:hAnsiTheme="majorBidi" w:cstheme="majorBidi"/>
-                <w:sz w:val="24"/>
-                <w:szCs w:val="24"/>
-              </w:rPr>
-              <w:t xml:space="preserve"> shall reject any other request.</w:t>
+              <w:t>The system shall restrict every teacher action to students of a class to which that teacher is formally assigned, and shall reject any other request.</w:t>
             </w:r>
           </w:p>
         </w:tc>
@@ -11297,43 +14393,7 @@
                 <w:sz w:val="24"/>
                 <w:szCs w:val="24"/>
               </w:rPr>
-              <w:t xml:space="preserve">The system </w:t>
-            </w:r>
-            <w:proofErr w:type="gramStart"/>
-            <w:r>
-              <w:rPr>
-                <w:rFonts w:asciiTheme="majorBidi" w:hAnsiTheme="majorBidi" w:cstheme="majorBidi"/>
-                <w:sz w:val="24"/>
-                <w:szCs w:val="24"/>
-              </w:rPr>
-              <w:t>shall</w:t>
-            </w:r>
-            <w:proofErr w:type="gramEnd"/>
-            <w:r>
-              <w:rPr>
-                <w:rFonts w:asciiTheme="majorBidi" w:hAnsiTheme="majorBidi" w:cstheme="majorBidi"/>
-                <w:sz w:val="24"/>
-                <w:szCs w:val="24"/>
-              </w:rPr>
-              <w:t xml:space="preserve"> update the </w:t>
-            </w:r>
-            <w:proofErr w:type="gramStart"/>
-            <w:r>
-              <w:rPr>
-                <w:rFonts w:asciiTheme="majorBidi" w:hAnsiTheme="majorBidi" w:cstheme="majorBidi"/>
-                <w:sz w:val="24"/>
-                <w:szCs w:val="24"/>
-              </w:rPr>
-              <w:t>teacher</w:t>
-            </w:r>
-            <w:proofErr w:type="gramEnd"/>
-            <w:r>
-              <w:rPr>
-                <w:rFonts w:asciiTheme="majorBidi" w:hAnsiTheme="majorBidi" w:cstheme="majorBidi"/>
-                <w:sz w:val="24"/>
-                <w:szCs w:val="24"/>
-              </w:rPr>
-              <w:t xml:space="preserve"> class view within 5 seconds of an event affecting a displayed value.</w:t>
+              <w:t>The system shall update the teacher class view within 5 seconds of an event affecting a displayed value.</w:t>
             </w:r>
           </w:p>
         </w:tc>
@@ -11533,25 +14593,7 @@
                 <w:sz w:val="24"/>
                 <w:szCs w:val="24"/>
               </w:rPr>
-              <w:t xml:space="preserve">The </w:t>
-            </w:r>
-            <w:proofErr w:type="gramStart"/>
-            <w:r>
-              <w:rPr>
-                <w:rFonts w:asciiTheme="majorBidi" w:hAnsiTheme="majorBidi" w:cstheme="majorBidi"/>
-                <w:sz w:val="24"/>
-                <w:szCs w:val="24"/>
-              </w:rPr>
-              <w:t>system shall</w:t>
-            </w:r>
-            <w:proofErr w:type="gramEnd"/>
-            <w:r>
-              <w:rPr>
-                <w:rFonts w:asciiTheme="majorBidi" w:hAnsiTheme="majorBidi" w:cstheme="majorBidi"/>
-                <w:sz w:val="24"/>
-                <w:szCs w:val="24"/>
-              </w:rPr>
-              <w:t xml:space="preserve"> permit a teacher to broadcast a notification of type task, reminder, safety alert or announcement to an assigned class, limited to 500 characters with markup removed.</w:t>
+              <w:t>The system shall permit a teacher to broadcast a notification of type task, reminder, safety alert or announcement to an assigned class, limited to 500 characters with markup removed.</w:t>
             </w:r>
           </w:p>
         </w:tc>
@@ -11577,6 +14619,7 @@
           <w:szCs w:val="24"/>
         </w:rPr>
       </w:pPr>
+      <w:bookmarkStart w:id="28" w:name="_Toc241649275"/>
       <w:r>
         <w:rPr>
           <w:rFonts w:asciiTheme="majorBidi" w:hAnsiTheme="majorBidi"/>
@@ -11586,6 +14629,7 @@
         </w:rPr>
         <w:t>11.10 Administration and Reporting</w:t>
       </w:r>
+      <w:bookmarkEnd w:id="28"/>
     </w:p>
     <w:p>
       <w:pPr>
@@ -11813,25 +14857,7 @@
                 <w:sz w:val="24"/>
                 <w:szCs w:val="24"/>
               </w:rPr>
-              <w:t xml:space="preserve">The system shall create no account from a bulk file in which any row fails </w:t>
-            </w:r>
-            <w:proofErr w:type="gramStart"/>
-            <w:r>
-              <w:rPr>
-                <w:rFonts w:asciiTheme="majorBidi" w:hAnsiTheme="majorBidi" w:cstheme="majorBidi"/>
-                <w:sz w:val="24"/>
-                <w:szCs w:val="24"/>
-              </w:rPr>
-              <w:t>validation, and</w:t>
-            </w:r>
-            <w:proofErr w:type="gramEnd"/>
-            <w:r>
-              <w:rPr>
-                <w:rFonts w:asciiTheme="majorBidi" w:hAnsiTheme="majorBidi" w:cstheme="majorBidi"/>
-                <w:sz w:val="24"/>
-                <w:szCs w:val="24"/>
-              </w:rPr>
-              <w:t xml:space="preserve"> shall report each failing row individually.</w:t>
+              <w:t>The system shall create no account from a bulk file in which any row fails validation, and shall report each failing row individually.</w:t>
             </w:r>
           </w:p>
         </w:tc>
@@ -12081,25 +15107,7 @@
                 <w:sz w:val="24"/>
                 <w:szCs w:val="24"/>
               </w:rPr>
-              <w:t xml:space="preserve">The system shall record every administrative account operation, certificate issue and report export as an entry that shall not subsequently be modified or </w:t>
-            </w:r>
-            <w:proofErr w:type="gramStart"/>
-            <w:r>
-              <w:rPr>
-                <w:rFonts w:asciiTheme="majorBidi" w:hAnsiTheme="majorBidi" w:cstheme="majorBidi"/>
-                <w:sz w:val="24"/>
-                <w:szCs w:val="24"/>
-              </w:rPr>
-              <w:t>deleted, and</w:t>
-            </w:r>
-            <w:proofErr w:type="gramEnd"/>
-            <w:r>
-              <w:rPr>
-                <w:rFonts w:asciiTheme="majorBidi" w:hAnsiTheme="majorBidi" w:cstheme="majorBidi"/>
-                <w:sz w:val="24"/>
-                <w:szCs w:val="24"/>
-              </w:rPr>
-              <w:t xml:space="preserve"> shall retain such entries for no less than 7 years.</w:t>
+              <w:t>The system shall record every administrative account operation, certificate issue and report export as an entry that shall not subsequently be modified or deleted, and shall retain such entries for no less than 7 years.</w:t>
             </w:r>
           </w:p>
         </w:tc>
@@ -12142,6 +15150,7 @@
           <w:szCs w:val="24"/>
         </w:rPr>
       </w:pPr>
+      <w:bookmarkStart w:id="29" w:name="_Toc241649276"/>
       <w:r>
         <w:rPr>
           <w:rFonts w:asciiTheme="majorBidi" w:hAnsiTheme="majorBidi"/>
@@ -12152,6 +15161,7 @@
         <w:lastRenderedPageBreak/>
         <w:t>12. Non-Functional Requirements</w:t>
       </w:r>
+      <w:bookmarkEnd w:id="29"/>
     </w:p>
     <w:p>
       <w:pPr>
@@ -12479,25 +15489,7 @@
                 <w:sz w:val="24"/>
                 <w:szCs w:val="24"/>
               </w:rPr>
-              <w:t xml:space="preserve">The system shall not lose any recorded student progress, experience points, badge award or certificate </w:t>
-            </w:r>
-            <w:proofErr w:type="gramStart"/>
-            <w:r>
-              <w:rPr>
-                <w:rFonts w:asciiTheme="majorBidi" w:hAnsiTheme="majorBidi" w:cstheme="majorBidi"/>
-                <w:sz w:val="24"/>
-                <w:szCs w:val="24"/>
-              </w:rPr>
-              <w:t>as a consequence of</w:t>
-            </w:r>
-            <w:proofErr w:type="gramEnd"/>
-            <w:r>
-              <w:rPr>
-                <w:rFonts w:asciiTheme="majorBidi" w:hAnsiTheme="majorBidi" w:cstheme="majorBidi"/>
-                <w:sz w:val="24"/>
-                <w:szCs w:val="24"/>
-              </w:rPr>
-              <w:t xml:space="preserve"> a page refresh, a session expiry or a network interruption.</w:t>
+              <w:t>The system shall not lose any recorded student progress, experience points, badge award or certificate as a consequence of a page refresh, a session expiry or a network interruption.</w:t>
             </w:r>
           </w:p>
         </w:tc>
@@ -12697,25 +15689,7 @@
                 <w:sz w:val="24"/>
                 <w:szCs w:val="24"/>
               </w:rPr>
-              <w:t xml:space="preserve">The portal </w:t>
-            </w:r>
-            <w:proofErr w:type="gramStart"/>
-            <w:r>
-              <w:rPr>
-                <w:rFonts w:asciiTheme="majorBidi" w:hAnsiTheme="majorBidi" w:cstheme="majorBidi"/>
-                <w:sz w:val="24"/>
-                <w:szCs w:val="24"/>
-              </w:rPr>
-              <w:t>shall</w:t>
-            </w:r>
-            <w:proofErr w:type="gramEnd"/>
-            <w:r>
-              <w:rPr>
-                <w:rFonts w:asciiTheme="majorBidi" w:hAnsiTheme="majorBidi" w:cstheme="majorBidi"/>
-                <w:sz w:val="24"/>
-                <w:szCs w:val="24"/>
-              </w:rPr>
-              <w:t xml:space="preserve"> operate correctly on Chrome 90 and later, Firefox 88 and later, Safari 14 and later, and Edge 90 and later.</w:t>
+              <w:t>The portal shall operate correctly on Chrome 90 and later, Firefox 88 and later, Safari 14 and later, and Edge 90 and later.</w:t>
             </w:r>
           </w:p>
         </w:tc>
@@ -12865,25 +15839,7 @@
                 <w:sz w:val="24"/>
                 <w:szCs w:val="24"/>
               </w:rPr>
-              <w:t xml:space="preserve">Augmented reality surface detection shall </w:t>
-            </w:r>
-            <w:proofErr w:type="gramStart"/>
-            <w:r>
-              <w:rPr>
-                <w:rFonts w:asciiTheme="majorBidi" w:hAnsiTheme="majorBidi" w:cstheme="majorBidi"/>
-                <w:sz w:val="24"/>
-                <w:szCs w:val="24"/>
-              </w:rPr>
-              <w:t>complete</w:t>
-            </w:r>
-            <w:proofErr w:type="gramEnd"/>
-            <w:r>
-              <w:rPr>
-                <w:rFonts w:asciiTheme="majorBidi" w:hAnsiTheme="majorBidi" w:cstheme="majorBidi"/>
-                <w:sz w:val="24"/>
-                <w:szCs w:val="24"/>
-              </w:rPr>
-              <w:t xml:space="preserve"> within 3 seconds on at least 5 tested Android models and 2 tested iOS models.</w:t>
+              <w:t>Augmented reality surface detection shall complete within 3 seconds on at least 5 tested Android models and 2 tested iOS models.</w:t>
             </w:r>
           </w:p>
         </w:tc>
@@ -12909,6 +15865,7 @@
           <w:szCs w:val="24"/>
         </w:rPr>
       </w:pPr>
+      <w:bookmarkStart w:id="30" w:name="_Toc241649277"/>
       <w:r>
         <w:rPr>
           <w:rFonts w:asciiTheme="majorBidi" w:hAnsiTheme="majorBidi"/>
@@ -12918,6 +15875,7 @@
         </w:rPr>
         <w:t>13. Security Requirements</w:t>
       </w:r>
+      <w:bookmarkEnd w:id="30"/>
     </w:p>
     <w:p>
       <w:pPr>
@@ -13205,25 +16163,7 @@
                 <w:sz w:val="24"/>
                 <w:szCs w:val="24"/>
               </w:rPr>
-              <w:t xml:space="preserve">The system shall enforce role-based access control on the </w:t>
-            </w:r>
-            <w:proofErr w:type="gramStart"/>
-            <w:r>
-              <w:rPr>
-                <w:rFonts w:asciiTheme="majorBidi" w:hAnsiTheme="majorBidi" w:cstheme="majorBidi"/>
-                <w:sz w:val="24"/>
-                <w:szCs w:val="24"/>
-              </w:rPr>
-              <w:t>server, and</w:t>
-            </w:r>
-            <w:proofErr w:type="gramEnd"/>
-            <w:r>
-              <w:rPr>
-                <w:rFonts w:asciiTheme="majorBidi" w:hAnsiTheme="majorBidi" w:cstheme="majorBidi"/>
-                <w:sz w:val="24"/>
-                <w:szCs w:val="24"/>
-              </w:rPr>
-              <w:t xml:space="preserve"> shall reject with an authorisation error any request outside the permissions of the caller’s role.</w:t>
+              <w:t>The system shall enforce role-based access control on the server, and shall reject with an authorisation error any request outside the permissions of the caller’s role.</w:t>
             </w:r>
           </w:p>
         </w:tc>
@@ -13423,25 +16363,7 @@
                 <w:sz w:val="24"/>
                 <w:szCs w:val="24"/>
               </w:rPr>
-              <w:t xml:space="preserve">The system </w:t>
-            </w:r>
-            <w:proofErr w:type="gramStart"/>
-            <w:r>
-              <w:rPr>
-                <w:rFonts w:asciiTheme="majorBidi" w:hAnsiTheme="majorBidi" w:cstheme="majorBidi"/>
-                <w:sz w:val="24"/>
-                <w:szCs w:val="24"/>
-              </w:rPr>
-              <w:t>shall</w:t>
-            </w:r>
-            <w:proofErr w:type="gramEnd"/>
-            <w:r>
-              <w:rPr>
-                <w:rFonts w:asciiTheme="majorBidi" w:hAnsiTheme="majorBidi" w:cstheme="majorBidi"/>
-                <w:sz w:val="24"/>
-                <w:szCs w:val="24"/>
-              </w:rPr>
-              <w:t xml:space="preserve"> not present to a student the score, safety history, readiness classification or assessment record of any other student.</w:t>
+              <w:t>The system shall not present to a student the score, safety history, readiness classification or assessment record of any other student.</w:t>
             </w:r>
           </w:p>
         </w:tc>
@@ -13567,6 +16489,7 @@
           <w:szCs w:val="24"/>
         </w:rPr>
       </w:pPr>
+      <w:bookmarkStart w:id="31" w:name="_Toc241649278"/>
       <w:r>
         <w:rPr>
           <w:rFonts w:asciiTheme="majorBidi" w:hAnsiTheme="majorBidi"/>
@@ -13576,6 +16499,7 @@
         </w:rPr>
         <w:t>14. Domain Requirements</w:t>
       </w:r>
+      <w:bookmarkEnd w:id="31"/>
     </w:p>
     <w:p>
       <w:pPr>
@@ -13591,25 +16515,7 @@
           <w:sz w:val="24"/>
           <w:szCs w:val="24"/>
         </w:rPr>
-        <w:t xml:space="preserve">These requirements arise from the rules of secondary chemistry education and of laboratory safety practice rather than from any stakeholder preference. They cannot be </w:t>
-      </w:r>
-      <w:proofErr w:type="gramStart"/>
-      <w:r>
-        <w:rPr>
-          <w:rFonts w:asciiTheme="majorBidi" w:hAnsiTheme="majorBidi" w:cstheme="majorBidi"/>
-          <w:sz w:val="24"/>
-          <w:szCs w:val="24"/>
-        </w:rPr>
-        <w:t>negotiated away</w:t>
-      </w:r>
-      <w:proofErr w:type="gramEnd"/>
-      <w:r>
-        <w:rPr>
-          <w:rFonts w:asciiTheme="majorBidi" w:hAnsiTheme="majorBidi" w:cstheme="majorBidi"/>
-          <w:sz w:val="24"/>
-          <w:szCs w:val="24"/>
-        </w:rPr>
-        <w:t xml:space="preserve"> without changing the educational purpose of the system.</w:t>
+        <w:t>These requirements arise from the rules of secondary chemistry education and of laboratory safety practice rather than from any stakeholder preference. They cannot be negotiated away without changing the educational purpose of the system.</w:t>
       </w:r>
     </w:p>
     <w:tbl>
@@ -13971,25 +16877,7 @@
                 <w:sz w:val="24"/>
                 <w:szCs w:val="24"/>
               </w:rPr>
-              <w:t xml:space="preserve">Student accounts </w:t>
-            </w:r>
-            <w:proofErr w:type="gramStart"/>
-            <w:r>
-              <w:rPr>
-                <w:rFonts w:asciiTheme="majorBidi" w:hAnsiTheme="majorBidi" w:cstheme="majorBidi"/>
-                <w:sz w:val="24"/>
-                <w:szCs w:val="24"/>
-              </w:rPr>
-              <w:t>shall</w:t>
-            </w:r>
-            <w:proofErr w:type="gramEnd"/>
-            <w:r>
-              <w:rPr>
-                <w:rFonts w:asciiTheme="majorBidi" w:hAnsiTheme="majorBidi" w:cstheme="majorBidi"/>
-                <w:sz w:val="24"/>
-                <w:szCs w:val="24"/>
-              </w:rPr>
-              <w:t xml:space="preserve"> be created only by an authorised school administrator, as school enrolment is an institutional act rather than an individual one.</w:t>
+              <w:t>Student accounts shall be created only by an authorised school administrator, as school enrolment is an institutional act rather than an individual one.</w:t>
             </w:r>
           </w:p>
         </w:tc>
@@ -14065,6 +16953,7 @@
           <w:szCs w:val="24"/>
         </w:rPr>
       </w:pPr>
+      <w:bookmarkStart w:id="32" w:name="_Toc241649279"/>
       <w:r>
         <w:rPr>
           <w:rFonts w:asciiTheme="majorBidi" w:hAnsiTheme="majorBidi"/>
@@ -14075,6 +16964,7 @@
         <w:lastRenderedPageBreak/>
         <w:t>15. Inverse Requirements</w:t>
       </w:r>
+      <w:bookmarkEnd w:id="32"/>
     </w:p>
     <w:p>
       <w:pPr>
@@ -14302,25 +17192,7 @@
                 <w:sz w:val="24"/>
                 <w:szCs w:val="24"/>
               </w:rPr>
-              <w:t xml:space="preserve">The system shall not decrease a </w:t>
-            </w:r>
-            <w:proofErr w:type="gramStart"/>
-            <w:r>
-              <w:rPr>
-                <w:rFonts w:asciiTheme="majorBidi" w:hAnsiTheme="majorBidi" w:cstheme="majorBidi"/>
-                <w:sz w:val="24"/>
-                <w:szCs w:val="24"/>
-              </w:rPr>
-              <w:t>student</w:t>
-            </w:r>
-            <w:proofErr w:type="gramEnd"/>
-            <w:r>
-              <w:rPr>
-                <w:rFonts w:asciiTheme="majorBidi" w:hAnsiTheme="majorBidi" w:cstheme="majorBidi"/>
-                <w:sz w:val="24"/>
-                <w:szCs w:val="24"/>
-              </w:rPr>
-              <w:t xml:space="preserve"> accumulated experience points or rank level under any operation.</w:t>
+              <w:t>The system shall not decrease a student accumulated experience points or rank level under any operation.</w:t>
             </w:r>
           </w:p>
         </w:tc>
@@ -14720,43 +17592,7 @@
                 <w:sz w:val="24"/>
                 <w:szCs w:val="24"/>
               </w:rPr>
-              <w:t xml:space="preserve">The system </w:t>
-            </w:r>
-            <w:proofErr w:type="gramStart"/>
-            <w:r>
-              <w:rPr>
-                <w:rFonts w:asciiTheme="majorBidi" w:hAnsiTheme="majorBidi" w:cstheme="majorBidi"/>
-                <w:sz w:val="24"/>
-                <w:szCs w:val="24"/>
-              </w:rPr>
-              <w:t>shall</w:t>
-            </w:r>
-            <w:proofErr w:type="gramEnd"/>
-            <w:r>
-              <w:rPr>
-                <w:rFonts w:asciiTheme="majorBidi" w:hAnsiTheme="majorBidi" w:cstheme="majorBidi"/>
-                <w:sz w:val="24"/>
-                <w:szCs w:val="24"/>
-              </w:rPr>
-              <w:t xml:space="preserve"> not award experience points </w:t>
-            </w:r>
-            <w:proofErr w:type="gramStart"/>
-            <w:r>
-              <w:rPr>
-                <w:rFonts w:asciiTheme="majorBidi" w:hAnsiTheme="majorBidi" w:cstheme="majorBidi"/>
-                <w:sz w:val="24"/>
-                <w:szCs w:val="24"/>
-              </w:rPr>
-              <w:t>on the basis of</w:t>
-            </w:r>
-            <w:proofErr w:type="gramEnd"/>
-            <w:r>
-              <w:rPr>
-                <w:rFonts w:asciiTheme="majorBidi" w:hAnsiTheme="majorBidi" w:cstheme="majorBidi"/>
-                <w:sz w:val="24"/>
-                <w:szCs w:val="24"/>
-              </w:rPr>
-              <w:t xml:space="preserve"> the speed at which a student completes an experiment or a quiz.</w:t>
+              <w:t>The system shall not award experience points on the basis of the speed at which a student completes an experiment or a quiz.</w:t>
             </w:r>
           </w:p>
         </w:tc>
@@ -14799,6 +17635,7 @@
           <w:szCs w:val="24"/>
         </w:rPr>
       </w:pPr>
+      <w:bookmarkStart w:id="33" w:name="_Toc241649280"/>
       <w:r>
         <w:rPr>
           <w:rFonts w:asciiTheme="majorBidi" w:hAnsiTheme="majorBidi"/>
@@ -14809,6 +17646,7 @@
         <w:lastRenderedPageBreak/>
         <w:t>16. Data Requirements, Entity List</w:t>
       </w:r>
+      <w:bookmarkEnd w:id="33"/>
     </w:p>
     <w:p>
       <w:pPr>
@@ -15777,25 +18615,7 @@
                 <w:sz w:val="24"/>
                 <w:szCs w:val="24"/>
               </w:rPr>
-              <w:t xml:space="preserve">The safety certificate </w:t>
-            </w:r>
-            <w:proofErr w:type="gramStart"/>
-            <w:r>
-              <w:rPr>
-                <w:rFonts w:asciiTheme="majorBidi" w:hAnsiTheme="majorBidi" w:cstheme="majorBidi"/>
-                <w:sz w:val="24"/>
-                <w:szCs w:val="24"/>
-              </w:rPr>
-              <w:t>issued</w:t>
-            </w:r>
-            <w:proofErr w:type="gramEnd"/>
-            <w:r>
-              <w:rPr>
-                <w:rFonts w:asciiTheme="majorBidi" w:hAnsiTheme="majorBidi" w:cstheme="majorBidi"/>
-                <w:sz w:val="24"/>
-                <w:szCs w:val="24"/>
-              </w:rPr>
-              <w:t xml:space="preserve"> to a student. At most one per student.</w:t>
+              <w:t>The safety certificate issued to a student. At most one per student.</w:t>
             </w:r>
           </w:p>
         </w:tc>
@@ -16092,25 +18912,7 @@
                 <w:sz w:val="24"/>
                 <w:szCs w:val="24"/>
               </w:rPr>
-              <w:t xml:space="preserve">One record per student </w:t>
-            </w:r>
-            <w:proofErr w:type="gramStart"/>
-            <w:r>
-              <w:rPr>
-                <w:rFonts w:asciiTheme="majorBidi" w:hAnsiTheme="majorBidi" w:cstheme="majorBidi"/>
-                <w:sz w:val="24"/>
-                <w:szCs w:val="24"/>
-              </w:rPr>
-              <w:t>targeted</w:t>
-            </w:r>
-            <w:proofErr w:type="gramEnd"/>
-            <w:r>
-              <w:rPr>
-                <w:rFonts w:asciiTheme="majorBidi" w:hAnsiTheme="majorBidi" w:cstheme="majorBidi"/>
-                <w:sz w:val="24"/>
-                <w:szCs w:val="24"/>
-              </w:rPr>
-              <w:t xml:space="preserve"> by a task, carrying that student state.</w:t>
+              <w:t>One record per student targeted by a task, carrying that student state.</w:t>
             </w:r>
           </w:p>
         </w:tc>
@@ -16379,7 +19181,7 @@
         <w:tblLook w:val="04A0" w:firstRow="1" w:lastRow="0" w:firstColumn="1" w:lastColumn="0" w:noHBand="0" w:noVBand="1"/>
       </w:tblPr>
       <w:tblGrid>
-        <w:gridCol w:w="9648"/>
+        <w:gridCol w:w="9864"/>
       </w:tblGrid>
       <w:tr>
         <w:tc>
@@ -16388,15 +19190,6 @@
           </w:tcPr>
           <w:p>
             <w:pPr>
-              <w:rPr>
-                <w:rFonts w:asciiTheme="majorBidi" w:hAnsiTheme="majorBidi" w:cstheme="majorBidi"/>
-                <w:sz w:val="24"/>
-                <w:szCs w:val="24"/>
-              </w:rPr>
-            </w:pPr>
-          </w:p>
-          <w:p>
-            <w:pPr>
               <w:spacing w:after="0"/>
               <w:rPr>
                 <w:rFonts w:asciiTheme="majorBidi" w:hAnsiTheme="majorBidi" w:cstheme="majorBidi"/>
@@ -16404,101 +19197,59 @@
                 <w:szCs w:val="24"/>
               </w:rPr>
             </w:pPr>
-          </w:p>
-          <w:p>
-            <w:pPr>
-              <w:spacing w:after="0"/>
-              <w:rPr>
-                <w:rFonts w:asciiTheme="majorBidi" w:hAnsiTheme="majorBidi" w:cstheme="majorBidi"/>
-                <w:sz w:val="24"/>
-                <w:szCs w:val="24"/>
-              </w:rPr>
-            </w:pPr>
-          </w:p>
-          <w:p>
-            <w:pPr>
-              <w:spacing w:after="0"/>
-              <w:jc w:val="center"/>
-              <w:rPr>
-                <w:rFonts w:asciiTheme="majorBidi" w:hAnsiTheme="majorBidi" w:cstheme="majorBidi"/>
-                <w:sz w:val="24"/>
-                <w:szCs w:val="24"/>
-              </w:rPr>
-            </w:pPr>
-            <w:proofErr w:type="gramStart"/>
-            <w:r>
-              <w:rPr>
-                <w:rFonts w:asciiTheme="majorBidi" w:hAnsiTheme="majorBidi" w:cstheme="majorBidi"/>
-                <w:i/>
-                <w:color w:val="808080"/>
-                <w:sz w:val="24"/>
-                <w:szCs w:val="24"/>
-              </w:rPr>
-              <w:t>[ Insert</w:t>
-            </w:r>
-            <w:proofErr w:type="gramEnd"/>
-            <w:r>
-              <w:rPr>
-                <w:rFonts w:asciiTheme="majorBidi" w:hAnsiTheme="majorBidi" w:cstheme="majorBidi"/>
-                <w:i/>
-                <w:color w:val="808080"/>
-                <w:sz w:val="24"/>
-                <w:szCs w:val="24"/>
-              </w:rPr>
-              <w:t xml:space="preserve"> Entity Relationship Diagram </w:t>
-            </w:r>
-            <w:proofErr w:type="gramStart"/>
-            <w:r>
-              <w:rPr>
-                <w:rFonts w:asciiTheme="majorBidi" w:hAnsiTheme="majorBidi" w:cstheme="majorBidi"/>
-                <w:i/>
-                <w:color w:val="808080"/>
-                <w:sz w:val="24"/>
-                <w:szCs w:val="24"/>
-              </w:rPr>
-              <w:t>here ]</w:t>
-            </w:r>
-            <w:proofErr w:type="gramEnd"/>
-          </w:p>
-          <w:p>
-            <w:pPr>
-              <w:spacing w:after="0"/>
-              <w:rPr>
-                <w:rFonts w:asciiTheme="majorBidi" w:hAnsiTheme="majorBidi" w:cstheme="majorBidi"/>
-                <w:sz w:val="24"/>
-                <w:szCs w:val="24"/>
-              </w:rPr>
-            </w:pPr>
-          </w:p>
-          <w:p>
-            <w:pPr>
-              <w:spacing w:after="0"/>
-              <w:rPr>
-                <w:rFonts w:asciiTheme="majorBidi" w:hAnsiTheme="majorBidi" w:cstheme="majorBidi"/>
-                <w:sz w:val="24"/>
-                <w:szCs w:val="24"/>
-              </w:rPr>
-            </w:pPr>
-          </w:p>
-          <w:p>
-            <w:pPr>
-              <w:spacing w:after="0"/>
-              <w:rPr>
-                <w:rFonts w:asciiTheme="majorBidi" w:hAnsiTheme="majorBidi" w:cstheme="majorBidi"/>
-                <w:sz w:val="24"/>
-                <w:szCs w:val="24"/>
-              </w:rPr>
-            </w:pPr>
-          </w:p>
-          <w:p>
-            <w:pPr>
-              <w:spacing w:after="0"/>
-              <w:rPr>
-                <w:rFonts w:asciiTheme="majorBidi" w:hAnsiTheme="majorBidi" w:cstheme="majorBidi"/>
-                <w:sz w:val="24"/>
-                <w:szCs w:val="24"/>
-              </w:rPr>
-            </w:pPr>
+            <w:r>
+              <w:rPr>
+                <w:noProof/>
+              </w:rPr>
+              <w:drawing>
+                <wp:inline distT="0" distB="0" distL="0" distR="0" wp14:anchorId="11709FF3" wp14:editId="7FFA7878">
+                  <wp:extent cx="6126480" cy="3385820"/>
+                  <wp:effectExtent l="0" t="0" r="7620" b="5080"/>
+                  <wp:docPr id="2114548586" name="Picture 22"/>
+                  <wp:cNvGraphicFramePr>
+                    <a:graphicFrameLocks xmlns:a="http://schemas.openxmlformats.org/drawingml/2006/main" noChangeAspect="1"/>
+                  </wp:cNvGraphicFramePr>
+                  <a:graphic xmlns:a="http://schemas.openxmlformats.org/drawingml/2006/main">
+                    <a:graphicData uri="http://schemas.openxmlformats.org/drawingml/2006/picture">
+                      <pic:pic xmlns:pic="http://schemas.openxmlformats.org/drawingml/2006/picture">
+                        <pic:nvPicPr>
+                          <pic:cNvPr id="0" name="Picture 97"/>
+                          <pic:cNvPicPr>
+                            <a:picLocks noChangeAspect="1" noChangeArrowheads="1"/>
+                          </pic:cNvPicPr>
+                        </pic:nvPicPr>
+                        <pic:blipFill>
+                          <a:blip r:embed="rId10">
+                            <a:extLst>
+                              <a:ext uri="{28A0092B-C50C-407E-A947-70E740481C1C}">
+                                <a14:useLocalDpi xmlns:a14="http://schemas.microsoft.com/office/drawing/2010/main" val="0"/>
+                              </a:ext>
+                            </a:extLst>
+                          </a:blip>
+                          <a:srcRect/>
+                          <a:stretch>
+                            <a:fillRect/>
+                          </a:stretch>
+                        </pic:blipFill>
+                        <pic:spPr bwMode="auto">
+                          <a:xfrm>
+                            <a:off x="0" y="0"/>
+                            <a:ext cx="6126480" cy="3385820"/>
+                          </a:xfrm>
+                          <a:prstGeom prst="rect">
+                            <a:avLst/>
+                          </a:prstGeom>
+                          <a:noFill/>
+                          <a:ln>
+                            <a:noFill/>
+                          </a:ln>
+                        </pic:spPr>
+                      </pic:pic>
+                    </a:graphicData>
+                  </a:graphic>
+                </wp:inline>
+              </w:drawing>
+            </w:r>
           </w:p>
         </w:tc>
       </w:tr>
@@ -16569,6 +19320,7 @@
           <w:szCs w:val="24"/>
         </w:rPr>
       </w:pPr>
+      <w:bookmarkStart w:id="34" w:name="_Toc241649281"/>
       <w:r>
         <w:rPr>
           <w:rFonts w:asciiTheme="majorBidi" w:hAnsiTheme="majorBidi"/>
@@ -16579,6 +19331,7 @@
         <w:lastRenderedPageBreak/>
         <w:t>17. Reporting Requirements</w:t>
       </w:r>
+      <w:bookmarkEnd w:id="34"/>
     </w:p>
     <w:tbl>
       <w:tblPr>
@@ -16915,6 +19668,7 @@
           <w:szCs w:val="24"/>
         </w:rPr>
       </w:pPr>
+      <w:bookmarkStart w:id="35" w:name="_Toc241649282"/>
       <w:r>
         <w:rPr>
           <w:rFonts w:asciiTheme="majorBidi" w:hAnsiTheme="majorBidi"/>
@@ -16924,6 +19678,7 @@
         </w:rPr>
         <w:t>18. Backup and Disaster Recovery Requirements</w:t>
       </w:r>
+      <w:bookmarkEnd w:id="35"/>
     </w:p>
     <w:tbl>
       <w:tblPr>
@@ -17184,25 +19939,7 @@
                 <w:sz w:val="24"/>
                 <w:szCs w:val="24"/>
               </w:rPr>
-              <w:t xml:space="preserve">The ability to </w:t>
-            </w:r>
-            <w:proofErr w:type="gramStart"/>
-            <w:r>
-              <w:rPr>
-                <w:rFonts w:asciiTheme="majorBidi" w:hAnsiTheme="majorBidi" w:cstheme="majorBidi"/>
-                <w:sz w:val="24"/>
-                <w:szCs w:val="24"/>
-              </w:rPr>
-              <w:t>restore from</w:t>
-            </w:r>
-            <w:proofErr w:type="gramEnd"/>
-            <w:r>
-              <w:rPr>
-                <w:rFonts w:asciiTheme="majorBidi" w:hAnsiTheme="majorBidi" w:cstheme="majorBidi"/>
-                <w:sz w:val="24"/>
-                <w:szCs w:val="24"/>
-              </w:rPr>
-              <w:t xml:space="preserve"> backup shall be tested at least once each quarter, and the result of each test shall be recorded.</w:t>
+              <w:t>The ability to restore from backup shall be tested at least once each quarter, and the result of each test shall be recorded.</w:t>
             </w:r>
           </w:p>
         </w:tc>
@@ -17278,6 +20015,7 @@
           <w:szCs w:val="24"/>
         </w:rPr>
       </w:pPr>
+      <w:bookmarkStart w:id="36" w:name="_Toc241649283"/>
       <w:r>
         <w:rPr>
           <w:rFonts w:asciiTheme="majorBidi" w:hAnsiTheme="majorBidi"/>
@@ -17287,6 +20025,7 @@
         </w:rPr>
         <w:t>19. Audit and Logging Requirements</w:t>
       </w:r>
+      <w:bookmarkEnd w:id="36"/>
     </w:p>
     <w:tbl>
       <w:tblPr>
@@ -17607,25 +20346,7 @@
                 <w:sz w:val="24"/>
                 <w:szCs w:val="24"/>
               </w:rPr>
-              <w:t xml:space="preserve">The system shall retain audit entries for no less than 7 </w:t>
-            </w:r>
-            <w:proofErr w:type="gramStart"/>
-            <w:r>
-              <w:rPr>
-                <w:rFonts w:asciiTheme="majorBidi" w:hAnsiTheme="majorBidi" w:cstheme="majorBidi"/>
-                <w:sz w:val="24"/>
-                <w:szCs w:val="24"/>
-              </w:rPr>
-              <w:t>years, and</w:t>
-            </w:r>
-            <w:proofErr w:type="gramEnd"/>
-            <w:r>
-              <w:rPr>
-                <w:rFonts w:asciiTheme="majorBidi" w:hAnsiTheme="majorBidi" w:cstheme="majorBidi"/>
-                <w:sz w:val="24"/>
-                <w:szCs w:val="24"/>
-              </w:rPr>
-              <w:t xml:space="preserve"> shall not permit an entry to be modified or deleted once written.</w:t>
+              <w:t>The system shall retain audit entries for no less than 7 years, and shall not permit an entry to be modified or deleted once written.</w:t>
             </w:r>
           </w:p>
         </w:tc>
@@ -17718,6 +20439,7 @@
           <w:szCs w:val="24"/>
         </w:rPr>
       </w:pPr>
+      <w:bookmarkStart w:id="37" w:name="_Toc241649284"/>
       <w:r>
         <w:rPr>
           <w:rFonts w:asciiTheme="majorBidi" w:hAnsiTheme="majorBidi"/>
@@ -17728,6 +20450,7 @@
         <w:lastRenderedPageBreak/>
         <w:t>20. Use Cases</w:t>
       </w:r>
+      <w:bookmarkEnd w:id="37"/>
     </w:p>
     <w:p>
       <w:pPr>
@@ -17743,25 +20466,7 @@
           <w:sz w:val="24"/>
           <w:szCs w:val="24"/>
         </w:rPr>
-        <w:t xml:space="preserve">The </w:t>
-      </w:r>
-      <w:proofErr w:type="gramStart"/>
-      <w:r>
-        <w:rPr>
-          <w:rFonts w:asciiTheme="majorBidi" w:hAnsiTheme="majorBidi" w:cstheme="majorBidi"/>
-          <w:sz w:val="24"/>
-          <w:szCs w:val="24"/>
-        </w:rPr>
-        <w:t>following use</w:t>
-      </w:r>
-      <w:proofErr w:type="gramEnd"/>
-      <w:r>
-        <w:rPr>
-          <w:rFonts w:asciiTheme="majorBidi" w:hAnsiTheme="majorBidi" w:cstheme="majorBidi"/>
-          <w:sz w:val="24"/>
-          <w:szCs w:val="24"/>
-        </w:rPr>
-        <w:t xml:space="preserve"> cases describe the principal interactions between the actors and the system. Each is traced to the functional requirements it exercises.</w:t>
+        <w:t>The following use cases describe the principal interactions between the actors and the system. Each is traced to the functional requirements it exercises.</w:t>
       </w:r>
     </w:p>
     <w:tbl>
@@ -17771,7 +20476,7 @@
         <w:tblLook w:val="04A0" w:firstRow="1" w:lastRow="0" w:firstColumn="1" w:lastColumn="0" w:noHBand="0" w:noVBand="1"/>
       </w:tblPr>
       <w:tblGrid>
-        <w:gridCol w:w="9648"/>
+        <w:gridCol w:w="9864"/>
       </w:tblGrid>
       <w:tr>
         <w:tc>
@@ -17780,15 +20485,6 @@
           </w:tcPr>
           <w:p>
             <w:pPr>
-              <w:rPr>
-                <w:rFonts w:asciiTheme="majorBidi" w:hAnsiTheme="majorBidi" w:cstheme="majorBidi"/>
-                <w:sz w:val="24"/>
-                <w:szCs w:val="24"/>
-              </w:rPr>
-            </w:pPr>
-          </w:p>
-          <w:p>
-            <w:pPr>
               <w:spacing w:after="0"/>
               <w:rPr>
                 <w:rFonts w:asciiTheme="majorBidi" w:hAnsiTheme="majorBidi" w:cstheme="majorBidi"/>
@@ -17806,91 +20502,62 @@
                 <w:szCs w:val="24"/>
               </w:rPr>
             </w:pPr>
-          </w:p>
-          <w:p>
-            <w:pPr>
-              <w:spacing w:after="0"/>
-              <w:jc w:val="center"/>
-              <w:rPr>
-                <w:rFonts w:asciiTheme="majorBidi" w:hAnsiTheme="majorBidi" w:cstheme="majorBidi"/>
-                <w:sz w:val="24"/>
-                <w:szCs w:val="24"/>
-              </w:rPr>
-            </w:pPr>
-            <w:proofErr w:type="gramStart"/>
-            <w:r>
-              <w:rPr>
-                <w:rFonts w:asciiTheme="majorBidi" w:hAnsiTheme="majorBidi" w:cstheme="majorBidi"/>
-                <w:i/>
-                <w:color w:val="808080"/>
-                <w:sz w:val="24"/>
-                <w:szCs w:val="24"/>
-              </w:rPr>
-              <w:t>[ Insert</w:t>
-            </w:r>
-            <w:proofErr w:type="gramEnd"/>
-            <w:r>
-              <w:rPr>
-                <w:rFonts w:asciiTheme="majorBidi" w:hAnsiTheme="majorBidi" w:cstheme="majorBidi"/>
-                <w:i/>
-                <w:color w:val="808080"/>
-                <w:sz w:val="24"/>
-                <w:szCs w:val="24"/>
-              </w:rPr>
-              <w:t xml:space="preserve"> Use Case Diagram </w:t>
-            </w:r>
-            <w:proofErr w:type="gramStart"/>
-            <w:r>
-              <w:rPr>
-                <w:rFonts w:asciiTheme="majorBidi" w:hAnsiTheme="majorBidi" w:cstheme="majorBidi"/>
-                <w:i/>
-                <w:color w:val="808080"/>
-                <w:sz w:val="24"/>
-                <w:szCs w:val="24"/>
-              </w:rPr>
-              <w:t>here ]</w:t>
-            </w:r>
-            <w:proofErr w:type="gramEnd"/>
-          </w:p>
-          <w:p>
-            <w:pPr>
-              <w:spacing w:after="0"/>
-              <w:rPr>
-                <w:rFonts w:asciiTheme="majorBidi" w:hAnsiTheme="majorBidi" w:cstheme="majorBidi"/>
-                <w:sz w:val="24"/>
-                <w:szCs w:val="24"/>
-              </w:rPr>
-            </w:pPr>
-          </w:p>
-          <w:p>
-            <w:pPr>
-              <w:spacing w:after="0"/>
-              <w:rPr>
-                <w:rFonts w:asciiTheme="majorBidi" w:hAnsiTheme="majorBidi" w:cstheme="majorBidi"/>
-                <w:sz w:val="24"/>
-                <w:szCs w:val="24"/>
-              </w:rPr>
-            </w:pPr>
-          </w:p>
-          <w:p>
-            <w:pPr>
-              <w:spacing w:after="0"/>
-              <w:rPr>
-                <w:rFonts w:asciiTheme="majorBidi" w:hAnsiTheme="majorBidi" w:cstheme="majorBidi"/>
-                <w:sz w:val="24"/>
-                <w:szCs w:val="24"/>
-              </w:rPr>
-            </w:pPr>
-          </w:p>
-          <w:p>
-            <w:pPr>
-              <w:spacing w:after="0"/>
-              <w:rPr>
-                <w:rFonts w:asciiTheme="majorBidi" w:hAnsiTheme="majorBidi" w:cstheme="majorBidi"/>
-                <w:sz w:val="24"/>
-                <w:szCs w:val="24"/>
-              </w:rPr>
-            </w:pPr>
+            <w:r>
+              <w:rPr>
+                <w:rFonts w:asciiTheme="majorBidi" w:hAnsiTheme="majorBidi" w:cstheme="majorBidi"/>
+                <w:noProof/>
+                <w:sz w:val="24"/>
+                <w:szCs w:val="24"/>
+              </w:rPr>
+              <w:drawing>
+                <wp:inline distT="0" distB="0" distL="0" distR="0" wp14:anchorId="751BFA32" wp14:editId="5EAF4079">
+                  <wp:extent cx="6126480" cy="4161155"/>
+                  <wp:effectExtent l="0" t="0" r="7620" b="0"/>
+                  <wp:docPr id="2103924036" name="Picture 19"/>
+                  <wp:cNvGraphicFramePr>
+                    <a:graphicFrameLocks xmlns:a="http://schemas.openxmlformats.org/drawingml/2006/main" noChangeAspect="1"/>
+                  </wp:cNvGraphicFramePr>
+                  <a:graphic xmlns:a="http://schemas.openxmlformats.org/drawingml/2006/main">
+                    <a:graphicData uri="http://schemas.openxmlformats.org/drawingml/2006/picture">
+                      <pic:pic xmlns:pic="http://schemas.openxmlformats.org/drawingml/2006/picture">
+                        <pic:nvPicPr>
+                          <pic:cNvPr id="0" name="Picture 91"/>
+                          <pic:cNvPicPr>
+                            <a:picLocks noChangeAspect="1" noChangeArrowheads="1"/>
+                          </pic:cNvPicPr>
+                        </pic:nvPicPr>
+                        <pic:blipFill>
+                          <a:blip r:embed="rId9">
+                            <a:extLst>
+                              <a:ext uri="{28A0092B-C50C-407E-A947-70E740481C1C}">
+                                <a14:useLocalDpi xmlns:a14="http://schemas.microsoft.com/office/drawing/2010/main" val="0"/>
+                              </a:ext>
+                            </a:extLst>
+                          </a:blip>
+                          <a:srcRect/>
+                          <a:stretch>
+                            <a:fillRect/>
+                          </a:stretch>
+                        </pic:blipFill>
+                        <pic:spPr bwMode="auto">
+                          <a:xfrm>
+                            <a:off x="0" y="0"/>
+                            <a:ext cx="6126480" cy="4161155"/>
+                          </a:xfrm>
+                          <a:prstGeom prst="rect">
+                            <a:avLst/>
+                          </a:prstGeom>
+                          <a:noFill/>
+                          <a:ln>
+                            <a:noFill/>
+                          </a:ln>
+                        </pic:spPr>
+                      </pic:pic>
+                    </a:graphicData>
+                  </a:graphic>
+                </wp:inline>
+              </w:drawing>
+            </w:r>
           </w:p>
         </w:tc>
       </w:tr>
@@ -18289,7 +20956,16 @@
                 <w:sz w:val="24"/>
                 <w:szCs w:val="24"/>
               </w:rPr>
-              <w:t>Related Requirements</w:t>
+              <w:t xml:space="preserve">Related </w:t>
+            </w:r>
+            <w:r>
+              <w:rPr>
+                <w:rFonts w:asciiTheme="majorBidi" w:hAnsiTheme="majorBidi" w:cstheme="majorBidi"/>
+                <w:sz w:val="24"/>
+                <w:szCs w:val="24"/>
+              </w:rPr>
+              <w:lastRenderedPageBreak/>
+              <w:t>Requirements</w:t>
             </w:r>
           </w:p>
         </w:tc>
@@ -18313,6 +20989,7 @@
                 <w:sz w:val="24"/>
                 <w:szCs w:val="24"/>
               </w:rPr>
+              <w:lastRenderedPageBreak/>
               <w:t>FR-01.1, FR-01.2, FR-01.4</w:t>
             </w:r>
           </w:p>
@@ -18331,10 +21008,58 @@
       <w:r>
         <w:rPr>
           <w:rFonts w:asciiTheme="majorBidi" w:hAnsiTheme="majorBidi" w:cstheme="majorBidi"/>
+          <w:noProof/>
           <w:sz w:val="24"/>
           <w:szCs w:val="24"/>
         </w:rPr>
-        <w:t>L</w:t>
+        <w:drawing>
+          <wp:inline distT="0" distB="0" distL="0" distR="0" wp14:anchorId="4D14BEAD" wp14:editId="6F7848C4">
+            <wp:extent cx="6126480" cy="3711575"/>
+            <wp:effectExtent l="0" t="0" r="7620" b="3175"/>
+            <wp:docPr id="898103214" name="Picture 20"/>
+            <wp:cNvGraphicFramePr>
+              <a:graphicFrameLocks xmlns:a="http://schemas.openxmlformats.org/drawingml/2006/main" noChangeAspect="1"/>
+            </wp:cNvGraphicFramePr>
+            <a:graphic xmlns:a="http://schemas.openxmlformats.org/drawingml/2006/main">
+              <a:graphicData uri="http://schemas.openxmlformats.org/drawingml/2006/picture">
+                <pic:pic xmlns:pic="http://schemas.openxmlformats.org/drawingml/2006/picture">
+                  <pic:nvPicPr>
+                    <pic:cNvPr id="0" name="Picture 93"/>
+                    <pic:cNvPicPr>
+                      <a:picLocks noChangeAspect="1" noChangeArrowheads="1"/>
+                    </pic:cNvPicPr>
+                  </pic:nvPicPr>
+                  <pic:blipFill>
+                    <a:blip r:embed="rId11">
+                      <a:extLst>
+                        <a:ext uri="{28A0092B-C50C-407E-A947-70E740481C1C}">
+                          <a14:useLocalDpi xmlns:a14="http://schemas.microsoft.com/office/drawing/2010/main" val="0"/>
+                        </a:ext>
+                      </a:extLst>
+                    </a:blip>
+                    <a:srcRect/>
+                    <a:stretch>
+                      <a:fillRect/>
+                    </a:stretch>
+                  </pic:blipFill>
+                  <pic:spPr bwMode="auto">
+                    <a:xfrm>
+                      <a:off x="0" y="0"/>
+                      <a:ext cx="6126480" cy="3711575"/>
+                    </a:xfrm>
+                    <a:prstGeom prst="rect">
+                      <a:avLst/>
+                    </a:prstGeom>
+                    <a:noFill/>
+                    <a:ln>
+                      <a:noFill/>
+                    </a:ln>
+                  </pic:spPr>
+                </pic:pic>
+              </a:graphicData>
+            </a:graphic>
+          </wp:inline>
+        </w:drawing>
       </w:r>
     </w:p>
     <w:p>
@@ -18592,7 +21317,6 @@
                 <w:sz w:val="24"/>
                 <w:szCs w:val="24"/>
               </w:rPr>
-              <w:lastRenderedPageBreak/>
               <w:t>Alternate Flow</w:t>
             </w:r>
           </w:p>
@@ -18732,6 +21456,63 @@
           <w:szCs w:val="24"/>
         </w:rPr>
       </w:pPr>
+      <w:r>
+        <w:rPr>
+          <w:rFonts w:asciiTheme="majorBidi" w:hAnsiTheme="majorBidi" w:cstheme="majorBidi"/>
+          <w:noProof/>
+          <w:sz w:val="24"/>
+          <w:szCs w:val="24"/>
+        </w:rPr>
+        <w:lastRenderedPageBreak/>
+        <w:drawing>
+          <wp:inline distT="0" distB="0" distL="0" distR="0" wp14:anchorId="32A7D07A" wp14:editId="657DFDC1">
+            <wp:extent cx="6126480" cy="2204720"/>
+            <wp:effectExtent l="0" t="0" r="7620" b="5080"/>
+            <wp:docPr id="1668255342" name="Picture 21"/>
+            <wp:cNvGraphicFramePr>
+              <a:graphicFrameLocks xmlns:a="http://schemas.openxmlformats.org/drawingml/2006/main" noChangeAspect="1"/>
+            </wp:cNvGraphicFramePr>
+            <a:graphic xmlns:a="http://schemas.openxmlformats.org/drawingml/2006/main">
+              <a:graphicData uri="http://schemas.openxmlformats.org/drawingml/2006/picture">
+                <pic:pic xmlns:pic="http://schemas.openxmlformats.org/drawingml/2006/picture">
+                  <pic:nvPicPr>
+                    <pic:cNvPr id="0" name="Picture 95"/>
+                    <pic:cNvPicPr>
+                      <a:picLocks noChangeAspect="1" noChangeArrowheads="1"/>
+                    </pic:cNvPicPr>
+                  </pic:nvPicPr>
+                  <pic:blipFill>
+                    <a:blip r:embed="rId12">
+                      <a:extLst>
+                        <a:ext uri="{28A0092B-C50C-407E-A947-70E740481C1C}">
+                          <a14:useLocalDpi xmlns:a14="http://schemas.microsoft.com/office/drawing/2010/main" val="0"/>
+                        </a:ext>
+                      </a:extLst>
+                    </a:blip>
+                    <a:srcRect/>
+                    <a:stretch>
+                      <a:fillRect/>
+                    </a:stretch>
+                  </pic:blipFill>
+                  <pic:spPr bwMode="auto">
+                    <a:xfrm>
+                      <a:off x="0" y="0"/>
+                      <a:ext cx="6126480" cy="2204720"/>
+                    </a:xfrm>
+                    <a:prstGeom prst="rect">
+                      <a:avLst/>
+                    </a:prstGeom>
+                    <a:noFill/>
+                    <a:ln>
+                      <a:noFill/>
+                    </a:ln>
+                  </pic:spPr>
+                </pic:pic>
+              </a:graphicData>
+            </a:graphic>
+          </wp:inline>
+        </w:drawing>
+      </w:r>
     </w:p>
     <w:p>
       <w:pPr>
@@ -19012,25 +21793,7 @@
                 <w:sz w:val="24"/>
                 <w:szCs w:val="24"/>
               </w:rPr>
-              <w:t xml:space="preserve">If the AI service does not respond, </w:t>
-            </w:r>
-            <w:proofErr w:type="gramStart"/>
-            <w:r>
-              <w:rPr>
-                <w:rFonts w:asciiTheme="majorBidi" w:hAnsiTheme="majorBidi" w:cstheme="majorBidi"/>
-                <w:sz w:val="24"/>
-                <w:szCs w:val="24"/>
-              </w:rPr>
-              <w:t>pre authored</w:t>
-            </w:r>
-            <w:proofErr w:type="gramEnd"/>
-            <w:r>
-              <w:rPr>
-                <w:rFonts w:asciiTheme="majorBidi" w:hAnsiTheme="majorBidi" w:cstheme="majorBidi"/>
-                <w:sz w:val="24"/>
-                <w:szCs w:val="24"/>
-              </w:rPr>
-              <w:t xml:space="preserve"> guidance is presented and the experiment remains completable. If the student leaves and returns, completed steps are restored.</w:t>
+              <w:t>If the AI service does not respond, pre authored guidance is presented and the experiment remains completable. If the student leaves and returns, completed steps are restored.</w:t>
             </w:r>
           </w:p>
         </w:tc>
@@ -19425,7 +22188,16 @@
                 <w:sz w:val="24"/>
                 <w:szCs w:val="24"/>
               </w:rPr>
-              <w:t>Where the device is unsupported, permission is refused, or no surface is detected, the system presents the clearly labelled Simulation AR view within one second. The same controls are available and the experiment remains complete.</w:t>
+              <w:t xml:space="preserve">Where the device is unsupported, permission is refused, or no surface is detected, the system presents the clearly labelled Simulation AR view within </w:t>
+            </w:r>
+            <w:r>
+              <w:rPr>
+                <w:rFonts w:asciiTheme="majorBidi" w:hAnsiTheme="majorBidi" w:cstheme="majorBidi"/>
+                <w:sz w:val="24"/>
+                <w:szCs w:val="24"/>
+              </w:rPr>
+              <w:lastRenderedPageBreak/>
+              <w:t>one second. The same controls are available and the experiment remains complete.</w:t>
             </w:r>
           </w:p>
         </w:tc>
@@ -19451,6 +22223,7 @@
                 <w:sz w:val="24"/>
                 <w:szCs w:val="24"/>
               </w:rPr>
+              <w:lastRenderedPageBreak/>
               <w:t>Postconditions</w:t>
             </w:r>
           </w:p>
@@ -19501,7 +22274,6 @@
                 <w:sz w:val="24"/>
                 <w:szCs w:val="24"/>
               </w:rPr>
-              <w:lastRenderedPageBreak/>
               <w:t>Related Requirements</w:t>
             </w:r>
           </w:p>
@@ -19821,25 +22593,7 @@
                 <w:sz w:val="24"/>
                 <w:szCs w:val="24"/>
               </w:rPr>
-              <w:t xml:space="preserve">If the student belongs to another </w:t>
-            </w:r>
-            <w:proofErr w:type="gramStart"/>
-            <w:r>
-              <w:rPr>
-                <w:rFonts w:asciiTheme="majorBidi" w:hAnsiTheme="majorBidi" w:cstheme="majorBidi"/>
-                <w:sz w:val="24"/>
-                <w:szCs w:val="24"/>
-              </w:rPr>
-              <w:t>class</w:t>
-            </w:r>
-            <w:proofErr w:type="gramEnd"/>
-            <w:r>
-              <w:rPr>
-                <w:rFonts w:asciiTheme="majorBidi" w:hAnsiTheme="majorBidi" w:cstheme="majorBidi"/>
-                <w:sz w:val="24"/>
-                <w:szCs w:val="24"/>
-              </w:rPr>
-              <w:t xml:space="preserve"> the request is refused and the refusal is logged. If fewer than three experiments have been completed the system explains the data requirement and generates no report. If the AI service does not respond the teacher is offered a retry.</w:t>
+              <w:t>If the student belongs to another class the request is refused and the refusal is logged. If fewer than three experiments have been completed the system explains the data requirement and generates no report. If the AI service does not respond the teacher is offered a retry.</w:t>
             </w:r>
           </w:p>
         </w:tc>
@@ -20184,25 +22938,7 @@
                 <w:sz w:val="24"/>
                 <w:szCs w:val="24"/>
               </w:rPr>
-              <w:t xml:space="preserve">1. Teacher opens Task Assignment and selects an experiment, a target, and a due date. 2. System validates the due date and the class assignment. 3. System </w:t>
-            </w:r>
-            <w:proofErr w:type="gramStart"/>
-            <w:r>
-              <w:rPr>
-                <w:rFonts w:asciiTheme="majorBidi" w:hAnsiTheme="majorBidi" w:cstheme="majorBidi"/>
-                <w:sz w:val="24"/>
-                <w:szCs w:val="24"/>
-              </w:rPr>
-              <w:t>creates the task</w:t>
-            </w:r>
-            <w:proofErr w:type="gramEnd"/>
-            <w:r>
-              <w:rPr>
-                <w:rFonts w:asciiTheme="majorBidi" w:hAnsiTheme="majorBidi" w:cstheme="majorBidi"/>
-                <w:sz w:val="24"/>
-                <w:szCs w:val="24"/>
-              </w:rPr>
-              <w:t xml:space="preserve"> and one assignment record per targeted student. 4. System notifies each targeted student. 5. System advances the state of each assignment as the student works. 6. Teacher follows the states on the class dashboard.</w:t>
+              <w:t>1. Teacher opens Task Assignment and selects an experiment, a target, and a due date. 2. System validates the due date and the class assignment. 3. System creates the task and one assignment record per targeted student. 4. System notifies each targeted student. 5. System advances the state of each assignment as the student works. 6. Teacher follows the states on the class dashboard.</w:t>
             </w:r>
           </w:p>
         </w:tc>
@@ -20302,7 +23038,16 @@
                 <w:sz w:val="24"/>
                 <w:szCs w:val="24"/>
               </w:rPr>
-              <w:t>The task is created, the students are notified, and the states are visible to the teacher.</w:t>
+              <w:t xml:space="preserve">The task is created, the students are notified, and the states are visible to the </w:t>
+            </w:r>
+            <w:r>
+              <w:rPr>
+                <w:rFonts w:asciiTheme="majorBidi" w:hAnsiTheme="majorBidi" w:cstheme="majorBidi"/>
+                <w:sz w:val="24"/>
+                <w:szCs w:val="24"/>
+              </w:rPr>
+              <w:lastRenderedPageBreak/>
+              <w:t>teacher.</w:t>
             </w:r>
           </w:p>
         </w:tc>
@@ -20328,6 +23073,7 @@
                 <w:sz w:val="24"/>
                 <w:szCs w:val="24"/>
               </w:rPr>
+              <w:lastRenderedPageBreak/>
               <w:t>Related Requirements</w:t>
             </w:r>
           </w:p>
@@ -20647,43 +23393,7 @@
                 <w:sz w:val="24"/>
                 <w:szCs w:val="24"/>
               </w:rPr>
-              <w:t xml:space="preserve">On a score below 80 percent the attempt is </w:t>
-            </w:r>
-            <w:proofErr w:type="gramStart"/>
-            <w:r>
-              <w:rPr>
-                <w:rFonts w:asciiTheme="majorBidi" w:hAnsiTheme="majorBidi" w:cstheme="majorBidi"/>
-                <w:sz w:val="24"/>
-                <w:szCs w:val="24"/>
-              </w:rPr>
-              <w:t>recorded</w:t>
-            </w:r>
-            <w:proofErr w:type="gramEnd"/>
-            <w:r>
-              <w:rPr>
-                <w:rFonts w:asciiTheme="majorBidi" w:hAnsiTheme="majorBidi" w:cstheme="majorBidi"/>
-                <w:sz w:val="24"/>
-                <w:szCs w:val="24"/>
-              </w:rPr>
-              <w:t xml:space="preserve"> and a further attempt is offered with the questions in </w:t>
-            </w:r>
-            <w:proofErr w:type="gramStart"/>
-            <w:r>
-              <w:rPr>
-                <w:rFonts w:asciiTheme="majorBidi" w:hAnsiTheme="majorBidi" w:cstheme="majorBidi"/>
-                <w:sz w:val="24"/>
-                <w:szCs w:val="24"/>
-              </w:rPr>
-              <w:t>a different</w:t>
-            </w:r>
-            <w:proofErr w:type="gramEnd"/>
-            <w:r>
-              <w:rPr>
-                <w:rFonts w:asciiTheme="majorBidi" w:hAnsiTheme="majorBidi" w:cstheme="majorBidi"/>
-                <w:sz w:val="24"/>
-                <w:szCs w:val="24"/>
-              </w:rPr>
-              <w:t xml:space="preserve"> order. No further points are awarded on a repeat pass.</w:t>
+              <w:t>On a score below 80 percent the attempt is recorded and a further attempt is offered with the questions in a different order. No further points are awarded on a repeat pass.</w:t>
             </w:r>
           </w:p>
         </w:tc>
@@ -21208,25 +23918,7 @@
           <w:sz w:val="24"/>
           <w:szCs w:val="24"/>
         </w:rPr>
-        <w:t xml:space="preserve">The use case diagrams identify </w:t>
-      </w:r>
-      <w:proofErr w:type="gramStart"/>
-      <w:r>
-        <w:rPr>
-          <w:rFonts w:asciiTheme="majorBidi" w:hAnsiTheme="majorBidi" w:cstheme="majorBidi"/>
-          <w:sz w:val="24"/>
-          <w:szCs w:val="24"/>
-        </w:rPr>
-        <w:t>twenty eight</w:t>
-      </w:r>
-      <w:proofErr w:type="gramEnd"/>
-      <w:r>
-        <w:rPr>
-          <w:rFonts w:asciiTheme="majorBidi" w:hAnsiTheme="majorBidi" w:cstheme="majorBidi"/>
-          <w:sz w:val="24"/>
-          <w:szCs w:val="24"/>
-        </w:rPr>
-        <w:t xml:space="preserve"> use cases in total. The eight below are specified in detail because each one crosses several parts of the system or carries a decision that the requirements depend on. The remainder are single step interactions whose behaviour is already fully stated in Section 11.</w:t>
+        <w:t>The use case diagrams identify twenty eight use cases in total. The eight below are specified in detail because each one crosses several parts of the system or carries a decision that the requirements depend on. The remainder are single step interactions whose behaviour is already fully stated in Section 11.</w:t>
       </w:r>
     </w:p>
     <w:tbl>
@@ -21262,6 +23954,7 @@
                 <w:sz w:val="24"/>
                 <w:szCs w:val="24"/>
               </w:rPr>
+              <w:lastRenderedPageBreak/>
               <w:t>Actor</w:t>
             </w:r>
           </w:p>
@@ -21338,16 +24031,7 @@
                 <w:sz w:val="24"/>
                 <w:szCs w:val="24"/>
               </w:rPr>
-              <w:t xml:space="preserve">UC-01 Log In, UC-02 Safety Certification (including UC-02.1 Attempt Tier Quiz and UC-02.2 Receive Safety Certificate), UC-03 Perform Virtual </w:t>
-            </w:r>
-            <w:r>
-              <w:rPr>
-                <w:rFonts w:asciiTheme="majorBidi" w:hAnsiTheme="majorBidi" w:cstheme="majorBidi"/>
-                <w:sz w:val="24"/>
-                <w:szCs w:val="24"/>
-              </w:rPr>
-              <w:lastRenderedPageBreak/>
-              <w:t>Experiment, UC-04 AR Mode Session, UC-07 Reset Password, UC-08 Browse Experiment Library, UC-09 Take Knowledge Quiz, UC-10 Earn Rewards, UC-11 Daily Missions and Streaks, UC-12 View Leaderboard, UC-13 View Own Readiness Status, UC-25 Receive AI Step Guidance</w:t>
+              <w:t>UC-01 Log In, UC-02 Safety Certification (including UC-02.1 Attempt Tier Quiz and UC-02.2 Receive Safety Certificate), UC-03 Perform Virtual Experiment, UC-04 AR Mode Session, UC-07 Reset Password, UC-08 Browse Experiment Library, UC-09 Take Knowledge Quiz, UC-10 Earn Rewards, UC-11 Daily Missions and Streaks, UC-12 View Leaderboard, UC-13 View Own Readiness Status, UC-25 Receive AI Step Guidance</w:t>
             </w:r>
           </w:p>
         </w:tc>
@@ -21373,7 +24057,6 @@
                 <w:sz w:val="24"/>
                 <w:szCs w:val="24"/>
               </w:rPr>
-              <w:lastRenderedPageBreak/>
               <w:t>Teacher</w:t>
             </w:r>
           </w:p>
@@ -21534,7 +24217,6 @@
                 <w:szCs w:val="24"/>
               </w:rPr>
             </w:pPr>
-            <w:proofErr w:type="gramStart"/>
             <w:r>
               <w:rPr>
                 <w:rFonts w:asciiTheme="majorBidi" w:hAnsiTheme="majorBidi" w:cstheme="majorBidi"/>
@@ -21543,31 +24225,8 @@
                 <w:sz w:val="24"/>
                 <w:szCs w:val="24"/>
               </w:rPr>
-              <w:t>[ Insert</w:t>
-            </w:r>
-            <w:proofErr w:type="gramEnd"/>
-            <w:r>
-              <w:rPr>
-                <w:rFonts w:asciiTheme="majorBidi" w:hAnsiTheme="majorBidi" w:cstheme="majorBidi"/>
-                <w:i/>
-                <w:color w:val="808080"/>
-                <w:sz w:val="24"/>
-                <w:szCs w:val="24"/>
-              </w:rPr>
-              <w:t xml:space="preserve"> Activity Diagram: Safety Certification </w:t>
-            </w:r>
-            <w:proofErr w:type="gramStart"/>
-            <w:r>
-              <w:rPr>
-                <w:rFonts w:asciiTheme="majorBidi" w:hAnsiTheme="majorBidi" w:cstheme="majorBidi"/>
-                <w:i/>
-                <w:color w:val="808080"/>
-                <w:sz w:val="24"/>
-                <w:szCs w:val="24"/>
-              </w:rPr>
-              <w:t>here ]</w:t>
-            </w:r>
-            <w:proofErr w:type="gramEnd"/>
+              <w:t>[ Insert Activity Diagram: Safety Certification here ]</w:t>
+            </w:r>
           </w:p>
           <w:p>
             <w:pPr>
@@ -21704,7 +24363,6 @@
                 <w:szCs w:val="24"/>
               </w:rPr>
             </w:pPr>
-            <w:proofErr w:type="gramStart"/>
             <w:r>
               <w:rPr>
                 <w:rFonts w:asciiTheme="majorBidi" w:hAnsiTheme="majorBidi" w:cstheme="majorBidi"/>
@@ -21713,31 +24371,8 @@
                 <w:sz w:val="24"/>
                 <w:szCs w:val="24"/>
               </w:rPr>
-              <w:t>[ Insert</w:t>
-            </w:r>
-            <w:proofErr w:type="gramEnd"/>
-            <w:r>
-              <w:rPr>
-                <w:rFonts w:asciiTheme="majorBidi" w:hAnsiTheme="majorBidi" w:cstheme="majorBidi"/>
-                <w:i/>
-                <w:color w:val="808080"/>
-                <w:sz w:val="24"/>
-                <w:szCs w:val="24"/>
-              </w:rPr>
-              <w:t xml:space="preserve"> Activity Diagram: Perform Virtual Experiment </w:t>
-            </w:r>
-            <w:proofErr w:type="gramStart"/>
-            <w:r>
-              <w:rPr>
-                <w:rFonts w:asciiTheme="majorBidi" w:hAnsiTheme="majorBidi" w:cstheme="majorBidi"/>
-                <w:i/>
-                <w:color w:val="808080"/>
-                <w:sz w:val="24"/>
-                <w:szCs w:val="24"/>
-              </w:rPr>
-              <w:t>here ]</w:t>
-            </w:r>
-            <w:proofErr w:type="gramEnd"/>
+              <w:t>[ Insert Activity Diagram: Perform Virtual Experiment here ]</w:t>
+            </w:r>
           </w:p>
           <w:p>
             <w:pPr>
@@ -21835,6 +24470,7 @@
           <w:sz w:val="24"/>
           <w:szCs w:val="24"/>
         </w:rPr>
+        <w:lastRenderedPageBreak/>
         <w:br w:type="page"/>
       </w:r>
     </w:p>
@@ -21848,6 +24484,7 @@
           <w:szCs w:val="24"/>
         </w:rPr>
       </w:pPr>
+      <w:bookmarkStart w:id="38" w:name="_Toc241649285"/>
       <w:r>
         <w:rPr>
           <w:rFonts w:asciiTheme="majorBidi" w:hAnsiTheme="majorBidi"/>
@@ -21858,6 +24495,7 @@
         <w:lastRenderedPageBreak/>
         <w:t>21. Acceptance Criteria</w:t>
       </w:r>
+      <w:bookmarkEnd w:id="38"/>
     </w:p>
     <w:p>
       <w:pPr>
@@ -22456,43 +25094,7 @@
                 <w:sz w:val="24"/>
                 <w:szCs w:val="24"/>
               </w:rPr>
-              <w:t xml:space="preserve">A readiness report is generated within five seconds for a student with at least three </w:t>
-            </w:r>
-            <w:proofErr w:type="gramStart"/>
-            <w:r>
-              <w:rPr>
-                <w:rFonts w:asciiTheme="majorBidi" w:hAnsiTheme="majorBidi" w:cstheme="majorBidi"/>
-                <w:sz w:val="24"/>
-                <w:szCs w:val="24"/>
-              </w:rPr>
-              <w:t>completed</w:t>
-            </w:r>
-            <w:proofErr w:type="gramEnd"/>
-            <w:r>
-              <w:rPr>
-                <w:rFonts w:asciiTheme="majorBidi" w:hAnsiTheme="majorBidi" w:cstheme="majorBidi"/>
-                <w:sz w:val="24"/>
-                <w:szCs w:val="24"/>
-              </w:rPr>
-              <w:t xml:space="preserve"> </w:t>
-            </w:r>
-            <w:proofErr w:type="gramStart"/>
-            <w:r>
-              <w:rPr>
-                <w:rFonts w:asciiTheme="majorBidi" w:hAnsiTheme="majorBidi" w:cstheme="majorBidi"/>
-                <w:sz w:val="24"/>
-                <w:szCs w:val="24"/>
-              </w:rPr>
-              <w:t>experiments, and</w:t>
-            </w:r>
-            <w:proofErr w:type="gramEnd"/>
-            <w:r>
-              <w:rPr>
-                <w:rFonts w:asciiTheme="majorBidi" w:hAnsiTheme="majorBidi" w:cstheme="majorBidi"/>
-                <w:sz w:val="24"/>
-                <w:szCs w:val="24"/>
-              </w:rPr>
-              <w:t xml:space="preserve"> is refused with an explanation below that threshold.</w:t>
+              <w:t>A readiness report is generated within five seconds for a student with at least three completed experiments, and is refused with an explanation below that threshold.</w:t>
             </w:r>
           </w:p>
         </w:tc>
@@ -22788,25 +25390,7 @@
                 <w:sz w:val="24"/>
                 <w:szCs w:val="24"/>
               </w:rPr>
-              <w:t xml:space="preserve">With the AI service unavailable, every experiment remains completable using </w:t>
-            </w:r>
-            <w:proofErr w:type="gramStart"/>
-            <w:r>
-              <w:rPr>
-                <w:rFonts w:asciiTheme="majorBidi" w:hAnsiTheme="majorBidi" w:cstheme="majorBidi"/>
-                <w:sz w:val="24"/>
-                <w:szCs w:val="24"/>
-              </w:rPr>
-              <w:t>pre authored</w:t>
-            </w:r>
-            <w:proofErr w:type="gramEnd"/>
-            <w:r>
-              <w:rPr>
-                <w:rFonts w:asciiTheme="majorBidi" w:hAnsiTheme="majorBidi" w:cstheme="majorBidi"/>
-                <w:sz w:val="24"/>
-                <w:szCs w:val="24"/>
-              </w:rPr>
-              <w:t xml:space="preserve"> guidance.</w:t>
+              <w:t>With the AI service unavailable, every experiment remains completable using pre authored guidance.</w:t>
             </w:r>
           </w:p>
         </w:tc>
@@ -22880,25 +25464,7 @@
                 <w:sz w:val="24"/>
                 <w:szCs w:val="24"/>
               </w:rPr>
-              <w:t xml:space="preserve">A student who has not used the system before </w:t>
-            </w:r>
-            <w:proofErr w:type="gramStart"/>
-            <w:r>
-              <w:rPr>
-                <w:rFonts w:asciiTheme="majorBidi" w:hAnsiTheme="majorBidi" w:cstheme="majorBidi"/>
-                <w:sz w:val="24"/>
-                <w:szCs w:val="24"/>
-              </w:rPr>
-              <w:t>completes login,</w:t>
-            </w:r>
-            <w:proofErr w:type="gramEnd"/>
-            <w:r>
-              <w:rPr>
-                <w:rFonts w:asciiTheme="majorBidi" w:hAnsiTheme="majorBidi" w:cstheme="majorBidi"/>
-                <w:sz w:val="24"/>
-                <w:szCs w:val="24"/>
-              </w:rPr>
-              <w:t xml:space="preserve"> Tier 1, and one experiment without assistance.</w:t>
+              <w:t>A student who has not used the system before completes login, Tier 1, and one experiment without assistance.</w:t>
             </w:r>
           </w:p>
         </w:tc>
@@ -23170,6 +25736,7 @@
           <w:szCs w:val="24"/>
         </w:rPr>
       </w:pPr>
+      <w:bookmarkStart w:id="39" w:name="_Toc241649286"/>
       <w:r>
         <w:rPr>
           <w:rFonts w:asciiTheme="majorBidi" w:hAnsiTheme="majorBidi"/>
@@ -23179,6 +25746,7 @@
         </w:rPr>
         <w:t>22. Future Enhancements</w:t>
       </w:r>
+      <w:bookmarkEnd w:id="39"/>
     </w:p>
     <w:p>
       <w:pPr>
@@ -23501,23 +26069,13 @@
                 <w:szCs w:val="24"/>
               </w:rPr>
             </w:pPr>
-            <w:proofErr w:type="gramStart"/>
-            <w:r>
-              <w:rPr>
-                <w:rFonts w:asciiTheme="majorBidi" w:hAnsiTheme="majorBidi" w:cstheme="majorBidi"/>
-                <w:sz w:val="24"/>
-                <w:szCs w:val="24"/>
-              </w:rPr>
-              <w:t>Would</w:t>
-            </w:r>
-            <w:proofErr w:type="gramEnd"/>
-            <w:r>
-              <w:rPr>
-                <w:rFonts w:asciiTheme="majorBidi" w:hAnsiTheme="majorBidi" w:cstheme="majorBidi"/>
-                <w:sz w:val="24"/>
-                <w:szCs w:val="24"/>
-              </w:rPr>
-              <w:t xml:space="preserve"> allow group work in the virtual laboratory. Requires shared session state.</w:t>
+            <w:r>
+              <w:rPr>
+                <w:rFonts w:asciiTheme="majorBidi" w:hAnsiTheme="majorBidi" w:cstheme="majorBidi"/>
+                <w:sz w:val="24"/>
+                <w:szCs w:val="24"/>
+              </w:rPr>
+              <w:t>Would allow group work in the virtual laboratory. Requires shared session state.</w:t>
             </w:r>
           </w:p>
         </w:tc>
@@ -23717,25 +26275,7 @@
                 <w:sz w:val="24"/>
                 <w:szCs w:val="24"/>
               </w:rPr>
-              <w:t xml:space="preserve">Would give the certificate standing outside the </w:t>
-            </w:r>
-            <w:proofErr w:type="gramStart"/>
-            <w:r>
-              <w:rPr>
-                <w:rFonts w:asciiTheme="majorBidi" w:hAnsiTheme="majorBidi" w:cstheme="majorBidi"/>
-                <w:sz w:val="24"/>
-                <w:szCs w:val="24"/>
-              </w:rPr>
-              <w:t>adopting</w:t>
-            </w:r>
-            <w:proofErr w:type="gramEnd"/>
-            <w:r>
-              <w:rPr>
-                <w:rFonts w:asciiTheme="majorBidi" w:hAnsiTheme="majorBidi" w:cstheme="majorBidi"/>
-                <w:sz w:val="24"/>
-                <w:szCs w:val="24"/>
-              </w:rPr>
-              <w:t xml:space="preserve"> school.</w:t>
+              <w:t>Would give the certificate standing outside the adopting school.</w:t>
             </w:r>
           </w:p>
         </w:tc>
@@ -23762,26 +26302,16 @@
     </w:p>
     <w:p>
       <w:pPr>
-        <w:jc w:val="center"/>
         <w:rPr>
           <w:rFonts w:asciiTheme="majorBidi" w:hAnsiTheme="majorBidi" w:cstheme="majorBidi"/>
           <w:sz w:val="24"/>
           <w:szCs w:val="24"/>
         </w:rPr>
       </w:pPr>
-      <w:r>
-        <w:rPr>
-          <w:rFonts w:asciiTheme="majorBidi" w:hAnsiTheme="majorBidi" w:cstheme="majorBidi"/>
-          <w:i/>
-          <w:sz w:val="24"/>
-          <w:szCs w:val="24"/>
-        </w:rPr>
-        <w:t>End of Specification</w:t>
-      </w:r>
     </w:p>
     <w:sectPr>
-      <w:headerReference w:type="default" r:id="rId8"/>
-      <w:footerReference w:type="default" r:id="rId9"/>
+      <w:headerReference w:type="default" r:id="rId13"/>
+      <w:footerReference w:type="default" r:id="rId14"/>
       <w:pgSz w:w="12240" w:h="15840"/>
       <w:pgMar w:top="1296" w:right="1296" w:bottom="1296" w:left="1296" w:header="576" w:footer="576" w:gutter="0"/>
       <w:cols w:space="720"/>
@@ -35536,6 +38066,42 @@
       </w:tcPr>
     </w:tblStylePr>
   </w:style>
+  <w:style w:type="paragraph" w:styleId="TOC1">
+    <w:name w:val="toc 1"/>
+    <w:basedOn w:val="Normal"/>
+    <w:next w:val="Normal"/>
+    <w:autoRedefine/>
+    <w:uiPriority w:val="39"/>
+    <w:unhideWhenUsed/>
+    <w:rsid w:val="00105E47"/>
+    <w:pPr>
+      <w:spacing w:after="100"/>
+    </w:pPr>
+  </w:style>
+  <w:style w:type="paragraph" w:styleId="TOC2">
+    <w:name w:val="toc 2"/>
+    <w:basedOn w:val="Normal"/>
+    <w:next w:val="Normal"/>
+    <w:autoRedefine/>
+    <w:uiPriority w:val="39"/>
+    <w:unhideWhenUsed/>
+    <w:rsid w:val="00105E47"/>
+    <w:pPr>
+      <w:spacing w:after="100"/>
+      <w:ind w:left="210"/>
+    </w:pPr>
+  </w:style>
+  <w:style w:type="character" w:styleId="Hyperlink">
+    <w:name w:val="Hyperlink"/>
+    <w:basedOn w:val="DefaultParagraphFont"/>
+    <w:uiPriority w:val="99"/>
+    <w:unhideWhenUsed/>
+    <w:rsid w:val="00105E47"/>
+    <w:rPr>
+      <w:color w:val="0000FF" w:themeColor="hyperlink"/>
+      <w:u w:val="single"/>
+    </w:rPr>
+  </w:style>
 </w:styles>
 </file>
 

--- a/Documentation/BeakerBreakers_SRS_IEEE29148 (1).docx
+++ b/Documentation/BeakerBreakers_SRS_IEEE29148 (1).docx
@@ -400,7 +400,10 @@
     <w:sdt>
       <w:sdtPr>
         <w:rPr>
-          <w:rFonts w:asciiTheme="majorBidi" w:hAnsiTheme="majorBidi"/>
+          <w:rFonts w:asciiTheme="majorBidi" w:eastAsia="Arial" w:hAnsiTheme="majorBidi" w:cstheme="minorBidi"/>
+          <w:b w:val="0"/>
+          <w:bCs w:val="0"/>
+          <w:color w:val="auto"/>
           <w:sz w:val="24"/>
           <w:szCs w:val="24"/>
         </w:rPr>
@@ -412,9 +415,7 @@
       </w:sdtPr>
       <w:sdtEndPr>
         <w:rPr>
-          <w:rFonts w:eastAsia="Arial"/>
           <w:noProof/>
-          <w:color w:val="auto"/>
         </w:rPr>
       </w:sdtEndPr>
       <w:sdtContent>
@@ -21911,6 +21912,70 @@
     </w:p>
     <w:p>
       <w:pPr>
+        <w:spacing w:after="80"/>
+        <w:rPr>
+          <w:rFonts w:asciiTheme="majorBidi" w:hAnsiTheme="majorBidi" w:cstheme="majorBidi"/>
+          <w:sz w:val="24"/>
+          <w:szCs w:val="24"/>
+        </w:rPr>
+      </w:pPr>
+      <w:r>
+        <w:rPr>
+          <w:noProof/>
+        </w:rPr>
+        <w:lastRenderedPageBreak/>
+        <w:drawing>
+          <wp:inline distT="0" distB="0" distL="0" distR="0" wp14:anchorId="262DBED9" wp14:editId="24F91B91">
+            <wp:extent cx="6126480" cy="2840355"/>
+            <wp:effectExtent l="0" t="0" r="7620" b="0"/>
+            <wp:docPr id="852126759" name="Picture 1"/>
+            <wp:cNvGraphicFramePr>
+              <a:graphicFrameLocks xmlns:a="http://schemas.openxmlformats.org/drawingml/2006/main" noChangeAspect="1"/>
+            </wp:cNvGraphicFramePr>
+            <a:graphic xmlns:a="http://schemas.openxmlformats.org/drawingml/2006/main">
+              <a:graphicData uri="http://schemas.openxmlformats.org/drawingml/2006/picture">
+                <pic:pic xmlns:pic="http://schemas.openxmlformats.org/drawingml/2006/picture">
+                  <pic:nvPicPr>
+                    <pic:cNvPr id="0" name="Picture 1"/>
+                    <pic:cNvPicPr>
+                      <a:picLocks noChangeAspect="1" noChangeArrowheads="1"/>
+                    </pic:cNvPicPr>
+                  </pic:nvPicPr>
+                  <pic:blipFill>
+                    <a:blip r:embed="rId13">
+                      <a:extLst>
+                        <a:ext uri="{28A0092B-C50C-407E-A947-70E740481C1C}">
+                          <a14:useLocalDpi xmlns:a14="http://schemas.microsoft.com/office/drawing/2010/main" val="0"/>
+                        </a:ext>
+                      </a:extLst>
+                    </a:blip>
+                    <a:srcRect/>
+                    <a:stretch>
+                      <a:fillRect/>
+                    </a:stretch>
+                  </pic:blipFill>
+                  <pic:spPr bwMode="auto">
+                    <a:xfrm>
+                      <a:off x="0" y="0"/>
+                      <a:ext cx="6126480" cy="2840355"/>
+                    </a:xfrm>
+                    <a:prstGeom prst="rect">
+                      <a:avLst/>
+                    </a:prstGeom>
+                    <a:noFill/>
+                    <a:ln>
+                      <a:noFill/>
+                    </a:ln>
+                  </pic:spPr>
+                </pic:pic>
+              </a:graphicData>
+            </a:graphic>
+          </wp:inline>
+        </w:drawing>
+      </w:r>
+    </w:p>
+    <w:p>
+      <w:pPr>
         <w:keepNext/>
         <w:spacing w:before="240" w:after="100" w:line="240" w:lineRule="auto"/>
         <w:rPr>
@@ -22188,16 +22253,7 @@
                 <w:sz w:val="24"/>
                 <w:szCs w:val="24"/>
               </w:rPr>
-              <w:t xml:space="preserve">Where the device is unsupported, permission is refused, or no surface is detected, the system presents the clearly labelled Simulation AR view within </w:t>
-            </w:r>
-            <w:r>
-              <w:rPr>
-                <w:rFonts w:asciiTheme="majorBidi" w:hAnsiTheme="majorBidi" w:cstheme="majorBidi"/>
-                <w:sz w:val="24"/>
-                <w:szCs w:val="24"/>
-              </w:rPr>
-              <w:lastRenderedPageBreak/>
-              <w:t>one second. The same controls are available and the experiment remains complete.</w:t>
+              <w:t>Where the device is unsupported, permission is refused, or no surface is detected, the system presents the clearly labelled Simulation AR view within one second. The same controls are available and the experiment remains complete.</w:t>
             </w:r>
           </w:p>
         </w:tc>
@@ -22223,7 +22279,6 @@
                 <w:sz w:val="24"/>
                 <w:szCs w:val="24"/>
               </w:rPr>
-              <w:lastRenderedPageBreak/>
               <w:t>Postconditions</w:t>
             </w:r>
           </w:p>
@@ -22543,7 +22598,16 @@
                 <w:sz w:val="24"/>
                 <w:szCs w:val="24"/>
               </w:rPr>
-              <w:t>1. Teacher opens AI Readiness and selects a student. 2. System verifies the class assignment. 3. System verifies that the student has completed at least three experiments. 4. System computes the six performance dimensions. 5. System submits the dimension data to the AI service. 6. System records the returned classification and presents the report.</w:t>
+              <w:t xml:space="preserve">1. Teacher opens AI Readiness and selects a student. 2. System verifies the class assignment. 3. System verifies that the student has completed at least three experiments. 4. System computes the six performance dimensions. 5. </w:t>
+            </w:r>
+            <w:r>
+              <w:rPr>
+                <w:rFonts w:asciiTheme="majorBidi" w:hAnsiTheme="majorBidi" w:cstheme="majorBidi"/>
+                <w:sz w:val="24"/>
+                <w:szCs w:val="24"/>
+              </w:rPr>
+              <w:lastRenderedPageBreak/>
+              <w:t>System submits the dimension data to the AI service. 6. System records the returned classification and presents the report.</w:t>
             </w:r>
           </w:p>
         </w:tc>
@@ -22569,6 +22633,7 @@
                 <w:sz w:val="24"/>
                 <w:szCs w:val="24"/>
               </w:rPr>
+              <w:lastRenderedPageBreak/>
               <w:t>Alternate Flow</w:t>
             </w:r>
           </w:p>
@@ -23038,16 +23103,7 @@
                 <w:sz w:val="24"/>
                 <w:szCs w:val="24"/>
               </w:rPr>
-              <w:t xml:space="preserve">The task is created, the students are notified, and the states are visible to the </w:t>
-            </w:r>
-            <w:r>
-              <w:rPr>
-                <w:rFonts w:asciiTheme="majorBidi" w:hAnsiTheme="majorBidi" w:cstheme="majorBidi"/>
-                <w:sz w:val="24"/>
-                <w:szCs w:val="24"/>
-              </w:rPr>
-              <w:lastRenderedPageBreak/>
-              <w:t>teacher.</w:t>
+              <w:t>The task is created, the students are notified, and the states are visible to the teacher.</w:t>
             </w:r>
           </w:p>
         </w:tc>
@@ -23073,7 +23129,6 @@
                 <w:sz w:val="24"/>
                 <w:szCs w:val="24"/>
               </w:rPr>
-              <w:lastRenderedPageBreak/>
               <w:t>Related Requirements</w:t>
             </w:r>
           </w:p>
@@ -23393,7 +23448,16 @@
                 <w:sz w:val="24"/>
                 <w:szCs w:val="24"/>
               </w:rPr>
-              <w:t>On a score below 80 percent the attempt is recorded and a further attempt is offered with the questions in a different order. No further points are awarded on a repeat pass.</w:t>
+              <w:t xml:space="preserve">On a score below 80 percent the attempt is recorded and a further attempt is </w:t>
+            </w:r>
+            <w:r>
+              <w:rPr>
+                <w:rFonts w:asciiTheme="majorBidi" w:hAnsiTheme="majorBidi" w:cstheme="majorBidi"/>
+                <w:sz w:val="24"/>
+                <w:szCs w:val="24"/>
+              </w:rPr>
+              <w:lastRenderedPageBreak/>
+              <w:t>offered with the questions in a different order. No further points are awarded on a repeat pass.</w:t>
             </w:r>
           </w:p>
         </w:tc>
@@ -23419,6 +23483,7 @@
                 <w:sz w:val="24"/>
                 <w:szCs w:val="24"/>
               </w:rPr>
+              <w:lastRenderedPageBreak/>
               <w:t>Postconditions</w:t>
             </w:r>
           </w:p>
@@ -23954,7 +24019,6 @@
                 <w:sz w:val="24"/>
                 <w:szCs w:val="24"/>
               </w:rPr>
-              <w:lastRenderedPageBreak/>
               <w:t>Actor</w:t>
             </w:r>
           </w:p>
@@ -24470,7 +24534,6 @@
           <w:sz w:val="24"/>
           <w:szCs w:val="24"/>
         </w:rPr>
-        <w:lastRenderedPageBreak/>
         <w:br w:type="page"/>
       </w:r>
     </w:p>
@@ -26310,8 +26373,8 @@
       </w:pPr>
     </w:p>
     <w:sectPr>
-      <w:headerReference w:type="default" r:id="rId13"/>
-      <w:footerReference w:type="default" r:id="rId14"/>
+      <w:headerReference w:type="default" r:id="rId14"/>
+      <w:footerReference w:type="default" r:id="rId15"/>
       <w:pgSz w:w="12240" w:h="15840"/>
       <w:pgMar w:top="1296" w:right="1296" w:bottom="1296" w:left="1296" w:header="576" w:footer="576" w:gutter="0"/>
       <w:cols w:space="720"/>

--- a/Documentation/BeakerBreakers_SRS_IEEE29148 (1).docx
+++ b/Documentation/BeakerBreakers_SRS_IEEE29148 (1).docx
@@ -386,28 +386,16 @@
           <w:szCs w:val="24"/>
         </w:rPr>
       </w:pPr>
-      <w:r>
-        <w:rPr>
-          <w:rFonts w:asciiTheme="majorBidi" w:hAnsiTheme="majorBidi" w:cstheme="majorBidi"/>
-          <w:b/>
-          <w:sz w:val="24"/>
-          <w:szCs w:val="24"/>
-        </w:rPr>
-        <w:lastRenderedPageBreak/>
-        <w:t>Table of Contents</w:t>
-      </w:r>
     </w:p>
     <w:sdt>
       <w:sdtPr>
         <w:rPr>
-          <w:rFonts w:asciiTheme="majorBidi" w:eastAsia="Arial" w:hAnsiTheme="majorBidi" w:cstheme="minorBidi"/>
-          <w:b w:val="0"/>
-          <w:bCs w:val="0"/>
+          <w:rFonts w:asciiTheme="majorBidi" w:hAnsiTheme="majorBidi"/>
           <w:color w:val="auto"/>
           <w:sz w:val="24"/>
           <w:szCs w:val="24"/>
         </w:rPr>
-        <w:id w:val="-1441679531"/>
+        <w:id w:val="106164229"/>
         <w:docPartObj>
           <w:docPartGallery w:val="Table of Contents"/>
           <w:docPartUnique/>
@@ -415,6 +403,7 @@
       </w:sdtPr>
       <w:sdtEndPr>
         <w:rPr>
+          <w:rFonts w:eastAsia="Arial"/>
           <w:noProof/>
         </w:rPr>
       </w:sdtEndPr>
@@ -424,6 +413,7 @@
             <w:pStyle w:val="TOCHeading"/>
             <w:rPr>
               <w:rFonts w:asciiTheme="majorBidi" w:hAnsiTheme="majorBidi"/>
+              <w:color w:val="auto"/>
               <w:sz w:val="24"/>
               <w:szCs w:val="24"/>
             </w:rPr>
@@ -431,6 +421,7 @@
           <w:r>
             <w:rPr>
               <w:rFonts w:asciiTheme="majorBidi" w:hAnsiTheme="majorBidi"/>
+              <w:color w:val="auto"/>
               <w:sz w:val="24"/>
               <w:szCs w:val="24"/>
             </w:rPr>
@@ -441,13 +432,16 @@
           <w:pPr>
             <w:pStyle w:val="TOC1"/>
             <w:tabs>
+              <w:tab w:val="left" w:pos="480"/>
               <w:tab w:val="right" w:leader="dot" w:pos="9638"/>
             </w:tabs>
             <w:rPr>
-              <w:rFonts w:asciiTheme="majorBidi" w:hAnsiTheme="majorBidi" w:cstheme="majorBidi"/>
+              <w:rFonts w:asciiTheme="majorBidi" w:eastAsiaTheme="minorEastAsia" w:hAnsiTheme="majorBidi" w:cstheme="majorBidi"/>
               <w:noProof/>
+              <w:kern w:val="2"/>
               <w:sz w:val="24"/>
               <w:szCs w:val="24"/>
+              <w14:ligatures w14:val="standardContextual"/>
             </w:rPr>
           </w:pPr>
           <w:r>
@@ -474,7 +468,7 @@
             </w:rPr>
             <w:fldChar w:fldCharType="separate"/>
           </w:r>
-          <w:hyperlink w:anchor="_Toc241649247" w:history="1">
+          <w:hyperlink w:anchor="_Toc242343967" w:history="1">
             <w:r>
               <w:rPr>
                 <w:rStyle w:val="Hyperlink"/>
@@ -483,7 +477,28 @@
                 <w:sz w:val="24"/>
                 <w:szCs w:val="24"/>
               </w:rPr>
-              <w:t>1. Introduction</w:t>
+              <w:t>1.</w:t>
+            </w:r>
+            <w:r>
+              <w:rPr>
+                <w:rFonts w:asciiTheme="majorBidi" w:eastAsiaTheme="minorEastAsia" w:hAnsiTheme="majorBidi" w:cstheme="majorBidi"/>
+                <w:noProof/>
+                <w:kern w:val="2"/>
+                <w:sz w:val="24"/>
+                <w:szCs w:val="24"/>
+                <w14:ligatures w14:val="standardContextual"/>
+              </w:rPr>
+              <w:tab/>
+            </w:r>
+            <w:r>
+              <w:rPr>
+                <w:rStyle w:val="Hyperlink"/>
+                <w:rFonts w:asciiTheme="majorBidi" w:hAnsiTheme="majorBidi" w:cstheme="majorBidi"/>
+                <w:noProof/>
+                <w:sz w:val="24"/>
+                <w:szCs w:val="24"/>
+              </w:rPr>
+              <w:t>Introduction</w:t>
             </w:r>
             <w:r>
               <w:rPr>
@@ -513,7 +528,7 @@
                 <w:sz w:val="24"/>
                 <w:szCs w:val="24"/>
               </w:rPr>
-              <w:instrText xml:space="preserve"> PAGEREF _Toc241649247 \h </w:instrText>
+              <w:instrText xml:space="preserve"> PAGEREF _Toc242343967 \h </w:instrText>
             </w:r>
             <w:r>
               <w:rPr>
@@ -542,7 +557,7 @@
                 <w:sz w:val="24"/>
                 <w:szCs w:val="24"/>
               </w:rPr>
-              <w:t>3</w:t>
+              <w:t>4</w:t>
             </w:r>
             <w:r>
               <w:rPr>
@@ -560,92 +575,73 @@
           <w:pPr>
             <w:pStyle w:val="TOC2"/>
             <w:tabs>
-              <w:tab w:val="right" w:leader="dot" w:pos="9638"/>
+              <w:tab w:val="left" w:pos="960"/>
             </w:tabs>
             <w:rPr>
-              <w:rFonts w:asciiTheme="majorBidi" w:hAnsiTheme="majorBidi" w:cstheme="majorBidi"/>
-              <w:noProof/>
-              <w:sz w:val="24"/>
-              <w:szCs w:val="24"/>
+              <w:rFonts w:eastAsiaTheme="minorEastAsia"/>
+              <w:kern w:val="2"/>
+              <w14:ligatures w14:val="standardContextual"/>
             </w:rPr>
           </w:pPr>
-          <w:hyperlink w:anchor="_Toc241649248" w:history="1">
+          <w:hyperlink w:anchor="_Toc242343968" w:history="1">
             <w:r>
               <w:rPr>
                 <w:rStyle w:val="Hyperlink"/>
-                <w:rFonts w:asciiTheme="majorBidi" w:hAnsiTheme="majorBidi" w:cstheme="majorBidi"/>
-                <w:noProof/>
-                <w:sz w:val="24"/>
-                <w:szCs w:val="24"/>
-              </w:rPr>
-              <w:t>1.1 Purpose</w:t>
-            </w:r>
-            <w:r>
-              <w:rPr>
-                <w:rFonts w:asciiTheme="majorBidi" w:hAnsiTheme="majorBidi" w:cstheme="majorBidi"/>
-                <w:noProof/>
+              </w:rPr>
+              <w:t>1.1</w:t>
+            </w:r>
+            <w:r>
+              <w:rPr>
+                <w:rFonts w:eastAsiaTheme="minorEastAsia"/>
+                <w:kern w:val="2"/>
+                <w14:ligatures w14:val="standardContextual"/>
+              </w:rPr>
+              <w:tab/>
+            </w:r>
+            <w:r>
+              <w:rPr>
+                <w:rStyle w:val="Hyperlink"/>
+              </w:rPr>
+              <w:t>Statement of the problem</w:t>
+            </w:r>
+            <w:r>
+              <w:rPr>
                 <w:webHidden/>
-                <w:sz w:val="24"/>
-                <w:szCs w:val="24"/>
               </w:rPr>
               <w:tab/>
             </w:r>
             <w:r>
               <w:rPr>
-                <w:rFonts w:asciiTheme="majorBidi" w:hAnsiTheme="majorBidi" w:cstheme="majorBidi"/>
-                <w:noProof/>
                 <w:webHidden/>
-                <w:sz w:val="24"/>
-                <w:szCs w:val="24"/>
               </w:rPr>
               <w:fldChar w:fldCharType="begin"/>
             </w:r>
             <w:r>
               <w:rPr>
-                <w:rFonts w:asciiTheme="majorBidi" w:hAnsiTheme="majorBidi" w:cstheme="majorBidi"/>
-                <w:noProof/>
                 <w:webHidden/>
-                <w:sz w:val="24"/>
-                <w:szCs w:val="24"/>
-              </w:rPr>
-              <w:instrText xml:space="preserve"> PAGEREF _Toc241649248 \h </w:instrText>
-            </w:r>
-            <w:r>
-              <w:rPr>
-                <w:rFonts w:asciiTheme="majorBidi" w:hAnsiTheme="majorBidi" w:cstheme="majorBidi"/>
-                <w:noProof/>
+              </w:rPr>
+              <w:instrText xml:space="preserve"> PAGEREF _Toc242343968 \h </w:instrText>
+            </w:r>
+            <w:r>
+              <w:rPr>
                 <w:webHidden/>
-                <w:sz w:val="24"/>
-                <w:szCs w:val="24"/>
-              </w:rPr>
-            </w:r>
-            <w:r>
-              <w:rPr>
-                <w:rFonts w:asciiTheme="majorBidi" w:hAnsiTheme="majorBidi" w:cstheme="majorBidi"/>
-                <w:noProof/>
+              </w:rPr>
+            </w:r>
+            <w:r>
+              <w:rPr>
                 <w:webHidden/>
-                <w:sz w:val="24"/>
-                <w:szCs w:val="24"/>
               </w:rPr>
               <w:fldChar w:fldCharType="separate"/>
             </w:r>
             <w:r>
               <w:rPr>
-                <w:rFonts w:asciiTheme="majorBidi" w:hAnsiTheme="majorBidi" w:cstheme="majorBidi"/>
-                <w:noProof/>
                 <w:webHidden/>
-                <w:sz w:val="24"/>
-                <w:szCs w:val="24"/>
-              </w:rPr>
-              <w:t>3</w:t>
-            </w:r>
-            <w:r>
-              <w:rPr>
-                <w:rFonts w:asciiTheme="majorBidi" w:hAnsiTheme="majorBidi" w:cstheme="majorBidi"/>
-                <w:noProof/>
+              </w:rPr>
+              <w:t>4</w:t>
+            </w:r>
+            <w:r>
+              <w:rPr>
                 <w:webHidden/>
-                <w:sz w:val="24"/>
-                <w:szCs w:val="24"/>
               </w:rPr>
               <w:fldChar w:fldCharType="end"/>
             </w:r>
@@ -655,92 +651,73 @@
           <w:pPr>
             <w:pStyle w:val="TOC2"/>
             <w:tabs>
-              <w:tab w:val="right" w:leader="dot" w:pos="9638"/>
+              <w:tab w:val="left" w:pos="960"/>
             </w:tabs>
             <w:rPr>
-              <w:rFonts w:asciiTheme="majorBidi" w:hAnsiTheme="majorBidi" w:cstheme="majorBidi"/>
-              <w:noProof/>
-              <w:sz w:val="24"/>
-              <w:szCs w:val="24"/>
+              <w:rFonts w:eastAsiaTheme="minorEastAsia"/>
+              <w:kern w:val="2"/>
+              <w14:ligatures w14:val="standardContextual"/>
             </w:rPr>
           </w:pPr>
-          <w:hyperlink w:anchor="_Toc241649249" w:history="1">
+          <w:hyperlink w:anchor="_Toc242343969" w:history="1">
             <w:r>
               <w:rPr>
                 <w:rStyle w:val="Hyperlink"/>
-                <w:rFonts w:asciiTheme="majorBidi" w:hAnsiTheme="majorBidi" w:cstheme="majorBidi"/>
-                <w:noProof/>
-                <w:sz w:val="24"/>
-                <w:szCs w:val="24"/>
-              </w:rPr>
-              <w:t>1.2 Scope</w:t>
-            </w:r>
-            <w:r>
-              <w:rPr>
-                <w:rFonts w:asciiTheme="majorBidi" w:hAnsiTheme="majorBidi" w:cstheme="majorBidi"/>
-                <w:noProof/>
+              </w:rPr>
+              <w:t>1.2</w:t>
+            </w:r>
+            <w:r>
+              <w:rPr>
+                <w:rFonts w:eastAsiaTheme="minorEastAsia"/>
+                <w:kern w:val="2"/>
+                <w14:ligatures w14:val="standardContextual"/>
+              </w:rPr>
+              <w:tab/>
+            </w:r>
+            <w:r>
+              <w:rPr>
+                <w:rStyle w:val="Hyperlink"/>
+              </w:rPr>
+              <w:t>Scope</w:t>
+            </w:r>
+            <w:r>
+              <w:rPr>
                 <w:webHidden/>
-                <w:sz w:val="24"/>
-                <w:szCs w:val="24"/>
               </w:rPr>
               <w:tab/>
             </w:r>
             <w:r>
               <w:rPr>
-                <w:rFonts w:asciiTheme="majorBidi" w:hAnsiTheme="majorBidi" w:cstheme="majorBidi"/>
-                <w:noProof/>
                 <w:webHidden/>
-                <w:sz w:val="24"/>
-                <w:szCs w:val="24"/>
               </w:rPr>
               <w:fldChar w:fldCharType="begin"/>
             </w:r>
             <w:r>
               <w:rPr>
-                <w:rFonts w:asciiTheme="majorBidi" w:hAnsiTheme="majorBidi" w:cstheme="majorBidi"/>
-                <w:noProof/>
                 <w:webHidden/>
-                <w:sz w:val="24"/>
-                <w:szCs w:val="24"/>
-              </w:rPr>
-              <w:instrText xml:space="preserve"> PAGEREF _Toc241649249 \h </w:instrText>
-            </w:r>
-            <w:r>
-              <w:rPr>
-                <w:rFonts w:asciiTheme="majorBidi" w:hAnsiTheme="majorBidi" w:cstheme="majorBidi"/>
-                <w:noProof/>
+              </w:rPr>
+              <w:instrText xml:space="preserve"> PAGEREF _Toc242343969 \h </w:instrText>
+            </w:r>
+            <w:r>
+              <w:rPr>
                 <w:webHidden/>
-                <w:sz w:val="24"/>
-                <w:szCs w:val="24"/>
-              </w:rPr>
-            </w:r>
-            <w:r>
-              <w:rPr>
-                <w:rFonts w:asciiTheme="majorBidi" w:hAnsiTheme="majorBidi" w:cstheme="majorBidi"/>
-                <w:noProof/>
+              </w:rPr>
+            </w:r>
+            <w:r>
+              <w:rPr>
                 <w:webHidden/>
-                <w:sz w:val="24"/>
-                <w:szCs w:val="24"/>
               </w:rPr>
               <w:fldChar w:fldCharType="separate"/>
             </w:r>
             <w:r>
               <w:rPr>
-                <w:rFonts w:asciiTheme="majorBidi" w:hAnsiTheme="majorBidi" w:cstheme="majorBidi"/>
-                <w:noProof/>
                 <w:webHidden/>
-                <w:sz w:val="24"/>
-                <w:szCs w:val="24"/>
-              </w:rPr>
-              <w:t>3</w:t>
-            </w:r>
-            <w:r>
-              <w:rPr>
-                <w:rFonts w:asciiTheme="majorBidi" w:hAnsiTheme="majorBidi" w:cstheme="majorBidi"/>
-                <w:noProof/>
+              </w:rPr>
+              <w:t>4</w:t>
+            </w:r>
+            <w:r>
+              <w:rPr>
                 <w:webHidden/>
-                <w:sz w:val="24"/>
-                <w:szCs w:val="24"/>
               </w:rPr>
               <w:fldChar w:fldCharType="end"/>
             </w:r>
@@ -749,93 +726,57 @@
         <w:p>
           <w:pPr>
             <w:pStyle w:val="TOC2"/>
-            <w:tabs>
-              <w:tab w:val="right" w:leader="dot" w:pos="9638"/>
-            </w:tabs>
             <w:rPr>
-              <w:rFonts w:asciiTheme="majorBidi" w:hAnsiTheme="majorBidi" w:cstheme="majorBidi"/>
-              <w:noProof/>
-              <w:sz w:val="24"/>
-              <w:szCs w:val="24"/>
+              <w:rFonts w:eastAsiaTheme="minorEastAsia"/>
+              <w:kern w:val="2"/>
+              <w14:ligatures w14:val="standardContextual"/>
             </w:rPr>
           </w:pPr>
-          <w:hyperlink w:anchor="_Toc241649250" w:history="1">
+          <w:hyperlink w:anchor="_Toc242343970" w:history="1">
             <w:r>
               <w:rPr>
                 <w:rStyle w:val="Hyperlink"/>
-                <w:rFonts w:asciiTheme="majorBidi" w:hAnsiTheme="majorBidi" w:cstheme="majorBidi"/>
-                <w:noProof/>
-                <w:sz w:val="24"/>
-                <w:szCs w:val="24"/>
               </w:rPr>
               <w:t>1.3 Definitions, Acronyms, and Abbreviations</w:t>
             </w:r>
             <w:r>
               <w:rPr>
-                <w:rFonts w:asciiTheme="majorBidi" w:hAnsiTheme="majorBidi" w:cstheme="majorBidi"/>
-                <w:noProof/>
                 <w:webHidden/>
-                <w:sz w:val="24"/>
-                <w:szCs w:val="24"/>
               </w:rPr>
               <w:tab/>
             </w:r>
             <w:r>
               <w:rPr>
-                <w:rFonts w:asciiTheme="majorBidi" w:hAnsiTheme="majorBidi" w:cstheme="majorBidi"/>
-                <w:noProof/>
                 <w:webHidden/>
-                <w:sz w:val="24"/>
-                <w:szCs w:val="24"/>
               </w:rPr>
               <w:fldChar w:fldCharType="begin"/>
             </w:r>
             <w:r>
               <w:rPr>
-                <w:rFonts w:asciiTheme="majorBidi" w:hAnsiTheme="majorBidi" w:cstheme="majorBidi"/>
-                <w:noProof/>
                 <w:webHidden/>
-                <w:sz w:val="24"/>
-                <w:szCs w:val="24"/>
-              </w:rPr>
-              <w:instrText xml:space="preserve"> PAGEREF _Toc241649250 \h </w:instrText>
-            </w:r>
-            <w:r>
-              <w:rPr>
-                <w:rFonts w:asciiTheme="majorBidi" w:hAnsiTheme="majorBidi" w:cstheme="majorBidi"/>
-                <w:noProof/>
+              </w:rPr>
+              <w:instrText xml:space="preserve"> PAGEREF _Toc242343970 \h </w:instrText>
+            </w:r>
+            <w:r>
+              <w:rPr>
                 <w:webHidden/>
-                <w:sz w:val="24"/>
-                <w:szCs w:val="24"/>
-              </w:rPr>
-            </w:r>
-            <w:r>
-              <w:rPr>
-                <w:rFonts w:asciiTheme="majorBidi" w:hAnsiTheme="majorBidi" w:cstheme="majorBidi"/>
-                <w:noProof/>
+              </w:rPr>
+            </w:r>
+            <w:r>
+              <w:rPr>
                 <w:webHidden/>
-                <w:sz w:val="24"/>
-                <w:szCs w:val="24"/>
               </w:rPr>
               <w:fldChar w:fldCharType="separate"/>
             </w:r>
             <w:r>
               <w:rPr>
-                <w:rFonts w:asciiTheme="majorBidi" w:hAnsiTheme="majorBidi" w:cstheme="majorBidi"/>
-                <w:noProof/>
                 <w:webHidden/>
-                <w:sz w:val="24"/>
-                <w:szCs w:val="24"/>
-              </w:rPr>
-              <w:t>3</w:t>
-            </w:r>
-            <w:r>
-              <w:rPr>
-                <w:rFonts w:asciiTheme="majorBidi" w:hAnsiTheme="majorBidi" w:cstheme="majorBidi"/>
-                <w:noProof/>
+              </w:rPr>
+              <w:t>4</w:t>
+            </w:r>
+            <w:r>
+              <w:rPr>
                 <w:webHidden/>
-                <w:sz w:val="24"/>
-                <w:szCs w:val="24"/>
               </w:rPr>
               <w:fldChar w:fldCharType="end"/>
             </w:r>
@@ -848,13 +789,15 @@
               <w:tab w:val="right" w:leader="dot" w:pos="9638"/>
             </w:tabs>
             <w:rPr>
-              <w:rFonts w:asciiTheme="majorBidi" w:hAnsiTheme="majorBidi" w:cstheme="majorBidi"/>
+              <w:rFonts w:asciiTheme="majorBidi" w:eastAsiaTheme="minorEastAsia" w:hAnsiTheme="majorBidi" w:cstheme="majorBidi"/>
               <w:noProof/>
+              <w:kern w:val="2"/>
               <w:sz w:val="24"/>
               <w:szCs w:val="24"/>
+              <w14:ligatures w14:val="standardContextual"/>
             </w:rPr>
           </w:pPr>
-          <w:hyperlink w:anchor="_Toc241649251" w:history="1">
+          <w:hyperlink w:anchor="_Toc242343971" w:history="1">
             <w:r>
               <w:rPr>
                 <w:rStyle w:val="Hyperlink"/>
@@ -893,7 +836,7 @@
                 <w:sz w:val="24"/>
                 <w:szCs w:val="24"/>
               </w:rPr>
-              <w:instrText xml:space="preserve"> PAGEREF _Toc241649251 \h </w:instrText>
+              <w:instrText xml:space="preserve"> PAGEREF _Toc242343971 \h </w:instrText>
             </w:r>
             <w:r>
               <w:rPr>
@@ -922,7 +865,7 @@
                 <w:sz w:val="24"/>
                 <w:szCs w:val="24"/>
               </w:rPr>
-              <w:t>5</w:t>
+              <w:t>6</w:t>
             </w:r>
             <w:r>
               <w:rPr>
@@ -943,13 +886,15 @@
               <w:tab w:val="right" w:leader="dot" w:pos="9638"/>
             </w:tabs>
             <w:rPr>
-              <w:rFonts w:asciiTheme="majorBidi" w:hAnsiTheme="majorBidi" w:cstheme="majorBidi"/>
+              <w:rFonts w:asciiTheme="majorBidi" w:eastAsiaTheme="minorEastAsia" w:hAnsiTheme="majorBidi" w:cstheme="majorBidi"/>
               <w:noProof/>
+              <w:kern w:val="2"/>
               <w:sz w:val="24"/>
               <w:szCs w:val="24"/>
+              <w14:ligatures w14:val="standardContextual"/>
             </w:rPr>
           </w:pPr>
-          <w:hyperlink w:anchor="_Toc241649252" w:history="1">
+          <w:hyperlink w:anchor="_Toc242343972" w:history="1">
             <w:r>
               <w:rPr>
                 <w:rStyle w:val="Hyperlink"/>
@@ -988,7 +933,7 @@
                 <w:sz w:val="24"/>
                 <w:szCs w:val="24"/>
               </w:rPr>
-              <w:instrText xml:space="preserve"> PAGEREF _Toc241649252 \h </w:instrText>
+              <w:instrText xml:space="preserve"> PAGEREF _Toc242343972 \h </w:instrText>
             </w:r>
             <w:r>
               <w:rPr>
@@ -1017,7 +962,7 @@
                 <w:sz w:val="24"/>
                 <w:szCs w:val="24"/>
               </w:rPr>
-              <w:t>5</w:t>
+              <w:t>6</w:t>
             </w:r>
             <w:r>
               <w:rPr>
@@ -1034,93 +979,57 @@
         <w:p>
           <w:pPr>
             <w:pStyle w:val="TOC2"/>
-            <w:tabs>
-              <w:tab w:val="right" w:leader="dot" w:pos="9638"/>
-            </w:tabs>
             <w:rPr>
-              <w:rFonts w:asciiTheme="majorBidi" w:hAnsiTheme="majorBidi" w:cstheme="majorBidi"/>
-              <w:noProof/>
-              <w:sz w:val="24"/>
-              <w:szCs w:val="24"/>
+              <w:rFonts w:eastAsiaTheme="minorEastAsia"/>
+              <w:kern w:val="2"/>
+              <w14:ligatures w14:val="standardContextual"/>
             </w:rPr>
           </w:pPr>
-          <w:hyperlink w:anchor="_Toc241649253" w:history="1">
+          <w:hyperlink w:anchor="_Toc242343973" w:history="1">
             <w:r>
               <w:rPr>
                 <w:rStyle w:val="Hyperlink"/>
-                <w:rFonts w:asciiTheme="majorBidi" w:hAnsiTheme="majorBidi" w:cstheme="majorBidi"/>
-                <w:noProof/>
-                <w:sz w:val="24"/>
-                <w:szCs w:val="24"/>
               </w:rPr>
               <w:t>3.1 System Context</w:t>
             </w:r>
             <w:r>
               <w:rPr>
-                <w:rFonts w:asciiTheme="majorBidi" w:hAnsiTheme="majorBidi" w:cstheme="majorBidi"/>
-                <w:noProof/>
                 <w:webHidden/>
-                <w:sz w:val="24"/>
-                <w:szCs w:val="24"/>
               </w:rPr>
               <w:tab/>
             </w:r>
             <w:r>
               <w:rPr>
-                <w:rFonts w:asciiTheme="majorBidi" w:hAnsiTheme="majorBidi" w:cstheme="majorBidi"/>
-                <w:noProof/>
                 <w:webHidden/>
-                <w:sz w:val="24"/>
-                <w:szCs w:val="24"/>
               </w:rPr>
               <w:fldChar w:fldCharType="begin"/>
             </w:r>
             <w:r>
               <w:rPr>
-                <w:rFonts w:asciiTheme="majorBidi" w:hAnsiTheme="majorBidi" w:cstheme="majorBidi"/>
-                <w:noProof/>
                 <w:webHidden/>
-                <w:sz w:val="24"/>
-                <w:szCs w:val="24"/>
-              </w:rPr>
-              <w:instrText xml:space="preserve"> PAGEREF _Toc241649253 \h </w:instrText>
-            </w:r>
-            <w:r>
-              <w:rPr>
-                <w:rFonts w:asciiTheme="majorBidi" w:hAnsiTheme="majorBidi" w:cstheme="majorBidi"/>
-                <w:noProof/>
+              </w:rPr>
+              <w:instrText xml:space="preserve"> PAGEREF _Toc242343973 \h </w:instrText>
+            </w:r>
+            <w:r>
+              <w:rPr>
                 <w:webHidden/>
-                <w:sz w:val="24"/>
-                <w:szCs w:val="24"/>
-              </w:rPr>
-            </w:r>
-            <w:r>
-              <w:rPr>
-                <w:rFonts w:asciiTheme="majorBidi" w:hAnsiTheme="majorBidi" w:cstheme="majorBidi"/>
-                <w:noProof/>
+              </w:rPr>
+            </w:r>
+            <w:r>
+              <w:rPr>
                 <w:webHidden/>
-                <w:sz w:val="24"/>
-                <w:szCs w:val="24"/>
               </w:rPr>
               <w:fldChar w:fldCharType="separate"/>
             </w:r>
             <w:r>
               <w:rPr>
-                <w:rFonts w:asciiTheme="majorBidi" w:hAnsiTheme="majorBidi" w:cstheme="majorBidi"/>
-                <w:noProof/>
                 <w:webHidden/>
-                <w:sz w:val="24"/>
-                <w:szCs w:val="24"/>
-              </w:rPr>
-              <w:t>5</w:t>
-            </w:r>
-            <w:r>
-              <w:rPr>
-                <w:rFonts w:asciiTheme="majorBidi" w:hAnsiTheme="majorBidi" w:cstheme="majorBidi"/>
-                <w:noProof/>
+              </w:rPr>
+              <w:t>6</w:t>
+            </w:r>
+            <w:r>
+              <w:rPr>
                 <w:webHidden/>
-                <w:sz w:val="24"/>
-                <w:szCs w:val="24"/>
               </w:rPr>
               <w:fldChar w:fldCharType="end"/>
             </w:r>
@@ -1133,13 +1042,15 @@
               <w:tab w:val="right" w:leader="dot" w:pos="9638"/>
             </w:tabs>
             <w:rPr>
-              <w:rFonts w:asciiTheme="majorBidi" w:hAnsiTheme="majorBidi" w:cstheme="majorBidi"/>
+              <w:rFonts w:asciiTheme="majorBidi" w:eastAsiaTheme="minorEastAsia" w:hAnsiTheme="majorBidi" w:cstheme="majorBidi"/>
               <w:noProof/>
+              <w:kern w:val="2"/>
               <w:sz w:val="24"/>
               <w:szCs w:val="24"/>
+              <w14:ligatures w14:val="standardContextual"/>
             </w:rPr>
           </w:pPr>
-          <w:hyperlink w:anchor="_Toc241649254" w:history="1">
+          <w:hyperlink w:anchor="_Toc242343974" w:history="1">
             <w:r>
               <w:rPr>
                 <w:rStyle w:val="Hyperlink"/>
@@ -1178,7 +1089,7 @@
                 <w:sz w:val="24"/>
                 <w:szCs w:val="24"/>
               </w:rPr>
-              <w:instrText xml:space="preserve"> PAGEREF _Toc241649254 \h </w:instrText>
+              <w:instrText xml:space="preserve"> PAGEREF _Toc242343974 \h </w:instrText>
             </w:r>
             <w:r>
               <w:rPr>
@@ -1207,7 +1118,7 @@
                 <w:sz w:val="24"/>
                 <w:szCs w:val="24"/>
               </w:rPr>
-              <w:t>6</w:t>
+              <w:t>7</w:t>
             </w:r>
             <w:r>
               <w:rPr>
@@ -1228,13 +1139,15 @@
               <w:tab w:val="right" w:leader="dot" w:pos="9638"/>
             </w:tabs>
             <w:rPr>
-              <w:rFonts w:asciiTheme="majorBidi" w:hAnsiTheme="majorBidi" w:cstheme="majorBidi"/>
+              <w:rFonts w:asciiTheme="majorBidi" w:eastAsiaTheme="minorEastAsia" w:hAnsiTheme="majorBidi" w:cstheme="majorBidi"/>
               <w:noProof/>
+              <w:kern w:val="2"/>
               <w:sz w:val="24"/>
               <w:szCs w:val="24"/>
+              <w14:ligatures w14:val="standardContextual"/>
             </w:rPr>
           </w:pPr>
-          <w:hyperlink w:anchor="_Toc241649255" w:history="1">
+          <w:hyperlink w:anchor="_Toc242343975" w:history="1">
             <w:r>
               <w:rPr>
                 <w:rStyle w:val="Hyperlink"/>
@@ -1273,7 +1186,7 @@
                 <w:sz w:val="24"/>
                 <w:szCs w:val="24"/>
               </w:rPr>
-              <w:instrText xml:space="preserve"> PAGEREF _Toc241649255 \h </w:instrText>
+              <w:instrText xml:space="preserve"> PAGEREF _Toc242343975 \h </w:instrText>
             </w:r>
             <w:r>
               <w:rPr>
@@ -1302,7 +1215,7 @@
                 <w:sz w:val="24"/>
                 <w:szCs w:val="24"/>
               </w:rPr>
-              <w:t>8</w:t>
+              <w:t>9</w:t>
             </w:r>
             <w:r>
               <w:rPr>
@@ -1323,13 +1236,15 @@
               <w:tab w:val="right" w:leader="dot" w:pos="9638"/>
             </w:tabs>
             <w:rPr>
-              <w:rFonts w:asciiTheme="majorBidi" w:hAnsiTheme="majorBidi" w:cstheme="majorBidi"/>
+              <w:rFonts w:asciiTheme="majorBidi" w:eastAsiaTheme="minorEastAsia" w:hAnsiTheme="majorBidi" w:cstheme="majorBidi"/>
               <w:noProof/>
+              <w:kern w:val="2"/>
               <w:sz w:val="24"/>
               <w:szCs w:val="24"/>
+              <w14:ligatures w14:val="standardContextual"/>
             </w:rPr>
           </w:pPr>
-          <w:hyperlink w:anchor="_Toc241649256" w:history="1">
+          <w:hyperlink w:anchor="_Toc242343976" w:history="1">
             <w:r>
               <w:rPr>
                 <w:rStyle w:val="Hyperlink"/>
@@ -1368,7 +1283,7 @@
                 <w:sz w:val="24"/>
                 <w:szCs w:val="24"/>
               </w:rPr>
-              <w:instrText xml:space="preserve"> PAGEREF _Toc241649256 \h </w:instrText>
+              <w:instrText xml:space="preserve"> PAGEREF _Toc242343976 \h </w:instrText>
             </w:r>
             <w:r>
               <w:rPr>
@@ -1397,7 +1312,7 @@
                 <w:sz w:val="24"/>
                 <w:szCs w:val="24"/>
               </w:rPr>
-              <w:t>8</w:t>
+              <w:t>9</w:t>
             </w:r>
             <w:r>
               <w:rPr>
@@ -1418,13 +1333,15 @@
               <w:tab w:val="right" w:leader="dot" w:pos="9638"/>
             </w:tabs>
             <w:rPr>
-              <w:rFonts w:asciiTheme="majorBidi" w:hAnsiTheme="majorBidi" w:cstheme="majorBidi"/>
+              <w:rFonts w:asciiTheme="majorBidi" w:eastAsiaTheme="minorEastAsia" w:hAnsiTheme="majorBidi" w:cstheme="majorBidi"/>
               <w:noProof/>
+              <w:kern w:val="2"/>
               <w:sz w:val="24"/>
               <w:szCs w:val="24"/>
+              <w14:ligatures w14:val="standardContextual"/>
             </w:rPr>
           </w:pPr>
-          <w:hyperlink w:anchor="_Toc241649257" w:history="1">
+          <w:hyperlink w:anchor="_Toc242343977" w:history="1">
             <w:r>
               <w:rPr>
                 <w:rStyle w:val="Hyperlink"/>
@@ -1463,7 +1380,7 @@
                 <w:sz w:val="24"/>
                 <w:szCs w:val="24"/>
               </w:rPr>
-              <w:instrText xml:space="preserve"> PAGEREF _Toc241649257 \h </w:instrText>
+              <w:instrText xml:space="preserve"> PAGEREF _Toc242343977 \h </w:instrText>
             </w:r>
             <w:r>
               <w:rPr>
@@ -1492,7 +1409,7 @@
                 <w:sz w:val="24"/>
                 <w:szCs w:val="24"/>
               </w:rPr>
-              <w:t>9</w:t>
+              <w:t>10</w:t>
             </w:r>
             <w:r>
               <w:rPr>
@@ -1513,13 +1430,15 @@
               <w:tab w:val="right" w:leader="dot" w:pos="9638"/>
             </w:tabs>
             <w:rPr>
-              <w:rFonts w:asciiTheme="majorBidi" w:hAnsiTheme="majorBidi" w:cstheme="majorBidi"/>
+              <w:rFonts w:asciiTheme="majorBidi" w:eastAsiaTheme="minorEastAsia" w:hAnsiTheme="majorBidi" w:cstheme="majorBidi"/>
               <w:noProof/>
+              <w:kern w:val="2"/>
               <w:sz w:val="24"/>
               <w:szCs w:val="24"/>
+              <w14:ligatures w14:val="standardContextual"/>
             </w:rPr>
           </w:pPr>
-          <w:hyperlink w:anchor="_Toc241649258" w:history="1">
+          <w:hyperlink w:anchor="_Toc242343978" w:history="1">
             <w:r>
               <w:rPr>
                 <w:rStyle w:val="Hyperlink"/>
@@ -1558,7 +1477,7 @@
                 <w:sz w:val="24"/>
                 <w:szCs w:val="24"/>
               </w:rPr>
-              <w:instrText xml:space="preserve"> PAGEREF _Toc241649258 \h </w:instrText>
+              <w:instrText xml:space="preserve"> PAGEREF _Toc242343978 \h </w:instrText>
             </w:r>
             <w:r>
               <w:rPr>
@@ -1587,7 +1506,7 @@
                 <w:sz w:val="24"/>
                 <w:szCs w:val="24"/>
               </w:rPr>
-              <w:t>9</w:t>
+              <w:t>10</w:t>
             </w:r>
             <w:r>
               <w:rPr>
@@ -1604,93 +1523,57 @@
         <w:p>
           <w:pPr>
             <w:pStyle w:val="TOC2"/>
-            <w:tabs>
-              <w:tab w:val="right" w:leader="dot" w:pos="9638"/>
-            </w:tabs>
             <w:rPr>
-              <w:rFonts w:asciiTheme="majorBidi" w:hAnsiTheme="majorBidi" w:cstheme="majorBidi"/>
-              <w:noProof/>
-              <w:sz w:val="24"/>
-              <w:szCs w:val="24"/>
+              <w:rFonts w:eastAsiaTheme="minorEastAsia"/>
+              <w:kern w:val="2"/>
+              <w14:ligatures w14:val="standardContextual"/>
             </w:rPr>
           </w:pPr>
-          <w:hyperlink w:anchor="_Toc241649259" w:history="1">
+          <w:hyperlink w:anchor="_Toc242343979" w:history="1">
             <w:r>
               <w:rPr>
                 <w:rStyle w:val="Hyperlink"/>
-                <w:rFonts w:asciiTheme="majorBidi" w:hAnsiTheme="majorBidi" w:cstheme="majorBidi"/>
-                <w:noProof/>
-                <w:sz w:val="24"/>
-                <w:szCs w:val="24"/>
               </w:rPr>
               <w:t>8.1 User Interfaces</w:t>
             </w:r>
             <w:r>
               <w:rPr>
-                <w:rFonts w:asciiTheme="majorBidi" w:hAnsiTheme="majorBidi" w:cstheme="majorBidi"/>
-                <w:noProof/>
                 <w:webHidden/>
-                <w:sz w:val="24"/>
-                <w:szCs w:val="24"/>
               </w:rPr>
               <w:tab/>
             </w:r>
             <w:r>
               <w:rPr>
-                <w:rFonts w:asciiTheme="majorBidi" w:hAnsiTheme="majorBidi" w:cstheme="majorBidi"/>
-                <w:noProof/>
                 <w:webHidden/>
-                <w:sz w:val="24"/>
-                <w:szCs w:val="24"/>
               </w:rPr>
               <w:fldChar w:fldCharType="begin"/>
             </w:r>
             <w:r>
               <w:rPr>
-                <w:rFonts w:asciiTheme="majorBidi" w:hAnsiTheme="majorBidi" w:cstheme="majorBidi"/>
-                <w:noProof/>
                 <w:webHidden/>
-                <w:sz w:val="24"/>
-                <w:szCs w:val="24"/>
-              </w:rPr>
-              <w:instrText xml:space="preserve"> PAGEREF _Toc241649259 \h </w:instrText>
-            </w:r>
-            <w:r>
-              <w:rPr>
-                <w:rFonts w:asciiTheme="majorBidi" w:hAnsiTheme="majorBidi" w:cstheme="majorBidi"/>
-                <w:noProof/>
+              </w:rPr>
+              <w:instrText xml:space="preserve"> PAGEREF _Toc242343979 \h </w:instrText>
+            </w:r>
+            <w:r>
+              <w:rPr>
                 <w:webHidden/>
-                <w:sz w:val="24"/>
-                <w:szCs w:val="24"/>
-              </w:rPr>
-            </w:r>
-            <w:r>
-              <w:rPr>
-                <w:rFonts w:asciiTheme="majorBidi" w:hAnsiTheme="majorBidi" w:cstheme="majorBidi"/>
-                <w:noProof/>
+              </w:rPr>
+            </w:r>
+            <w:r>
+              <w:rPr>
                 <w:webHidden/>
-                <w:sz w:val="24"/>
-                <w:szCs w:val="24"/>
               </w:rPr>
               <w:fldChar w:fldCharType="separate"/>
             </w:r>
             <w:r>
               <w:rPr>
-                <w:rFonts w:asciiTheme="majorBidi" w:hAnsiTheme="majorBidi" w:cstheme="majorBidi"/>
-                <w:noProof/>
                 <w:webHidden/>
-                <w:sz w:val="24"/>
-                <w:szCs w:val="24"/>
-              </w:rPr>
-              <w:t>9</w:t>
-            </w:r>
-            <w:r>
-              <w:rPr>
-                <w:rFonts w:asciiTheme="majorBidi" w:hAnsiTheme="majorBidi" w:cstheme="majorBidi"/>
-                <w:noProof/>
+              </w:rPr>
+              <w:t>10</w:t>
+            </w:r>
+            <w:r>
+              <w:rPr>
                 <w:webHidden/>
-                <w:sz w:val="24"/>
-                <w:szCs w:val="24"/>
               </w:rPr>
               <w:fldChar w:fldCharType="end"/>
             </w:r>
@@ -1699,93 +1582,57 @@
         <w:p>
           <w:pPr>
             <w:pStyle w:val="TOC2"/>
-            <w:tabs>
-              <w:tab w:val="right" w:leader="dot" w:pos="9638"/>
-            </w:tabs>
             <w:rPr>
-              <w:rFonts w:asciiTheme="majorBidi" w:hAnsiTheme="majorBidi" w:cstheme="majorBidi"/>
-              <w:noProof/>
-              <w:sz w:val="24"/>
-              <w:szCs w:val="24"/>
+              <w:rFonts w:eastAsiaTheme="minorEastAsia"/>
+              <w:kern w:val="2"/>
+              <w14:ligatures w14:val="standardContextual"/>
             </w:rPr>
           </w:pPr>
-          <w:hyperlink w:anchor="_Toc241649260" w:history="1">
+          <w:hyperlink w:anchor="_Toc242343980" w:history="1">
             <w:r>
               <w:rPr>
                 <w:rStyle w:val="Hyperlink"/>
-                <w:rFonts w:asciiTheme="majorBidi" w:hAnsiTheme="majorBidi" w:cstheme="majorBidi"/>
-                <w:noProof/>
-                <w:sz w:val="24"/>
-                <w:szCs w:val="24"/>
               </w:rPr>
               <w:t>8.2 Hardware Interfaces</w:t>
             </w:r>
             <w:r>
               <w:rPr>
-                <w:rFonts w:asciiTheme="majorBidi" w:hAnsiTheme="majorBidi" w:cstheme="majorBidi"/>
-                <w:noProof/>
                 <w:webHidden/>
-                <w:sz w:val="24"/>
-                <w:szCs w:val="24"/>
               </w:rPr>
               <w:tab/>
             </w:r>
             <w:r>
               <w:rPr>
-                <w:rFonts w:asciiTheme="majorBidi" w:hAnsiTheme="majorBidi" w:cstheme="majorBidi"/>
-                <w:noProof/>
                 <w:webHidden/>
-                <w:sz w:val="24"/>
-                <w:szCs w:val="24"/>
               </w:rPr>
               <w:fldChar w:fldCharType="begin"/>
             </w:r>
             <w:r>
               <w:rPr>
-                <w:rFonts w:asciiTheme="majorBidi" w:hAnsiTheme="majorBidi" w:cstheme="majorBidi"/>
-                <w:noProof/>
                 <w:webHidden/>
-                <w:sz w:val="24"/>
-                <w:szCs w:val="24"/>
-              </w:rPr>
-              <w:instrText xml:space="preserve"> PAGEREF _Toc241649260 \h </w:instrText>
-            </w:r>
-            <w:r>
-              <w:rPr>
-                <w:rFonts w:asciiTheme="majorBidi" w:hAnsiTheme="majorBidi" w:cstheme="majorBidi"/>
-                <w:noProof/>
+              </w:rPr>
+              <w:instrText xml:space="preserve"> PAGEREF _Toc242343980 \h </w:instrText>
+            </w:r>
+            <w:r>
+              <w:rPr>
                 <w:webHidden/>
-                <w:sz w:val="24"/>
-                <w:szCs w:val="24"/>
-              </w:rPr>
-            </w:r>
-            <w:r>
-              <w:rPr>
-                <w:rFonts w:asciiTheme="majorBidi" w:hAnsiTheme="majorBidi" w:cstheme="majorBidi"/>
-                <w:noProof/>
+              </w:rPr>
+            </w:r>
+            <w:r>
+              <w:rPr>
                 <w:webHidden/>
-                <w:sz w:val="24"/>
-                <w:szCs w:val="24"/>
               </w:rPr>
               <w:fldChar w:fldCharType="separate"/>
             </w:r>
             <w:r>
               <w:rPr>
-                <w:rFonts w:asciiTheme="majorBidi" w:hAnsiTheme="majorBidi" w:cstheme="majorBidi"/>
-                <w:noProof/>
                 <w:webHidden/>
-                <w:sz w:val="24"/>
-                <w:szCs w:val="24"/>
-              </w:rPr>
-              <w:t>10</w:t>
-            </w:r>
-            <w:r>
-              <w:rPr>
-                <w:rFonts w:asciiTheme="majorBidi" w:hAnsiTheme="majorBidi" w:cstheme="majorBidi"/>
-                <w:noProof/>
+              </w:rPr>
+              <w:t>11</w:t>
+            </w:r>
+            <w:r>
+              <w:rPr>
                 <w:webHidden/>
-                <w:sz w:val="24"/>
-                <w:szCs w:val="24"/>
               </w:rPr>
               <w:fldChar w:fldCharType="end"/>
             </w:r>
@@ -1794,93 +1641,57 @@
         <w:p>
           <w:pPr>
             <w:pStyle w:val="TOC2"/>
-            <w:tabs>
-              <w:tab w:val="right" w:leader="dot" w:pos="9638"/>
-            </w:tabs>
             <w:rPr>
-              <w:rFonts w:asciiTheme="majorBidi" w:hAnsiTheme="majorBidi" w:cstheme="majorBidi"/>
-              <w:noProof/>
-              <w:sz w:val="24"/>
-              <w:szCs w:val="24"/>
+              <w:rFonts w:eastAsiaTheme="minorEastAsia"/>
+              <w:kern w:val="2"/>
+              <w14:ligatures w14:val="standardContextual"/>
             </w:rPr>
           </w:pPr>
-          <w:hyperlink w:anchor="_Toc241649261" w:history="1">
+          <w:hyperlink w:anchor="_Toc242343981" w:history="1">
             <w:r>
               <w:rPr>
                 <w:rStyle w:val="Hyperlink"/>
-                <w:rFonts w:asciiTheme="majorBidi" w:hAnsiTheme="majorBidi" w:cstheme="majorBidi"/>
-                <w:noProof/>
-                <w:sz w:val="24"/>
-                <w:szCs w:val="24"/>
               </w:rPr>
               <w:t>8.3 Software Interfaces</w:t>
             </w:r>
             <w:r>
               <w:rPr>
-                <w:rFonts w:asciiTheme="majorBidi" w:hAnsiTheme="majorBidi" w:cstheme="majorBidi"/>
-                <w:noProof/>
                 <w:webHidden/>
-                <w:sz w:val="24"/>
-                <w:szCs w:val="24"/>
               </w:rPr>
               <w:tab/>
             </w:r>
             <w:r>
               <w:rPr>
-                <w:rFonts w:asciiTheme="majorBidi" w:hAnsiTheme="majorBidi" w:cstheme="majorBidi"/>
-                <w:noProof/>
                 <w:webHidden/>
-                <w:sz w:val="24"/>
-                <w:szCs w:val="24"/>
               </w:rPr>
               <w:fldChar w:fldCharType="begin"/>
             </w:r>
             <w:r>
               <w:rPr>
-                <w:rFonts w:asciiTheme="majorBidi" w:hAnsiTheme="majorBidi" w:cstheme="majorBidi"/>
-                <w:noProof/>
                 <w:webHidden/>
-                <w:sz w:val="24"/>
-                <w:szCs w:val="24"/>
-              </w:rPr>
-              <w:instrText xml:space="preserve"> PAGEREF _Toc241649261 \h </w:instrText>
-            </w:r>
-            <w:r>
-              <w:rPr>
-                <w:rFonts w:asciiTheme="majorBidi" w:hAnsiTheme="majorBidi" w:cstheme="majorBidi"/>
-                <w:noProof/>
+              </w:rPr>
+              <w:instrText xml:space="preserve"> PAGEREF _Toc242343981 \h </w:instrText>
+            </w:r>
+            <w:r>
+              <w:rPr>
                 <w:webHidden/>
-                <w:sz w:val="24"/>
-                <w:szCs w:val="24"/>
-              </w:rPr>
-            </w:r>
-            <w:r>
-              <w:rPr>
-                <w:rFonts w:asciiTheme="majorBidi" w:hAnsiTheme="majorBidi" w:cstheme="majorBidi"/>
-                <w:noProof/>
+              </w:rPr>
+            </w:r>
+            <w:r>
+              <w:rPr>
                 <w:webHidden/>
-                <w:sz w:val="24"/>
-                <w:szCs w:val="24"/>
               </w:rPr>
               <w:fldChar w:fldCharType="separate"/>
             </w:r>
             <w:r>
               <w:rPr>
-                <w:rFonts w:asciiTheme="majorBidi" w:hAnsiTheme="majorBidi" w:cstheme="majorBidi"/>
-                <w:noProof/>
                 <w:webHidden/>
-                <w:sz w:val="24"/>
-                <w:szCs w:val="24"/>
-              </w:rPr>
-              <w:t>10</w:t>
-            </w:r>
-            <w:r>
-              <w:rPr>
-                <w:rFonts w:asciiTheme="majorBidi" w:hAnsiTheme="majorBidi" w:cstheme="majorBidi"/>
-                <w:noProof/>
+              </w:rPr>
+              <w:t>11</w:t>
+            </w:r>
+            <w:r>
+              <w:rPr>
                 <w:webHidden/>
-                <w:sz w:val="24"/>
-                <w:szCs w:val="24"/>
               </w:rPr>
               <w:fldChar w:fldCharType="end"/>
             </w:r>
@@ -1889,93 +1700,57 @@
         <w:p>
           <w:pPr>
             <w:pStyle w:val="TOC2"/>
-            <w:tabs>
-              <w:tab w:val="right" w:leader="dot" w:pos="9638"/>
-            </w:tabs>
             <w:rPr>
-              <w:rFonts w:asciiTheme="majorBidi" w:hAnsiTheme="majorBidi" w:cstheme="majorBidi"/>
-              <w:noProof/>
-              <w:sz w:val="24"/>
-              <w:szCs w:val="24"/>
+              <w:rFonts w:eastAsiaTheme="minorEastAsia"/>
+              <w:kern w:val="2"/>
+              <w14:ligatures w14:val="standardContextual"/>
             </w:rPr>
           </w:pPr>
-          <w:hyperlink w:anchor="_Toc241649262" w:history="1">
+          <w:hyperlink w:anchor="_Toc242343982" w:history="1">
             <w:r>
               <w:rPr>
                 <w:rStyle w:val="Hyperlink"/>
-                <w:rFonts w:asciiTheme="majorBidi" w:hAnsiTheme="majorBidi" w:cstheme="majorBidi"/>
-                <w:noProof/>
-                <w:sz w:val="24"/>
-                <w:szCs w:val="24"/>
               </w:rPr>
               <w:t>8.4 Communication Interfaces</w:t>
             </w:r>
             <w:r>
               <w:rPr>
-                <w:rFonts w:asciiTheme="majorBidi" w:hAnsiTheme="majorBidi" w:cstheme="majorBidi"/>
-                <w:noProof/>
                 <w:webHidden/>
-                <w:sz w:val="24"/>
-                <w:szCs w:val="24"/>
               </w:rPr>
               <w:tab/>
             </w:r>
             <w:r>
               <w:rPr>
-                <w:rFonts w:asciiTheme="majorBidi" w:hAnsiTheme="majorBidi" w:cstheme="majorBidi"/>
-                <w:noProof/>
                 <w:webHidden/>
-                <w:sz w:val="24"/>
-                <w:szCs w:val="24"/>
               </w:rPr>
               <w:fldChar w:fldCharType="begin"/>
             </w:r>
             <w:r>
               <w:rPr>
-                <w:rFonts w:asciiTheme="majorBidi" w:hAnsiTheme="majorBidi" w:cstheme="majorBidi"/>
-                <w:noProof/>
                 <w:webHidden/>
-                <w:sz w:val="24"/>
-                <w:szCs w:val="24"/>
-              </w:rPr>
-              <w:instrText xml:space="preserve"> PAGEREF _Toc241649262 \h </w:instrText>
-            </w:r>
-            <w:r>
-              <w:rPr>
-                <w:rFonts w:asciiTheme="majorBidi" w:hAnsiTheme="majorBidi" w:cstheme="majorBidi"/>
-                <w:noProof/>
+              </w:rPr>
+              <w:instrText xml:space="preserve"> PAGEREF _Toc242343982 \h </w:instrText>
+            </w:r>
+            <w:r>
+              <w:rPr>
                 <w:webHidden/>
-                <w:sz w:val="24"/>
-                <w:szCs w:val="24"/>
-              </w:rPr>
-            </w:r>
-            <w:r>
-              <w:rPr>
-                <w:rFonts w:asciiTheme="majorBidi" w:hAnsiTheme="majorBidi" w:cstheme="majorBidi"/>
-                <w:noProof/>
+              </w:rPr>
+            </w:r>
+            <w:r>
+              <w:rPr>
                 <w:webHidden/>
-                <w:sz w:val="24"/>
-                <w:szCs w:val="24"/>
               </w:rPr>
               <w:fldChar w:fldCharType="separate"/>
             </w:r>
             <w:r>
               <w:rPr>
-                <w:rFonts w:asciiTheme="majorBidi" w:hAnsiTheme="majorBidi" w:cstheme="majorBidi"/>
-                <w:noProof/>
                 <w:webHidden/>
-                <w:sz w:val="24"/>
-                <w:szCs w:val="24"/>
-              </w:rPr>
-              <w:t>10</w:t>
-            </w:r>
-            <w:r>
-              <w:rPr>
-                <w:rFonts w:asciiTheme="majorBidi" w:hAnsiTheme="majorBidi" w:cstheme="majorBidi"/>
-                <w:noProof/>
+              </w:rPr>
+              <w:t>11</w:t>
+            </w:r>
+            <w:r>
+              <w:rPr>
                 <w:webHidden/>
-                <w:sz w:val="24"/>
-                <w:szCs w:val="24"/>
               </w:rPr>
               <w:fldChar w:fldCharType="end"/>
             </w:r>
@@ -1988,13 +1763,15 @@
               <w:tab w:val="right" w:leader="dot" w:pos="9638"/>
             </w:tabs>
             <w:rPr>
-              <w:rFonts w:asciiTheme="majorBidi" w:hAnsiTheme="majorBidi" w:cstheme="majorBidi"/>
+              <w:rFonts w:asciiTheme="majorBidi" w:eastAsiaTheme="minorEastAsia" w:hAnsiTheme="majorBidi" w:cstheme="majorBidi"/>
               <w:noProof/>
+              <w:kern w:val="2"/>
               <w:sz w:val="24"/>
               <w:szCs w:val="24"/>
+              <w14:ligatures w14:val="standardContextual"/>
             </w:rPr>
           </w:pPr>
-          <w:hyperlink w:anchor="_Toc241649263" w:history="1">
+          <w:hyperlink w:anchor="_Toc242343983" w:history="1">
             <w:r>
               <w:rPr>
                 <w:rStyle w:val="Hyperlink"/>
@@ -2033,7 +1810,7 @@
                 <w:sz w:val="24"/>
                 <w:szCs w:val="24"/>
               </w:rPr>
-              <w:instrText xml:space="preserve"> PAGEREF _Toc241649263 \h </w:instrText>
+              <w:instrText xml:space="preserve"> PAGEREF _Toc242343983 \h </w:instrText>
             </w:r>
             <w:r>
               <w:rPr>
@@ -2062,7 +1839,7 @@
                 <w:sz w:val="24"/>
                 <w:szCs w:val="24"/>
               </w:rPr>
-              <w:t>11</w:t>
+              <w:t>12</w:t>
             </w:r>
             <w:r>
               <w:rPr>
@@ -2083,13 +1860,15 @@
               <w:tab w:val="right" w:leader="dot" w:pos="9638"/>
             </w:tabs>
             <w:rPr>
-              <w:rFonts w:asciiTheme="majorBidi" w:hAnsiTheme="majorBidi" w:cstheme="majorBidi"/>
+              <w:rFonts w:asciiTheme="majorBidi" w:eastAsiaTheme="minorEastAsia" w:hAnsiTheme="majorBidi" w:cstheme="majorBidi"/>
               <w:noProof/>
+              <w:kern w:val="2"/>
               <w:sz w:val="24"/>
               <w:szCs w:val="24"/>
+              <w14:ligatures w14:val="standardContextual"/>
             </w:rPr>
           </w:pPr>
-          <w:hyperlink w:anchor="_Toc241649264" w:history="1">
+          <w:hyperlink w:anchor="_Toc242343984" w:history="1">
             <w:r>
               <w:rPr>
                 <w:rStyle w:val="Hyperlink"/>
@@ -2128,7 +1907,7 @@
                 <w:sz w:val="24"/>
                 <w:szCs w:val="24"/>
               </w:rPr>
-              <w:instrText xml:space="preserve"> PAGEREF _Toc241649264 \h </w:instrText>
+              <w:instrText xml:space="preserve"> PAGEREF _Toc242343984 \h </w:instrText>
             </w:r>
             <w:r>
               <w:rPr>
@@ -2157,7 +1936,7 @@
                 <w:sz w:val="24"/>
                 <w:szCs w:val="24"/>
               </w:rPr>
-              <w:t>11</w:t>
+              <w:t>12</w:t>
             </w:r>
             <w:r>
               <w:rPr>
@@ -2178,13 +1957,15 @@
               <w:tab w:val="right" w:leader="dot" w:pos="9638"/>
             </w:tabs>
             <w:rPr>
-              <w:rFonts w:asciiTheme="majorBidi" w:hAnsiTheme="majorBidi" w:cstheme="majorBidi"/>
+              <w:rFonts w:asciiTheme="majorBidi" w:eastAsiaTheme="minorEastAsia" w:hAnsiTheme="majorBidi" w:cstheme="majorBidi"/>
               <w:noProof/>
+              <w:kern w:val="2"/>
               <w:sz w:val="24"/>
               <w:szCs w:val="24"/>
+              <w14:ligatures w14:val="standardContextual"/>
             </w:rPr>
           </w:pPr>
-          <w:hyperlink w:anchor="_Toc241649265" w:history="1">
+          <w:hyperlink w:anchor="_Toc242343985" w:history="1">
             <w:r>
               <w:rPr>
                 <w:rStyle w:val="Hyperlink"/>
@@ -2223,7 +2004,7 @@
                 <w:sz w:val="24"/>
                 <w:szCs w:val="24"/>
               </w:rPr>
-              <w:instrText xml:space="preserve"> PAGEREF _Toc241649265 \h </w:instrText>
+              <w:instrText xml:space="preserve"> PAGEREF _Toc242343985 \h </w:instrText>
             </w:r>
             <w:r>
               <w:rPr>
@@ -2252,7 +2033,7 @@
                 <w:sz w:val="24"/>
                 <w:szCs w:val="24"/>
               </w:rPr>
-              <w:t>13</w:t>
+              <w:t>14</w:t>
             </w:r>
             <w:r>
               <w:rPr>
@@ -2269,93 +2050,57 @@
         <w:p>
           <w:pPr>
             <w:pStyle w:val="TOC2"/>
-            <w:tabs>
-              <w:tab w:val="right" w:leader="dot" w:pos="9638"/>
-            </w:tabs>
             <w:rPr>
-              <w:rFonts w:asciiTheme="majorBidi" w:hAnsiTheme="majorBidi" w:cstheme="majorBidi"/>
-              <w:noProof/>
-              <w:sz w:val="24"/>
-              <w:szCs w:val="24"/>
+              <w:rFonts w:eastAsiaTheme="minorEastAsia"/>
+              <w:kern w:val="2"/>
+              <w14:ligatures w14:val="standardContextual"/>
             </w:rPr>
           </w:pPr>
-          <w:hyperlink w:anchor="_Toc241649266" w:history="1">
+          <w:hyperlink w:anchor="_Toc242343986" w:history="1">
             <w:r>
               <w:rPr>
                 <w:rStyle w:val="Hyperlink"/>
-                <w:rFonts w:asciiTheme="majorBidi" w:hAnsiTheme="majorBidi" w:cstheme="majorBidi"/>
-                <w:noProof/>
-                <w:sz w:val="24"/>
-                <w:szCs w:val="24"/>
               </w:rPr>
               <w:t>11.1 Authentication and Account Management</w:t>
             </w:r>
             <w:r>
               <w:rPr>
-                <w:rFonts w:asciiTheme="majorBidi" w:hAnsiTheme="majorBidi" w:cstheme="majorBidi"/>
-                <w:noProof/>
                 <w:webHidden/>
-                <w:sz w:val="24"/>
-                <w:szCs w:val="24"/>
               </w:rPr>
               <w:tab/>
             </w:r>
             <w:r>
               <w:rPr>
-                <w:rFonts w:asciiTheme="majorBidi" w:hAnsiTheme="majorBidi" w:cstheme="majorBidi"/>
-                <w:noProof/>
                 <w:webHidden/>
-                <w:sz w:val="24"/>
-                <w:szCs w:val="24"/>
               </w:rPr>
               <w:fldChar w:fldCharType="begin"/>
             </w:r>
             <w:r>
               <w:rPr>
-                <w:rFonts w:asciiTheme="majorBidi" w:hAnsiTheme="majorBidi" w:cstheme="majorBidi"/>
-                <w:noProof/>
                 <w:webHidden/>
-                <w:sz w:val="24"/>
-                <w:szCs w:val="24"/>
-              </w:rPr>
-              <w:instrText xml:space="preserve"> PAGEREF _Toc241649266 \h </w:instrText>
-            </w:r>
-            <w:r>
-              <w:rPr>
-                <w:rFonts w:asciiTheme="majorBidi" w:hAnsiTheme="majorBidi" w:cstheme="majorBidi"/>
-                <w:noProof/>
+              </w:rPr>
+              <w:instrText xml:space="preserve"> PAGEREF _Toc242343986 \h </w:instrText>
+            </w:r>
+            <w:r>
+              <w:rPr>
                 <w:webHidden/>
-                <w:sz w:val="24"/>
-                <w:szCs w:val="24"/>
-              </w:rPr>
-            </w:r>
-            <w:r>
-              <w:rPr>
-                <w:rFonts w:asciiTheme="majorBidi" w:hAnsiTheme="majorBidi" w:cstheme="majorBidi"/>
-                <w:noProof/>
+              </w:rPr>
+            </w:r>
+            <w:r>
+              <w:rPr>
                 <w:webHidden/>
-                <w:sz w:val="24"/>
-                <w:szCs w:val="24"/>
               </w:rPr>
               <w:fldChar w:fldCharType="separate"/>
             </w:r>
             <w:r>
               <w:rPr>
-                <w:rFonts w:asciiTheme="majorBidi" w:hAnsiTheme="majorBidi" w:cstheme="majorBidi"/>
-                <w:noProof/>
                 <w:webHidden/>
-                <w:sz w:val="24"/>
-                <w:szCs w:val="24"/>
-              </w:rPr>
-              <w:t>13</w:t>
-            </w:r>
-            <w:r>
-              <w:rPr>
-                <w:rFonts w:asciiTheme="majorBidi" w:hAnsiTheme="majorBidi" w:cstheme="majorBidi"/>
-                <w:noProof/>
+              </w:rPr>
+              <w:t>14</w:t>
+            </w:r>
+            <w:r>
+              <w:rPr>
                 <w:webHidden/>
-                <w:sz w:val="24"/>
-                <w:szCs w:val="24"/>
               </w:rPr>
               <w:fldChar w:fldCharType="end"/>
             </w:r>
@@ -2364,93 +2109,57 @@
         <w:p>
           <w:pPr>
             <w:pStyle w:val="TOC2"/>
-            <w:tabs>
-              <w:tab w:val="right" w:leader="dot" w:pos="9638"/>
-            </w:tabs>
             <w:rPr>
-              <w:rFonts w:asciiTheme="majorBidi" w:hAnsiTheme="majorBidi" w:cstheme="majorBidi"/>
-              <w:noProof/>
-              <w:sz w:val="24"/>
-              <w:szCs w:val="24"/>
+              <w:rFonts w:eastAsiaTheme="minorEastAsia"/>
+              <w:kern w:val="2"/>
+              <w14:ligatures w14:val="standardContextual"/>
             </w:rPr>
           </w:pPr>
-          <w:hyperlink w:anchor="_Toc241649267" w:history="1">
+          <w:hyperlink w:anchor="_Toc242343987" w:history="1">
             <w:r>
               <w:rPr>
                 <w:rStyle w:val="Hyperlink"/>
-                <w:rFonts w:asciiTheme="majorBidi" w:hAnsiTheme="majorBidi" w:cstheme="majorBidi"/>
-                <w:noProof/>
-                <w:sz w:val="24"/>
-                <w:szCs w:val="24"/>
               </w:rPr>
               <w:t>11.2 Safety Certification</w:t>
             </w:r>
             <w:r>
               <w:rPr>
-                <w:rFonts w:asciiTheme="majorBidi" w:hAnsiTheme="majorBidi" w:cstheme="majorBidi"/>
-                <w:noProof/>
                 <w:webHidden/>
-                <w:sz w:val="24"/>
-                <w:szCs w:val="24"/>
               </w:rPr>
               <w:tab/>
             </w:r>
             <w:r>
               <w:rPr>
-                <w:rFonts w:asciiTheme="majorBidi" w:hAnsiTheme="majorBidi" w:cstheme="majorBidi"/>
-                <w:noProof/>
                 <w:webHidden/>
-                <w:sz w:val="24"/>
-                <w:szCs w:val="24"/>
               </w:rPr>
               <w:fldChar w:fldCharType="begin"/>
             </w:r>
             <w:r>
               <w:rPr>
-                <w:rFonts w:asciiTheme="majorBidi" w:hAnsiTheme="majorBidi" w:cstheme="majorBidi"/>
-                <w:noProof/>
                 <w:webHidden/>
-                <w:sz w:val="24"/>
-                <w:szCs w:val="24"/>
-              </w:rPr>
-              <w:instrText xml:space="preserve"> PAGEREF _Toc241649267 \h </w:instrText>
-            </w:r>
-            <w:r>
-              <w:rPr>
-                <w:rFonts w:asciiTheme="majorBidi" w:hAnsiTheme="majorBidi" w:cstheme="majorBidi"/>
-                <w:noProof/>
+              </w:rPr>
+              <w:instrText xml:space="preserve"> PAGEREF _Toc242343987 \h </w:instrText>
+            </w:r>
+            <w:r>
+              <w:rPr>
                 <w:webHidden/>
-                <w:sz w:val="24"/>
-                <w:szCs w:val="24"/>
-              </w:rPr>
-            </w:r>
-            <w:r>
-              <w:rPr>
-                <w:rFonts w:asciiTheme="majorBidi" w:hAnsiTheme="majorBidi" w:cstheme="majorBidi"/>
-                <w:noProof/>
+              </w:rPr>
+            </w:r>
+            <w:r>
+              <w:rPr>
                 <w:webHidden/>
-                <w:sz w:val="24"/>
-                <w:szCs w:val="24"/>
               </w:rPr>
               <w:fldChar w:fldCharType="separate"/>
             </w:r>
             <w:r>
               <w:rPr>
-                <w:rFonts w:asciiTheme="majorBidi" w:hAnsiTheme="majorBidi" w:cstheme="majorBidi"/>
-                <w:noProof/>
                 <w:webHidden/>
-                <w:sz w:val="24"/>
-                <w:szCs w:val="24"/>
-              </w:rPr>
-              <w:t>13</w:t>
-            </w:r>
-            <w:r>
-              <w:rPr>
-                <w:rFonts w:asciiTheme="majorBidi" w:hAnsiTheme="majorBidi" w:cstheme="majorBidi"/>
-                <w:noProof/>
+              </w:rPr>
+              <w:t>14</w:t>
+            </w:r>
+            <w:r>
+              <w:rPr>
                 <w:webHidden/>
-                <w:sz w:val="24"/>
-                <w:szCs w:val="24"/>
               </w:rPr>
               <w:fldChar w:fldCharType="end"/>
             </w:r>
@@ -2459,93 +2168,57 @@
         <w:p>
           <w:pPr>
             <w:pStyle w:val="TOC2"/>
-            <w:tabs>
-              <w:tab w:val="right" w:leader="dot" w:pos="9638"/>
-            </w:tabs>
             <w:rPr>
-              <w:rFonts w:asciiTheme="majorBidi" w:hAnsiTheme="majorBidi" w:cstheme="majorBidi"/>
-              <w:noProof/>
-              <w:sz w:val="24"/>
-              <w:szCs w:val="24"/>
+              <w:rFonts w:eastAsiaTheme="minorEastAsia"/>
+              <w:kern w:val="2"/>
+              <w14:ligatures w14:val="standardContextual"/>
             </w:rPr>
           </w:pPr>
-          <w:hyperlink w:anchor="_Toc241649268" w:history="1">
+          <w:hyperlink w:anchor="_Toc242343988" w:history="1">
             <w:r>
               <w:rPr>
                 <w:rStyle w:val="Hyperlink"/>
-                <w:rFonts w:asciiTheme="majorBidi" w:hAnsiTheme="majorBidi" w:cstheme="majorBidi"/>
-                <w:noProof/>
-                <w:sz w:val="24"/>
-                <w:szCs w:val="24"/>
               </w:rPr>
               <w:t>11.3 Experiment Management</w:t>
             </w:r>
             <w:r>
               <w:rPr>
-                <w:rFonts w:asciiTheme="majorBidi" w:hAnsiTheme="majorBidi" w:cstheme="majorBidi"/>
-                <w:noProof/>
                 <w:webHidden/>
-                <w:sz w:val="24"/>
-                <w:szCs w:val="24"/>
               </w:rPr>
               <w:tab/>
             </w:r>
             <w:r>
               <w:rPr>
-                <w:rFonts w:asciiTheme="majorBidi" w:hAnsiTheme="majorBidi" w:cstheme="majorBidi"/>
-                <w:noProof/>
                 <w:webHidden/>
-                <w:sz w:val="24"/>
-                <w:szCs w:val="24"/>
               </w:rPr>
               <w:fldChar w:fldCharType="begin"/>
             </w:r>
             <w:r>
               <w:rPr>
-                <w:rFonts w:asciiTheme="majorBidi" w:hAnsiTheme="majorBidi" w:cstheme="majorBidi"/>
-                <w:noProof/>
                 <w:webHidden/>
-                <w:sz w:val="24"/>
-                <w:szCs w:val="24"/>
-              </w:rPr>
-              <w:instrText xml:space="preserve"> PAGEREF _Toc241649268 \h </w:instrText>
-            </w:r>
-            <w:r>
-              <w:rPr>
-                <w:rFonts w:asciiTheme="majorBidi" w:hAnsiTheme="majorBidi" w:cstheme="majorBidi"/>
-                <w:noProof/>
+              </w:rPr>
+              <w:instrText xml:space="preserve"> PAGEREF _Toc242343988 \h </w:instrText>
+            </w:r>
+            <w:r>
+              <w:rPr>
                 <w:webHidden/>
-                <w:sz w:val="24"/>
-                <w:szCs w:val="24"/>
-              </w:rPr>
-            </w:r>
-            <w:r>
-              <w:rPr>
-                <w:rFonts w:asciiTheme="majorBidi" w:hAnsiTheme="majorBidi" w:cstheme="majorBidi"/>
-                <w:noProof/>
+              </w:rPr>
+            </w:r>
+            <w:r>
+              <w:rPr>
                 <w:webHidden/>
-                <w:sz w:val="24"/>
-                <w:szCs w:val="24"/>
               </w:rPr>
               <w:fldChar w:fldCharType="separate"/>
             </w:r>
             <w:r>
               <w:rPr>
-                <w:rFonts w:asciiTheme="majorBidi" w:hAnsiTheme="majorBidi" w:cstheme="majorBidi"/>
-                <w:noProof/>
                 <w:webHidden/>
-                <w:sz w:val="24"/>
-                <w:szCs w:val="24"/>
-              </w:rPr>
-              <w:t>14</w:t>
-            </w:r>
-            <w:r>
-              <w:rPr>
-                <w:rFonts w:asciiTheme="majorBidi" w:hAnsiTheme="majorBidi" w:cstheme="majorBidi"/>
-                <w:noProof/>
+              </w:rPr>
+              <w:t>15</w:t>
+            </w:r>
+            <w:r>
+              <w:rPr>
                 <w:webHidden/>
-                <w:sz w:val="24"/>
-                <w:szCs w:val="24"/>
               </w:rPr>
               <w:fldChar w:fldCharType="end"/>
             </w:r>
@@ -2554,93 +2227,57 @@
         <w:p>
           <w:pPr>
             <w:pStyle w:val="TOC2"/>
-            <w:tabs>
-              <w:tab w:val="right" w:leader="dot" w:pos="9638"/>
-            </w:tabs>
             <w:rPr>
-              <w:rFonts w:asciiTheme="majorBidi" w:hAnsiTheme="majorBidi" w:cstheme="majorBidi"/>
-              <w:noProof/>
-              <w:sz w:val="24"/>
-              <w:szCs w:val="24"/>
+              <w:rFonts w:eastAsiaTheme="minorEastAsia"/>
+              <w:kern w:val="2"/>
+              <w14:ligatures w14:val="standardContextual"/>
             </w:rPr>
           </w:pPr>
-          <w:hyperlink w:anchor="_Toc241649269" w:history="1">
+          <w:hyperlink w:anchor="_Toc242343989" w:history="1">
             <w:r>
               <w:rPr>
                 <w:rStyle w:val="Hyperlink"/>
-                <w:rFonts w:asciiTheme="majorBidi" w:hAnsiTheme="majorBidi" w:cstheme="majorBidi"/>
-                <w:noProof/>
-                <w:sz w:val="24"/>
-                <w:szCs w:val="24"/>
               </w:rPr>
               <w:t>11.4 Knowledge Assessment</w:t>
             </w:r>
             <w:r>
               <w:rPr>
-                <w:rFonts w:asciiTheme="majorBidi" w:hAnsiTheme="majorBidi" w:cstheme="majorBidi"/>
-                <w:noProof/>
                 <w:webHidden/>
-                <w:sz w:val="24"/>
-                <w:szCs w:val="24"/>
               </w:rPr>
               <w:tab/>
             </w:r>
             <w:r>
               <w:rPr>
-                <w:rFonts w:asciiTheme="majorBidi" w:hAnsiTheme="majorBidi" w:cstheme="majorBidi"/>
-                <w:noProof/>
                 <w:webHidden/>
-                <w:sz w:val="24"/>
-                <w:szCs w:val="24"/>
               </w:rPr>
               <w:fldChar w:fldCharType="begin"/>
             </w:r>
             <w:r>
               <w:rPr>
-                <w:rFonts w:asciiTheme="majorBidi" w:hAnsiTheme="majorBidi" w:cstheme="majorBidi"/>
-                <w:noProof/>
                 <w:webHidden/>
-                <w:sz w:val="24"/>
-                <w:szCs w:val="24"/>
-              </w:rPr>
-              <w:instrText xml:space="preserve"> PAGEREF _Toc241649269 \h </w:instrText>
-            </w:r>
-            <w:r>
-              <w:rPr>
-                <w:rFonts w:asciiTheme="majorBidi" w:hAnsiTheme="majorBidi" w:cstheme="majorBidi"/>
-                <w:noProof/>
+              </w:rPr>
+              <w:instrText xml:space="preserve"> PAGEREF _Toc242343989 \h </w:instrText>
+            </w:r>
+            <w:r>
+              <w:rPr>
                 <w:webHidden/>
-                <w:sz w:val="24"/>
-                <w:szCs w:val="24"/>
-              </w:rPr>
-            </w:r>
-            <w:r>
-              <w:rPr>
-                <w:rFonts w:asciiTheme="majorBidi" w:hAnsiTheme="majorBidi" w:cstheme="majorBidi"/>
-                <w:noProof/>
+              </w:rPr>
+            </w:r>
+            <w:r>
+              <w:rPr>
                 <w:webHidden/>
-                <w:sz w:val="24"/>
-                <w:szCs w:val="24"/>
               </w:rPr>
               <w:fldChar w:fldCharType="separate"/>
             </w:r>
             <w:r>
               <w:rPr>
-                <w:rFonts w:asciiTheme="majorBidi" w:hAnsiTheme="majorBidi" w:cstheme="majorBidi"/>
-                <w:noProof/>
                 <w:webHidden/>
-                <w:sz w:val="24"/>
-                <w:szCs w:val="24"/>
-              </w:rPr>
-              <w:t>14</w:t>
-            </w:r>
-            <w:r>
-              <w:rPr>
-                <w:rFonts w:asciiTheme="majorBidi" w:hAnsiTheme="majorBidi" w:cstheme="majorBidi"/>
-                <w:noProof/>
+              </w:rPr>
+              <w:t>15</w:t>
+            </w:r>
+            <w:r>
+              <w:rPr>
                 <w:webHidden/>
-                <w:sz w:val="24"/>
-                <w:szCs w:val="24"/>
               </w:rPr>
               <w:fldChar w:fldCharType="end"/>
             </w:r>
@@ -2649,93 +2286,57 @@
         <w:p>
           <w:pPr>
             <w:pStyle w:val="TOC2"/>
-            <w:tabs>
-              <w:tab w:val="right" w:leader="dot" w:pos="9638"/>
-            </w:tabs>
             <w:rPr>
-              <w:rFonts w:asciiTheme="majorBidi" w:hAnsiTheme="majorBidi" w:cstheme="majorBidi"/>
-              <w:noProof/>
-              <w:sz w:val="24"/>
-              <w:szCs w:val="24"/>
+              <w:rFonts w:eastAsiaTheme="minorEastAsia"/>
+              <w:kern w:val="2"/>
+              <w14:ligatures w14:val="standardContextual"/>
             </w:rPr>
           </w:pPr>
-          <w:hyperlink w:anchor="_Toc241649270" w:history="1">
+          <w:hyperlink w:anchor="_Toc242343990" w:history="1">
             <w:r>
               <w:rPr>
                 <w:rStyle w:val="Hyperlink"/>
-                <w:rFonts w:asciiTheme="majorBidi" w:hAnsiTheme="majorBidi" w:cstheme="majorBidi"/>
-                <w:noProof/>
-                <w:sz w:val="24"/>
-                <w:szCs w:val="24"/>
               </w:rPr>
               <w:t>11.5 Augmented Reality Mode</w:t>
             </w:r>
             <w:r>
               <w:rPr>
-                <w:rFonts w:asciiTheme="majorBidi" w:hAnsiTheme="majorBidi" w:cstheme="majorBidi"/>
-                <w:noProof/>
                 <w:webHidden/>
-                <w:sz w:val="24"/>
-                <w:szCs w:val="24"/>
               </w:rPr>
               <w:tab/>
             </w:r>
             <w:r>
               <w:rPr>
-                <w:rFonts w:asciiTheme="majorBidi" w:hAnsiTheme="majorBidi" w:cstheme="majorBidi"/>
-                <w:noProof/>
                 <w:webHidden/>
-                <w:sz w:val="24"/>
-                <w:szCs w:val="24"/>
               </w:rPr>
               <w:fldChar w:fldCharType="begin"/>
             </w:r>
             <w:r>
               <w:rPr>
-                <w:rFonts w:asciiTheme="majorBidi" w:hAnsiTheme="majorBidi" w:cstheme="majorBidi"/>
-                <w:noProof/>
                 <w:webHidden/>
-                <w:sz w:val="24"/>
-                <w:szCs w:val="24"/>
-              </w:rPr>
-              <w:instrText xml:space="preserve"> PAGEREF _Toc241649270 \h </w:instrText>
-            </w:r>
-            <w:r>
-              <w:rPr>
-                <w:rFonts w:asciiTheme="majorBidi" w:hAnsiTheme="majorBidi" w:cstheme="majorBidi"/>
-                <w:noProof/>
+              </w:rPr>
+              <w:instrText xml:space="preserve"> PAGEREF _Toc242343990 \h </w:instrText>
+            </w:r>
+            <w:r>
+              <w:rPr>
                 <w:webHidden/>
-                <w:sz w:val="24"/>
-                <w:szCs w:val="24"/>
-              </w:rPr>
-            </w:r>
-            <w:r>
-              <w:rPr>
-                <w:rFonts w:asciiTheme="majorBidi" w:hAnsiTheme="majorBidi" w:cstheme="majorBidi"/>
-                <w:noProof/>
+              </w:rPr>
+            </w:r>
+            <w:r>
+              <w:rPr>
                 <w:webHidden/>
-                <w:sz w:val="24"/>
-                <w:szCs w:val="24"/>
               </w:rPr>
               <w:fldChar w:fldCharType="separate"/>
             </w:r>
             <w:r>
               <w:rPr>
-                <w:rFonts w:asciiTheme="majorBidi" w:hAnsiTheme="majorBidi" w:cstheme="majorBidi"/>
-                <w:noProof/>
                 <w:webHidden/>
-                <w:sz w:val="24"/>
-                <w:szCs w:val="24"/>
-              </w:rPr>
-              <w:t>15</w:t>
-            </w:r>
-            <w:r>
-              <w:rPr>
-                <w:rFonts w:asciiTheme="majorBidi" w:hAnsiTheme="majorBidi" w:cstheme="majorBidi"/>
-                <w:noProof/>
+              </w:rPr>
+              <w:t>16</w:t>
+            </w:r>
+            <w:r>
+              <w:rPr>
                 <w:webHidden/>
-                <w:sz w:val="24"/>
-                <w:szCs w:val="24"/>
               </w:rPr>
               <w:fldChar w:fldCharType="end"/>
             </w:r>
@@ -2744,93 +2345,57 @@
         <w:p>
           <w:pPr>
             <w:pStyle w:val="TOC2"/>
-            <w:tabs>
-              <w:tab w:val="right" w:leader="dot" w:pos="9638"/>
-            </w:tabs>
             <w:rPr>
-              <w:rFonts w:asciiTheme="majorBidi" w:hAnsiTheme="majorBidi" w:cstheme="majorBidi"/>
-              <w:noProof/>
-              <w:sz w:val="24"/>
-              <w:szCs w:val="24"/>
+              <w:rFonts w:eastAsiaTheme="minorEastAsia"/>
+              <w:kern w:val="2"/>
+              <w14:ligatures w14:val="standardContextual"/>
             </w:rPr>
           </w:pPr>
-          <w:hyperlink w:anchor="_Toc241649271" w:history="1">
+          <w:hyperlink w:anchor="_Toc242343991" w:history="1">
             <w:r>
               <w:rPr>
                 <w:rStyle w:val="Hyperlink"/>
-                <w:rFonts w:asciiTheme="majorBidi" w:hAnsiTheme="majorBidi" w:cstheme="majorBidi"/>
-                <w:noProof/>
-                <w:sz w:val="24"/>
-                <w:szCs w:val="24"/>
               </w:rPr>
               <w:t>11.6 Gamification</w:t>
             </w:r>
             <w:r>
               <w:rPr>
-                <w:rFonts w:asciiTheme="majorBidi" w:hAnsiTheme="majorBidi" w:cstheme="majorBidi"/>
-                <w:noProof/>
                 <w:webHidden/>
-                <w:sz w:val="24"/>
-                <w:szCs w:val="24"/>
               </w:rPr>
               <w:tab/>
             </w:r>
             <w:r>
               <w:rPr>
-                <w:rFonts w:asciiTheme="majorBidi" w:hAnsiTheme="majorBidi" w:cstheme="majorBidi"/>
-                <w:noProof/>
                 <w:webHidden/>
-                <w:sz w:val="24"/>
-                <w:szCs w:val="24"/>
               </w:rPr>
               <w:fldChar w:fldCharType="begin"/>
             </w:r>
             <w:r>
               <w:rPr>
-                <w:rFonts w:asciiTheme="majorBidi" w:hAnsiTheme="majorBidi" w:cstheme="majorBidi"/>
-                <w:noProof/>
                 <w:webHidden/>
-                <w:sz w:val="24"/>
-                <w:szCs w:val="24"/>
-              </w:rPr>
-              <w:instrText xml:space="preserve"> PAGEREF _Toc241649271 \h </w:instrText>
-            </w:r>
-            <w:r>
-              <w:rPr>
-                <w:rFonts w:asciiTheme="majorBidi" w:hAnsiTheme="majorBidi" w:cstheme="majorBidi"/>
-                <w:noProof/>
+              </w:rPr>
+              <w:instrText xml:space="preserve"> PAGEREF _Toc242343991 \h </w:instrText>
+            </w:r>
+            <w:r>
+              <w:rPr>
                 <w:webHidden/>
-                <w:sz w:val="24"/>
-                <w:szCs w:val="24"/>
-              </w:rPr>
-            </w:r>
-            <w:r>
-              <w:rPr>
-                <w:rFonts w:asciiTheme="majorBidi" w:hAnsiTheme="majorBidi" w:cstheme="majorBidi"/>
-                <w:noProof/>
+              </w:rPr>
+            </w:r>
+            <w:r>
+              <w:rPr>
                 <w:webHidden/>
-                <w:sz w:val="24"/>
-                <w:szCs w:val="24"/>
               </w:rPr>
               <w:fldChar w:fldCharType="separate"/>
             </w:r>
             <w:r>
               <w:rPr>
-                <w:rFonts w:asciiTheme="majorBidi" w:hAnsiTheme="majorBidi" w:cstheme="majorBidi"/>
-                <w:noProof/>
                 <w:webHidden/>
-                <w:sz w:val="24"/>
-                <w:szCs w:val="24"/>
-              </w:rPr>
-              <w:t>15</w:t>
-            </w:r>
-            <w:r>
-              <w:rPr>
-                <w:rFonts w:asciiTheme="majorBidi" w:hAnsiTheme="majorBidi" w:cstheme="majorBidi"/>
-                <w:noProof/>
+              </w:rPr>
+              <w:t>16</w:t>
+            </w:r>
+            <w:r>
+              <w:rPr>
                 <w:webHidden/>
-                <w:sz w:val="24"/>
-                <w:szCs w:val="24"/>
               </w:rPr>
               <w:fldChar w:fldCharType="end"/>
             </w:r>
@@ -2839,93 +2404,57 @@
         <w:p>
           <w:pPr>
             <w:pStyle w:val="TOC2"/>
-            <w:tabs>
-              <w:tab w:val="right" w:leader="dot" w:pos="9638"/>
-            </w:tabs>
             <w:rPr>
-              <w:rFonts w:asciiTheme="majorBidi" w:hAnsiTheme="majorBidi" w:cstheme="majorBidi"/>
-              <w:noProof/>
-              <w:sz w:val="24"/>
-              <w:szCs w:val="24"/>
+              <w:rFonts w:eastAsiaTheme="minorEastAsia"/>
+              <w:kern w:val="2"/>
+              <w14:ligatures w14:val="standardContextual"/>
             </w:rPr>
           </w:pPr>
-          <w:hyperlink w:anchor="_Toc241649272" w:history="1">
+          <w:hyperlink w:anchor="_Toc242343992" w:history="1">
             <w:r>
               <w:rPr>
                 <w:rStyle w:val="Hyperlink"/>
-                <w:rFonts w:asciiTheme="majorBidi" w:hAnsiTheme="majorBidi" w:cstheme="majorBidi"/>
-                <w:noProof/>
-                <w:sz w:val="24"/>
-                <w:szCs w:val="24"/>
               </w:rPr>
               <w:t>11.7 Leaderboard and Daily Missions</w:t>
             </w:r>
             <w:r>
               <w:rPr>
-                <w:rFonts w:asciiTheme="majorBidi" w:hAnsiTheme="majorBidi" w:cstheme="majorBidi"/>
-                <w:noProof/>
                 <w:webHidden/>
-                <w:sz w:val="24"/>
-                <w:szCs w:val="24"/>
               </w:rPr>
               <w:tab/>
             </w:r>
             <w:r>
               <w:rPr>
-                <w:rFonts w:asciiTheme="majorBidi" w:hAnsiTheme="majorBidi" w:cstheme="majorBidi"/>
-                <w:noProof/>
                 <w:webHidden/>
-                <w:sz w:val="24"/>
-                <w:szCs w:val="24"/>
               </w:rPr>
               <w:fldChar w:fldCharType="begin"/>
             </w:r>
             <w:r>
               <w:rPr>
-                <w:rFonts w:asciiTheme="majorBidi" w:hAnsiTheme="majorBidi" w:cstheme="majorBidi"/>
-                <w:noProof/>
                 <w:webHidden/>
-                <w:sz w:val="24"/>
-                <w:szCs w:val="24"/>
-              </w:rPr>
-              <w:instrText xml:space="preserve"> PAGEREF _Toc241649272 \h </w:instrText>
-            </w:r>
-            <w:r>
-              <w:rPr>
-                <w:rFonts w:asciiTheme="majorBidi" w:hAnsiTheme="majorBidi" w:cstheme="majorBidi"/>
-                <w:noProof/>
+              </w:rPr>
+              <w:instrText xml:space="preserve"> PAGEREF _Toc242343992 \h </w:instrText>
+            </w:r>
+            <w:r>
+              <w:rPr>
                 <w:webHidden/>
-                <w:sz w:val="24"/>
-                <w:szCs w:val="24"/>
-              </w:rPr>
-            </w:r>
-            <w:r>
-              <w:rPr>
-                <w:rFonts w:asciiTheme="majorBidi" w:hAnsiTheme="majorBidi" w:cstheme="majorBidi"/>
-                <w:noProof/>
+              </w:rPr>
+            </w:r>
+            <w:r>
+              <w:rPr>
                 <w:webHidden/>
-                <w:sz w:val="24"/>
-                <w:szCs w:val="24"/>
               </w:rPr>
               <w:fldChar w:fldCharType="separate"/>
             </w:r>
             <w:r>
               <w:rPr>
-                <w:rFonts w:asciiTheme="majorBidi" w:hAnsiTheme="majorBidi" w:cstheme="majorBidi"/>
-                <w:noProof/>
                 <w:webHidden/>
-                <w:sz w:val="24"/>
-                <w:szCs w:val="24"/>
-              </w:rPr>
-              <w:t>16</w:t>
-            </w:r>
-            <w:r>
-              <w:rPr>
-                <w:rFonts w:asciiTheme="majorBidi" w:hAnsiTheme="majorBidi" w:cstheme="majorBidi"/>
-                <w:noProof/>
+              </w:rPr>
+              <w:t>17</w:t>
+            </w:r>
+            <w:r>
+              <w:rPr>
                 <w:webHidden/>
-                <w:sz w:val="24"/>
-                <w:szCs w:val="24"/>
               </w:rPr>
               <w:fldChar w:fldCharType="end"/>
             </w:r>
@@ -2934,93 +2463,57 @@
         <w:p>
           <w:pPr>
             <w:pStyle w:val="TOC2"/>
-            <w:tabs>
-              <w:tab w:val="right" w:leader="dot" w:pos="9638"/>
-            </w:tabs>
             <w:rPr>
-              <w:rFonts w:asciiTheme="majorBidi" w:hAnsiTheme="majorBidi" w:cstheme="majorBidi"/>
-              <w:noProof/>
-              <w:sz w:val="24"/>
-              <w:szCs w:val="24"/>
+              <w:rFonts w:eastAsiaTheme="minorEastAsia"/>
+              <w:kern w:val="2"/>
+              <w14:ligatures w14:val="standardContextual"/>
             </w:rPr>
           </w:pPr>
-          <w:hyperlink w:anchor="_Toc241649273" w:history="1">
+          <w:hyperlink w:anchor="_Toc242343993" w:history="1">
             <w:r>
               <w:rPr>
                 <w:rStyle w:val="Hyperlink"/>
-                <w:rFonts w:asciiTheme="majorBidi" w:hAnsiTheme="majorBidi" w:cstheme="majorBidi"/>
-                <w:noProof/>
-                <w:sz w:val="24"/>
-                <w:szCs w:val="24"/>
               </w:rPr>
               <w:t>11.8 AI Readiness Reporting</w:t>
             </w:r>
             <w:r>
               <w:rPr>
-                <w:rFonts w:asciiTheme="majorBidi" w:hAnsiTheme="majorBidi" w:cstheme="majorBidi"/>
-                <w:noProof/>
                 <w:webHidden/>
-                <w:sz w:val="24"/>
-                <w:szCs w:val="24"/>
               </w:rPr>
               <w:tab/>
             </w:r>
             <w:r>
               <w:rPr>
-                <w:rFonts w:asciiTheme="majorBidi" w:hAnsiTheme="majorBidi" w:cstheme="majorBidi"/>
-                <w:noProof/>
                 <w:webHidden/>
-                <w:sz w:val="24"/>
-                <w:szCs w:val="24"/>
               </w:rPr>
               <w:fldChar w:fldCharType="begin"/>
             </w:r>
             <w:r>
               <w:rPr>
-                <w:rFonts w:asciiTheme="majorBidi" w:hAnsiTheme="majorBidi" w:cstheme="majorBidi"/>
-                <w:noProof/>
                 <w:webHidden/>
-                <w:sz w:val="24"/>
-                <w:szCs w:val="24"/>
-              </w:rPr>
-              <w:instrText xml:space="preserve"> PAGEREF _Toc241649273 \h </w:instrText>
-            </w:r>
-            <w:r>
-              <w:rPr>
-                <w:rFonts w:asciiTheme="majorBidi" w:hAnsiTheme="majorBidi" w:cstheme="majorBidi"/>
-                <w:noProof/>
+              </w:rPr>
+              <w:instrText xml:space="preserve"> PAGEREF _Toc242343993 \h </w:instrText>
+            </w:r>
+            <w:r>
+              <w:rPr>
                 <w:webHidden/>
-                <w:sz w:val="24"/>
-                <w:szCs w:val="24"/>
-              </w:rPr>
-            </w:r>
-            <w:r>
-              <w:rPr>
-                <w:rFonts w:asciiTheme="majorBidi" w:hAnsiTheme="majorBidi" w:cstheme="majorBidi"/>
-                <w:noProof/>
+              </w:rPr>
+            </w:r>
+            <w:r>
+              <w:rPr>
                 <w:webHidden/>
-                <w:sz w:val="24"/>
-                <w:szCs w:val="24"/>
               </w:rPr>
               <w:fldChar w:fldCharType="separate"/>
             </w:r>
             <w:r>
               <w:rPr>
-                <w:rFonts w:asciiTheme="majorBidi" w:hAnsiTheme="majorBidi" w:cstheme="majorBidi"/>
-                <w:noProof/>
                 <w:webHidden/>
-                <w:sz w:val="24"/>
-                <w:szCs w:val="24"/>
-              </w:rPr>
-              <w:t>16</w:t>
-            </w:r>
-            <w:r>
-              <w:rPr>
-                <w:rFonts w:asciiTheme="majorBidi" w:hAnsiTheme="majorBidi" w:cstheme="majorBidi"/>
-                <w:noProof/>
+              </w:rPr>
+              <w:t>17</w:t>
+            </w:r>
+            <w:r>
+              <w:rPr>
                 <w:webHidden/>
-                <w:sz w:val="24"/>
-                <w:szCs w:val="24"/>
               </w:rPr>
               <w:fldChar w:fldCharType="end"/>
             </w:r>
@@ -3029,93 +2522,57 @@
         <w:p>
           <w:pPr>
             <w:pStyle w:val="TOC2"/>
-            <w:tabs>
-              <w:tab w:val="right" w:leader="dot" w:pos="9638"/>
-            </w:tabs>
             <w:rPr>
-              <w:rFonts w:asciiTheme="majorBidi" w:hAnsiTheme="majorBidi" w:cstheme="majorBidi"/>
-              <w:noProof/>
-              <w:sz w:val="24"/>
-              <w:szCs w:val="24"/>
+              <w:rFonts w:eastAsiaTheme="minorEastAsia"/>
+              <w:kern w:val="2"/>
+              <w14:ligatures w14:val="standardContextual"/>
             </w:rPr>
           </w:pPr>
-          <w:hyperlink w:anchor="_Toc241649274" w:history="1">
+          <w:hyperlink w:anchor="_Toc242343994" w:history="1">
             <w:r>
               <w:rPr>
                 <w:rStyle w:val="Hyperlink"/>
-                <w:rFonts w:asciiTheme="majorBidi" w:hAnsiTheme="majorBidi" w:cstheme="majorBidi"/>
-                <w:noProof/>
-                <w:sz w:val="24"/>
-                <w:szCs w:val="24"/>
               </w:rPr>
               <w:t>11.9 Teacher Class Management</w:t>
             </w:r>
             <w:r>
               <w:rPr>
-                <w:rFonts w:asciiTheme="majorBidi" w:hAnsiTheme="majorBidi" w:cstheme="majorBidi"/>
-                <w:noProof/>
                 <w:webHidden/>
-                <w:sz w:val="24"/>
-                <w:szCs w:val="24"/>
               </w:rPr>
               <w:tab/>
             </w:r>
             <w:r>
               <w:rPr>
-                <w:rFonts w:asciiTheme="majorBidi" w:hAnsiTheme="majorBidi" w:cstheme="majorBidi"/>
-                <w:noProof/>
                 <w:webHidden/>
-                <w:sz w:val="24"/>
-                <w:szCs w:val="24"/>
               </w:rPr>
               <w:fldChar w:fldCharType="begin"/>
             </w:r>
             <w:r>
               <w:rPr>
-                <w:rFonts w:asciiTheme="majorBidi" w:hAnsiTheme="majorBidi" w:cstheme="majorBidi"/>
-                <w:noProof/>
                 <w:webHidden/>
-                <w:sz w:val="24"/>
-                <w:szCs w:val="24"/>
-              </w:rPr>
-              <w:instrText xml:space="preserve"> PAGEREF _Toc241649274 \h </w:instrText>
-            </w:r>
-            <w:r>
-              <w:rPr>
-                <w:rFonts w:asciiTheme="majorBidi" w:hAnsiTheme="majorBidi" w:cstheme="majorBidi"/>
-                <w:noProof/>
+              </w:rPr>
+              <w:instrText xml:space="preserve"> PAGEREF _Toc242343994 \h </w:instrText>
+            </w:r>
+            <w:r>
+              <w:rPr>
                 <w:webHidden/>
-                <w:sz w:val="24"/>
-                <w:szCs w:val="24"/>
-              </w:rPr>
-            </w:r>
-            <w:r>
-              <w:rPr>
-                <w:rFonts w:asciiTheme="majorBidi" w:hAnsiTheme="majorBidi" w:cstheme="majorBidi"/>
-                <w:noProof/>
+              </w:rPr>
+            </w:r>
+            <w:r>
+              <w:rPr>
                 <w:webHidden/>
-                <w:sz w:val="24"/>
-                <w:szCs w:val="24"/>
               </w:rPr>
               <w:fldChar w:fldCharType="separate"/>
             </w:r>
             <w:r>
               <w:rPr>
-                <w:rFonts w:asciiTheme="majorBidi" w:hAnsiTheme="majorBidi" w:cstheme="majorBidi"/>
-                <w:noProof/>
                 <w:webHidden/>
-                <w:sz w:val="24"/>
-                <w:szCs w:val="24"/>
-              </w:rPr>
-              <w:t>16</w:t>
-            </w:r>
-            <w:r>
-              <w:rPr>
-                <w:rFonts w:asciiTheme="majorBidi" w:hAnsiTheme="majorBidi" w:cstheme="majorBidi"/>
-                <w:noProof/>
+              </w:rPr>
+              <w:t>17</w:t>
+            </w:r>
+            <w:r>
+              <w:rPr>
                 <w:webHidden/>
-                <w:sz w:val="24"/>
-                <w:szCs w:val="24"/>
               </w:rPr>
               <w:fldChar w:fldCharType="end"/>
             </w:r>
@@ -3124,93 +2581,57 @@
         <w:p>
           <w:pPr>
             <w:pStyle w:val="TOC2"/>
-            <w:tabs>
-              <w:tab w:val="right" w:leader="dot" w:pos="9638"/>
-            </w:tabs>
             <w:rPr>
-              <w:rFonts w:asciiTheme="majorBidi" w:hAnsiTheme="majorBidi" w:cstheme="majorBidi"/>
-              <w:noProof/>
-              <w:sz w:val="24"/>
-              <w:szCs w:val="24"/>
+              <w:rFonts w:eastAsiaTheme="minorEastAsia"/>
+              <w:kern w:val="2"/>
+              <w14:ligatures w14:val="standardContextual"/>
             </w:rPr>
           </w:pPr>
-          <w:hyperlink w:anchor="_Toc241649275" w:history="1">
+          <w:hyperlink w:anchor="_Toc242343995" w:history="1">
             <w:r>
               <w:rPr>
                 <w:rStyle w:val="Hyperlink"/>
-                <w:rFonts w:asciiTheme="majorBidi" w:hAnsiTheme="majorBidi" w:cstheme="majorBidi"/>
-                <w:noProof/>
-                <w:sz w:val="24"/>
-                <w:szCs w:val="24"/>
               </w:rPr>
               <w:t>11.10 Administration and Reporting</w:t>
             </w:r>
             <w:r>
               <w:rPr>
-                <w:rFonts w:asciiTheme="majorBidi" w:hAnsiTheme="majorBidi" w:cstheme="majorBidi"/>
-                <w:noProof/>
                 <w:webHidden/>
-                <w:sz w:val="24"/>
-                <w:szCs w:val="24"/>
               </w:rPr>
               <w:tab/>
             </w:r>
             <w:r>
               <w:rPr>
-                <w:rFonts w:asciiTheme="majorBidi" w:hAnsiTheme="majorBidi" w:cstheme="majorBidi"/>
-                <w:noProof/>
                 <w:webHidden/>
-                <w:sz w:val="24"/>
-                <w:szCs w:val="24"/>
               </w:rPr>
               <w:fldChar w:fldCharType="begin"/>
             </w:r>
             <w:r>
               <w:rPr>
-                <w:rFonts w:asciiTheme="majorBidi" w:hAnsiTheme="majorBidi" w:cstheme="majorBidi"/>
-                <w:noProof/>
                 <w:webHidden/>
-                <w:sz w:val="24"/>
-                <w:szCs w:val="24"/>
-              </w:rPr>
-              <w:instrText xml:space="preserve"> PAGEREF _Toc241649275 \h </w:instrText>
-            </w:r>
-            <w:r>
-              <w:rPr>
-                <w:rFonts w:asciiTheme="majorBidi" w:hAnsiTheme="majorBidi" w:cstheme="majorBidi"/>
-                <w:noProof/>
+              </w:rPr>
+              <w:instrText xml:space="preserve"> PAGEREF _Toc242343995 \h </w:instrText>
+            </w:r>
+            <w:r>
+              <w:rPr>
                 <w:webHidden/>
-                <w:sz w:val="24"/>
-                <w:szCs w:val="24"/>
-              </w:rPr>
-            </w:r>
-            <w:r>
-              <w:rPr>
-                <w:rFonts w:asciiTheme="majorBidi" w:hAnsiTheme="majorBidi" w:cstheme="majorBidi"/>
-                <w:noProof/>
+              </w:rPr>
+            </w:r>
+            <w:r>
+              <w:rPr>
                 <w:webHidden/>
-                <w:sz w:val="24"/>
-                <w:szCs w:val="24"/>
               </w:rPr>
               <w:fldChar w:fldCharType="separate"/>
             </w:r>
             <w:r>
               <w:rPr>
-                <w:rFonts w:asciiTheme="majorBidi" w:hAnsiTheme="majorBidi" w:cstheme="majorBidi"/>
-                <w:noProof/>
                 <w:webHidden/>
-                <w:sz w:val="24"/>
-                <w:szCs w:val="24"/>
-              </w:rPr>
-              <w:t>17</w:t>
-            </w:r>
-            <w:r>
-              <w:rPr>
-                <w:rFonts w:asciiTheme="majorBidi" w:hAnsiTheme="majorBidi" w:cstheme="majorBidi"/>
-                <w:noProof/>
+              </w:rPr>
+              <w:t>18</w:t>
+            </w:r>
+            <w:r>
+              <w:rPr>
                 <w:webHidden/>
-                <w:sz w:val="24"/>
-                <w:szCs w:val="24"/>
               </w:rPr>
               <w:fldChar w:fldCharType="end"/>
             </w:r>
@@ -3223,13 +2644,15 @@
               <w:tab w:val="right" w:leader="dot" w:pos="9638"/>
             </w:tabs>
             <w:rPr>
-              <w:rFonts w:asciiTheme="majorBidi" w:hAnsiTheme="majorBidi" w:cstheme="majorBidi"/>
+              <w:rFonts w:asciiTheme="majorBidi" w:eastAsiaTheme="minorEastAsia" w:hAnsiTheme="majorBidi" w:cstheme="majorBidi"/>
               <w:noProof/>
+              <w:kern w:val="2"/>
               <w:sz w:val="24"/>
               <w:szCs w:val="24"/>
+              <w14:ligatures w14:val="standardContextual"/>
             </w:rPr>
           </w:pPr>
-          <w:hyperlink w:anchor="_Toc241649276" w:history="1">
+          <w:hyperlink w:anchor="_Toc242343996" w:history="1">
             <w:r>
               <w:rPr>
                 <w:rStyle w:val="Hyperlink"/>
@@ -3268,7 +2691,7 @@
                 <w:sz w:val="24"/>
                 <w:szCs w:val="24"/>
               </w:rPr>
-              <w:instrText xml:space="preserve"> PAGEREF _Toc241649276 \h </w:instrText>
+              <w:instrText xml:space="preserve"> PAGEREF _Toc242343996 \h </w:instrText>
             </w:r>
             <w:r>
               <w:rPr>
@@ -3297,7 +2720,7 @@
                 <w:sz w:val="24"/>
                 <w:szCs w:val="24"/>
               </w:rPr>
-              <w:t>18</w:t>
+              <w:t>19</w:t>
             </w:r>
             <w:r>
               <w:rPr>
@@ -3318,13 +2741,15 @@
               <w:tab w:val="right" w:leader="dot" w:pos="9638"/>
             </w:tabs>
             <w:rPr>
-              <w:rFonts w:asciiTheme="majorBidi" w:hAnsiTheme="majorBidi" w:cstheme="majorBidi"/>
+              <w:rFonts w:asciiTheme="majorBidi" w:eastAsiaTheme="minorEastAsia" w:hAnsiTheme="majorBidi" w:cstheme="majorBidi"/>
               <w:noProof/>
+              <w:kern w:val="2"/>
               <w:sz w:val="24"/>
               <w:szCs w:val="24"/>
+              <w14:ligatures w14:val="standardContextual"/>
             </w:rPr>
           </w:pPr>
-          <w:hyperlink w:anchor="_Toc241649277" w:history="1">
+          <w:hyperlink w:anchor="_Toc242343997" w:history="1">
             <w:r>
               <w:rPr>
                 <w:rStyle w:val="Hyperlink"/>
@@ -3363,7 +2788,7 @@
                 <w:sz w:val="24"/>
                 <w:szCs w:val="24"/>
               </w:rPr>
-              <w:instrText xml:space="preserve"> PAGEREF _Toc241649277 \h </w:instrText>
+              <w:instrText xml:space="preserve"> PAGEREF _Toc242343997 \h </w:instrText>
             </w:r>
             <w:r>
               <w:rPr>
@@ -3392,7 +2817,7 @@
                 <w:sz w:val="24"/>
                 <w:szCs w:val="24"/>
               </w:rPr>
-              <w:t>18</w:t>
+              <w:t>19</w:t>
             </w:r>
             <w:r>
               <w:rPr>
@@ -3413,13 +2838,15 @@
               <w:tab w:val="right" w:leader="dot" w:pos="9638"/>
             </w:tabs>
             <w:rPr>
-              <w:rFonts w:asciiTheme="majorBidi" w:hAnsiTheme="majorBidi" w:cstheme="majorBidi"/>
+              <w:rFonts w:asciiTheme="majorBidi" w:eastAsiaTheme="minorEastAsia" w:hAnsiTheme="majorBidi" w:cstheme="majorBidi"/>
               <w:noProof/>
+              <w:kern w:val="2"/>
               <w:sz w:val="24"/>
               <w:szCs w:val="24"/>
+              <w14:ligatures w14:val="standardContextual"/>
             </w:rPr>
           </w:pPr>
-          <w:hyperlink w:anchor="_Toc241649278" w:history="1">
+          <w:hyperlink w:anchor="_Toc242343998" w:history="1">
             <w:r>
               <w:rPr>
                 <w:rStyle w:val="Hyperlink"/>
@@ -3458,7 +2885,7 @@
                 <w:sz w:val="24"/>
                 <w:szCs w:val="24"/>
               </w:rPr>
-              <w:instrText xml:space="preserve"> PAGEREF _Toc241649278 \h </w:instrText>
+              <w:instrText xml:space="preserve"> PAGEREF _Toc242343998 \h </w:instrText>
             </w:r>
             <w:r>
               <w:rPr>
@@ -3487,7 +2914,7 @@
                 <w:sz w:val="24"/>
                 <w:szCs w:val="24"/>
               </w:rPr>
-              <w:t>19</w:t>
+              <w:t>20</w:t>
             </w:r>
             <w:r>
               <w:rPr>
@@ -3508,13 +2935,15 @@
               <w:tab w:val="right" w:leader="dot" w:pos="9638"/>
             </w:tabs>
             <w:rPr>
-              <w:rFonts w:asciiTheme="majorBidi" w:hAnsiTheme="majorBidi" w:cstheme="majorBidi"/>
+              <w:rFonts w:asciiTheme="majorBidi" w:eastAsiaTheme="minorEastAsia" w:hAnsiTheme="majorBidi" w:cstheme="majorBidi"/>
               <w:noProof/>
+              <w:kern w:val="2"/>
               <w:sz w:val="24"/>
               <w:szCs w:val="24"/>
+              <w14:ligatures w14:val="standardContextual"/>
             </w:rPr>
           </w:pPr>
-          <w:hyperlink w:anchor="_Toc241649279" w:history="1">
+          <w:hyperlink w:anchor="_Toc242343999" w:history="1">
             <w:r>
               <w:rPr>
                 <w:rStyle w:val="Hyperlink"/>
@@ -3553,7 +2982,7 @@
                 <w:sz w:val="24"/>
                 <w:szCs w:val="24"/>
               </w:rPr>
-              <w:instrText xml:space="preserve"> PAGEREF _Toc241649279 \h </w:instrText>
+              <w:instrText xml:space="preserve"> PAGEREF _Toc242343999 \h </w:instrText>
             </w:r>
             <w:r>
               <w:rPr>
@@ -3582,7 +3011,7 @@
                 <w:sz w:val="24"/>
                 <w:szCs w:val="24"/>
               </w:rPr>
-              <w:t>20</w:t>
+              <w:t>21</w:t>
             </w:r>
             <w:r>
               <w:rPr>
@@ -3603,13 +3032,15 @@
               <w:tab w:val="right" w:leader="dot" w:pos="9638"/>
             </w:tabs>
             <w:rPr>
-              <w:rFonts w:asciiTheme="majorBidi" w:hAnsiTheme="majorBidi" w:cstheme="majorBidi"/>
+              <w:rFonts w:asciiTheme="majorBidi" w:eastAsiaTheme="minorEastAsia" w:hAnsiTheme="majorBidi" w:cstheme="majorBidi"/>
               <w:noProof/>
+              <w:kern w:val="2"/>
               <w:sz w:val="24"/>
               <w:szCs w:val="24"/>
+              <w14:ligatures w14:val="standardContextual"/>
             </w:rPr>
           </w:pPr>
-          <w:hyperlink w:anchor="_Toc241649280" w:history="1">
+          <w:hyperlink w:anchor="_Toc242344000" w:history="1">
             <w:r>
               <w:rPr>
                 <w:rStyle w:val="Hyperlink"/>
@@ -3648,7 +3079,7 @@
                 <w:sz w:val="24"/>
                 <w:szCs w:val="24"/>
               </w:rPr>
-              <w:instrText xml:space="preserve"> PAGEREF _Toc241649280 \h </w:instrText>
+              <w:instrText xml:space="preserve"> PAGEREF _Toc242344000 \h </w:instrText>
             </w:r>
             <w:r>
               <w:rPr>
@@ -3677,7 +3108,7 @@
                 <w:sz w:val="24"/>
                 <w:szCs w:val="24"/>
               </w:rPr>
-              <w:t>21</w:t>
+              <w:t>22</w:t>
             </w:r>
             <w:r>
               <w:rPr>
@@ -3698,13 +3129,15 @@
               <w:tab w:val="right" w:leader="dot" w:pos="9638"/>
             </w:tabs>
             <w:rPr>
-              <w:rFonts w:asciiTheme="majorBidi" w:hAnsiTheme="majorBidi" w:cstheme="majorBidi"/>
+              <w:rFonts w:asciiTheme="majorBidi" w:eastAsiaTheme="minorEastAsia" w:hAnsiTheme="majorBidi" w:cstheme="majorBidi"/>
               <w:noProof/>
+              <w:kern w:val="2"/>
               <w:sz w:val="24"/>
               <w:szCs w:val="24"/>
+              <w14:ligatures w14:val="standardContextual"/>
             </w:rPr>
           </w:pPr>
-          <w:hyperlink w:anchor="_Toc241649281" w:history="1">
+          <w:hyperlink w:anchor="_Toc242344001" w:history="1">
             <w:r>
               <w:rPr>
                 <w:rStyle w:val="Hyperlink"/>
@@ -3743,7 +3176,7 @@
                 <w:sz w:val="24"/>
                 <w:szCs w:val="24"/>
               </w:rPr>
-              <w:instrText xml:space="preserve"> PAGEREF _Toc241649281 \h </w:instrText>
+              <w:instrText xml:space="preserve"> PAGEREF _Toc242344001 \h </w:instrText>
             </w:r>
             <w:r>
               <w:rPr>
@@ -3772,7 +3205,7 @@
                 <w:sz w:val="24"/>
                 <w:szCs w:val="24"/>
               </w:rPr>
-              <w:t>23</w:t>
+              <w:t>24</w:t>
             </w:r>
             <w:r>
               <w:rPr>
@@ -3793,13 +3226,15 @@
               <w:tab w:val="right" w:leader="dot" w:pos="9638"/>
             </w:tabs>
             <w:rPr>
-              <w:rFonts w:asciiTheme="majorBidi" w:hAnsiTheme="majorBidi" w:cstheme="majorBidi"/>
+              <w:rFonts w:asciiTheme="majorBidi" w:eastAsiaTheme="minorEastAsia" w:hAnsiTheme="majorBidi" w:cstheme="majorBidi"/>
               <w:noProof/>
+              <w:kern w:val="2"/>
               <w:sz w:val="24"/>
               <w:szCs w:val="24"/>
+              <w14:ligatures w14:val="standardContextual"/>
             </w:rPr>
           </w:pPr>
-          <w:hyperlink w:anchor="_Toc241649282" w:history="1">
+          <w:hyperlink w:anchor="_Toc242344002" w:history="1">
             <w:r>
               <w:rPr>
                 <w:rStyle w:val="Hyperlink"/>
@@ -3838,7 +3273,7 @@
                 <w:sz w:val="24"/>
                 <w:szCs w:val="24"/>
               </w:rPr>
-              <w:instrText xml:space="preserve"> PAGEREF _Toc241649282 \h </w:instrText>
+              <w:instrText xml:space="preserve"> PAGEREF _Toc242344002 \h </w:instrText>
             </w:r>
             <w:r>
               <w:rPr>
@@ -3867,7 +3302,7 @@
                 <w:sz w:val="24"/>
                 <w:szCs w:val="24"/>
               </w:rPr>
-              <w:t>23</w:t>
+              <w:t>24</w:t>
             </w:r>
             <w:r>
               <w:rPr>
@@ -3888,13 +3323,15 @@
               <w:tab w:val="right" w:leader="dot" w:pos="9638"/>
             </w:tabs>
             <w:rPr>
-              <w:rFonts w:asciiTheme="majorBidi" w:hAnsiTheme="majorBidi" w:cstheme="majorBidi"/>
+              <w:rFonts w:asciiTheme="majorBidi" w:eastAsiaTheme="minorEastAsia" w:hAnsiTheme="majorBidi" w:cstheme="majorBidi"/>
               <w:noProof/>
+              <w:kern w:val="2"/>
               <w:sz w:val="24"/>
               <w:szCs w:val="24"/>
+              <w14:ligatures w14:val="standardContextual"/>
             </w:rPr>
           </w:pPr>
-          <w:hyperlink w:anchor="_Toc241649283" w:history="1">
+          <w:hyperlink w:anchor="_Toc242344003" w:history="1">
             <w:r>
               <w:rPr>
                 <w:rStyle w:val="Hyperlink"/>
@@ -3933,7 +3370,7 @@
                 <w:sz w:val="24"/>
                 <w:szCs w:val="24"/>
               </w:rPr>
-              <w:instrText xml:space="preserve"> PAGEREF _Toc241649283 \h </w:instrText>
+              <w:instrText xml:space="preserve"> PAGEREF _Toc242344003 \h </w:instrText>
             </w:r>
             <w:r>
               <w:rPr>
@@ -3962,7 +3399,7 @@
                 <w:sz w:val="24"/>
                 <w:szCs w:val="24"/>
               </w:rPr>
-              <w:t>23</w:t>
+              <w:t>24</w:t>
             </w:r>
             <w:r>
               <w:rPr>
@@ -3983,13 +3420,15 @@
               <w:tab w:val="right" w:leader="dot" w:pos="9638"/>
             </w:tabs>
             <w:rPr>
-              <w:rFonts w:asciiTheme="majorBidi" w:hAnsiTheme="majorBidi" w:cstheme="majorBidi"/>
+              <w:rFonts w:asciiTheme="majorBidi" w:eastAsiaTheme="minorEastAsia" w:hAnsiTheme="majorBidi" w:cstheme="majorBidi"/>
               <w:noProof/>
+              <w:kern w:val="2"/>
               <w:sz w:val="24"/>
               <w:szCs w:val="24"/>
+              <w14:ligatures w14:val="standardContextual"/>
             </w:rPr>
           </w:pPr>
-          <w:hyperlink w:anchor="_Toc241649284" w:history="1">
+          <w:hyperlink w:anchor="_Toc242344004" w:history="1">
             <w:r>
               <w:rPr>
                 <w:rStyle w:val="Hyperlink"/>
@@ -4028,7 +3467,7 @@
                 <w:sz w:val="24"/>
                 <w:szCs w:val="24"/>
               </w:rPr>
-              <w:instrText xml:space="preserve"> PAGEREF _Toc241649284 \h </w:instrText>
+              <w:instrText xml:space="preserve"> PAGEREF _Toc242344004 \h </w:instrText>
             </w:r>
             <w:r>
               <w:rPr>
@@ -4057,7 +3496,7 @@
                 <w:sz w:val="24"/>
                 <w:szCs w:val="24"/>
               </w:rPr>
-              <w:t>25</w:t>
+              <w:t>26</w:t>
             </w:r>
             <w:r>
               <w:rPr>
@@ -4078,13 +3517,15 @@
               <w:tab w:val="right" w:leader="dot" w:pos="9638"/>
             </w:tabs>
             <w:rPr>
-              <w:rFonts w:asciiTheme="majorBidi" w:hAnsiTheme="majorBidi" w:cstheme="majorBidi"/>
+              <w:rFonts w:asciiTheme="majorBidi" w:eastAsiaTheme="minorEastAsia" w:hAnsiTheme="majorBidi" w:cstheme="majorBidi"/>
               <w:noProof/>
+              <w:kern w:val="2"/>
               <w:sz w:val="24"/>
               <w:szCs w:val="24"/>
+              <w14:ligatures w14:val="standardContextual"/>
             </w:rPr>
           </w:pPr>
-          <w:hyperlink w:anchor="_Toc241649285" w:history="1">
+          <w:hyperlink w:anchor="_Toc242344005" w:history="1">
             <w:r>
               <w:rPr>
                 <w:rStyle w:val="Hyperlink"/>
@@ -4123,7 +3564,7 @@
                 <w:sz w:val="24"/>
                 <w:szCs w:val="24"/>
               </w:rPr>
-              <w:instrText xml:space="preserve"> PAGEREF _Toc241649285 \h </w:instrText>
+              <w:instrText xml:space="preserve"> PAGEREF _Toc242344005 \h </w:instrText>
             </w:r>
             <w:r>
               <w:rPr>
@@ -4152,7 +3593,7 @@
                 <w:sz w:val="24"/>
                 <w:szCs w:val="24"/>
               </w:rPr>
-              <w:t>30</w:t>
+              <w:t>34</w:t>
             </w:r>
             <w:r>
               <w:rPr>
@@ -4173,13 +3614,15 @@
               <w:tab w:val="right" w:leader="dot" w:pos="9638"/>
             </w:tabs>
             <w:rPr>
-              <w:rFonts w:asciiTheme="majorBidi" w:hAnsiTheme="majorBidi" w:cstheme="majorBidi"/>
+              <w:rFonts w:asciiTheme="majorBidi" w:eastAsiaTheme="minorEastAsia" w:hAnsiTheme="majorBidi" w:cstheme="majorBidi"/>
               <w:noProof/>
+              <w:kern w:val="2"/>
               <w:sz w:val="24"/>
               <w:szCs w:val="24"/>
+              <w14:ligatures w14:val="standardContextual"/>
             </w:rPr>
           </w:pPr>
-          <w:hyperlink w:anchor="_Toc241649286" w:history="1">
+          <w:hyperlink w:anchor="_Toc242344006" w:history="1">
             <w:r>
               <w:rPr>
                 <w:rStyle w:val="Hyperlink"/>
@@ -4218,7 +3661,7 @@
                 <w:sz w:val="24"/>
                 <w:szCs w:val="24"/>
               </w:rPr>
-              <w:instrText xml:space="preserve"> PAGEREF _Toc241649286 \h </w:instrText>
+              <w:instrText xml:space="preserve"> PAGEREF _Toc242344006 \h </w:instrText>
             </w:r>
             <w:r>
               <w:rPr>
@@ -4247,7 +3690,7 @@
                 <w:sz w:val="24"/>
                 <w:szCs w:val="24"/>
               </w:rPr>
-              <w:t>30</w:t>
+              <w:t>34</w:t>
             </w:r>
             <w:r>
               <w:rPr>
@@ -4316,6 +3759,10 @@
     <w:p>
       <w:pPr>
         <w:pStyle w:val="Heading1"/>
+        <w:numPr>
+          <w:ilvl w:val="0"/>
+          <w:numId w:val="10"/>
+        </w:numPr>
         <w:rPr>
           <w:rFonts w:asciiTheme="majorBidi" w:hAnsiTheme="majorBidi"/>
           <w:color w:val="000000" w:themeColor="text1"/>
@@ -4323,7 +3770,7 @@
           <w:szCs w:val="24"/>
         </w:rPr>
       </w:pPr>
-      <w:bookmarkStart w:id="0" w:name="_Toc241649247"/>
+      <w:bookmarkStart w:id="0" w:name="_Toc242343967"/>
       <w:r>
         <w:rPr>
           <w:rFonts w:asciiTheme="majorBidi" w:hAnsiTheme="majorBidi"/>
@@ -4332,31 +3779,18 @@
           <w:szCs w:val="24"/>
         </w:rPr>
         <w:lastRenderedPageBreak/>
-        <w:t>1. Introduction</w:t>
+        <w:t>Introduction</w:t>
       </w:r>
       <w:bookmarkEnd w:id="0"/>
     </w:p>
     <w:p>
       <w:pPr>
-        <w:pStyle w:val="Heading2"/>
         <w:rPr>
-          <w:rFonts w:asciiTheme="majorBidi" w:hAnsiTheme="majorBidi"/>
-          <w:color w:val="000000" w:themeColor="text1"/>
+          <w:rFonts w:asciiTheme="majorBidi" w:hAnsiTheme="majorBidi" w:cstheme="majorBidi"/>
           <w:sz w:val="24"/>
           <w:szCs w:val="24"/>
         </w:rPr>
       </w:pPr>
-      <w:bookmarkStart w:id="1" w:name="_Toc241649248"/>
-      <w:r>
-        <w:rPr>
-          <w:rFonts w:asciiTheme="majorBidi" w:hAnsiTheme="majorBidi"/>
-          <w:color w:val="000000" w:themeColor="text1"/>
-          <w:sz w:val="24"/>
-          <w:szCs w:val="24"/>
-        </w:rPr>
-        <w:t>1.1 Purpose</w:t>
-      </w:r>
-      <w:bookmarkEnd w:id="1"/>
     </w:p>
     <w:p>
       <w:pPr>
@@ -4372,13 +3806,51 @@
           <w:sz w:val="24"/>
           <w:szCs w:val="24"/>
         </w:rPr>
-        <w:t>This document specifies the requirements for Beaker Breakers Studio, an AI-supported virtual chemistry laboratory portal intended for secondary schools. It states what the software is required to do, the qualities it is required to exhibit, and the constraints under which it is required to operate.</w:t>
+        <w:t>Chemistry education at the secondary school level relies heavily on practical laboratory work, but most schools worldwide fail to provide adequate laboratory experiences due to safety risks, limited resources, high chemical costs, and insufficient safety training. The advancement of artificial intelligence and augmented reality has created new opportunities to address these challenges through technology-driven solutions. This project proposes Beaker Breakers Studio, an AI powered gamified virtual chemistry laboratory portal for secondary schools, integrating AR story telling mode, game mode, AI guidance, and safety certification into a single institutional platform accessible to schools, teachers, and students regardless of their physical resources or location.</w:t>
+      </w:r>
+    </w:p>
+    <w:p>
+      <w:pPr>
+        <w:pStyle w:val="Heading2"/>
+        <w:numPr>
+          <w:ilvl w:val="1"/>
+          <w:numId w:val="12"/>
+        </w:numPr>
+        <w:rPr>
+          <w:rFonts w:asciiTheme="majorBidi" w:hAnsiTheme="majorBidi"/>
+          <w:color w:val="auto"/>
+          <w:sz w:val="24"/>
+          <w:szCs w:val="24"/>
+        </w:rPr>
+      </w:pPr>
+      <w:bookmarkStart w:id="1" w:name="_Toc242343968"/>
+      <w:r>
+        <w:rPr>
+          <w:rFonts w:asciiTheme="majorBidi" w:hAnsiTheme="majorBidi"/>
+          <w:color w:val="auto"/>
+          <w:sz w:val="24"/>
+          <w:szCs w:val="24"/>
+        </w:rPr>
+        <w:t>Statement of the problem</w:t>
+      </w:r>
+      <w:bookmarkEnd w:id="1"/>
+      <w:r>
+        <w:rPr>
+          <w:rFonts w:asciiTheme="majorBidi" w:hAnsiTheme="majorBidi"/>
+          <w:color w:val="auto"/>
+          <w:sz w:val="24"/>
+          <w:szCs w:val="24"/>
+        </w:rPr>
+        <w:t xml:space="preserve"> </w:t>
       </w:r>
     </w:p>
     <w:p>
       <w:pPr>
         <w:rPr>
-          <w:rFonts w:asciiTheme="majorBidi" w:hAnsiTheme="majorBidi" w:cstheme="majorBidi"/>
+          <w:rFonts w:asciiTheme="majorBidi" w:eastAsiaTheme="majorEastAsia" w:hAnsiTheme="majorBidi" w:cstheme="majorBidi"/>
+          <w:b/>
+          <w:bCs/>
+          <w:color w:val="000000" w:themeColor="text1"/>
           <w:sz w:val="24"/>
           <w:szCs w:val="24"/>
         </w:rPr>
@@ -4389,13 +3861,123 @@
           <w:sz w:val="24"/>
           <w:szCs w:val="24"/>
         </w:rPr>
-        <w:t>The document is written for the project supervisor and the evaluation committee, for the development team who will build the system, and for any party who later maintains it. It is the agreed baseline against which the completed software will be verified.</w:t>
+        <w:t xml:space="preserve">Most secondary schools fail to provide adequate practical chemistry education due to safety risks that restrict laboratory access for junior students, high costs and unavailability of chemical reagents, legal prohibition of hazardous substances, limited laboratory resources causing passive observation rather than active experimentation, and insufficient safety training with no formal competency verification. Existing virtual laboratory platforms such as </w:t>
+      </w:r>
+      <w:proofErr w:type="spellStart"/>
+      <w:r>
+        <w:rPr>
+          <w:rFonts w:asciiTheme="majorBidi" w:hAnsiTheme="majorBidi" w:cstheme="majorBidi"/>
+          <w:sz w:val="24"/>
+          <w:szCs w:val="24"/>
+        </w:rPr>
+        <w:t>Labster</w:t>
+      </w:r>
+      <w:proofErr w:type="spellEnd"/>
+      <w:r>
+        <w:rPr>
+          <w:rFonts w:asciiTheme="majorBidi" w:hAnsiTheme="majorBidi" w:cstheme="majorBidi"/>
+          <w:sz w:val="24"/>
+          <w:szCs w:val="24"/>
+        </w:rPr>
+        <w:t xml:space="preserve">, </w:t>
+      </w:r>
+      <w:proofErr w:type="spellStart"/>
+      <w:r>
+        <w:rPr>
+          <w:rFonts w:asciiTheme="majorBidi" w:hAnsiTheme="majorBidi" w:cstheme="majorBidi"/>
+          <w:sz w:val="24"/>
+          <w:szCs w:val="24"/>
+        </w:rPr>
+        <w:t>PhET</w:t>
+      </w:r>
+      <w:proofErr w:type="spellEnd"/>
+      <w:r>
+        <w:rPr>
+          <w:rFonts w:asciiTheme="majorBidi" w:hAnsiTheme="majorBidi" w:cstheme="majorBidi"/>
+          <w:sz w:val="24"/>
+          <w:szCs w:val="24"/>
+        </w:rPr>
+        <w:t xml:space="preserve">, </w:t>
+      </w:r>
+      <w:proofErr w:type="spellStart"/>
+      <w:r>
+        <w:rPr>
+          <w:rFonts w:asciiTheme="majorBidi" w:hAnsiTheme="majorBidi" w:cstheme="majorBidi"/>
+          <w:sz w:val="24"/>
+          <w:szCs w:val="24"/>
+        </w:rPr>
+        <w:t>PraxiLabs</w:t>
+      </w:r>
+      <w:proofErr w:type="spellEnd"/>
+      <w:r>
+        <w:rPr>
+          <w:rFonts w:asciiTheme="majorBidi" w:hAnsiTheme="majorBidi" w:cstheme="majorBidi"/>
+          <w:sz w:val="24"/>
+          <w:szCs w:val="24"/>
+        </w:rPr>
+        <w:t xml:space="preserve">, and </w:t>
+      </w:r>
+      <w:proofErr w:type="spellStart"/>
+      <w:r>
+        <w:rPr>
+          <w:rFonts w:asciiTheme="majorBidi" w:hAnsiTheme="majorBidi" w:cstheme="majorBidi"/>
+          <w:sz w:val="24"/>
+          <w:szCs w:val="24"/>
+        </w:rPr>
+        <w:t>OLabs</w:t>
+      </w:r>
+      <w:proofErr w:type="spellEnd"/>
+      <w:r>
+        <w:rPr>
+          <w:rFonts w:asciiTheme="majorBidi" w:hAnsiTheme="majorBidi" w:cstheme="majorBidi"/>
+          <w:sz w:val="24"/>
+          <w:szCs w:val="24"/>
+        </w:rPr>
+        <w:t xml:space="preserve"> partially address these issues but remain inadequate due to their lack of AI-driven assessment, safety certification, gamification, and dedicated school management capabilities. </w:t>
       </w:r>
     </w:p>
     <w:p>
       <w:pPr>
+        <w:pStyle w:val="Heading2"/>
+        <w:numPr>
+          <w:ilvl w:val="1"/>
+          <w:numId w:val="12"/>
+        </w:numPr>
         <w:rPr>
-          <w:rFonts w:asciiTheme="majorBidi" w:hAnsiTheme="majorBidi" w:cstheme="majorBidi"/>
+          <w:rFonts w:asciiTheme="majorBidi" w:hAnsiTheme="majorBidi"/>
+          <w:color w:val="auto"/>
+          <w:sz w:val="24"/>
+          <w:szCs w:val="24"/>
+        </w:rPr>
+      </w:pPr>
+      <w:r>
+        <w:rPr>
+          <w:rFonts w:asciiTheme="majorBidi" w:hAnsiTheme="majorBidi"/>
+          <w:color w:val="auto"/>
+          <w:sz w:val="24"/>
+          <w:szCs w:val="24"/>
+        </w:rPr>
+        <w:t xml:space="preserve"> </w:t>
+      </w:r>
+      <w:bookmarkStart w:id="2" w:name="_Toc242343969"/>
+      <w:r>
+        <w:rPr>
+          <w:rFonts w:asciiTheme="majorBidi" w:hAnsiTheme="majorBidi"/>
+          <w:color w:val="auto"/>
+          <w:sz w:val="24"/>
+          <w:szCs w:val="24"/>
+        </w:rPr>
+        <w:t>Scope</w:t>
+      </w:r>
+      <w:bookmarkEnd w:id="2"/>
+    </w:p>
+    <w:p>
+      <w:pPr>
+        <w:rPr>
+          <w:rFonts w:asciiTheme="majorBidi" w:eastAsiaTheme="majorEastAsia" w:hAnsiTheme="majorBidi" w:cstheme="majorBidi"/>
+          <w:b/>
+          <w:bCs/>
+          <w:color w:val="000000" w:themeColor="text1"/>
           <w:sz w:val="24"/>
           <w:szCs w:val="24"/>
         </w:rPr>
@@ -4406,7 +3988,26 @@
           <w:sz w:val="24"/>
           <w:szCs w:val="24"/>
         </w:rPr>
-        <w:t>The software has not yet been built. Every requirement in this document therefore states an obligation on the system that is to be built, rather than describing behaviour that already exists.</w:t>
+        <w:t xml:space="preserve">This project involves the development of a web-based virtual chemistry laboratory portal for secondary schools with role-based access for students, teachers, and administrators. The system will provide curriculum-aligned AR story telling mode safety certification, performance evaluation and controlled gamification. </w:t>
+      </w:r>
+    </w:p>
+    <w:p>
+      <w:pPr>
+        <w:rPr>
+          <w:rFonts w:asciiTheme="majorBidi" w:hAnsiTheme="majorBidi" w:cstheme="majorBidi"/>
+          <w:b/>
+          <w:bCs/>
+          <w:sz w:val="24"/>
+          <w:szCs w:val="24"/>
+        </w:rPr>
+      </w:pPr>
+      <w:r>
+        <w:rPr>
+          <w:rFonts w:asciiTheme="majorBidi" w:hAnsiTheme="majorBidi" w:cstheme="majorBidi"/>
+          <w:sz w:val="24"/>
+          <w:szCs w:val="24"/>
+        </w:rPr>
+        <w:t>The scope is limited strictly to virtual chemistry experimentation at the secondary level and excludes physical laboratory infrastructure, university-level practicals, third-party system integration and expansion beyond chemistry. All development will remain within these defined boundaries to ensure completion within the nine-month timeline.</w:t>
       </w:r>
     </w:p>
     <w:p>
@@ -4419,63 +4020,7 @@
           <w:szCs w:val="24"/>
         </w:rPr>
       </w:pPr>
-      <w:bookmarkStart w:id="2" w:name="_Toc241649249"/>
-      <w:r>
-        <w:rPr>
-          <w:rFonts w:asciiTheme="majorBidi" w:hAnsiTheme="majorBidi"/>
-          <w:color w:val="000000" w:themeColor="text1"/>
-          <w:sz w:val="24"/>
-          <w:szCs w:val="24"/>
-        </w:rPr>
-        <w:t>1.2 Scope</w:t>
-      </w:r>
-      <w:bookmarkEnd w:id="2"/>
-    </w:p>
-    <w:p>
-      <w:pPr>
-        <w:rPr>
-          <w:rFonts w:asciiTheme="majorBidi" w:hAnsiTheme="majorBidi" w:cstheme="majorBidi"/>
-          <w:sz w:val="24"/>
-          <w:szCs w:val="24"/>
-        </w:rPr>
-      </w:pPr>
-      <w:r>
-        <w:rPr>
-          <w:rFonts w:asciiTheme="majorBidi" w:hAnsiTheme="majorBidi" w:cstheme="majorBidi"/>
-          <w:sz w:val="24"/>
-          <w:szCs w:val="24"/>
-        </w:rPr>
-        <w:t>Beaker Breakers Studio will deliver the practical component of the secondary chemistry syllabus through software. Students will perform curriculum aligned experiments in a virtual laboratory, complete a mandatory four tier safety certification before gaining access to those experiments, receive contextual guidance from an AI assistant while working, and view selected experiments in augmented reality on an ordinary smartphone. Teachers will monitor their classes, assign experiment tasks, and obtain an AI generated assessment of each student readiness for real laboratory work. Administrators will manage enrolment, classes, the experiment library, certificates, and school level reporting.</w:t>
-      </w:r>
-    </w:p>
-    <w:p>
-      <w:pPr>
-        <w:rPr>
-          <w:rFonts w:asciiTheme="majorBidi" w:hAnsiTheme="majorBidi" w:cstheme="majorBidi"/>
-          <w:sz w:val="24"/>
-          <w:szCs w:val="24"/>
-        </w:rPr>
-      </w:pPr>
-      <w:r>
-        <w:rPr>
-          <w:rFonts w:asciiTheme="majorBidi" w:hAnsiTheme="majorBidi" w:cstheme="majorBidi"/>
-          <w:sz w:val="24"/>
-          <w:szCs w:val="24"/>
-        </w:rPr>
-        <w:t>The following are outside the scope of this specification. The software will not simulate chemical reactions from first principles; reaction outcomes and measured values are authored in advance as part of each experiment definition. The software will not replace a physical laboratory where one exists and is usable. Subjects other than chemistry, and educational levels above secondary, are not covered. Integration with external school management or examination systems is not provided. No instruction relating to the acquisition or handling of real hazardous substances outside the virtual environment will be given.</w:t>
-      </w:r>
-    </w:p>
-    <w:p>
-      <w:pPr>
-        <w:pStyle w:val="Heading2"/>
-        <w:rPr>
-          <w:rFonts w:asciiTheme="majorBidi" w:hAnsiTheme="majorBidi"/>
-          <w:color w:val="000000" w:themeColor="text1"/>
-          <w:sz w:val="24"/>
-          <w:szCs w:val="24"/>
-        </w:rPr>
-      </w:pPr>
-      <w:bookmarkStart w:id="3" w:name="_Toc241649250"/>
+      <w:bookmarkStart w:id="3" w:name="_Toc242343970"/>
       <w:r>
         <w:rPr>
           <w:rFonts w:asciiTheme="majorBidi" w:hAnsiTheme="majorBidi"/>
@@ -4596,7 +4141,25 @@
                 <w:sz w:val="24"/>
                 <w:szCs w:val="24"/>
               </w:rPr>
-              <w:t>Augmented Reality. A view in which computer generated content is overlaid on the live camera image of the real surroundings.</w:t>
+              <w:t xml:space="preserve">Augmented Reality. A view in which </w:t>
+            </w:r>
+            <w:proofErr w:type="gramStart"/>
+            <w:r>
+              <w:rPr>
+                <w:rFonts w:asciiTheme="majorBidi" w:hAnsiTheme="majorBidi" w:cstheme="majorBidi"/>
+                <w:sz w:val="24"/>
+                <w:szCs w:val="24"/>
+              </w:rPr>
+              <w:t>computer generated</w:t>
+            </w:r>
+            <w:proofErr w:type="gramEnd"/>
+            <w:r>
+              <w:rPr>
+                <w:rFonts w:asciiTheme="majorBidi" w:hAnsiTheme="majorBidi" w:cstheme="majorBidi"/>
+                <w:sz w:val="24"/>
+                <w:szCs w:val="24"/>
+              </w:rPr>
+              <w:t xml:space="preserve"> content is overlaid on the live camera image of the real surroundings.</w:t>
             </w:r>
           </w:p>
         </w:tc>
@@ -4772,6 +4335,7 @@
                 <w:sz w:val="24"/>
                 <w:szCs w:val="24"/>
               </w:rPr>
+              <w:lastRenderedPageBreak/>
               <w:t>FR</w:t>
             </w:r>
           </w:p>
@@ -4822,7 +4386,6 @@
                 <w:sz w:val="24"/>
                 <w:szCs w:val="24"/>
               </w:rPr>
-              <w:lastRenderedPageBreak/>
               <w:t>JWT</w:t>
             </w:r>
           </w:p>
@@ -4891,13 +4454,23 @@
                 <w:szCs w:val="24"/>
               </w:rPr>
             </w:pPr>
-            <w:r>
-              <w:rPr>
-                <w:rFonts w:asciiTheme="majorBidi" w:hAnsiTheme="majorBidi" w:cstheme="majorBidi"/>
-                <w:sz w:val="24"/>
-                <w:szCs w:val="24"/>
-              </w:rPr>
-              <w:t>Non Functional Requirement.</w:t>
+            <w:proofErr w:type="gramStart"/>
+            <w:r>
+              <w:rPr>
+                <w:rFonts w:asciiTheme="majorBidi" w:hAnsiTheme="majorBidi" w:cstheme="majorBidi"/>
+                <w:sz w:val="24"/>
+                <w:szCs w:val="24"/>
+              </w:rPr>
+              <w:t>Non Functional</w:t>
+            </w:r>
+            <w:proofErr w:type="gramEnd"/>
+            <w:r>
+              <w:rPr>
+                <w:rFonts w:asciiTheme="majorBidi" w:hAnsiTheme="majorBidi" w:cstheme="majorBidi"/>
+                <w:sz w:val="24"/>
+                <w:szCs w:val="24"/>
+              </w:rPr>
+              <w:t xml:space="preserve"> Requirement.</w:t>
             </w:r>
           </w:p>
         </w:tc>
@@ -4947,7 +4520,25 @@
                 <w:sz w:val="24"/>
                 <w:szCs w:val="24"/>
               </w:rPr>
-              <w:t>One of the six aspects of student performance the system measures: procedural accuracy, safety compliance, reagent management, time efficiency, conceptual understanding, and error recovery.</w:t>
+              <w:t xml:space="preserve">One of the six aspects of student </w:t>
+            </w:r>
+            <w:proofErr w:type="gramStart"/>
+            <w:r>
+              <w:rPr>
+                <w:rFonts w:asciiTheme="majorBidi" w:hAnsiTheme="majorBidi" w:cstheme="majorBidi"/>
+                <w:sz w:val="24"/>
+                <w:szCs w:val="24"/>
+              </w:rPr>
+              <w:t>performance the system</w:t>
+            </w:r>
+            <w:proofErr w:type="gramEnd"/>
+            <w:r>
+              <w:rPr>
+                <w:rFonts w:asciiTheme="majorBidi" w:hAnsiTheme="majorBidi" w:cstheme="majorBidi"/>
+                <w:sz w:val="24"/>
+                <w:szCs w:val="24"/>
+              </w:rPr>
+              <w:t xml:space="preserve"> measures: procedural accuracy, safety compliance, reagent management, time efficiency, conceptual understanding, and error recovery.</w:t>
             </w:r>
           </w:p>
         </w:tc>
@@ -5627,7 +5218,25 @@
           <w:sz w:val="24"/>
           <w:szCs w:val="24"/>
         </w:rPr>
-        <w:t>Requirement identifiers used in this document are identical to those used in Chapter 3 of the Final Year Project report. FR-02.7, for example, refers to the issuing of the safety certificate in both documents. The modal verb "shall" marks a binding requirement, "will" a statement of expected behaviour, and "should" a recommendation that is not a condition of acceptance.</w:t>
+        <w:t xml:space="preserve">Requirement identifiers used in this document are identical to those used in Chapter 3 of the Final Year Project report. FR-02.7, for example, refers to the issuing of the safety certificate in both documents. The modal verb "shall" </w:t>
+      </w:r>
+      <w:proofErr w:type="gramStart"/>
+      <w:r>
+        <w:rPr>
+          <w:rFonts w:asciiTheme="majorBidi" w:hAnsiTheme="majorBidi" w:cstheme="majorBidi"/>
+          <w:sz w:val="24"/>
+          <w:szCs w:val="24"/>
+        </w:rPr>
+        <w:t>marks</w:t>
+      </w:r>
+      <w:proofErr w:type="gramEnd"/>
+      <w:r>
+        <w:rPr>
+          <w:rFonts w:asciiTheme="majorBidi" w:hAnsiTheme="majorBidi" w:cstheme="majorBidi"/>
+          <w:sz w:val="24"/>
+          <w:szCs w:val="24"/>
+        </w:rPr>
+        <w:t xml:space="preserve"> a binding requirement, "will" a statement of expected behaviour, and "should" a recommendation that is not a condition of acceptance.</w:t>
       </w:r>
     </w:p>
     <w:p>
@@ -5657,7 +5266,7 @@
           <w:szCs w:val="24"/>
         </w:rPr>
       </w:pPr>
-      <w:bookmarkStart w:id="4" w:name="_Toc241649251"/>
+      <w:bookmarkStart w:id="4" w:name="_Toc242343971"/>
       <w:r>
         <w:rPr>
           <w:rFonts w:asciiTheme="majorBidi" w:hAnsiTheme="majorBidi"/>
@@ -6205,7 +5814,7 @@
           <w:szCs w:val="24"/>
         </w:rPr>
       </w:pPr>
-      <w:bookmarkStart w:id="5" w:name="_Toc241649252"/>
+      <w:bookmarkStart w:id="5" w:name="_Toc242343972"/>
       <w:r>
         <w:rPr>
           <w:rFonts w:asciiTheme="majorBidi" w:hAnsiTheme="majorBidi"/>
@@ -6231,7 +5840,43 @@
           <w:sz w:val="24"/>
           <w:szCs w:val="24"/>
         </w:rPr>
-        <w:t>Beaker Breakers Studio is a new and self contained product. It does not replace any existing system in the institutions that will adopt it, and it does not require any school system to be present in order to operate.</w:t>
+        <w:t xml:space="preserve">Beaker Breakers Studio is a new and </w:t>
+      </w:r>
+      <w:proofErr w:type="gramStart"/>
+      <w:r>
+        <w:rPr>
+          <w:rFonts w:asciiTheme="majorBidi" w:hAnsiTheme="majorBidi" w:cstheme="majorBidi"/>
+          <w:sz w:val="24"/>
+          <w:szCs w:val="24"/>
+        </w:rPr>
+        <w:t>self contained</w:t>
+      </w:r>
+      <w:proofErr w:type="gramEnd"/>
+      <w:r>
+        <w:rPr>
+          <w:rFonts w:asciiTheme="majorBidi" w:hAnsiTheme="majorBidi" w:cstheme="majorBidi"/>
+          <w:sz w:val="24"/>
+          <w:szCs w:val="24"/>
+        </w:rPr>
+        <w:t xml:space="preserve"> product. It does not replace any existing system in the institutions that will adopt it, and it does not require any school system to be present </w:t>
+      </w:r>
+      <w:proofErr w:type="gramStart"/>
+      <w:r>
+        <w:rPr>
+          <w:rFonts w:asciiTheme="majorBidi" w:hAnsiTheme="majorBidi" w:cstheme="majorBidi"/>
+          <w:sz w:val="24"/>
+          <w:szCs w:val="24"/>
+        </w:rPr>
+        <w:t>in order to</w:t>
+      </w:r>
+      <w:proofErr w:type="gramEnd"/>
+      <w:r>
+        <w:rPr>
+          <w:rFonts w:asciiTheme="majorBidi" w:hAnsiTheme="majorBidi" w:cstheme="majorBidi"/>
+          <w:sz w:val="24"/>
+          <w:szCs w:val="24"/>
+        </w:rPr>
+        <w:t xml:space="preserve"> operate.</w:t>
       </w:r>
     </w:p>
     <w:p>
@@ -6248,7 +5893,25 @@
           <w:sz w:val="24"/>
           <w:szCs w:val="24"/>
         </w:rPr>
-        <w:t>The product is an institutional platform rather than a consumer application. Accounts are created by a school administrator, students are organised into classes, and all data is scoped to the school that owns it. The product operates in three tiers. Presentation takes place on the client device, all business logic and authority reside on the server, and persistent data is held in server side stores. This arrangement is a constraint on the requirements rather than a design preference, because several requirements in Section 11 depend on the server remaining the sole authority for scoring and certification.</w:t>
+        <w:t xml:space="preserve">The product is an institutional platform rather than a consumer application. Accounts are created by a school administrator, students are organised into classes, and all data is scoped to the school that owns it. The product operates in three tiers. Presentation takes place on the client device, all business logic and authority reside on the server, and persistent data is held in </w:t>
+      </w:r>
+      <w:proofErr w:type="gramStart"/>
+      <w:r>
+        <w:rPr>
+          <w:rFonts w:asciiTheme="majorBidi" w:hAnsiTheme="majorBidi" w:cstheme="majorBidi"/>
+          <w:sz w:val="24"/>
+          <w:szCs w:val="24"/>
+        </w:rPr>
+        <w:t>server side</w:t>
+      </w:r>
+      <w:proofErr w:type="gramEnd"/>
+      <w:r>
+        <w:rPr>
+          <w:rFonts w:asciiTheme="majorBidi" w:hAnsiTheme="majorBidi" w:cstheme="majorBidi"/>
+          <w:sz w:val="24"/>
+          <w:szCs w:val="24"/>
+        </w:rPr>
+        <w:t xml:space="preserve"> stores. This arrangement is a constraint on the requirements rather than a design preference, because several requirements in Section 11 depend on the server remaining the sole authority for scoring and certification.</w:t>
       </w:r>
     </w:p>
     <w:p>
@@ -6261,7 +5924,7 @@
           <w:szCs w:val="24"/>
         </w:rPr>
       </w:pPr>
-      <w:bookmarkStart w:id="6" w:name="_Toc241649253"/>
+      <w:bookmarkStart w:id="6" w:name="_Toc242343973"/>
       <w:r>
         <w:rPr>
           <w:rFonts w:asciiTheme="majorBidi" w:hAnsiTheme="majorBidi"/>
@@ -6422,7 +6085,7 @@
           <w:szCs w:val="24"/>
         </w:rPr>
       </w:pPr>
-      <w:bookmarkStart w:id="7" w:name="_Toc241649254"/>
+      <w:bookmarkStart w:id="7" w:name="_Toc242343974"/>
       <w:r>
         <w:rPr>
           <w:rFonts w:asciiTheme="majorBidi" w:hAnsiTheme="majorBidi"/>
@@ -6486,7 +6149,25 @@
           <w:sz w:val="24"/>
           <w:szCs w:val="24"/>
         </w:rPr>
-        <w:t>Deliver four tier safety training and issue a digital safety certificate on completion.</w:t>
+        <w:t xml:space="preserve">Deliver </w:t>
+      </w:r>
+      <w:proofErr w:type="gramStart"/>
+      <w:r>
+        <w:rPr>
+          <w:rFonts w:asciiTheme="majorBidi" w:hAnsiTheme="majorBidi" w:cstheme="majorBidi"/>
+          <w:sz w:val="24"/>
+          <w:szCs w:val="24"/>
+        </w:rPr>
+        <w:t>four tier</w:t>
+      </w:r>
+      <w:proofErr w:type="gramEnd"/>
+      <w:r>
+        <w:rPr>
+          <w:rFonts w:asciiTheme="majorBidi" w:hAnsiTheme="majorBidi" w:cstheme="majorBidi"/>
+          <w:sz w:val="24"/>
+          <w:szCs w:val="24"/>
+        </w:rPr>
+        <w:t xml:space="preserve"> safety training and issue a digital safety certificate on completion.</w:t>
       </w:r>
     </w:p>
     <w:p>
@@ -6829,7 +6510,7 @@
           <w:szCs w:val="24"/>
         </w:rPr>
       </w:pPr>
-      <w:bookmarkStart w:id="8" w:name="_Toc241649255"/>
+      <w:bookmarkStart w:id="8" w:name="_Toc242343975"/>
       <w:r>
         <w:rPr>
           <w:rFonts w:asciiTheme="majorBidi" w:hAnsiTheme="majorBidi"/>
@@ -7101,7 +6782,25 @@
                 <w:sz w:val="24"/>
                 <w:szCs w:val="24"/>
               </w:rPr>
-              <w:t>Technical operator who will be responsible after deployment for backups, monitoring and updates on the cloud infrastructure.</w:t>
+              <w:t xml:space="preserve">Technical operator who will be responsible after </w:t>
+            </w:r>
+            <w:proofErr w:type="gramStart"/>
+            <w:r>
+              <w:rPr>
+                <w:rFonts w:asciiTheme="majorBidi" w:hAnsiTheme="majorBidi" w:cstheme="majorBidi"/>
+                <w:sz w:val="24"/>
+                <w:szCs w:val="24"/>
+              </w:rPr>
+              <w:t>deployment for</w:t>
+            </w:r>
+            <w:proofErr w:type="gramEnd"/>
+            <w:r>
+              <w:rPr>
+                <w:rFonts w:asciiTheme="majorBidi" w:hAnsiTheme="majorBidi" w:cstheme="majorBidi"/>
+                <w:sz w:val="24"/>
+                <w:szCs w:val="24"/>
+              </w:rPr>
+              <w:t xml:space="preserve"> backups, monitoring and updates on the cloud infrastructure.</w:t>
             </w:r>
           </w:p>
         </w:tc>
@@ -7131,7 +6830,41 @@
           <w:sz w:val="24"/>
           <w:szCs w:val="24"/>
         </w:rPr>
-        <w:t>A structured survey of thirteen students, reported in Chapter 3 of the project report, confirmed that the device and connectivity characteristics above are realistic for the intended users. The sample was small and self selected, so the finding is treated as supporting evidence rather than as a statistical result.</w:t>
+        <w:t xml:space="preserve">A structured survey of </w:t>
+      </w:r>
+      <w:r>
+        <w:rPr>
+          <w:rFonts w:asciiTheme="majorBidi" w:hAnsiTheme="majorBidi" w:cstheme="majorBidi"/>
+          <w:sz w:val="24"/>
+          <w:szCs w:val="24"/>
+        </w:rPr>
+        <w:t>41</w:t>
+      </w:r>
+      <w:r>
+        <w:rPr>
+          <w:rFonts w:asciiTheme="majorBidi" w:hAnsiTheme="majorBidi" w:cstheme="majorBidi"/>
+          <w:sz w:val="24"/>
+          <w:szCs w:val="24"/>
+        </w:rPr>
+        <w:t xml:space="preserve"> </w:t>
+      </w:r>
+      <w:proofErr w:type="gramStart"/>
+      <w:r>
+        <w:rPr>
+          <w:rFonts w:asciiTheme="majorBidi" w:hAnsiTheme="majorBidi" w:cstheme="majorBidi"/>
+          <w:sz w:val="24"/>
+          <w:szCs w:val="24"/>
+        </w:rPr>
+        <w:t>students,  confirmed</w:t>
+      </w:r>
+      <w:proofErr w:type="gramEnd"/>
+      <w:r>
+        <w:rPr>
+          <w:rFonts w:asciiTheme="majorBidi" w:hAnsiTheme="majorBidi" w:cstheme="majorBidi"/>
+          <w:sz w:val="24"/>
+          <w:szCs w:val="24"/>
+        </w:rPr>
+        <w:t xml:space="preserve"> that the device and connectivity characteristics above are realistic for the intended users. The sample was small and self selected, so the finding is treated as supporting evidence rather than as a statistical result.</w:t>
       </w:r>
     </w:p>
     <w:p>
@@ -7144,7 +6877,7 @@
           <w:szCs w:val="24"/>
         </w:rPr>
       </w:pPr>
-      <w:bookmarkStart w:id="9" w:name="_Toc241649256"/>
+      <w:bookmarkStart w:id="9" w:name="_Toc242343976"/>
       <w:r>
         <w:rPr>
           <w:rFonts w:asciiTheme="majorBidi" w:hAnsiTheme="majorBidi"/>
@@ -7591,7 +7324,7 @@
           <w:szCs w:val="24"/>
         </w:rPr>
       </w:pPr>
-      <w:bookmarkStart w:id="10" w:name="_Toc241649257"/>
+      <w:bookmarkStart w:id="10" w:name="_Toc242343977"/>
       <w:r>
         <w:rPr>
           <w:rFonts w:asciiTheme="majorBidi" w:hAnsiTheme="majorBidi"/>
@@ -7618,7 +7351,25 @@
           <w:sz w:val="24"/>
           <w:szCs w:val="24"/>
         </w:rPr>
-        <w:t>The requirements in this document hold only while the following remain true. If any of them ceases to hold, the affected requirements will need to be reviewed.</w:t>
+        <w:t xml:space="preserve">The requirements in this document </w:t>
+      </w:r>
+      <w:proofErr w:type="gramStart"/>
+      <w:r>
+        <w:rPr>
+          <w:rFonts w:asciiTheme="majorBidi" w:hAnsiTheme="majorBidi" w:cstheme="majorBidi"/>
+          <w:sz w:val="24"/>
+          <w:szCs w:val="24"/>
+        </w:rPr>
+        <w:t>hold</w:t>
+      </w:r>
+      <w:proofErr w:type="gramEnd"/>
+      <w:r>
+        <w:rPr>
+          <w:rFonts w:asciiTheme="majorBidi" w:hAnsiTheme="majorBidi" w:cstheme="majorBidi"/>
+          <w:sz w:val="24"/>
+          <w:szCs w:val="24"/>
+        </w:rPr>
+        <w:t xml:space="preserve"> only while the following remain true. If any of them ceases to hold, the affected requirements will need to be reviewed.</w:t>
       </w:r>
     </w:p>
     <w:p>
@@ -7733,7 +7484,43 @@
           <w:sz w:val="24"/>
           <w:szCs w:val="24"/>
         </w:rPr>
-        <w:t>The adopting school permits student use of a smartphone or computer for the purposes of the subject.</w:t>
+        <w:t xml:space="preserve">The adopting school permits </w:t>
+      </w:r>
+      <w:proofErr w:type="gramStart"/>
+      <w:r>
+        <w:rPr>
+          <w:rFonts w:asciiTheme="majorBidi" w:hAnsiTheme="majorBidi" w:cstheme="majorBidi"/>
+          <w:sz w:val="24"/>
+          <w:szCs w:val="24"/>
+        </w:rPr>
+        <w:t>student</w:t>
+      </w:r>
+      <w:proofErr w:type="gramEnd"/>
+      <w:r>
+        <w:rPr>
+          <w:rFonts w:asciiTheme="majorBidi" w:hAnsiTheme="majorBidi" w:cstheme="majorBidi"/>
+          <w:sz w:val="24"/>
+          <w:szCs w:val="24"/>
+        </w:rPr>
+        <w:t xml:space="preserve"> </w:t>
+      </w:r>
+      <w:proofErr w:type="gramStart"/>
+      <w:r>
+        <w:rPr>
+          <w:rFonts w:asciiTheme="majorBidi" w:hAnsiTheme="majorBidi" w:cstheme="majorBidi"/>
+          <w:sz w:val="24"/>
+          <w:szCs w:val="24"/>
+        </w:rPr>
+        <w:t>use of</w:t>
+      </w:r>
+      <w:proofErr w:type="gramEnd"/>
+      <w:r>
+        <w:rPr>
+          <w:rFonts w:asciiTheme="majorBidi" w:hAnsiTheme="majorBidi" w:cstheme="majorBidi"/>
+          <w:sz w:val="24"/>
+          <w:szCs w:val="24"/>
+        </w:rPr>
+        <w:t xml:space="preserve"> a smartphone or computer for the purposes of the subject.</w:t>
       </w:r>
     </w:p>
     <w:p>
@@ -7829,7 +7616,25 @@
           <w:sz w:val="24"/>
           <w:szCs w:val="24"/>
         </w:rPr>
-        <w:t>Task and broadcast notifications depend on external push notification and email services. Where either is unavailable, the notification is delivered through the in application list.</w:t>
+        <w:t xml:space="preserve">Task and broadcast notifications depend on external push notification and email services. Where either is unavailable, the notification is delivered through the </w:t>
+      </w:r>
+      <w:proofErr w:type="gramStart"/>
+      <w:r>
+        <w:rPr>
+          <w:rFonts w:asciiTheme="majorBidi" w:hAnsiTheme="majorBidi" w:cstheme="majorBidi"/>
+          <w:sz w:val="24"/>
+          <w:szCs w:val="24"/>
+        </w:rPr>
+        <w:t>in application</w:t>
+      </w:r>
+      <w:proofErr w:type="gramEnd"/>
+      <w:r>
+        <w:rPr>
+          <w:rFonts w:asciiTheme="majorBidi" w:hAnsiTheme="majorBidi" w:cstheme="majorBidi"/>
+          <w:sz w:val="24"/>
+          <w:szCs w:val="24"/>
+        </w:rPr>
+        <w:t xml:space="preserve"> list.</w:t>
       </w:r>
     </w:p>
     <w:p>
@@ -7848,7 +7653,25 @@
           <w:sz w:val="24"/>
           <w:szCs w:val="24"/>
         </w:rPr>
-        <w:t>Live class monitoring depends on an external real time event service. Where it is unavailable, the teacher view refreshes by polling.</w:t>
+        <w:t xml:space="preserve">Live class monitoring depends on an external real time event service. Where it is unavailable, the </w:t>
+      </w:r>
+      <w:proofErr w:type="gramStart"/>
+      <w:r>
+        <w:rPr>
+          <w:rFonts w:asciiTheme="majorBidi" w:hAnsiTheme="majorBidi" w:cstheme="majorBidi"/>
+          <w:sz w:val="24"/>
+          <w:szCs w:val="24"/>
+        </w:rPr>
+        <w:t>teacher</w:t>
+      </w:r>
+      <w:proofErr w:type="gramEnd"/>
+      <w:r>
+        <w:rPr>
+          <w:rFonts w:asciiTheme="majorBidi" w:hAnsiTheme="majorBidi" w:cstheme="majorBidi"/>
+          <w:sz w:val="24"/>
+          <w:szCs w:val="24"/>
+        </w:rPr>
+        <w:t xml:space="preserve"> view refreshes by polling.</w:t>
       </w:r>
     </w:p>
     <w:p>
@@ -7880,7 +7703,7 @@
           <w:szCs w:val="24"/>
         </w:rPr>
       </w:pPr>
-      <w:bookmarkStart w:id="11" w:name="_Toc241649258"/>
+      <w:bookmarkStart w:id="11" w:name="_Toc242343978"/>
       <w:r>
         <w:rPr>
           <w:rFonts w:asciiTheme="majorBidi" w:hAnsiTheme="majorBidi"/>
@@ -7902,7 +7725,7 @@
           <w:szCs w:val="24"/>
         </w:rPr>
       </w:pPr>
-      <w:bookmarkStart w:id="12" w:name="_Toc241649259"/>
+      <w:bookmarkStart w:id="12" w:name="_Toc242343979"/>
       <w:r>
         <w:rPr>
           <w:rFonts w:asciiTheme="majorBidi" w:hAnsiTheme="majorBidi"/>
@@ -7941,7 +7764,7 @@
           <w:szCs w:val="24"/>
         </w:rPr>
       </w:pPr>
-      <w:bookmarkStart w:id="13" w:name="_Toc241649260"/>
+      <w:bookmarkStart w:id="13" w:name="_Toc242343980"/>
       <w:r>
         <w:rPr>
           <w:rFonts w:asciiTheme="majorBidi" w:hAnsiTheme="majorBidi"/>
@@ -7981,7 +7804,7 @@
           <w:szCs w:val="24"/>
         </w:rPr>
       </w:pPr>
-      <w:bookmarkStart w:id="14" w:name="_Toc241649261"/>
+      <w:bookmarkStart w:id="14" w:name="_Toc242343981"/>
       <w:r>
         <w:rPr>
           <w:rFonts w:asciiTheme="majorBidi" w:hAnsiTheme="majorBidi"/>
@@ -8147,13 +7970,23 @@
                 <w:szCs w:val="24"/>
               </w:rPr>
             </w:pPr>
-            <w:r>
-              <w:rPr>
-                <w:rFonts w:asciiTheme="majorBidi" w:hAnsiTheme="majorBidi" w:cstheme="majorBidi"/>
-                <w:sz w:val="24"/>
-                <w:szCs w:val="24"/>
-              </w:rPr>
-              <w:t>Pre authored guidance is presented and every experiment remains completable (NFR-06).</w:t>
+            <w:proofErr w:type="gramStart"/>
+            <w:r>
+              <w:rPr>
+                <w:rFonts w:asciiTheme="majorBidi" w:hAnsiTheme="majorBidi" w:cstheme="majorBidi"/>
+                <w:sz w:val="24"/>
+                <w:szCs w:val="24"/>
+              </w:rPr>
+              <w:t>Pre authored</w:t>
+            </w:r>
+            <w:proofErr w:type="gramEnd"/>
+            <w:r>
+              <w:rPr>
+                <w:rFonts w:asciiTheme="majorBidi" w:hAnsiTheme="majorBidi" w:cstheme="majorBidi"/>
+                <w:sz w:val="24"/>
+                <w:szCs w:val="24"/>
+              </w:rPr>
+              <w:t xml:space="preserve"> guidance is presented and every experiment remains completable (NFR-06).</w:t>
             </w:r>
           </w:p>
         </w:tc>
@@ -8301,7 +8134,25 @@
                 <w:sz w:val="24"/>
                 <w:szCs w:val="24"/>
               </w:rPr>
-              <w:t>The notification is delivered through the in application notification list.</w:t>
+              <w:t xml:space="preserve">The notification is delivered through the </w:t>
+            </w:r>
+            <w:proofErr w:type="gramStart"/>
+            <w:r>
+              <w:rPr>
+                <w:rFonts w:asciiTheme="majorBidi" w:hAnsiTheme="majorBidi" w:cstheme="majorBidi"/>
+                <w:sz w:val="24"/>
+                <w:szCs w:val="24"/>
+              </w:rPr>
+              <w:t>in application</w:t>
+            </w:r>
+            <w:proofErr w:type="gramEnd"/>
+            <w:r>
+              <w:rPr>
+                <w:rFonts w:asciiTheme="majorBidi" w:hAnsiTheme="majorBidi" w:cstheme="majorBidi"/>
+                <w:sz w:val="24"/>
+                <w:szCs w:val="24"/>
+              </w:rPr>
+              <w:t xml:space="preserve"> notification list.</w:t>
             </w:r>
           </w:p>
         </w:tc>
@@ -8425,7 +8276,25 @@
                 <w:sz w:val="24"/>
                 <w:szCs w:val="24"/>
               </w:rPr>
-              <w:t>Delivers live class events to the teacher view (FR-09.3).</w:t>
+              <w:t xml:space="preserve">Delivers live class events to the </w:t>
+            </w:r>
+            <w:proofErr w:type="gramStart"/>
+            <w:r>
+              <w:rPr>
+                <w:rFonts w:asciiTheme="majorBidi" w:hAnsiTheme="majorBidi" w:cstheme="majorBidi"/>
+                <w:sz w:val="24"/>
+                <w:szCs w:val="24"/>
+              </w:rPr>
+              <w:t>teacher</w:t>
+            </w:r>
+            <w:proofErr w:type="gramEnd"/>
+            <w:r>
+              <w:rPr>
+                <w:rFonts w:asciiTheme="majorBidi" w:hAnsiTheme="majorBidi" w:cstheme="majorBidi"/>
+                <w:sz w:val="24"/>
+                <w:szCs w:val="24"/>
+              </w:rPr>
+              <w:t xml:space="preserve"> view (FR-09.3).</w:t>
             </w:r>
           </w:p>
         </w:tc>
@@ -8449,7 +8318,25 @@
                 <w:sz w:val="24"/>
                 <w:szCs w:val="24"/>
               </w:rPr>
-              <w:t>The teacher view refreshes by polling at an interval not exceeding 30 seconds.</w:t>
+              <w:t xml:space="preserve">The </w:t>
+            </w:r>
+            <w:proofErr w:type="gramStart"/>
+            <w:r>
+              <w:rPr>
+                <w:rFonts w:asciiTheme="majorBidi" w:hAnsiTheme="majorBidi" w:cstheme="majorBidi"/>
+                <w:sz w:val="24"/>
+                <w:szCs w:val="24"/>
+              </w:rPr>
+              <w:t>teacher</w:t>
+            </w:r>
+            <w:proofErr w:type="gramEnd"/>
+            <w:r>
+              <w:rPr>
+                <w:rFonts w:asciiTheme="majorBidi" w:hAnsiTheme="majorBidi" w:cstheme="majorBidi"/>
+                <w:sz w:val="24"/>
+                <w:szCs w:val="24"/>
+              </w:rPr>
+              <w:t xml:space="preserve"> view refreshes by polling at an interval not exceeding 30 seconds.</w:t>
             </w:r>
           </w:p>
         </w:tc>
@@ -8475,7 +8362,7 @@
           <w:szCs w:val="24"/>
         </w:rPr>
       </w:pPr>
-      <w:bookmarkStart w:id="15" w:name="_Toc241649262"/>
+      <w:bookmarkStart w:id="15" w:name="_Toc242343982"/>
       <w:r>
         <w:rPr>
           <w:rFonts w:asciiTheme="majorBidi" w:hAnsiTheme="majorBidi"/>
@@ -8501,7 +8388,25 @@
           <w:sz w:val="24"/>
           <w:szCs w:val="24"/>
         </w:rPr>
-        <w:t>All communication between client and server uses HTTPS with TLS 1.3 or later. Server functions are exposed through a REST interface returning JSON. Every request to a protected endpoint carries a signed access token, and any request without a valid token is rejected. Student personally identifiable information is not transmitted to any external service.</w:t>
+        <w:t xml:space="preserve">All communication between client and server uses HTTPS with TLS 1.3 or later. Server functions are exposed through a REST interface returning JSON. Every request to a protected endpoint carries a signed access token, and any request without a valid token is rejected. </w:t>
+      </w:r>
+      <w:proofErr w:type="gramStart"/>
+      <w:r>
+        <w:rPr>
+          <w:rFonts w:asciiTheme="majorBidi" w:hAnsiTheme="majorBidi" w:cstheme="majorBidi"/>
+          <w:sz w:val="24"/>
+          <w:szCs w:val="24"/>
+        </w:rPr>
+        <w:t>Student</w:t>
+      </w:r>
+      <w:proofErr w:type="gramEnd"/>
+      <w:r>
+        <w:rPr>
+          <w:rFonts w:asciiTheme="majorBidi" w:hAnsiTheme="majorBidi" w:cstheme="majorBidi"/>
+          <w:sz w:val="24"/>
+          <w:szCs w:val="24"/>
+        </w:rPr>
+        <w:t xml:space="preserve"> personally identifiable information is not transmitted to any external service.</w:t>
       </w:r>
     </w:p>
     <w:p>
@@ -8531,7 +8436,7 @@
           <w:szCs w:val="24"/>
         </w:rPr>
       </w:pPr>
-      <w:bookmarkStart w:id="16" w:name="_Toc241649263"/>
+      <w:bookmarkStart w:id="16" w:name="_Toc242343983"/>
       <w:r>
         <w:rPr>
           <w:rFonts w:asciiTheme="majorBidi" w:hAnsiTheme="majorBidi"/>
@@ -10268,7 +10173,7 @@
           <w:szCs w:val="24"/>
         </w:rPr>
       </w:pPr>
-      <w:bookmarkStart w:id="17" w:name="_Toc241649264"/>
+      <w:bookmarkStart w:id="17" w:name="_Toc242343984"/>
       <w:r>
         <w:rPr>
           <w:rFonts w:asciiTheme="majorBidi" w:hAnsiTheme="majorBidi"/>
@@ -10389,7 +10294,25 @@
                 <w:sz w:val="24"/>
                 <w:szCs w:val="24"/>
               </w:rPr>
-              <w:t>All scores, pass determinations, certificate issue decisions, and reward awards shall be computed on the server. No such value computed by a client shall be accepted.</w:t>
+              <w:t xml:space="preserve">All scores, </w:t>
+            </w:r>
+            <w:proofErr w:type="gramStart"/>
+            <w:r>
+              <w:rPr>
+                <w:rFonts w:asciiTheme="majorBidi" w:hAnsiTheme="majorBidi" w:cstheme="majorBidi"/>
+                <w:sz w:val="24"/>
+                <w:szCs w:val="24"/>
+              </w:rPr>
+              <w:t>pass</w:t>
+            </w:r>
+            <w:proofErr w:type="gramEnd"/>
+            <w:r>
+              <w:rPr>
+                <w:rFonts w:asciiTheme="majorBidi" w:hAnsiTheme="majorBidi" w:cstheme="majorBidi"/>
+                <w:sz w:val="24"/>
+                <w:szCs w:val="24"/>
+              </w:rPr>
+              <w:t xml:space="preserve"> determinations, certificate issue decisions, and reward awards shall be computed on the server. No such value computed by a client shall be accepted.</w:t>
             </w:r>
           </w:p>
         </w:tc>
@@ -10433,13 +10356,23 @@
                 <w:szCs w:val="24"/>
               </w:rPr>
             </w:pPr>
-            <w:r>
-              <w:rPr>
-                <w:rFonts w:asciiTheme="majorBidi" w:hAnsiTheme="majorBidi" w:cstheme="majorBidi"/>
-                <w:sz w:val="24"/>
-                <w:szCs w:val="24"/>
-              </w:rPr>
-              <w:t>Role based access control shall be enforced on the server for every protected request, independently of any restriction applied in the client interface.</w:t>
+            <w:proofErr w:type="gramStart"/>
+            <w:r>
+              <w:rPr>
+                <w:rFonts w:asciiTheme="majorBidi" w:hAnsiTheme="majorBidi" w:cstheme="majorBidi"/>
+                <w:sz w:val="24"/>
+                <w:szCs w:val="24"/>
+              </w:rPr>
+              <w:t>Role based</w:t>
+            </w:r>
+            <w:proofErr w:type="gramEnd"/>
+            <w:r>
+              <w:rPr>
+                <w:rFonts w:asciiTheme="majorBidi" w:hAnsiTheme="majorBidi" w:cstheme="majorBidi"/>
+                <w:sz w:val="24"/>
+                <w:szCs w:val="24"/>
+              </w:rPr>
+              <w:t xml:space="preserve"> access control shall be enforced on the server for every protected request, independently of any restriction applied in the client interface.</w:t>
             </w:r>
           </w:p>
         </w:tc>
@@ -10539,7 +10472,25 @@
                 <w:sz w:val="24"/>
                 <w:szCs w:val="24"/>
               </w:rPr>
-              <w:t>The system shall be delivered as a web application and a mobile application. No additional component shall be required to be installed on a school computer.</w:t>
+              <w:t xml:space="preserve">The system </w:t>
+            </w:r>
+            <w:proofErr w:type="gramStart"/>
+            <w:r>
+              <w:rPr>
+                <w:rFonts w:asciiTheme="majorBidi" w:hAnsiTheme="majorBidi" w:cstheme="majorBidi"/>
+                <w:sz w:val="24"/>
+                <w:szCs w:val="24"/>
+              </w:rPr>
+              <w:t>shall</w:t>
+            </w:r>
+            <w:proofErr w:type="gramEnd"/>
+            <w:r>
+              <w:rPr>
+                <w:rFonts w:asciiTheme="majorBidi" w:hAnsiTheme="majorBidi" w:cstheme="majorBidi"/>
+                <w:sz w:val="24"/>
+                <w:szCs w:val="24"/>
+              </w:rPr>
+              <w:t xml:space="preserve"> be delivered as a web application and a mobile application. No additional component shall be required to be installed on a school computer.</w:t>
             </w:r>
           </w:p>
         </w:tc>
@@ -10689,7 +10640,25 @@
                 <w:sz w:val="24"/>
                 <w:szCs w:val="24"/>
               </w:rPr>
-              <w:t>The first release shall be completed within a nine month development schedule.</w:t>
+              <w:t xml:space="preserve">The first release shall be completed within a </w:t>
+            </w:r>
+            <w:proofErr w:type="gramStart"/>
+            <w:r>
+              <w:rPr>
+                <w:rFonts w:asciiTheme="majorBidi" w:hAnsiTheme="majorBidi" w:cstheme="majorBidi"/>
+                <w:sz w:val="24"/>
+                <w:szCs w:val="24"/>
+              </w:rPr>
+              <w:t>nine month</w:t>
+            </w:r>
+            <w:proofErr w:type="gramEnd"/>
+            <w:r>
+              <w:rPr>
+                <w:rFonts w:asciiTheme="majorBidi" w:hAnsiTheme="majorBidi" w:cstheme="majorBidi"/>
+                <w:sz w:val="24"/>
+                <w:szCs w:val="24"/>
+              </w:rPr>
+              <w:t xml:space="preserve"> development schedule.</w:t>
             </w:r>
           </w:p>
         </w:tc>
@@ -10740,7 +10709,25 @@
                 <w:sz w:val="24"/>
                 <w:szCs w:val="24"/>
               </w:rPr>
-              <w:t>The system shall not require specialist augmented reality hardware.</w:t>
+              <w:t xml:space="preserve">The system </w:t>
+            </w:r>
+            <w:proofErr w:type="gramStart"/>
+            <w:r>
+              <w:rPr>
+                <w:rFonts w:asciiTheme="majorBidi" w:hAnsiTheme="majorBidi" w:cstheme="majorBidi"/>
+                <w:sz w:val="24"/>
+                <w:szCs w:val="24"/>
+              </w:rPr>
+              <w:t>shall</w:t>
+            </w:r>
+            <w:proofErr w:type="gramEnd"/>
+            <w:r>
+              <w:rPr>
+                <w:rFonts w:asciiTheme="majorBidi" w:hAnsiTheme="majorBidi" w:cstheme="majorBidi"/>
+                <w:sz w:val="24"/>
+                <w:szCs w:val="24"/>
+              </w:rPr>
+              <w:t xml:space="preserve"> not require specialist augmented reality hardware.</w:t>
             </w:r>
           </w:p>
         </w:tc>
@@ -10783,7 +10770,7 @@
           <w:szCs w:val="24"/>
         </w:rPr>
       </w:pPr>
-      <w:bookmarkStart w:id="18" w:name="_Toc241649265"/>
+      <w:bookmarkStart w:id="18" w:name="_Toc242343985"/>
       <w:r>
         <w:rPr>
           <w:rFonts w:asciiTheme="majorBidi" w:hAnsiTheme="majorBidi"/>
@@ -10823,7 +10810,7 @@
           <w:szCs w:val="24"/>
         </w:rPr>
       </w:pPr>
-      <w:bookmarkStart w:id="19" w:name="_Toc241649266"/>
+      <w:bookmarkStart w:id="19" w:name="_Toc242343986"/>
       <w:r>
         <w:rPr>
           <w:rFonts w:asciiTheme="majorBidi" w:hAnsiTheme="majorBidi"/>
@@ -11237,7 +11224,7 @@
           <w:szCs w:val="24"/>
         </w:rPr>
       </w:pPr>
-      <w:bookmarkStart w:id="20" w:name="_Toc241649267"/>
+      <w:bookmarkStart w:id="20" w:name="_Toc242343987"/>
       <w:r>
         <w:rPr>
           <w:rFonts w:asciiTheme="majorBidi" w:hAnsiTheme="majorBidi"/>
@@ -11263,7 +11250,25 @@
           <w:sz w:val="24"/>
           <w:szCs w:val="24"/>
         </w:rPr>
-        <w:t>The four tier safety training programme, the assessment at the end of each tier, and the certificate issued once all four have been passed.</w:t>
+        <w:t xml:space="preserve">The </w:t>
+      </w:r>
+      <w:proofErr w:type="gramStart"/>
+      <w:r>
+        <w:rPr>
+          <w:rFonts w:asciiTheme="majorBidi" w:hAnsiTheme="majorBidi" w:cstheme="majorBidi"/>
+          <w:sz w:val="24"/>
+          <w:szCs w:val="24"/>
+        </w:rPr>
+        <w:t>four tier</w:t>
+      </w:r>
+      <w:proofErr w:type="gramEnd"/>
+      <w:r>
+        <w:rPr>
+          <w:rFonts w:asciiTheme="majorBidi" w:hAnsiTheme="majorBidi" w:cstheme="majorBidi"/>
+          <w:sz w:val="24"/>
+          <w:szCs w:val="24"/>
+        </w:rPr>
+        <w:t xml:space="preserve"> safety training programme, the assessment at the end of each tier, and the certificate issued once all four have been passed.</w:t>
       </w:r>
     </w:p>
     <w:tbl>
@@ -11425,7 +11430,25 @@
                 <w:sz w:val="24"/>
                 <w:szCs w:val="24"/>
               </w:rPr>
-              <w:t>The system shall make a tier available to a student only after the preceding tier has been passed with a score of at least 80 percent.</w:t>
+              <w:t xml:space="preserve">The system </w:t>
+            </w:r>
+            <w:proofErr w:type="gramStart"/>
+            <w:r>
+              <w:rPr>
+                <w:rFonts w:asciiTheme="majorBidi" w:hAnsiTheme="majorBidi" w:cstheme="majorBidi"/>
+                <w:sz w:val="24"/>
+                <w:szCs w:val="24"/>
+              </w:rPr>
+              <w:t>shall</w:t>
+            </w:r>
+            <w:proofErr w:type="gramEnd"/>
+            <w:r>
+              <w:rPr>
+                <w:rFonts w:asciiTheme="majorBidi" w:hAnsiTheme="majorBidi" w:cstheme="majorBidi"/>
+                <w:sz w:val="24"/>
+                <w:szCs w:val="24"/>
+              </w:rPr>
+              <w:t xml:space="preserve"> make a tier available to a student only after the preceding tier has been passed with a score of at least 80 percent.</w:t>
             </w:r>
           </w:p>
         </w:tc>
@@ -11727,6 +11750,7 @@
               </w:rPr>
               <w:t xml:space="preserve">The system shall not issue a certificate to a student whose score in any tier is below </w:t>
             </w:r>
+            <w:proofErr w:type="gramStart"/>
             <w:r>
               <w:rPr>
                 <w:rFonts w:asciiTheme="majorBidi" w:hAnsiTheme="majorBidi" w:cstheme="majorBidi"/>
@@ -11734,7 +11758,16 @@
                 <w:szCs w:val="24"/>
               </w:rPr>
               <w:lastRenderedPageBreak/>
-              <w:t>80 percent, and shall not delete or revoke an issued certificate.</w:t>
+              <w:t>80 percent, and</w:t>
+            </w:r>
+            <w:proofErr w:type="gramEnd"/>
+            <w:r>
+              <w:rPr>
+                <w:rFonts w:asciiTheme="majorBidi" w:hAnsiTheme="majorBidi" w:cstheme="majorBidi"/>
+                <w:sz w:val="24"/>
+                <w:szCs w:val="24"/>
+              </w:rPr>
+              <w:t xml:space="preserve"> shall not delete or revoke an issued certificate.</w:t>
             </w:r>
           </w:p>
         </w:tc>
@@ -11811,7 +11844,7 @@
           <w:szCs w:val="24"/>
         </w:rPr>
       </w:pPr>
-      <w:bookmarkStart w:id="21" w:name="_Toc241649268"/>
+      <w:bookmarkStart w:id="21" w:name="_Toc242343988"/>
       <w:r>
         <w:rPr>
           <w:rFonts w:asciiTheme="majorBidi" w:hAnsiTheme="majorBidi"/>
@@ -12049,7 +12082,25 @@
                 <w:sz w:val="24"/>
                 <w:szCs w:val="24"/>
               </w:rPr>
-              <w:t>The system shall prevent a student from opening an experiment whose prerequisite experiment has not been completed, and shall display the reason.</w:t>
+              <w:t xml:space="preserve">The system shall prevent a student from opening an experiment whose prerequisite experiment has not been </w:t>
+            </w:r>
+            <w:proofErr w:type="gramStart"/>
+            <w:r>
+              <w:rPr>
+                <w:rFonts w:asciiTheme="majorBidi" w:hAnsiTheme="majorBidi" w:cstheme="majorBidi"/>
+                <w:sz w:val="24"/>
+                <w:szCs w:val="24"/>
+              </w:rPr>
+              <w:t>completed, and</w:t>
+            </w:r>
+            <w:proofErr w:type="gramEnd"/>
+            <w:r>
+              <w:rPr>
+                <w:rFonts w:asciiTheme="majorBidi" w:hAnsiTheme="majorBidi" w:cstheme="majorBidi"/>
+                <w:sz w:val="24"/>
+                <w:szCs w:val="24"/>
+              </w:rPr>
+              <w:t xml:space="preserve"> shall display the reason.</w:t>
             </w:r>
           </w:p>
         </w:tc>
@@ -12149,7 +12200,25 @@
                 <w:sz w:val="24"/>
                 <w:szCs w:val="24"/>
               </w:rPr>
-              <w:t>The system shall record the completion of each step to persistent storage at the time of completion, and shall restore completed steps when a student resumes an incomplete experiment.</w:t>
+              <w:t xml:space="preserve">The system shall record the completion of each step to persistent storage at the time of </w:t>
+            </w:r>
+            <w:proofErr w:type="gramStart"/>
+            <w:r>
+              <w:rPr>
+                <w:rFonts w:asciiTheme="majorBidi" w:hAnsiTheme="majorBidi" w:cstheme="majorBidi"/>
+                <w:sz w:val="24"/>
+                <w:szCs w:val="24"/>
+              </w:rPr>
+              <w:t>completion, and</w:t>
+            </w:r>
+            <w:proofErr w:type="gramEnd"/>
+            <w:r>
+              <w:rPr>
+                <w:rFonts w:asciiTheme="majorBidi" w:hAnsiTheme="majorBidi" w:cstheme="majorBidi"/>
+                <w:sz w:val="24"/>
+                <w:szCs w:val="24"/>
+              </w:rPr>
+              <w:t xml:space="preserve"> shall restore completed steps when a student resumes an incomplete experiment.</w:t>
             </w:r>
           </w:p>
         </w:tc>
@@ -12325,7 +12394,7 @@
           <w:szCs w:val="24"/>
         </w:rPr>
       </w:pPr>
-      <w:bookmarkStart w:id="22" w:name="_Toc241649269"/>
+      <w:bookmarkStart w:id="22" w:name="_Toc242343989"/>
       <w:r>
         <w:rPr>
           <w:rFonts w:asciiTheme="majorBidi" w:hAnsiTheme="majorBidi"/>
@@ -12513,7 +12582,25 @@
                 <w:sz w:val="24"/>
                 <w:szCs w:val="24"/>
               </w:rPr>
-              <w:t>The system shall indicate whether each submitted answer is correct or incorrect immediately, and shall present an explanatory note where the answer is incorrect.</w:t>
+              <w:t xml:space="preserve">The system shall indicate whether each submitted answer is correct or incorrect </w:t>
+            </w:r>
+            <w:proofErr w:type="gramStart"/>
+            <w:r>
+              <w:rPr>
+                <w:rFonts w:asciiTheme="majorBidi" w:hAnsiTheme="majorBidi" w:cstheme="majorBidi"/>
+                <w:sz w:val="24"/>
+                <w:szCs w:val="24"/>
+              </w:rPr>
+              <w:t>immediately, and</w:t>
+            </w:r>
+            <w:proofErr w:type="gramEnd"/>
+            <w:r>
+              <w:rPr>
+                <w:rFonts w:asciiTheme="majorBidi" w:hAnsiTheme="majorBidi" w:cstheme="majorBidi"/>
+                <w:sz w:val="24"/>
+                <w:szCs w:val="24"/>
+              </w:rPr>
+              <w:t xml:space="preserve"> shall present an explanatory note where the answer is incorrect.</w:t>
             </w:r>
           </w:p>
         </w:tc>
@@ -12698,7 +12785,7 @@
           <w:szCs w:val="24"/>
         </w:rPr>
       </w:pPr>
-      <w:bookmarkStart w:id="23" w:name="_Toc241649270"/>
+      <w:bookmarkStart w:id="23" w:name="_Toc242343990"/>
       <w:r>
         <w:rPr>
           <w:rFonts w:asciiTheme="majorBidi" w:hAnsiTheme="majorBidi"/>
@@ -12836,7 +12923,25 @@
                 <w:sz w:val="24"/>
                 <w:szCs w:val="24"/>
               </w:rPr>
-              <w:t>The system shall provide augmented reality presentation for no fewer than 4 experiments.</w:t>
+              <w:t xml:space="preserve">The system shall provide augmented reality </w:t>
+            </w:r>
+            <w:proofErr w:type="gramStart"/>
+            <w:r>
+              <w:rPr>
+                <w:rFonts w:asciiTheme="majorBidi" w:hAnsiTheme="majorBidi" w:cstheme="majorBidi"/>
+                <w:sz w:val="24"/>
+                <w:szCs w:val="24"/>
+              </w:rPr>
+              <w:t>presentation</w:t>
+            </w:r>
+            <w:proofErr w:type="gramEnd"/>
+            <w:r>
+              <w:rPr>
+                <w:rFonts w:asciiTheme="majorBidi" w:hAnsiTheme="majorBidi" w:cstheme="majorBidi"/>
+                <w:sz w:val="24"/>
+                <w:szCs w:val="24"/>
+              </w:rPr>
+              <w:t xml:space="preserve"> for no fewer than 4 experiments.</w:t>
             </w:r>
           </w:p>
         </w:tc>
@@ -12886,7 +12991,25 @@
                 <w:sz w:val="24"/>
                 <w:szCs w:val="24"/>
               </w:rPr>
-              <w:t>The system shall request camera permission before initiating augmented reality presentation.</w:t>
+              <w:t xml:space="preserve">The system </w:t>
+            </w:r>
+            <w:proofErr w:type="gramStart"/>
+            <w:r>
+              <w:rPr>
+                <w:rFonts w:asciiTheme="majorBidi" w:hAnsiTheme="majorBidi" w:cstheme="majorBidi"/>
+                <w:sz w:val="24"/>
+                <w:szCs w:val="24"/>
+              </w:rPr>
+              <w:t>shall</w:t>
+            </w:r>
+            <w:proofErr w:type="gramEnd"/>
+            <w:r>
+              <w:rPr>
+                <w:rFonts w:asciiTheme="majorBidi" w:hAnsiTheme="majorBidi" w:cstheme="majorBidi"/>
+                <w:sz w:val="24"/>
+                <w:szCs w:val="24"/>
+              </w:rPr>
+              <w:t xml:space="preserve"> request camera permission before initiating augmented reality presentation.</w:t>
             </w:r>
           </w:p>
         </w:tc>
@@ -12936,7 +13059,25 @@
                 <w:sz w:val="24"/>
                 <w:szCs w:val="24"/>
               </w:rPr>
-              <w:t>The system shall detect a horizontal surface within 3 seconds on a supported device under normal indoor lighting, and shall anchor the experiment overlay to that surface.</w:t>
+              <w:t xml:space="preserve">The system shall detect a horizontal surface within 3 seconds on a supported device under normal indoor </w:t>
+            </w:r>
+            <w:proofErr w:type="gramStart"/>
+            <w:r>
+              <w:rPr>
+                <w:rFonts w:asciiTheme="majorBidi" w:hAnsiTheme="majorBidi" w:cstheme="majorBidi"/>
+                <w:sz w:val="24"/>
+                <w:szCs w:val="24"/>
+              </w:rPr>
+              <w:t>lighting, and</w:t>
+            </w:r>
+            <w:proofErr w:type="gramEnd"/>
+            <w:r>
+              <w:rPr>
+                <w:rFonts w:asciiTheme="majorBidi" w:hAnsiTheme="majorBidi" w:cstheme="majorBidi"/>
+                <w:sz w:val="24"/>
+                <w:szCs w:val="24"/>
+              </w:rPr>
+              <w:t xml:space="preserve"> shall anchor the experiment overlay to that surface.</w:t>
             </w:r>
           </w:p>
         </w:tc>
@@ -13112,7 +13253,7 @@
           <w:szCs w:val="24"/>
         </w:rPr>
       </w:pPr>
-      <w:bookmarkStart w:id="24" w:name="_Toc241649271"/>
+      <w:bookmarkStart w:id="24" w:name="_Toc242343991"/>
       <w:r>
         <w:rPr>
           <w:rFonts w:asciiTheme="majorBidi" w:hAnsiTheme="majorBidi"/>
@@ -13250,7 +13391,25 @@
                 <w:sz w:val="24"/>
                 <w:szCs w:val="24"/>
               </w:rPr>
-              <w:t>The system shall award experience points on completion of an experiment according to its difficulty, and on the passing of a safety tier.</w:t>
+              <w:t xml:space="preserve">The system </w:t>
+            </w:r>
+            <w:proofErr w:type="gramStart"/>
+            <w:r>
+              <w:rPr>
+                <w:rFonts w:asciiTheme="majorBidi" w:hAnsiTheme="majorBidi" w:cstheme="majorBidi"/>
+                <w:sz w:val="24"/>
+                <w:szCs w:val="24"/>
+              </w:rPr>
+              <w:t>shall</w:t>
+            </w:r>
+            <w:proofErr w:type="gramEnd"/>
+            <w:r>
+              <w:rPr>
+                <w:rFonts w:asciiTheme="majorBidi" w:hAnsiTheme="majorBidi" w:cstheme="majorBidi"/>
+                <w:sz w:val="24"/>
+                <w:szCs w:val="24"/>
+              </w:rPr>
+              <w:t xml:space="preserve"> award experience points on completion of an experiment according to its difficulty, and on the passing of a safety tier.</w:t>
             </w:r>
           </w:p>
         </w:tc>
@@ -13300,7 +13459,25 @@
                 <w:sz w:val="24"/>
                 <w:szCs w:val="24"/>
               </w:rPr>
-              <w:t>The system shall not award experience points for the speed at which a student completes an experiment or a quiz.</w:t>
+              <w:t xml:space="preserve">The system </w:t>
+            </w:r>
+            <w:proofErr w:type="gramStart"/>
+            <w:r>
+              <w:rPr>
+                <w:rFonts w:asciiTheme="majorBidi" w:hAnsiTheme="majorBidi" w:cstheme="majorBidi"/>
+                <w:sz w:val="24"/>
+                <w:szCs w:val="24"/>
+              </w:rPr>
+              <w:t>shall</w:t>
+            </w:r>
+            <w:proofErr w:type="gramEnd"/>
+            <w:r>
+              <w:rPr>
+                <w:rFonts w:asciiTheme="majorBidi" w:hAnsiTheme="majorBidi" w:cstheme="majorBidi"/>
+                <w:sz w:val="24"/>
+                <w:szCs w:val="24"/>
+              </w:rPr>
+              <w:t xml:space="preserve"> not award experience points for the speed at which a student completes an experiment or a quiz.</w:t>
             </w:r>
           </w:p>
         </w:tc>
@@ -13400,7 +13577,25 @@
                 <w:sz w:val="24"/>
                 <w:szCs w:val="24"/>
               </w:rPr>
-              <w:t>The system shall assign a student to one of 8 rank levels according to cumulative experience points, and shall not reduce a student’s points or rank level under any operation.</w:t>
+              <w:t xml:space="preserve">The system shall assign a student to one of 8 rank levels according to cumulative experience </w:t>
+            </w:r>
+            <w:proofErr w:type="gramStart"/>
+            <w:r>
+              <w:rPr>
+                <w:rFonts w:asciiTheme="majorBidi" w:hAnsiTheme="majorBidi" w:cstheme="majorBidi"/>
+                <w:sz w:val="24"/>
+                <w:szCs w:val="24"/>
+              </w:rPr>
+              <w:t>points, and</w:t>
+            </w:r>
+            <w:proofErr w:type="gramEnd"/>
+            <w:r>
+              <w:rPr>
+                <w:rFonts w:asciiTheme="majorBidi" w:hAnsiTheme="majorBidi" w:cstheme="majorBidi"/>
+                <w:sz w:val="24"/>
+                <w:szCs w:val="24"/>
+              </w:rPr>
+              <w:t xml:space="preserve"> shall not reduce a student’s points or rank level under any operation.</w:t>
             </w:r>
           </w:p>
         </w:tc>
@@ -13450,7 +13645,25 @@
                 <w:sz w:val="24"/>
                 <w:szCs w:val="24"/>
               </w:rPr>
-              <w:t>The system shall record consecutive days of activity and shall award a badge at 7, 30 and 100 consecutive days.</w:t>
+              <w:t xml:space="preserve">The system shall record consecutive days of activity and shall award a badge </w:t>
+            </w:r>
+            <w:proofErr w:type="gramStart"/>
+            <w:r>
+              <w:rPr>
+                <w:rFonts w:asciiTheme="majorBidi" w:hAnsiTheme="majorBidi" w:cstheme="majorBidi"/>
+                <w:sz w:val="24"/>
+                <w:szCs w:val="24"/>
+              </w:rPr>
+              <w:t>at</w:t>
+            </w:r>
+            <w:proofErr w:type="gramEnd"/>
+            <w:r>
+              <w:rPr>
+                <w:rFonts w:asciiTheme="majorBidi" w:hAnsiTheme="majorBidi" w:cstheme="majorBidi"/>
+                <w:sz w:val="24"/>
+                <w:szCs w:val="24"/>
+              </w:rPr>
+              <w:t xml:space="preserve"> 7, 30 and 100 consecutive days.</w:t>
             </w:r>
           </w:p>
         </w:tc>
@@ -13476,7 +13689,7 @@
           <w:szCs w:val="24"/>
         </w:rPr>
       </w:pPr>
-      <w:bookmarkStart w:id="25" w:name="_Toc241649272"/>
+      <w:bookmarkStart w:id="25" w:name="_Toc242343992"/>
       <w:r>
         <w:rPr>
           <w:rFonts w:asciiTheme="majorBidi" w:hAnsiTheme="majorBidi"/>
@@ -13615,7 +13828,25 @@
                 <w:sz w:val="24"/>
                 <w:szCs w:val="24"/>
               </w:rPr>
-              <w:t>The system shall present a class leaderboard showing only display name, avatar, rank level and cumulative experience points.</w:t>
+              <w:t xml:space="preserve">The system </w:t>
+            </w:r>
+            <w:proofErr w:type="gramStart"/>
+            <w:r>
+              <w:rPr>
+                <w:rFonts w:asciiTheme="majorBidi" w:hAnsiTheme="majorBidi" w:cstheme="majorBidi"/>
+                <w:sz w:val="24"/>
+                <w:szCs w:val="24"/>
+              </w:rPr>
+              <w:t>shall</w:t>
+            </w:r>
+            <w:proofErr w:type="gramEnd"/>
+            <w:r>
+              <w:rPr>
+                <w:rFonts w:asciiTheme="majorBidi" w:hAnsiTheme="majorBidi" w:cstheme="majorBidi"/>
+                <w:sz w:val="24"/>
+                <w:szCs w:val="24"/>
+              </w:rPr>
+              <w:t xml:space="preserve"> present a class leaderboard showing only display name, avatar, rank level and cumulative experience points.</w:t>
             </w:r>
           </w:p>
         </w:tc>
@@ -13741,7 +13972,7 @@
           <w:szCs w:val="24"/>
         </w:rPr>
       </w:pPr>
-      <w:bookmarkStart w:id="26" w:name="_Toc241649273"/>
+      <w:bookmarkStart w:id="26" w:name="_Toc242343993"/>
       <w:r>
         <w:rPr>
           <w:rFonts w:asciiTheme="majorBidi" w:hAnsiTheme="majorBidi"/>
@@ -13929,7 +14160,25 @@
                 <w:sz w:val="24"/>
                 <w:szCs w:val="24"/>
               </w:rPr>
-              <w:t>The system shall generate a readiness report on a teacher’s request and shall present it within 5 seconds.</w:t>
+              <w:t xml:space="preserve">The system shall generate a readiness report </w:t>
+            </w:r>
+            <w:proofErr w:type="gramStart"/>
+            <w:r>
+              <w:rPr>
+                <w:rFonts w:asciiTheme="majorBidi" w:hAnsiTheme="majorBidi" w:cstheme="majorBidi"/>
+                <w:sz w:val="24"/>
+                <w:szCs w:val="24"/>
+              </w:rPr>
+              <w:t>on</w:t>
+            </w:r>
+            <w:proofErr w:type="gramEnd"/>
+            <w:r>
+              <w:rPr>
+                <w:rFonts w:asciiTheme="majorBidi" w:hAnsiTheme="majorBidi" w:cstheme="majorBidi"/>
+                <w:sz w:val="24"/>
+                <w:szCs w:val="24"/>
+              </w:rPr>
+              <w:t xml:space="preserve"> a teacher’s request and shall present it within 5 seconds.</w:t>
             </w:r>
           </w:p>
         </w:tc>
@@ -14029,7 +14278,25 @@
                 <w:sz w:val="24"/>
                 <w:szCs w:val="24"/>
               </w:rPr>
-              <w:t>The system shall decline to generate a report for a student who has completed fewer than 3 experiments, and shall state the reason.</w:t>
+              <w:t xml:space="preserve">The system shall decline to generate a report for a student who has completed fewer than 3 </w:t>
+            </w:r>
+            <w:proofErr w:type="gramStart"/>
+            <w:r>
+              <w:rPr>
+                <w:rFonts w:asciiTheme="majorBidi" w:hAnsiTheme="majorBidi" w:cstheme="majorBidi"/>
+                <w:sz w:val="24"/>
+                <w:szCs w:val="24"/>
+              </w:rPr>
+              <w:t>experiments, and</w:t>
+            </w:r>
+            <w:proofErr w:type="gramEnd"/>
+            <w:r>
+              <w:rPr>
+                <w:rFonts w:asciiTheme="majorBidi" w:hAnsiTheme="majorBidi" w:cstheme="majorBidi"/>
+                <w:sz w:val="24"/>
+                <w:szCs w:val="24"/>
+              </w:rPr>
+              <w:t xml:space="preserve"> shall state the reason.</w:t>
             </w:r>
           </w:p>
         </w:tc>
@@ -14129,7 +14396,25 @@
                 <w:sz w:val="24"/>
                 <w:szCs w:val="24"/>
               </w:rPr>
-              <w:t>The system shall present to a student their own dimension values and classification, and shall not present those of any other student.</w:t>
+              <w:t xml:space="preserve">The system shall present to a student their own dimension values and </w:t>
+            </w:r>
+            <w:proofErr w:type="gramStart"/>
+            <w:r>
+              <w:rPr>
+                <w:rFonts w:asciiTheme="majorBidi" w:hAnsiTheme="majorBidi" w:cstheme="majorBidi"/>
+                <w:sz w:val="24"/>
+                <w:szCs w:val="24"/>
+              </w:rPr>
+              <w:t>classification, and</w:t>
+            </w:r>
+            <w:proofErr w:type="gramEnd"/>
+            <w:r>
+              <w:rPr>
+                <w:rFonts w:asciiTheme="majorBidi" w:hAnsiTheme="majorBidi" w:cstheme="majorBidi"/>
+                <w:sz w:val="24"/>
+                <w:szCs w:val="24"/>
+              </w:rPr>
+              <w:t xml:space="preserve"> shall not present those of any other student.</w:t>
             </w:r>
           </w:p>
         </w:tc>
@@ -14155,7 +14440,7 @@
           <w:szCs w:val="24"/>
         </w:rPr>
       </w:pPr>
-      <w:bookmarkStart w:id="27" w:name="_Toc241649274"/>
+      <w:bookmarkStart w:id="27" w:name="_Toc242343994"/>
       <w:r>
         <w:rPr>
           <w:rFonts w:asciiTheme="majorBidi" w:hAnsiTheme="majorBidi"/>
@@ -14293,7 +14578,25 @@
                 <w:sz w:val="24"/>
                 <w:szCs w:val="24"/>
               </w:rPr>
-              <w:t>The system shall restrict every teacher action to students of a class to which that teacher is formally assigned, and shall reject any other request.</w:t>
+              <w:t xml:space="preserve">The system shall restrict every teacher action to students of a class to which that teacher is formally </w:t>
+            </w:r>
+            <w:proofErr w:type="gramStart"/>
+            <w:r>
+              <w:rPr>
+                <w:rFonts w:asciiTheme="majorBidi" w:hAnsiTheme="majorBidi" w:cstheme="majorBidi"/>
+                <w:sz w:val="24"/>
+                <w:szCs w:val="24"/>
+              </w:rPr>
+              <w:t>assigned, and</w:t>
+            </w:r>
+            <w:proofErr w:type="gramEnd"/>
+            <w:r>
+              <w:rPr>
+                <w:rFonts w:asciiTheme="majorBidi" w:hAnsiTheme="majorBidi" w:cstheme="majorBidi"/>
+                <w:sz w:val="24"/>
+                <w:szCs w:val="24"/>
+              </w:rPr>
+              <w:t xml:space="preserve"> shall reject any other request.</w:t>
             </w:r>
           </w:p>
         </w:tc>
@@ -14394,7 +14697,43 @@
                 <w:sz w:val="24"/>
                 <w:szCs w:val="24"/>
               </w:rPr>
-              <w:t>The system shall update the teacher class view within 5 seconds of an event affecting a displayed value.</w:t>
+              <w:t xml:space="preserve">The system </w:t>
+            </w:r>
+            <w:proofErr w:type="gramStart"/>
+            <w:r>
+              <w:rPr>
+                <w:rFonts w:asciiTheme="majorBidi" w:hAnsiTheme="majorBidi" w:cstheme="majorBidi"/>
+                <w:sz w:val="24"/>
+                <w:szCs w:val="24"/>
+              </w:rPr>
+              <w:t>shall</w:t>
+            </w:r>
+            <w:proofErr w:type="gramEnd"/>
+            <w:r>
+              <w:rPr>
+                <w:rFonts w:asciiTheme="majorBidi" w:hAnsiTheme="majorBidi" w:cstheme="majorBidi"/>
+                <w:sz w:val="24"/>
+                <w:szCs w:val="24"/>
+              </w:rPr>
+              <w:t xml:space="preserve"> update the </w:t>
+            </w:r>
+            <w:proofErr w:type="gramStart"/>
+            <w:r>
+              <w:rPr>
+                <w:rFonts w:asciiTheme="majorBidi" w:hAnsiTheme="majorBidi" w:cstheme="majorBidi"/>
+                <w:sz w:val="24"/>
+                <w:szCs w:val="24"/>
+              </w:rPr>
+              <w:t>teacher</w:t>
+            </w:r>
+            <w:proofErr w:type="gramEnd"/>
+            <w:r>
+              <w:rPr>
+                <w:rFonts w:asciiTheme="majorBidi" w:hAnsiTheme="majorBidi" w:cstheme="majorBidi"/>
+                <w:sz w:val="24"/>
+                <w:szCs w:val="24"/>
+              </w:rPr>
+              <w:t xml:space="preserve"> class view within 5 seconds of an event affecting a displayed value.</w:t>
             </w:r>
           </w:p>
         </w:tc>
@@ -14594,7 +14933,25 @@
                 <w:sz w:val="24"/>
                 <w:szCs w:val="24"/>
               </w:rPr>
-              <w:t>The system shall permit a teacher to broadcast a notification of type task, reminder, safety alert or announcement to an assigned class, limited to 500 characters with markup removed.</w:t>
+              <w:t xml:space="preserve">The </w:t>
+            </w:r>
+            <w:proofErr w:type="gramStart"/>
+            <w:r>
+              <w:rPr>
+                <w:rFonts w:asciiTheme="majorBidi" w:hAnsiTheme="majorBidi" w:cstheme="majorBidi"/>
+                <w:sz w:val="24"/>
+                <w:szCs w:val="24"/>
+              </w:rPr>
+              <w:t>system shall</w:t>
+            </w:r>
+            <w:proofErr w:type="gramEnd"/>
+            <w:r>
+              <w:rPr>
+                <w:rFonts w:asciiTheme="majorBidi" w:hAnsiTheme="majorBidi" w:cstheme="majorBidi"/>
+                <w:sz w:val="24"/>
+                <w:szCs w:val="24"/>
+              </w:rPr>
+              <w:t xml:space="preserve"> permit a teacher to broadcast a notification of type task, reminder, safety alert or announcement to an assigned class, limited to 500 characters with markup removed.</w:t>
             </w:r>
           </w:p>
         </w:tc>
@@ -14620,7 +14977,7 @@
           <w:szCs w:val="24"/>
         </w:rPr>
       </w:pPr>
-      <w:bookmarkStart w:id="28" w:name="_Toc241649275"/>
+      <w:bookmarkStart w:id="28" w:name="_Toc242343995"/>
       <w:r>
         <w:rPr>
           <w:rFonts w:asciiTheme="majorBidi" w:hAnsiTheme="majorBidi"/>
@@ -14858,7 +15215,25 @@
                 <w:sz w:val="24"/>
                 <w:szCs w:val="24"/>
               </w:rPr>
-              <w:t>The system shall create no account from a bulk file in which any row fails validation, and shall report each failing row individually.</w:t>
+              <w:t xml:space="preserve">The system shall create no account from a bulk file in which any row fails </w:t>
+            </w:r>
+            <w:proofErr w:type="gramStart"/>
+            <w:r>
+              <w:rPr>
+                <w:rFonts w:asciiTheme="majorBidi" w:hAnsiTheme="majorBidi" w:cstheme="majorBidi"/>
+                <w:sz w:val="24"/>
+                <w:szCs w:val="24"/>
+              </w:rPr>
+              <w:t>validation, and</w:t>
+            </w:r>
+            <w:proofErr w:type="gramEnd"/>
+            <w:r>
+              <w:rPr>
+                <w:rFonts w:asciiTheme="majorBidi" w:hAnsiTheme="majorBidi" w:cstheme="majorBidi"/>
+                <w:sz w:val="24"/>
+                <w:szCs w:val="24"/>
+              </w:rPr>
+              <w:t xml:space="preserve"> shall report each failing row individually.</w:t>
             </w:r>
           </w:p>
         </w:tc>
@@ -15108,7 +15483,25 @@
                 <w:sz w:val="24"/>
                 <w:szCs w:val="24"/>
               </w:rPr>
-              <w:t>The system shall record every administrative account operation, certificate issue and report export as an entry that shall not subsequently be modified or deleted, and shall retain such entries for no less than 7 years.</w:t>
+              <w:t xml:space="preserve">The system shall record every administrative account operation, certificate issue and report export as an entry that shall not subsequently be modified or </w:t>
+            </w:r>
+            <w:proofErr w:type="gramStart"/>
+            <w:r>
+              <w:rPr>
+                <w:rFonts w:asciiTheme="majorBidi" w:hAnsiTheme="majorBidi" w:cstheme="majorBidi"/>
+                <w:sz w:val="24"/>
+                <w:szCs w:val="24"/>
+              </w:rPr>
+              <w:t>deleted, and</w:t>
+            </w:r>
+            <w:proofErr w:type="gramEnd"/>
+            <w:r>
+              <w:rPr>
+                <w:rFonts w:asciiTheme="majorBidi" w:hAnsiTheme="majorBidi" w:cstheme="majorBidi"/>
+                <w:sz w:val="24"/>
+                <w:szCs w:val="24"/>
+              </w:rPr>
+              <w:t xml:space="preserve"> shall retain such entries for no less than 7 years.</w:t>
             </w:r>
           </w:p>
         </w:tc>
@@ -15151,7 +15544,7 @@
           <w:szCs w:val="24"/>
         </w:rPr>
       </w:pPr>
-      <w:bookmarkStart w:id="29" w:name="_Toc241649276"/>
+      <w:bookmarkStart w:id="29" w:name="_Toc242343996"/>
       <w:r>
         <w:rPr>
           <w:rFonts w:asciiTheme="majorBidi" w:hAnsiTheme="majorBidi"/>
@@ -15490,7 +15883,25 @@
                 <w:sz w:val="24"/>
                 <w:szCs w:val="24"/>
               </w:rPr>
-              <w:t>The system shall not lose any recorded student progress, experience points, badge award or certificate as a consequence of a page refresh, a session expiry or a network interruption.</w:t>
+              <w:t xml:space="preserve">The system shall not lose any recorded student progress, experience points, badge award or certificate </w:t>
+            </w:r>
+            <w:proofErr w:type="gramStart"/>
+            <w:r>
+              <w:rPr>
+                <w:rFonts w:asciiTheme="majorBidi" w:hAnsiTheme="majorBidi" w:cstheme="majorBidi"/>
+                <w:sz w:val="24"/>
+                <w:szCs w:val="24"/>
+              </w:rPr>
+              <w:t>as a consequence of</w:t>
+            </w:r>
+            <w:proofErr w:type="gramEnd"/>
+            <w:r>
+              <w:rPr>
+                <w:rFonts w:asciiTheme="majorBidi" w:hAnsiTheme="majorBidi" w:cstheme="majorBidi"/>
+                <w:sz w:val="24"/>
+                <w:szCs w:val="24"/>
+              </w:rPr>
+              <w:t xml:space="preserve"> a page refresh, a session expiry or a network interruption.</w:t>
             </w:r>
           </w:p>
         </w:tc>
@@ -15690,7 +16101,25 @@
                 <w:sz w:val="24"/>
                 <w:szCs w:val="24"/>
               </w:rPr>
-              <w:t>The portal shall operate correctly on Chrome 90 and later, Firefox 88 and later, Safari 14 and later, and Edge 90 and later.</w:t>
+              <w:t xml:space="preserve">The portal </w:t>
+            </w:r>
+            <w:proofErr w:type="gramStart"/>
+            <w:r>
+              <w:rPr>
+                <w:rFonts w:asciiTheme="majorBidi" w:hAnsiTheme="majorBidi" w:cstheme="majorBidi"/>
+                <w:sz w:val="24"/>
+                <w:szCs w:val="24"/>
+              </w:rPr>
+              <w:t>shall</w:t>
+            </w:r>
+            <w:proofErr w:type="gramEnd"/>
+            <w:r>
+              <w:rPr>
+                <w:rFonts w:asciiTheme="majorBidi" w:hAnsiTheme="majorBidi" w:cstheme="majorBidi"/>
+                <w:sz w:val="24"/>
+                <w:szCs w:val="24"/>
+              </w:rPr>
+              <w:t xml:space="preserve"> operate correctly on Chrome 90 and later, Firefox 88 and later, Safari 14 and later, and Edge 90 and later.</w:t>
             </w:r>
           </w:p>
         </w:tc>
@@ -15840,7 +16269,25 @@
                 <w:sz w:val="24"/>
                 <w:szCs w:val="24"/>
               </w:rPr>
-              <w:t>Augmented reality surface detection shall complete within 3 seconds on at least 5 tested Android models and 2 tested iOS models.</w:t>
+              <w:t xml:space="preserve">Augmented reality surface detection shall </w:t>
+            </w:r>
+            <w:proofErr w:type="gramStart"/>
+            <w:r>
+              <w:rPr>
+                <w:rFonts w:asciiTheme="majorBidi" w:hAnsiTheme="majorBidi" w:cstheme="majorBidi"/>
+                <w:sz w:val="24"/>
+                <w:szCs w:val="24"/>
+              </w:rPr>
+              <w:t>complete</w:t>
+            </w:r>
+            <w:proofErr w:type="gramEnd"/>
+            <w:r>
+              <w:rPr>
+                <w:rFonts w:asciiTheme="majorBidi" w:hAnsiTheme="majorBidi" w:cstheme="majorBidi"/>
+                <w:sz w:val="24"/>
+                <w:szCs w:val="24"/>
+              </w:rPr>
+              <w:t xml:space="preserve"> within 3 seconds on at least 5 tested Android models and 2 tested iOS models.</w:t>
             </w:r>
           </w:p>
         </w:tc>
@@ -15866,7 +16313,7 @@
           <w:szCs w:val="24"/>
         </w:rPr>
       </w:pPr>
-      <w:bookmarkStart w:id="30" w:name="_Toc241649277"/>
+      <w:bookmarkStart w:id="30" w:name="_Toc242343997"/>
       <w:r>
         <w:rPr>
           <w:rFonts w:asciiTheme="majorBidi" w:hAnsiTheme="majorBidi"/>
@@ -16164,7 +16611,25 @@
                 <w:sz w:val="24"/>
                 <w:szCs w:val="24"/>
               </w:rPr>
-              <w:t>The system shall enforce role-based access control on the server, and shall reject with an authorisation error any request outside the permissions of the caller’s role.</w:t>
+              <w:t xml:space="preserve">The system shall enforce role-based access control on the </w:t>
+            </w:r>
+            <w:proofErr w:type="gramStart"/>
+            <w:r>
+              <w:rPr>
+                <w:rFonts w:asciiTheme="majorBidi" w:hAnsiTheme="majorBidi" w:cstheme="majorBidi"/>
+                <w:sz w:val="24"/>
+                <w:szCs w:val="24"/>
+              </w:rPr>
+              <w:t>server, and</w:t>
+            </w:r>
+            <w:proofErr w:type="gramEnd"/>
+            <w:r>
+              <w:rPr>
+                <w:rFonts w:asciiTheme="majorBidi" w:hAnsiTheme="majorBidi" w:cstheme="majorBidi"/>
+                <w:sz w:val="24"/>
+                <w:szCs w:val="24"/>
+              </w:rPr>
+              <w:t xml:space="preserve"> shall reject with an authorisation error any request outside the permissions of the caller’s role.</w:t>
             </w:r>
           </w:p>
         </w:tc>
@@ -16364,7 +16829,25 @@
                 <w:sz w:val="24"/>
                 <w:szCs w:val="24"/>
               </w:rPr>
-              <w:t>The system shall not present to a student the score, safety history, readiness classification or assessment record of any other student.</w:t>
+              <w:t xml:space="preserve">The system </w:t>
+            </w:r>
+            <w:proofErr w:type="gramStart"/>
+            <w:r>
+              <w:rPr>
+                <w:rFonts w:asciiTheme="majorBidi" w:hAnsiTheme="majorBidi" w:cstheme="majorBidi"/>
+                <w:sz w:val="24"/>
+                <w:szCs w:val="24"/>
+              </w:rPr>
+              <w:t>shall</w:t>
+            </w:r>
+            <w:proofErr w:type="gramEnd"/>
+            <w:r>
+              <w:rPr>
+                <w:rFonts w:asciiTheme="majorBidi" w:hAnsiTheme="majorBidi" w:cstheme="majorBidi"/>
+                <w:sz w:val="24"/>
+                <w:szCs w:val="24"/>
+              </w:rPr>
+              <w:t xml:space="preserve"> not present to a student the score, safety history, readiness classification or assessment record of any other student.</w:t>
             </w:r>
           </w:p>
         </w:tc>
@@ -16490,7 +16973,7 @@
           <w:szCs w:val="24"/>
         </w:rPr>
       </w:pPr>
-      <w:bookmarkStart w:id="31" w:name="_Toc241649278"/>
+      <w:bookmarkStart w:id="31" w:name="_Toc242343998"/>
       <w:r>
         <w:rPr>
           <w:rFonts w:asciiTheme="majorBidi" w:hAnsiTheme="majorBidi"/>
@@ -16516,7 +16999,25 @@
           <w:sz w:val="24"/>
           <w:szCs w:val="24"/>
         </w:rPr>
-        <w:t>These requirements arise from the rules of secondary chemistry education and of laboratory safety practice rather than from any stakeholder preference. They cannot be negotiated away without changing the educational purpose of the system.</w:t>
+        <w:t xml:space="preserve">These requirements arise from the rules of secondary chemistry education and of laboratory safety practice rather than from any stakeholder preference. They cannot be </w:t>
+      </w:r>
+      <w:proofErr w:type="gramStart"/>
+      <w:r>
+        <w:rPr>
+          <w:rFonts w:asciiTheme="majorBidi" w:hAnsiTheme="majorBidi" w:cstheme="majorBidi"/>
+          <w:sz w:val="24"/>
+          <w:szCs w:val="24"/>
+        </w:rPr>
+        <w:t>negotiated away</w:t>
+      </w:r>
+      <w:proofErr w:type="gramEnd"/>
+      <w:r>
+        <w:rPr>
+          <w:rFonts w:asciiTheme="majorBidi" w:hAnsiTheme="majorBidi" w:cstheme="majorBidi"/>
+          <w:sz w:val="24"/>
+          <w:szCs w:val="24"/>
+        </w:rPr>
+        <w:t xml:space="preserve"> without changing the educational purpose of the system.</w:t>
       </w:r>
     </w:p>
     <w:tbl>
@@ -16878,7 +17379,25 @@
                 <w:sz w:val="24"/>
                 <w:szCs w:val="24"/>
               </w:rPr>
-              <w:t>Student accounts shall be created only by an authorised school administrator, as school enrolment is an institutional act rather than an individual one.</w:t>
+              <w:t xml:space="preserve">Student accounts </w:t>
+            </w:r>
+            <w:proofErr w:type="gramStart"/>
+            <w:r>
+              <w:rPr>
+                <w:rFonts w:asciiTheme="majorBidi" w:hAnsiTheme="majorBidi" w:cstheme="majorBidi"/>
+                <w:sz w:val="24"/>
+                <w:szCs w:val="24"/>
+              </w:rPr>
+              <w:t>shall</w:t>
+            </w:r>
+            <w:proofErr w:type="gramEnd"/>
+            <w:r>
+              <w:rPr>
+                <w:rFonts w:asciiTheme="majorBidi" w:hAnsiTheme="majorBidi" w:cstheme="majorBidi"/>
+                <w:sz w:val="24"/>
+                <w:szCs w:val="24"/>
+              </w:rPr>
+              <w:t xml:space="preserve"> be created only by an authorised school administrator, as school enrolment is an institutional act rather than an individual one.</w:t>
             </w:r>
           </w:p>
         </w:tc>
@@ -16954,7 +17473,7 @@
           <w:szCs w:val="24"/>
         </w:rPr>
       </w:pPr>
-      <w:bookmarkStart w:id="32" w:name="_Toc241649279"/>
+      <w:bookmarkStart w:id="32" w:name="_Toc242343999"/>
       <w:r>
         <w:rPr>
           <w:rFonts w:asciiTheme="majorBidi" w:hAnsiTheme="majorBidi"/>
@@ -17193,7 +17712,25 @@
                 <w:sz w:val="24"/>
                 <w:szCs w:val="24"/>
               </w:rPr>
-              <w:t>The system shall not decrease a student accumulated experience points or rank level under any operation.</w:t>
+              <w:t xml:space="preserve">The system shall not decrease a </w:t>
+            </w:r>
+            <w:proofErr w:type="gramStart"/>
+            <w:r>
+              <w:rPr>
+                <w:rFonts w:asciiTheme="majorBidi" w:hAnsiTheme="majorBidi" w:cstheme="majorBidi"/>
+                <w:sz w:val="24"/>
+                <w:szCs w:val="24"/>
+              </w:rPr>
+              <w:t>student</w:t>
+            </w:r>
+            <w:proofErr w:type="gramEnd"/>
+            <w:r>
+              <w:rPr>
+                <w:rFonts w:asciiTheme="majorBidi" w:hAnsiTheme="majorBidi" w:cstheme="majorBidi"/>
+                <w:sz w:val="24"/>
+                <w:szCs w:val="24"/>
+              </w:rPr>
+              <w:t xml:space="preserve"> accumulated experience points or rank level under any operation.</w:t>
             </w:r>
           </w:p>
         </w:tc>
@@ -17593,7 +18130,43 @@
                 <w:sz w:val="24"/>
                 <w:szCs w:val="24"/>
               </w:rPr>
-              <w:t>The system shall not award experience points on the basis of the speed at which a student completes an experiment or a quiz.</w:t>
+              <w:t xml:space="preserve">The system </w:t>
+            </w:r>
+            <w:proofErr w:type="gramStart"/>
+            <w:r>
+              <w:rPr>
+                <w:rFonts w:asciiTheme="majorBidi" w:hAnsiTheme="majorBidi" w:cstheme="majorBidi"/>
+                <w:sz w:val="24"/>
+                <w:szCs w:val="24"/>
+              </w:rPr>
+              <w:t>shall</w:t>
+            </w:r>
+            <w:proofErr w:type="gramEnd"/>
+            <w:r>
+              <w:rPr>
+                <w:rFonts w:asciiTheme="majorBidi" w:hAnsiTheme="majorBidi" w:cstheme="majorBidi"/>
+                <w:sz w:val="24"/>
+                <w:szCs w:val="24"/>
+              </w:rPr>
+              <w:t xml:space="preserve"> not award experience points </w:t>
+            </w:r>
+            <w:proofErr w:type="gramStart"/>
+            <w:r>
+              <w:rPr>
+                <w:rFonts w:asciiTheme="majorBidi" w:hAnsiTheme="majorBidi" w:cstheme="majorBidi"/>
+                <w:sz w:val="24"/>
+                <w:szCs w:val="24"/>
+              </w:rPr>
+              <w:t>on the basis of</w:t>
+            </w:r>
+            <w:proofErr w:type="gramEnd"/>
+            <w:r>
+              <w:rPr>
+                <w:rFonts w:asciiTheme="majorBidi" w:hAnsiTheme="majorBidi" w:cstheme="majorBidi"/>
+                <w:sz w:val="24"/>
+                <w:szCs w:val="24"/>
+              </w:rPr>
+              <w:t xml:space="preserve"> the speed at which a student completes an experiment or a quiz.</w:t>
             </w:r>
           </w:p>
         </w:tc>
@@ -17636,7 +18209,7 @@
           <w:szCs w:val="24"/>
         </w:rPr>
       </w:pPr>
-      <w:bookmarkStart w:id="33" w:name="_Toc241649280"/>
+      <w:bookmarkStart w:id="33" w:name="_Toc242344000"/>
       <w:r>
         <w:rPr>
           <w:rFonts w:asciiTheme="majorBidi" w:hAnsiTheme="majorBidi"/>
@@ -18616,7 +19189,25 @@
                 <w:sz w:val="24"/>
                 <w:szCs w:val="24"/>
               </w:rPr>
-              <w:t>The safety certificate issued to a student. At most one per student.</w:t>
+              <w:t xml:space="preserve">The safety certificate </w:t>
+            </w:r>
+            <w:proofErr w:type="gramStart"/>
+            <w:r>
+              <w:rPr>
+                <w:rFonts w:asciiTheme="majorBidi" w:hAnsiTheme="majorBidi" w:cstheme="majorBidi"/>
+                <w:sz w:val="24"/>
+                <w:szCs w:val="24"/>
+              </w:rPr>
+              <w:t>issued</w:t>
+            </w:r>
+            <w:proofErr w:type="gramEnd"/>
+            <w:r>
+              <w:rPr>
+                <w:rFonts w:asciiTheme="majorBidi" w:hAnsiTheme="majorBidi" w:cstheme="majorBidi"/>
+                <w:sz w:val="24"/>
+                <w:szCs w:val="24"/>
+              </w:rPr>
+              <w:t xml:space="preserve"> to a student. At most one per student.</w:t>
             </w:r>
           </w:p>
         </w:tc>
@@ -18913,7 +19504,25 @@
                 <w:sz w:val="24"/>
                 <w:szCs w:val="24"/>
               </w:rPr>
-              <w:t>One record per student targeted by a task, carrying that student state.</w:t>
+              <w:t xml:space="preserve">One record per student </w:t>
+            </w:r>
+            <w:proofErr w:type="gramStart"/>
+            <w:r>
+              <w:rPr>
+                <w:rFonts w:asciiTheme="majorBidi" w:hAnsiTheme="majorBidi" w:cstheme="majorBidi"/>
+                <w:sz w:val="24"/>
+                <w:szCs w:val="24"/>
+              </w:rPr>
+              <w:t>targeted</w:t>
+            </w:r>
+            <w:proofErr w:type="gramEnd"/>
+            <w:r>
+              <w:rPr>
+                <w:rFonts w:asciiTheme="majorBidi" w:hAnsiTheme="majorBidi" w:cstheme="majorBidi"/>
+                <w:sz w:val="24"/>
+                <w:szCs w:val="24"/>
+              </w:rPr>
+              <w:t xml:space="preserve"> by a task, carrying that student state.</w:t>
             </w:r>
           </w:p>
         </w:tc>
@@ -19200,7 +19809,10 @@
             </w:pPr>
             <w:r>
               <w:rPr>
+                <w:rFonts w:asciiTheme="majorBidi" w:hAnsiTheme="majorBidi" w:cstheme="majorBidi"/>
                 <w:noProof/>
+                <w:sz w:val="24"/>
+                <w:szCs w:val="24"/>
               </w:rPr>
               <w:drawing>
                 <wp:inline distT="0" distB="0" distL="0" distR="0" wp14:anchorId="11709FF3" wp14:editId="7FFA7878">
@@ -19321,7 +19933,7 @@
           <w:szCs w:val="24"/>
         </w:rPr>
       </w:pPr>
-      <w:bookmarkStart w:id="34" w:name="_Toc241649281"/>
+      <w:bookmarkStart w:id="34" w:name="_Toc242344001"/>
       <w:r>
         <w:rPr>
           <w:rFonts w:asciiTheme="majorBidi" w:hAnsiTheme="majorBidi"/>
@@ -19669,7 +20281,7 @@
           <w:szCs w:val="24"/>
         </w:rPr>
       </w:pPr>
-      <w:bookmarkStart w:id="35" w:name="_Toc241649282"/>
+      <w:bookmarkStart w:id="35" w:name="_Toc242344002"/>
       <w:r>
         <w:rPr>
           <w:rFonts w:asciiTheme="majorBidi" w:hAnsiTheme="majorBidi"/>
@@ -19940,7 +20552,25 @@
                 <w:sz w:val="24"/>
                 <w:szCs w:val="24"/>
               </w:rPr>
-              <w:t>The ability to restore from backup shall be tested at least once each quarter, and the result of each test shall be recorded.</w:t>
+              <w:t xml:space="preserve">The ability to </w:t>
+            </w:r>
+            <w:proofErr w:type="gramStart"/>
+            <w:r>
+              <w:rPr>
+                <w:rFonts w:asciiTheme="majorBidi" w:hAnsiTheme="majorBidi" w:cstheme="majorBidi"/>
+                <w:sz w:val="24"/>
+                <w:szCs w:val="24"/>
+              </w:rPr>
+              <w:t>restore from</w:t>
+            </w:r>
+            <w:proofErr w:type="gramEnd"/>
+            <w:r>
+              <w:rPr>
+                <w:rFonts w:asciiTheme="majorBidi" w:hAnsiTheme="majorBidi" w:cstheme="majorBidi"/>
+                <w:sz w:val="24"/>
+                <w:szCs w:val="24"/>
+              </w:rPr>
+              <w:t xml:space="preserve"> backup shall be tested at least once each quarter, and the result of each test shall be recorded.</w:t>
             </w:r>
           </w:p>
         </w:tc>
@@ -20016,7 +20646,7 @@
           <w:szCs w:val="24"/>
         </w:rPr>
       </w:pPr>
-      <w:bookmarkStart w:id="36" w:name="_Toc241649283"/>
+      <w:bookmarkStart w:id="36" w:name="_Toc242344003"/>
       <w:r>
         <w:rPr>
           <w:rFonts w:asciiTheme="majorBidi" w:hAnsiTheme="majorBidi"/>
@@ -20347,7 +20977,25 @@
                 <w:sz w:val="24"/>
                 <w:szCs w:val="24"/>
               </w:rPr>
-              <w:t>The system shall retain audit entries for no less than 7 years, and shall not permit an entry to be modified or deleted once written.</w:t>
+              <w:t xml:space="preserve">The system shall retain audit entries for no less than 7 </w:t>
+            </w:r>
+            <w:proofErr w:type="gramStart"/>
+            <w:r>
+              <w:rPr>
+                <w:rFonts w:asciiTheme="majorBidi" w:hAnsiTheme="majorBidi" w:cstheme="majorBidi"/>
+                <w:sz w:val="24"/>
+                <w:szCs w:val="24"/>
+              </w:rPr>
+              <w:t>years, and</w:t>
+            </w:r>
+            <w:proofErr w:type="gramEnd"/>
+            <w:r>
+              <w:rPr>
+                <w:rFonts w:asciiTheme="majorBidi" w:hAnsiTheme="majorBidi" w:cstheme="majorBidi"/>
+                <w:sz w:val="24"/>
+                <w:szCs w:val="24"/>
+              </w:rPr>
+              <w:t xml:space="preserve"> shall not permit an entry to be modified or deleted once written.</w:t>
             </w:r>
           </w:p>
         </w:tc>
@@ -20440,7 +21088,7 @@
           <w:szCs w:val="24"/>
         </w:rPr>
       </w:pPr>
-      <w:bookmarkStart w:id="37" w:name="_Toc241649284"/>
+      <w:bookmarkStart w:id="37" w:name="_Toc242344004"/>
       <w:r>
         <w:rPr>
           <w:rFonts w:asciiTheme="majorBidi" w:hAnsiTheme="majorBidi"/>
@@ -20467,7 +21115,25 @@
           <w:sz w:val="24"/>
           <w:szCs w:val="24"/>
         </w:rPr>
-        <w:t>The following use cases describe the principal interactions between the actors and the system. Each is traced to the functional requirements it exercises.</w:t>
+        <w:t xml:space="preserve">The </w:t>
+      </w:r>
+      <w:proofErr w:type="gramStart"/>
+      <w:r>
+        <w:rPr>
+          <w:rFonts w:asciiTheme="majorBidi" w:hAnsiTheme="majorBidi" w:cstheme="majorBidi"/>
+          <w:sz w:val="24"/>
+          <w:szCs w:val="24"/>
+        </w:rPr>
+        <w:t>following use</w:t>
+      </w:r>
+      <w:proofErr w:type="gramEnd"/>
+      <w:r>
+        <w:rPr>
+          <w:rFonts w:asciiTheme="majorBidi" w:hAnsiTheme="majorBidi" w:cstheme="majorBidi"/>
+          <w:sz w:val="24"/>
+          <w:szCs w:val="24"/>
+        </w:rPr>
+        <w:t xml:space="preserve"> cases describe the principal interactions between the actors and the system. Each is traced to the functional requirements it exercises.</w:t>
       </w:r>
     </w:p>
     <w:tbl>
@@ -21794,7 +22460,25 @@
                 <w:sz w:val="24"/>
                 <w:szCs w:val="24"/>
               </w:rPr>
-              <w:t>If the AI service does not respond, pre authored guidance is presented and the experiment remains completable. If the student leaves and returns, completed steps are restored.</w:t>
+              <w:t xml:space="preserve">If the AI service does not respond, </w:t>
+            </w:r>
+            <w:proofErr w:type="gramStart"/>
+            <w:r>
+              <w:rPr>
+                <w:rFonts w:asciiTheme="majorBidi" w:hAnsiTheme="majorBidi" w:cstheme="majorBidi"/>
+                <w:sz w:val="24"/>
+                <w:szCs w:val="24"/>
+              </w:rPr>
+              <w:t>pre authored</w:t>
+            </w:r>
+            <w:proofErr w:type="gramEnd"/>
+            <w:r>
+              <w:rPr>
+                <w:rFonts w:asciiTheme="majorBidi" w:hAnsiTheme="majorBidi" w:cstheme="majorBidi"/>
+                <w:sz w:val="24"/>
+                <w:szCs w:val="24"/>
+              </w:rPr>
+              <w:t xml:space="preserve"> guidance is presented and the experiment remains completable. If the student leaves and returns, completed steps are restored.</w:t>
             </w:r>
           </w:p>
         </w:tc>
@@ -21921,7 +22605,10 @@
       </w:pPr>
       <w:r>
         <w:rPr>
+          <w:rFonts w:asciiTheme="majorBidi" w:hAnsiTheme="majorBidi" w:cstheme="majorBidi"/>
           <w:noProof/>
+          <w:sz w:val="24"/>
+          <w:szCs w:val="24"/>
         </w:rPr>
         <w:lastRenderedPageBreak/>
         <w:drawing>
@@ -22658,7 +23345,25 @@
                 <w:sz w:val="24"/>
                 <w:szCs w:val="24"/>
               </w:rPr>
-              <w:t>If the student belongs to another class the request is refused and the refusal is logged. If fewer than three experiments have been completed the system explains the data requirement and generates no report. If the AI service does not respond the teacher is offered a retry.</w:t>
+              <w:t xml:space="preserve">If the student belongs to another </w:t>
+            </w:r>
+            <w:proofErr w:type="gramStart"/>
+            <w:r>
+              <w:rPr>
+                <w:rFonts w:asciiTheme="majorBidi" w:hAnsiTheme="majorBidi" w:cstheme="majorBidi"/>
+                <w:sz w:val="24"/>
+                <w:szCs w:val="24"/>
+              </w:rPr>
+              <w:t>class</w:t>
+            </w:r>
+            <w:proofErr w:type="gramEnd"/>
+            <w:r>
+              <w:rPr>
+                <w:rFonts w:asciiTheme="majorBidi" w:hAnsiTheme="majorBidi" w:cstheme="majorBidi"/>
+                <w:sz w:val="24"/>
+                <w:szCs w:val="24"/>
+              </w:rPr>
+              <w:t xml:space="preserve"> the request is refused and the refusal is logged. If fewer than three experiments have been completed the system explains the data requirement and generates no report. If the AI service does not respond the teacher is offered a retry.</w:t>
             </w:r>
           </w:p>
         </w:tc>
@@ -22773,6 +23478,62 @@
           <w:szCs w:val="24"/>
         </w:rPr>
       </w:pPr>
+      <w:r>
+        <w:rPr>
+          <w:rFonts w:asciiTheme="majorBidi" w:hAnsiTheme="majorBidi" w:cstheme="majorBidi"/>
+          <w:noProof/>
+          <w:sz w:val="24"/>
+          <w:szCs w:val="24"/>
+        </w:rPr>
+        <w:drawing>
+          <wp:inline distT="0" distB="0" distL="0" distR="0" wp14:anchorId="225652D4" wp14:editId="1745FB62">
+            <wp:extent cx="6126480" cy="3201670"/>
+            <wp:effectExtent l="0" t="0" r="7620" b="0"/>
+            <wp:docPr id="105150122" name="Picture 1"/>
+            <wp:cNvGraphicFramePr>
+              <a:graphicFrameLocks xmlns:a="http://schemas.openxmlformats.org/drawingml/2006/main" noChangeAspect="1"/>
+            </wp:cNvGraphicFramePr>
+            <a:graphic xmlns:a="http://schemas.openxmlformats.org/drawingml/2006/main">
+              <a:graphicData uri="http://schemas.openxmlformats.org/drawingml/2006/picture">
+                <pic:pic xmlns:pic="http://schemas.openxmlformats.org/drawingml/2006/picture">
+                  <pic:nvPicPr>
+                    <pic:cNvPr id="0" name="Picture 1"/>
+                    <pic:cNvPicPr>
+                      <a:picLocks noChangeAspect="1" noChangeArrowheads="1"/>
+                    </pic:cNvPicPr>
+                  </pic:nvPicPr>
+                  <pic:blipFill>
+                    <a:blip r:embed="rId14">
+                      <a:extLst>
+                        <a:ext uri="{28A0092B-C50C-407E-A947-70E740481C1C}">
+                          <a14:useLocalDpi xmlns:a14="http://schemas.microsoft.com/office/drawing/2010/main" val="0"/>
+                        </a:ext>
+                      </a:extLst>
+                    </a:blip>
+                    <a:srcRect/>
+                    <a:stretch>
+                      <a:fillRect/>
+                    </a:stretch>
+                  </pic:blipFill>
+                  <pic:spPr bwMode="auto">
+                    <a:xfrm>
+                      <a:off x="0" y="0"/>
+                      <a:ext cx="6126480" cy="3201670"/>
+                    </a:xfrm>
+                    <a:prstGeom prst="rect">
+                      <a:avLst/>
+                    </a:prstGeom>
+                    <a:noFill/>
+                    <a:ln>
+                      <a:noFill/>
+                    </a:ln>
+                  </pic:spPr>
+                </pic:pic>
+              </a:graphicData>
+            </a:graphic>
+          </wp:inline>
+        </w:drawing>
+      </w:r>
     </w:p>
     <w:p>
       <w:pPr>
@@ -23003,7 +23764,25 @@
                 <w:sz w:val="24"/>
                 <w:szCs w:val="24"/>
               </w:rPr>
-              <w:t>1. Teacher opens Task Assignment and selects an experiment, a target, and a due date. 2. System validates the due date and the class assignment. 3. System creates the task and one assignment record per targeted student. 4. System notifies each targeted student. 5. System advances the state of each assignment as the student works. 6. Teacher follows the states on the class dashboard.</w:t>
+              <w:t xml:space="preserve">1. Teacher opens Task Assignment and selects an experiment, a target, and a due date. 2. System validates the due date and the class assignment. 3. System </w:t>
+            </w:r>
+            <w:proofErr w:type="gramStart"/>
+            <w:r>
+              <w:rPr>
+                <w:rFonts w:asciiTheme="majorBidi" w:hAnsiTheme="majorBidi" w:cstheme="majorBidi"/>
+                <w:sz w:val="24"/>
+                <w:szCs w:val="24"/>
+              </w:rPr>
+              <w:t>creates the task</w:t>
+            </w:r>
+            <w:proofErr w:type="gramEnd"/>
+            <w:r>
+              <w:rPr>
+                <w:rFonts w:asciiTheme="majorBidi" w:hAnsiTheme="majorBidi" w:cstheme="majorBidi"/>
+                <w:sz w:val="24"/>
+                <w:szCs w:val="24"/>
+              </w:rPr>
+              <w:t xml:space="preserve"> and one assignment record per targeted student. 4. System notifies each targeted student. 5. System advances the state of each assignment as the student works. 6. Teacher follows the states on the class dashboard.</w:t>
             </w:r>
           </w:p>
         </w:tc>
@@ -23103,7 +23882,16 @@
                 <w:sz w:val="24"/>
                 <w:szCs w:val="24"/>
               </w:rPr>
-              <w:t>The task is created, the students are notified, and the states are visible to the teacher.</w:t>
+              <w:t xml:space="preserve">The task is created, the students are notified, and the states are visible to the </w:t>
+            </w:r>
+            <w:r>
+              <w:rPr>
+                <w:rFonts w:asciiTheme="majorBidi" w:hAnsiTheme="majorBidi" w:cstheme="majorBidi"/>
+                <w:sz w:val="24"/>
+                <w:szCs w:val="24"/>
+              </w:rPr>
+              <w:lastRenderedPageBreak/>
+              <w:t>teacher.</w:t>
             </w:r>
           </w:p>
         </w:tc>
@@ -23129,6 +23917,7 @@
                 <w:sz w:val="24"/>
                 <w:szCs w:val="24"/>
               </w:rPr>
+              <w:lastRenderedPageBreak/>
               <w:t>Related Requirements</w:t>
             </w:r>
           </w:p>
@@ -23448,16 +24237,43 @@
                 <w:sz w:val="24"/>
                 <w:szCs w:val="24"/>
               </w:rPr>
-              <w:t xml:space="preserve">On a score below 80 percent the attempt is recorded and a further attempt is </w:t>
-            </w:r>
-            <w:r>
-              <w:rPr>
-                <w:rFonts w:asciiTheme="majorBidi" w:hAnsiTheme="majorBidi" w:cstheme="majorBidi"/>
-                <w:sz w:val="24"/>
-                <w:szCs w:val="24"/>
-              </w:rPr>
-              <w:lastRenderedPageBreak/>
-              <w:t>offered with the questions in a different order. No further points are awarded on a repeat pass.</w:t>
+              <w:t xml:space="preserve">On a score below 80 percent the attempt is </w:t>
+            </w:r>
+            <w:proofErr w:type="gramStart"/>
+            <w:r>
+              <w:rPr>
+                <w:rFonts w:asciiTheme="majorBidi" w:hAnsiTheme="majorBidi" w:cstheme="majorBidi"/>
+                <w:sz w:val="24"/>
+                <w:szCs w:val="24"/>
+              </w:rPr>
+              <w:t>recorded</w:t>
+            </w:r>
+            <w:proofErr w:type="gramEnd"/>
+            <w:r>
+              <w:rPr>
+                <w:rFonts w:asciiTheme="majorBidi" w:hAnsiTheme="majorBidi" w:cstheme="majorBidi"/>
+                <w:sz w:val="24"/>
+                <w:szCs w:val="24"/>
+              </w:rPr>
+              <w:t xml:space="preserve"> and a further attempt is offered with the questions in </w:t>
+            </w:r>
+            <w:proofErr w:type="gramStart"/>
+            <w:r>
+              <w:rPr>
+                <w:rFonts w:asciiTheme="majorBidi" w:hAnsiTheme="majorBidi" w:cstheme="majorBidi"/>
+                <w:sz w:val="24"/>
+                <w:szCs w:val="24"/>
+              </w:rPr>
+              <w:t>a different</w:t>
+            </w:r>
+            <w:proofErr w:type="gramEnd"/>
+            <w:r>
+              <w:rPr>
+                <w:rFonts w:asciiTheme="majorBidi" w:hAnsiTheme="majorBidi" w:cstheme="majorBidi"/>
+                <w:sz w:val="24"/>
+                <w:szCs w:val="24"/>
+              </w:rPr>
+              <w:t xml:space="preserve"> order. No further points are awarded on a repeat pass.</w:t>
             </w:r>
           </w:p>
         </w:tc>
@@ -23483,7 +24299,6 @@
                 <w:sz w:val="24"/>
                 <w:szCs w:val="24"/>
               </w:rPr>
-              <w:lastRenderedPageBreak/>
               <w:t>Postconditions</w:t>
             </w:r>
           </w:p>
@@ -23983,7 +24798,25 @@
           <w:sz w:val="24"/>
           <w:szCs w:val="24"/>
         </w:rPr>
-        <w:t>The use case diagrams identify twenty eight use cases in total. The eight below are specified in detail because each one crosses several parts of the system or carries a decision that the requirements depend on. The remainder are single step interactions whose behaviour is already fully stated in Section 11.</w:t>
+        <w:t xml:space="preserve">The use case diagrams identify </w:t>
+      </w:r>
+      <w:proofErr w:type="gramStart"/>
+      <w:r>
+        <w:rPr>
+          <w:rFonts w:asciiTheme="majorBidi" w:hAnsiTheme="majorBidi" w:cstheme="majorBidi"/>
+          <w:sz w:val="24"/>
+          <w:szCs w:val="24"/>
+        </w:rPr>
+        <w:t>twenty eight</w:t>
+      </w:r>
+      <w:proofErr w:type="gramEnd"/>
+      <w:r>
+        <w:rPr>
+          <w:rFonts w:asciiTheme="majorBidi" w:hAnsiTheme="majorBidi" w:cstheme="majorBidi"/>
+          <w:sz w:val="24"/>
+          <w:szCs w:val="24"/>
+        </w:rPr>
+        <w:t xml:space="preserve"> use cases in total. The eight below are specified in detail because each one crosses several parts of the system or carries a decision that the requirements depend on. The remainder are single step interactions whose behaviour is already fully stated in Section 11.</w:t>
       </w:r>
     </w:p>
     <w:tbl>
@@ -24019,6 +24852,7 @@
                 <w:sz w:val="24"/>
                 <w:szCs w:val="24"/>
               </w:rPr>
+              <w:lastRenderedPageBreak/>
               <w:t>Actor</w:t>
             </w:r>
           </w:p>
@@ -24281,6 +25115,7 @@
                 <w:szCs w:val="24"/>
               </w:rPr>
             </w:pPr>
+            <w:proofErr w:type="gramStart"/>
             <w:r>
               <w:rPr>
                 <w:rFonts w:asciiTheme="majorBidi" w:hAnsiTheme="majorBidi" w:cstheme="majorBidi"/>
@@ -24289,8 +25124,31 @@
                 <w:sz w:val="24"/>
                 <w:szCs w:val="24"/>
               </w:rPr>
-              <w:t>[ Insert Activity Diagram: Safety Certification here ]</w:t>
-            </w:r>
+              <w:t>[ Insert</w:t>
+            </w:r>
+            <w:proofErr w:type="gramEnd"/>
+            <w:r>
+              <w:rPr>
+                <w:rFonts w:asciiTheme="majorBidi" w:hAnsiTheme="majorBidi" w:cstheme="majorBidi"/>
+                <w:i/>
+                <w:color w:val="808080"/>
+                <w:sz w:val="24"/>
+                <w:szCs w:val="24"/>
+              </w:rPr>
+              <w:t xml:space="preserve"> Activity Diagram: Safety Certification </w:t>
+            </w:r>
+            <w:proofErr w:type="gramStart"/>
+            <w:r>
+              <w:rPr>
+                <w:rFonts w:asciiTheme="majorBidi" w:hAnsiTheme="majorBidi" w:cstheme="majorBidi"/>
+                <w:i/>
+                <w:color w:val="808080"/>
+                <w:sz w:val="24"/>
+                <w:szCs w:val="24"/>
+              </w:rPr>
+              <w:t>here ]</w:t>
+            </w:r>
+            <w:proofErr w:type="gramEnd"/>
           </w:p>
           <w:p>
             <w:pPr>
@@ -24427,6 +25285,7 @@
                 <w:szCs w:val="24"/>
               </w:rPr>
             </w:pPr>
+            <w:proofErr w:type="gramStart"/>
             <w:r>
               <w:rPr>
                 <w:rFonts w:asciiTheme="majorBidi" w:hAnsiTheme="majorBidi" w:cstheme="majorBidi"/>
@@ -24435,8 +25294,31 @@
                 <w:sz w:val="24"/>
                 <w:szCs w:val="24"/>
               </w:rPr>
-              <w:t>[ Insert Activity Diagram: Perform Virtual Experiment here ]</w:t>
-            </w:r>
+              <w:t>[ Insert</w:t>
+            </w:r>
+            <w:proofErr w:type="gramEnd"/>
+            <w:r>
+              <w:rPr>
+                <w:rFonts w:asciiTheme="majorBidi" w:hAnsiTheme="majorBidi" w:cstheme="majorBidi"/>
+                <w:i/>
+                <w:color w:val="808080"/>
+                <w:sz w:val="24"/>
+                <w:szCs w:val="24"/>
+              </w:rPr>
+              <w:t xml:space="preserve"> Activity Diagram: Perform Virtual Experiment </w:t>
+            </w:r>
+            <w:proofErr w:type="gramStart"/>
+            <w:r>
+              <w:rPr>
+                <w:rFonts w:asciiTheme="majorBidi" w:hAnsiTheme="majorBidi" w:cstheme="majorBidi"/>
+                <w:i/>
+                <w:color w:val="808080"/>
+                <w:sz w:val="24"/>
+                <w:szCs w:val="24"/>
+              </w:rPr>
+              <w:t>here ]</w:t>
+            </w:r>
+            <w:proofErr w:type="gramEnd"/>
           </w:p>
           <w:p>
             <w:pPr>
@@ -24534,6 +25416,7 @@
           <w:sz w:val="24"/>
           <w:szCs w:val="24"/>
         </w:rPr>
+        <w:lastRenderedPageBreak/>
         <w:br w:type="page"/>
       </w:r>
     </w:p>
@@ -24547,7 +25430,7 @@
           <w:szCs w:val="24"/>
         </w:rPr>
       </w:pPr>
-      <w:bookmarkStart w:id="38" w:name="_Toc241649285"/>
+      <w:bookmarkStart w:id="38" w:name="_Toc242344005"/>
       <w:r>
         <w:rPr>
           <w:rFonts w:asciiTheme="majorBidi" w:hAnsiTheme="majorBidi"/>
@@ -25157,7 +26040,43 @@
                 <w:sz w:val="24"/>
                 <w:szCs w:val="24"/>
               </w:rPr>
-              <w:t>A readiness report is generated within five seconds for a student with at least three completed experiments, and is refused with an explanation below that threshold.</w:t>
+              <w:t xml:space="preserve">A readiness report is generated within five seconds for a student with at least three </w:t>
+            </w:r>
+            <w:proofErr w:type="gramStart"/>
+            <w:r>
+              <w:rPr>
+                <w:rFonts w:asciiTheme="majorBidi" w:hAnsiTheme="majorBidi" w:cstheme="majorBidi"/>
+                <w:sz w:val="24"/>
+                <w:szCs w:val="24"/>
+              </w:rPr>
+              <w:t>completed</w:t>
+            </w:r>
+            <w:proofErr w:type="gramEnd"/>
+            <w:r>
+              <w:rPr>
+                <w:rFonts w:asciiTheme="majorBidi" w:hAnsiTheme="majorBidi" w:cstheme="majorBidi"/>
+                <w:sz w:val="24"/>
+                <w:szCs w:val="24"/>
+              </w:rPr>
+              <w:t xml:space="preserve"> </w:t>
+            </w:r>
+            <w:proofErr w:type="gramStart"/>
+            <w:r>
+              <w:rPr>
+                <w:rFonts w:asciiTheme="majorBidi" w:hAnsiTheme="majorBidi" w:cstheme="majorBidi"/>
+                <w:sz w:val="24"/>
+                <w:szCs w:val="24"/>
+              </w:rPr>
+              <w:t>experiments, and</w:t>
+            </w:r>
+            <w:proofErr w:type="gramEnd"/>
+            <w:r>
+              <w:rPr>
+                <w:rFonts w:asciiTheme="majorBidi" w:hAnsiTheme="majorBidi" w:cstheme="majorBidi"/>
+                <w:sz w:val="24"/>
+                <w:szCs w:val="24"/>
+              </w:rPr>
+              <w:t xml:space="preserve"> is refused with an explanation below that threshold.</w:t>
             </w:r>
           </w:p>
         </w:tc>
@@ -25453,7 +26372,25 @@
                 <w:sz w:val="24"/>
                 <w:szCs w:val="24"/>
               </w:rPr>
-              <w:t>With the AI service unavailable, every experiment remains completable using pre authored guidance.</w:t>
+              <w:t xml:space="preserve">With the AI service unavailable, every experiment remains completable using </w:t>
+            </w:r>
+            <w:proofErr w:type="gramStart"/>
+            <w:r>
+              <w:rPr>
+                <w:rFonts w:asciiTheme="majorBidi" w:hAnsiTheme="majorBidi" w:cstheme="majorBidi"/>
+                <w:sz w:val="24"/>
+                <w:szCs w:val="24"/>
+              </w:rPr>
+              <w:t>pre authored</w:t>
+            </w:r>
+            <w:proofErr w:type="gramEnd"/>
+            <w:r>
+              <w:rPr>
+                <w:rFonts w:asciiTheme="majorBidi" w:hAnsiTheme="majorBidi" w:cstheme="majorBidi"/>
+                <w:sz w:val="24"/>
+                <w:szCs w:val="24"/>
+              </w:rPr>
+              <w:t xml:space="preserve"> guidance.</w:t>
             </w:r>
           </w:p>
         </w:tc>
@@ -25527,7 +26464,25 @@
                 <w:sz w:val="24"/>
                 <w:szCs w:val="24"/>
               </w:rPr>
-              <w:t>A student who has not used the system before completes login, Tier 1, and one experiment without assistance.</w:t>
+              <w:t xml:space="preserve">A student who has not used the system before </w:t>
+            </w:r>
+            <w:proofErr w:type="gramStart"/>
+            <w:r>
+              <w:rPr>
+                <w:rFonts w:asciiTheme="majorBidi" w:hAnsiTheme="majorBidi" w:cstheme="majorBidi"/>
+                <w:sz w:val="24"/>
+                <w:szCs w:val="24"/>
+              </w:rPr>
+              <w:t>completes login,</w:t>
+            </w:r>
+            <w:proofErr w:type="gramEnd"/>
+            <w:r>
+              <w:rPr>
+                <w:rFonts w:asciiTheme="majorBidi" w:hAnsiTheme="majorBidi" w:cstheme="majorBidi"/>
+                <w:sz w:val="24"/>
+                <w:szCs w:val="24"/>
+              </w:rPr>
+              <w:t xml:space="preserve"> Tier 1, and one experiment without assistance.</w:t>
             </w:r>
           </w:p>
         </w:tc>
@@ -25799,7 +26754,7 @@
           <w:szCs w:val="24"/>
         </w:rPr>
       </w:pPr>
-      <w:bookmarkStart w:id="39" w:name="_Toc241649286"/>
+      <w:bookmarkStart w:id="39" w:name="_Toc242344006"/>
       <w:r>
         <w:rPr>
           <w:rFonts w:asciiTheme="majorBidi" w:hAnsiTheme="majorBidi"/>
@@ -26132,13 +27087,23 @@
                 <w:szCs w:val="24"/>
               </w:rPr>
             </w:pPr>
-            <w:r>
-              <w:rPr>
-                <w:rFonts w:asciiTheme="majorBidi" w:hAnsiTheme="majorBidi" w:cstheme="majorBidi"/>
-                <w:sz w:val="24"/>
-                <w:szCs w:val="24"/>
-              </w:rPr>
-              <w:t>Would allow group work in the virtual laboratory. Requires shared session state.</w:t>
+            <w:proofErr w:type="gramStart"/>
+            <w:r>
+              <w:rPr>
+                <w:rFonts w:asciiTheme="majorBidi" w:hAnsiTheme="majorBidi" w:cstheme="majorBidi"/>
+                <w:sz w:val="24"/>
+                <w:szCs w:val="24"/>
+              </w:rPr>
+              <w:t>Would</w:t>
+            </w:r>
+            <w:proofErr w:type="gramEnd"/>
+            <w:r>
+              <w:rPr>
+                <w:rFonts w:asciiTheme="majorBidi" w:hAnsiTheme="majorBidi" w:cstheme="majorBidi"/>
+                <w:sz w:val="24"/>
+                <w:szCs w:val="24"/>
+              </w:rPr>
+              <w:t xml:space="preserve"> allow group work in the virtual laboratory. Requires shared session state.</w:t>
             </w:r>
           </w:p>
         </w:tc>
@@ -26338,7 +27303,25 @@
                 <w:sz w:val="24"/>
                 <w:szCs w:val="24"/>
               </w:rPr>
-              <w:t>Would give the certificate standing outside the adopting school.</w:t>
+              <w:t xml:space="preserve">Would give the certificate standing outside the </w:t>
+            </w:r>
+            <w:proofErr w:type="gramStart"/>
+            <w:r>
+              <w:rPr>
+                <w:rFonts w:asciiTheme="majorBidi" w:hAnsiTheme="majorBidi" w:cstheme="majorBidi"/>
+                <w:sz w:val="24"/>
+                <w:szCs w:val="24"/>
+              </w:rPr>
+              <w:t>adopting</w:t>
+            </w:r>
+            <w:proofErr w:type="gramEnd"/>
+            <w:r>
+              <w:rPr>
+                <w:rFonts w:asciiTheme="majorBidi" w:hAnsiTheme="majorBidi" w:cstheme="majorBidi"/>
+                <w:sz w:val="24"/>
+                <w:szCs w:val="24"/>
+              </w:rPr>
+              <w:t xml:space="preserve"> school.</w:t>
             </w:r>
           </w:p>
         </w:tc>
@@ -26373,8 +27356,8 @@
       </w:pPr>
     </w:p>
     <w:sectPr>
-      <w:headerReference w:type="default" r:id="rId14"/>
-      <w:footerReference w:type="default" r:id="rId15"/>
+      <w:headerReference w:type="default" r:id="rId15"/>
+      <w:footerReference w:type="default" r:id="rId16"/>
       <w:pgSz w:w="12240" w:h="15840"/>
       <w:pgMar w:top="1296" w:right="1296" w:bottom="1296" w:left="1296" w:header="576" w:footer="576" w:gutter="0"/>
       <w:cols w:space="720"/>
@@ -26418,75 +27401,211 @@
     </w:pPr>
     <w:r>
       <w:rPr>
-        <w:sz w:val="16"/>
+        <w:noProof/>
+        <w:sz w:val="20"/>
       </w:rPr>
-      <w:t xml:space="preserve">Page </w:t>
-    </w:r>
-    <w:r>
-      <w:rPr>
-        <w:sz w:val="16"/>
-      </w:rPr>
-      <w:fldChar w:fldCharType="begin"/>
-    </w:r>
-    <w:r>
-      <w:rPr>
-        <w:sz w:val="16"/>
-      </w:rPr>
-      <w:instrText>PAGE</w:instrText>
-    </w:r>
-    <w:r>
-      <w:rPr>
-        <w:sz w:val="16"/>
-      </w:rPr>
-      <w:fldChar w:fldCharType="separate"/>
-    </w:r>
-    <w:r>
-      <w:rPr>
-        <w:sz w:val="16"/>
-      </w:rPr>
-      <w:t>1</w:t>
-    </w:r>
-    <w:r>
-      <w:rPr>
-        <w:sz w:val="16"/>
-      </w:rPr>
-      <w:fldChar w:fldCharType="end"/>
-    </w:r>
-    <w:r>
-      <w:rPr>
-        <w:sz w:val="16"/>
-      </w:rPr>
-      <w:t xml:space="preserve"> of </w:t>
-    </w:r>
-    <w:r>
-      <w:rPr>
-        <w:sz w:val="16"/>
-      </w:rPr>
-      <w:fldChar w:fldCharType="begin"/>
-    </w:r>
-    <w:r>
-      <w:rPr>
-        <w:sz w:val="16"/>
-      </w:rPr>
-      <w:instrText>NUMPAGES</w:instrText>
-    </w:r>
-    <w:r>
-      <w:rPr>
-        <w:sz w:val="16"/>
-      </w:rPr>
-      <w:fldChar w:fldCharType="separate"/>
-    </w:r>
-    <w:r>
-      <w:rPr>
-        <w:sz w:val="16"/>
-      </w:rPr>
-      <w:t>1</w:t>
-    </w:r>
-    <w:r>
-      <w:rPr>
-        <w:sz w:val="16"/>
-      </w:rPr>
-      <w:fldChar w:fldCharType="end"/>
+      <mc:AlternateContent>
+        <mc:Choice Requires="wps">
+          <w:drawing>
+            <wp:anchor distT="0" distB="0" distL="0" distR="0" simplePos="0" relativeHeight="251658240" behindDoc="1" locked="0" layoutInCell="1" allowOverlap="1" wp14:anchorId="77402E6D" wp14:editId="76543E94">
+              <wp:simplePos x="0" y="0"/>
+              <wp:positionH relativeFrom="page">
+                <wp:posOffset>1208087</wp:posOffset>
+              </wp:positionH>
+              <wp:positionV relativeFrom="page">
+                <wp:posOffset>9712090</wp:posOffset>
+              </wp:positionV>
+              <wp:extent cx="2100580" cy="142875"/>
+              <wp:effectExtent l="0" t="0" r="0" b="0"/>
+              <wp:wrapNone/>
+              <wp:docPr id="5" name="Textbox 5"/>
+              <wp:cNvGraphicFramePr>
+                <a:graphicFrameLocks xmlns:a="http://schemas.openxmlformats.org/drawingml/2006/main"/>
+              </wp:cNvGraphicFramePr>
+              <a:graphic xmlns:a="http://schemas.openxmlformats.org/drawingml/2006/main">
+                <a:graphicData uri="http://schemas.microsoft.com/office/word/2010/wordprocessingShape">
+                  <wps:wsp>
+                    <wps:cNvSpPr txBox="1">
+                      <a:spLocks/>
+                    </wps:cNvSpPr>
+                    <wps:spPr>
+                      <a:xfrm>
+                        <a:off x="0" y="0"/>
+                        <a:ext cx="2100580" cy="142875"/>
+                      </a:xfrm>
+                      <a:prstGeom prst="rect">
+                        <a:avLst/>
+                      </a:prstGeom>
+                    </wps:spPr>
+                    <wps:txbx>
+                      <w:txbxContent>
+                        <w:p>
+                          <w:pPr>
+                            <w:spacing w:before="19"/>
+                            <w:ind w:left="20"/>
+                            <w:rPr>
+                              <w:b/>
+                              <w:sz w:val="16"/>
+                            </w:rPr>
+                          </w:pPr>
+                          <w:r>
+                            <w:rPr>
+                              <w:b/>
+                              <w:sz w:val="16"/>
+                            </w:rPr>
+                            <w:t>The</w:t>
+                          </w:r>
+                          <w:r>
+                            <w:rPr>
+                              <w:b/>
+                              <w:spacing w:val="-4"/>
+                              <w:sz w:val="16"/>
+                            </w:rPr>
+                            <w:t xml:space="preserve"> </w:t>
+                          </w:r>
+                          <w:r>
+                            <w:rPr>
+                              <w:b/>
+                              <w:sz w:val="16"/>
+                            </w:rPr>
+                            <w:t>University</w:t>
+                          </w:r>
+                          <w:r>
+                            <w:rPr>
+                              <w:b/>
+                              <w:spacing w:val="-3"/>
+                              <w:sz w:val="16"/>
+                            </w:rPr>
+                            <w:t xml:space="preserve"> </w:t>
+                          </w:r>
+                          <w:r>
+                            <w:rPr>
+                              <w:b/>
+                              <w:sz w:val="16"/>
+                            </w:rPr>
+                            <w:t>of</w:t>
+                          </w:r>
+                          <w:r>
+                            <w:rPr>
+                              <w:b/>
+                              <w:spacing w:val="8"/>
+                              <w:sz w:val="16"/>
+                            </w:rPr>
+                            <w:t xml:space="preserve"> </w:t>
+                          </w:r>
+                          <w:r>
+                            <w:rPr>
+                              <w:b/>
+                              <w:sz w:val="16"/>
+                            </w:rPr>
+                            <w:t>Chenab</w:t>
+                          </w:r>
+                          <w:r>
+                            <w:rPr>
+                              <w:b/>
+                              <w:spacing w:val="6"/>
+                              <w:sz w:val="16"/>
+                            </w:rPr>
+                            <w:t>, Gujrat</w:t>
+                          </w:r>
+                        </w:p>
+                      </w:txbxContent>
+                    </wps:txbx>
+                    <wps:bodyPr wrap="square" lIns="0" tIns="0" rIns="0" bIns="0" rtlCol="0">
+                      <a:noAutofit/>
+                    </wps:bodyPr>
+                  </wps:wsp>
+                </a:graphicData>
+              </a:graphic>
+            </wp:anchor>
+          </w:drawing>
+        </mc:Choice>
+        <mc:Fallback>
+          <w:pict>
+            <v:shapetype w14:anchorId="77402E6D" id="_x0000_t202" coordsize="21600,21600" o:spt="202" path="m,l,21600r21600,l21600,xe">
+              <v:stroke joinstyle="miter"/>
+              <v:path gradientshapeok="t" o:connecttype="rect"/>
+            </v:shapetype>
+            <v:shape id="Textbox 5" o:spid="_x0000_s1027" type="#_x0000_t202" style="position:absolute;left:0;text-align:left;margin-left:95.1pt;margin-top:764.75pt;width:165.4pt;height:11.25pt;z-index:-251658240;visibility:visible;mso-wrap-style:square;mso-wrap-distance-left:0;mso-wrap-distance-top:0;mso-wrap-distance-right:0;mso-wrap-distance-bottom:0;mso-position-horizontal:absolute;mso-position-horizontal-relative:page;mso-position-vertical:absolute;mso-position-vertical-relative:page;v-text-anchor:top" o:gfxdata="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" filled="f" stroked="f">
+              <v:textbox inset="0,0,0,0">
+                <w:txbxContent>
+                  <w:p>
+                    <w:pPr>
+                      <w:spacing w:before="19"/>
+                      <w:ind w:left="20"/>
+                      <w:rPr>
+                        <w:b/>
+                        <w:sz w:val="16"/>
+                      </w:rPr>
+                    </w:pPr>
+                    <w:r>
+                      <w:rPr>
+                        <w:b/>
+                        <w:sz w:val="16"/>
+                      </w:rPr>
+                      <w:t>The</w:t>
+                    </w:r>
+                    <w:r>
+                      <w:rPr>
+                        <w:b/>
+                        <w:spacing w:val="-4"/>
+                        <w:sz w:val="16"/>
+                      </w:rPr>
+                      <w:t xml:space="preserve"> </w:t>
+                    </w:r>
+                    <w:r>
+                      <w:rPr>
+                        <w:b/>
+                        <w:sz w:val="16"/>
+                      </w:rPr>
+                      <w:t>University</w:t>
+                    </w:r>
+                    <w:r>
+                      <w:rPr>
+                        <w:b/>
+                        <w:spacing w:val="-3"/>
+                        <w:sz w:val="16"/>
+                      </w:rPr>
+                      <w:t xml:space="preserve"> </w:t>
+                    </w:r>
+                    <w:r>
+                      <w:rPr>
+                        <w:b/>
+                        <w:sz w:val="16"/>
+                      </w:rPr>
+                      <w:t>of</w:t>
+                    </w:r>
+                    <w:r>
+                      <w:rPr>
+                        <w:b/>
+                        <w:spacing w:val="8"/>
+                        <w:sz w:val="16"/>
+                      </w:rPr>
+                      <w:t xml:space="preserve"> </w:t>
+                    </w:r>
+                    <w:r>
+                      <w:rPr>
+                        <w:b/>
+                        <w:sz w:val="16"/>
+                      </w:rPr>
+                      <w:t>Chenab</w:t>
+                    </w:r>
+                    <w:r>
+                      <w:rPr>
+                        <w:b/>
+                        <w:spacing w:val="6"/>
+                        <w:sz w:val="16"/>
+                      </w:rPr>
+                      <w:t>, Gujrat</w:t>
+                    </w:r>
+                  </w:p>
+                </w:txbxContent>
+              </v:textbox>
+              <w10:wrap anchorx="page" anchory="page"/>
+            </v:shape>
+          </w:pict>
+        </mc:Fallback>
+      </mc:AlternateContent>
     </w:r>
   </w:p>
 </w:ftr>
@@ -26523,7 +27642,7 @@
     <w:pPr>
       <w:pStyle w:val="Header"/>
       <w:pBdr>
-        <w:bottom w:val="single" w:sz="4" w:space="4" w:color="BFBFBF"/>
+        <w:bottom w:val="single" w:sz="4" w:space="16" w:color="BFBFBF"/>
       </w:pBdr>
       <w:tabs>
         <w:tab w:val="right" w:pos="9648"/>
@@ -26531,18 +27650,106 @@
     </w:pPr>
     <w:r>
       <w:rPr>
+        <w:noProof/>
         <w:color w:val="444444"/>
-        <w:sz w:val="16"/>
+        <w:sz w:val="20"/>
       </w:rPr>
-      <w:t>Beaker Breakers Studio</w:t>
-    </w:r>
-    <w:r>
-      <w:rPr>
-        <w:color w:val="444444"/>
-        <w:sz w:val="16"/>
-      </w:rPr>
-      <w:tab/>
-      <w:t>Software Requirements Specification (IEEE 29148)</w:t>
+      <mc:AlternateContent>
+        <mc:Choice Requires="wps">
+          <w:drawing>
+            <wp:anchor distT="0" distB="0" distL="0" distR="0" simplePos="0" relativeHeight="251657216" behindDoc="1" locked="0" layoutInCell="1" allowOverlap="1" wp14:anchorId="48AEA0BB" wp14:editId="062C8E1A">
+              <wp:simplePos x="0" y="0"/>
+              <wp:positionH relativeFrom="page">
+                <wp:posOffset>1131887</wp:posOffset>
+              </wp:positionH>
+              <wp:positionV relativeFrom="page">
+                <wp:posOffset>452204</wp:posOffset>
+              </wp:positionV>
+              <wp:extent cx="1866264" cy="194310"/>
+              <wp:effectExtent l="0" t="0" r="0" b="0"/>
+              <wp:wrapNone/>
+              <wp:docPr id="3" name="Textbox 3"/>
+              <wp:cNvGraphicFramePr>
+                <a:graphicFrameLocks xmlns:a="http://schemas.openxmlformats.org/drawingml/2006/main"/>
+              </wp:cNvGraphicFramePr>
+              <a:graphic xmlns:a="http://schemas.openxmlformats.org/drawingml/2006/main">
+                <a:graphicData uri="http://schemas.microsoft.com/office/word/2010/wordprocessingShape">
+                  <wps:wsp>
+                    <wps:cNvSpPr txBox="1">
+                      <a:spLocks/>
+                    </wps:cNvSpPr>
+                    <wps:spPr>
+                      <a:xfrm>
+                        <a:off x="0" y="0"/>
+                        <a:ext cx="1866264" cy="194310"/>
+                      </a:xfrm>
+                      <a:prstGeom prst="rect">
+                        <a:avLst/>
+                      </a:prstGeom>
+                    </wps:spPr>
+                    <wps:txbx>
+                      <w:txbxContent>
+                        <w:p>
+                          <w:pPr>
+                            <w:spacing w:before="10"/>
+                            <w:ind w:left="20"/>
+                            <w:rPr>
+                              <w:b/>
+                              <w:sz w:val="24"/>
+                            </w:rPr>
+                          </w:pPr>
+                          <w:r>
+                            <w:rPr>
+                              <w:b/>
+                              <w:sz w:val="24"/>
+                            </w:rPr>
+                            <w:t xml:space="preserve">Beaker Breakers Studio </w:t>
+                          </w:r>
+                        </w:p>
+                      </w:txbxContent>
+                    </wps:txbx>
+                    <wps:bodyPr wrap="square" lIns="0" tIns="0" rIns="0" bIns="0" rtlCol="0">
+                      <a:noAutofit/>
+                    </wps:bodyPr>
+                  </wps:wsp>
+                </a:graphicData>
+              </a:graphic>
+            </wp:anchor>
+          </w:drawing>
+        </mc:Choice>
+        <mc:Fallback>
+          <w:pict>
+            <v:shapetype w14:anchorId="48AEA0BB" id="_x0000_t202" coordsize="21600,21600" o:spt="202" path="m,l,21600r21600,l21600,xe">
+              <v:stroke joinstyle="miter"/>
+              <v:path gradientshapeok="t" o:connecttype="rect"/>
+            </v:shapetype>
+            <v:shape id="Textbox 3" o:spid="_x0000_s1026" type="#_x0000_t202" style="position:absolute;left:0;text-align:left;margin-left:89.1pt;margin-top:35.6pt;width:146.95pt;height:15.3pt;z-index:-251659264;visibility:visible;mso-wrap-style:square;mso-wrap-distance-left:0;mso-wrap-distance-top:0;mso-wrap-distance-right:0;mso-wrap-distance-bottom:0;mso-position-horizontal:absolute;mso-position-horizontal-relative:page;mso-position-vertical:absolute;mso-position-vertical-relative:page;v-text-anchor:top" o:gfxdata="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" filled="f" stroked="f">
+              <v:textbox inset="0,0,0,0">
+                <w:txbxContent>
+                  <w:p>
+                    <w:pPr>
+                      <w:spacing w:before="10"/>
+                      <w:ind w:left="20"/>
+                      <w:rPr>
+                        <w:b/>
+                        <w:sz w:val="24"/>
+                      </w:rPr>
+                    </w:pPr>
+                    <w:r>
+                      <w:rPr>
+                        <w:b/>
+                        <w:sz w:val="24"/>
+                      </w:rPr>
+                      <w:t xml:space="preserve">Beaker Breakers Studio </w:t>
+                    </w:r>
+                  </w:p>
+                </w:txbxContent>
+              </v:textbox>
+              <w10:wrap anchorx="page" anchory="page"/>
+            </v:shape>
+          </w:pict>
+        </mc:Fallback>
+      </mc:AlternateContent>
     </w:r>
   </w:p>
 </w:hdr>
@@ -26721,6 +27928,334 @@
       </w:rPr>
     </w:lvl>
   </w:abstractNum>
+  <w:abstractNum w:abstractNumId="9" w15:restartNumberingAfterBreak="0">
+    <w:nsid w:val="2A192A71"/>
+    <w:multiLevelType w:val="multilevel"/>
+    <w:tmpl w:val="0409001F"/>
+    <w:lvl w:ilvl="0">
+      <w:start w:val="1"/>
+      <w:numFmt w:val="decimal"/>
+      <w:lvlText w:val="%1."/>
+      <w:lvlJc w:val="left"/>
+      <w:pPr>
+        <w:ind w:left="360" w:hanging="360"/>
+      </w:pPr>
+    </w:lvl>
+    <w:lvl w:ilvl="1">
+      <w:start w:val="1"/>
+      <w:numFmt w:val="decimal"/>
+      <w:lvlText w:val="%1.%2."/>
+      <w:lvlJc w:val="left"/>
+      <w:pPr>
+        <w:ind w:left="792" w:hanging="432"/>
+      </w:pPr>
+    </w:lvl>
+    <w:lvl w:ilvl="2">
+      <w:start w:val="1"/>
+      <w:numFmt w:val="decimal"/>
+      <w:lvlText w:val="%1.%2.%3."/>
+      <w:lvlJc w:val="left"/>
+      <w:pPr>
+        <w:ind w:left="1224" w:hanging="504"/>
+      </w:pPr>
+    </w:lvl>
+    <w:lvl w:ilvl="3">
+      <w:start w:val="1"/>
+      <w:numFmt w:val="decimal"/>
+      <w:lvlText w:val="%1.%2.%3.%4."/>
+      <w:lvlJc w:val="left"/>
+      <w:pPr>
+        <w:ind w:left="1728" w:hanging="648"/>
+      </w:pPr>
+    </w:lvl>
+    <w:lvl w:ilvl="4">
+      <w:start w:val="1"/>
+      <w:numFmt w:val="decimal"/>
+      <w:lvlText w:val="%1.%2.%3.%4.%5."/>
+      <w:lvlJc w:val="left"/>
+      <w:pPr>
+        <w:ind w:left="2232" w:hanging="792"/>
+      </w:pPr>
+    </w:lvl>
+    <w:lvl w:ilvl="5">
+      <w:start w:val="1"/>
+      <w:numFmt w:val="decimal"/>
+      <w:lvlText w:val="%1.%2.%3.%4.%5.%6."/>
+      <w:lvlJc w:val="left"/>
+      <w:pPr>
+        <w:ind w:left="2736" w:hanging="936"/>
+      </w:pPr>
+    </w:lvl>
+    <w:lvl w:ilvl="6">
+      <w:start w:val="1"/>
+      <w:numFmt w:val="decimal"/>
+      <w:lvlText w:val="%1.%2.%3.%4.%5.%6.%7."/>
+      <w:lvlJc w:val="left"/>
+      <w:pPr>
+        <w:ind w:left="3240" w:hanging="1080"/>
+      </w:pPr>
+    </w:lvl>
+    <w:lvl w:ilvl="7">
+      <w:start w:val="1"/>
+      <w:numFmt w:val="decimal"/>
+      <w:lvlText w:val="%1.%2.%3.%4.%5.%6.%7.%8."/>
+      <w:lvlJc w:val="left"/>
+      <w:pPr>
+        <w:ind w:left="3744" w:hanging="1224"/>
+      </w:pPr>
+    </w:lvl>
+    <w:lvl w:ilvl="8">
+      <w:start w:val="1"/>
+      <w:numFmt w:val="decimal"/>
+      <w:lvlText w:val="%1.%2.%3.%4.%5.%6.%7.%8.%9."/>
+      <w:lvlJc w:val="left"/>
+      <w:pPr>
+        <w:ind w:left="4320" w:hanging="1440"/>
+      </w:pPr>
+    </w:lvl>
+  </w:abstractNum>
+  <w:abstractNum w:abstractNumId="10" w15:restartNumberingAfterBreak="0">
+    <w:nsid w:val="2E0D6EBF"/>
+    <w:multiLevelType w:val="multilevel"/>
+    <w:tmpl w:val="6242D6BA"/>
+    <w:lvl w:ilvl="0">
+      <w:start w:val="1"/>
+      <w:numFmt w:val="decimal"/>
+      <w:lvlText w:val="%1."/>
+      <w:lvlJc w:val="left"/>
+      <w:pPr>
+        <w:ind w:left="720" w:hanging="360"/>
+      </w:pPr>
+      <w:rPr>
+        <w:rFonts w:hint="default"/>
+      </w:rPr>
+    </w:lvl>
+    <w:lvl w:ilvl="1">
+      <w:start w:val="1"/>
+      <w:numFmt w:val="decimal"/>
+      <w:isLgl/>
+      <w:lvlText w:val="%1.%2"/>
+      <w:lvlJc w:val="left"/>
+      <w:pPr>
+        <w:ind w:left="720" w:hanging="360"/>
+      </w:pPr>
+      <w:rPr>
+        <w:rFonts w:hint="default"/>
+      </w:rPr>
+    </w:lvl>
+    <w:lvl w:ilvl="2">
+      <w:start w:val="1"/>
+      <w:numFmt w:val="decimal"/>
+      <w:isLgl/>
+      <w:lvlText w:val="%1.%2.%3"/>
+      <w:lvlJc w:val="left"/>
+      <w:pPr>
+        <w:ind w:left="1080" w:hanging="720"/>
+      </w:pPr>
+      <w:rPr>
+        <w:rFonts w:hint="default"/>
+      </w:rPr>
+    </w:lvl>
+    <w:lvl w:ilvl="3">
+      <w:start w:val="1"/>
+      <w:numFmt w:val="decimal"/>
+      <w:isLgl/>
+      <w:lvlText w:val="%1.%2.%3.%4"/>
+      <w:lvlJc w:val="left"/>
+      <w:pPr>
+        <w:ind w:left="1080" w:hanging="720"/>
+      </w:pPr>
+      <w:rPr>
+        <w:rFonts w:hint="default"/>
+      </w:rPr>
+    </w:lvl>
+    <w:lvl w:ilvl="4">
+      <w:start w:val="1"/>
+      <w:numFmt w:val="decimal"/>
+      <w:isLgl/>
+      <w:lvlText w:val="%1.%2.%3.%4.%5"/>
+      <w:lvlJc w:val="left"/>
+      <w:pPr>
+        <w:ind w:left="1440" w:hanging="1080"/>
+      </w:pPr>
+      <w:rPr>
+        <w:rFonts w:hint="default"/>
+      </w:rPr>
+    </w:lvl>
+    <w:lvl w:ilvl="5">
+      <w:start w:val="1"/>
+      <w:numFmt w:val="decimal"/>
+      <w:isLgl/>
+      <w:lvlText w:val="%1.%2.%3.%4.%5.%6"/>
+      <w:lvlJc w:val="left"/>
+      <w:pPr>
+        <w:ind w:left="1440" w:hanging="1080"/>
+      </w:pPr>
+      <w:rPr>
+        <w:rFonts w:hint="default"/>
+      </w:rPr>
+    </w:lvl>
+    <w:lvl w:ilvl="6">
+      <w:start w:val="1"/>
+      <w:numFmt w:val="decimal"/>
+      <w:isLgl/>
+      <w:lvlText w:val="%1.%2.%3.%4.%5.%6.%7"/>
+      <w:lvlJc w:val="left"/>
+      <w:pPr>
+        <w:ind w:left="1800" w:hanging="1440"/>
+      </w:pPr>
+      <w:rPr>
+        <w:rFonts w:hint="default"/>
+      </w:rPr>
+    </w:lvl>
+    <w:lvl w:ilvl="7">
+      <w:start w:val="1"/>
+      <w:numFmt w:val="decimal"/>
+      <w:isLgl/>
+      <w:lvlText w:val="%1.%2.%3.%4.%5.%6.%7.%8"/>
+      <w:lvlJc w:val="left"/>
+      <w:pPr>
+        <w:ind w:left="1800" w:hanging="1440"/>
+      </w:pPr>
+      <w:rPr>
+        <w:rFonts w:hint="default"/>
+      </w:rPr>
+    </w:lvl>
+    <w:lvl w:ilvl="8">
+      <w:start w:val="1"/>
+      <w:numFmt w:val="decimal"/>
+      <w:isLgl/>
+      <w:lvlText w:val="%1.%2.%3.%4.%5.%6.%7.%8.%9"/>
+      <w:lvlJc w:val="left"/>
+      <w:pPr>
+        <w:ind w:left="2160" w:hanging="1800"/>
+      </w:pPr>
+      <w:rPr>
+        <w:rFonts w:hint="default"/>
+      </w:rPr>
+    </w:lvl>
+  </w:abstractNum>
+  <w:abstractNum w:abstractNumId="11" w15:restartNumberingAfterBreak="0">
+    <w:nsid w:val="7B8F60A8"/>
+    <w:multiLevelType w:val="multilevel"/>
+    <w:tmpl w:val="6242D6BA"/>
+    <w:lvl w:ilvl="0">
+      <w:start w:val="1"/>
+      <w:numFmt w:val="decimal"/>
+      <w:lvlText w:val="%1."/>
+      <w:lvlJc w:val="left"/>
+      <w:pPr>
+        <w:ind w:left="720" w:hanging="360"/>
+      </w:pPr>
+      <w:rPr>
+        <w:rFonts w:hint="default"/>
+      </w:rPr>
+    </w:lvl>
+    <w:lvl w:ilvl="1">
+      <w:start w:val="1"/>
+      <w:numFmt w:val="decimal"/>
+      <w:isLgl/>
+      <w:lvlText w:val="%1.%2"/>
+      <w:lvlJc w:val="left"/>
+      <w:pPr>
+        <w:ind w:left="720" w:hanging="360"/>
+      </w:pPr>
+      <w:rPr>
+        <w:rFonts w:hint="default"/>
+      </w:rPr>
+    </w:lvl>
+    <w:lvl w:ilvl="2">
+      <w:start w:val="1"/>
+      <w:numFmt w:val="decimal"/>
+      <w:isLgl/>
+      <w:lvlText w:val="%1.%2.%3"/>
+      <w:lvlJc w:val="left"/>
+      <w:pPr>
+        <w:ind w:left="1080" w:hanging="720"/>
+      </w:pPr>
+      <w:rPr>
+        <w:rFonts w:hint="default"/>
+      </w:rPr>
+    </w:lvl>
+    <w:lvl w:ilvl="3">
+      <w:start w:val="1"/>
+      <w:numFmt w:val="decimal"/>
+      <w:isLgl/>
+      <w:lvlText w:val="%1.%2.%3.%4"/>
+      <w:lvlJc w:val="left"/>
+      <w:pPr>
+        <w:ind w:left="1080" w:hanging="720"/>
+      </w:pPr>
+      <w:rPr>
+        <w:rFonts w:hint="default"/>
+      </w:rPr>
+    </w:lvl>
+    <w:lvl w:ilvl="4">
+      <w:start w:val="1"/>
+      <w:numFmt w:val="decimal"/>
+      <w:isLgl/>
+      <w:lvlText w:val="%1.%2.%3.%4.%5"/>
+      <w:lvlJc w:val="left"/>
+      <w:pPr>
+        <w:ind w:left="1440" w:hanging="1080"/>
+      </w:pPr>
+      <w:rPr>
+        <w:rFonts w:hint="default"/>
+      </w:rPr>
+    </w:lvl>
+    <w:lvl w:ilvl="5">
+      <w:start w:val="1"/>
+      <w:numFmt w:val="decimal"/>
+      <w:isLgl/>
+      <w:lvlText w:val="%1.%2.%3.%4.%5.%6"/>
+      <w:lvlJc w:val="left"/>
+      <w:pPr>
+        <w:ind w:left="1440" w:hanging="1080"/>
+      </w:pPr>
+      <w:rPr>
+        <w:rFonts w:hint="default"/>
+      </w:rPr>
+    </w:lvl>
+    <w:lvl w:ilvl="6">
+      <w:start w:val="1"/>
+      <w:numFmt w:val="decimal"/>
+      <w:isLgl/>
+      <w:lvlText w:val="%1.%2.%3.%4.%5.%6.%7"/>
+      <w:lvlJc w:val="left"/>
+      <w:pPr>
+        <w:ind w:left="1800" w:hanging="1440"/>
+      </w:pPr>
+      <w:rPr>
+        <w:rFonts w:hint="default"/>
+      </w:rPr>
+    </w:lvl>
+    <w:lvl w:ilvl="7">
+      <w:start w:val="1"/>
+      <w:numFmt w:val="decimal"/>
+      <w:isLgl/>
+      <w:lvlText w:val="%1.%2.%3.%4.%5.%6.%7.%8"/>
+      <w:lvlJc w:val="left"/>
+      <w:pPr>
+        <w:ind w:left="1800" w:hanging="1440"/>
+      </w:pPr>
+      <w:rPr>
+        <w:rFonts w:hint="default"/>
+      </w:rPr>
+    </w:lvl>
+    <w:lvl w:ilvl="8">
+      <w:start w:val="1"/>
+      <w:numFmt w:val="decimal"/>
+      <w:isLgl/>
+      <w:lvlText w:val="%1.%2.%3.%4.%5.%6.%7.%8.%9"/>
+      <w:lvlJc w:val="left"/>
+      <w:pPr>
+        <w:ind w:left="2160" w:hanging="1800"/>
+      </w:pPr>
+      <w:rPr>
+        <w:rFonts w:hint="default"/>
+      </w:rPr>
+    </w:lvl>
+  </w:abstractNum>
   <w:num w:numId="1" w16cid:durableId="2082368997">
     <w:abstractNumId w:val="8"/>
   </w:num>
@@ -26747,6 +28282,15 @@
   </w:num>
   <w:num w:numId="9" w16cid:durableId="317074764">
     <w:abstractNumId w:val="0"/>
+  </w:num>
+  <w:num w:numId="10" w16cid:durableId="1210722926">
+    <w:abstractNumId w:val="10"/>
+  </w:num>
+  <w:num w:numId="11" w16cid:durableId="1551384237">
+    <w:abstractNumId w:val="9"/>
+  </w:num>
+  <w:num w:numId="12" w16cid:durableId="1269238196">
+    <w:abstractNumId w:val="11"/>
   </w:num>
 </w:numbering>
 </file>
@@ -27362,7 +28906,6 @@
   <w:style w:type="character" w:default="1" w:styleId="DefaultParagraphFont">
     <w:name w:val="Default Paragraph Font"/>
     <w:uiPriority w:val="1"/>
-    <w:semiHidden/>
     <w:unhideWhenUsed/>
   </w:style>
   <w:style w:type="table" w:default="1" w:styleId="TableNormal">
@@ -38148,11 +39691,20 @@
     <w:autoRedefine/>
     <w:uiPriority w:val="39"/>
     <w:unhideWhenUsed/>
-    <w:rsid w:val="00105E47"/>
+    <w:rsid w:val="000819D8"/>
     <w:pPr>
+      <w:tabs>
+        <w:tab w:val="right" w:leader="dot" w:pos="9638"/>
+      </w:tabs>
       <w:spacing w:after="100"/>
       <w:ind w:left="210"/>
     </w:pPr>
+    <w:rPr>
+      <w:rFonts w:asciiTheme="majorBidi" w:hAnsiTheme="majorBidi" w:cstheme="majorBidi"/>
+      <w:noProof/>
+      <w:sz w:val="24"/>
+      <w:szCs w:val="24"/>
+    </w:rPr>
   </w:style>
   <w:style w:type="character" w:styleId="Hyperlink">
     <w:name w:val="Hyperlink"/>
